--- a/Documents/스테이지 3 기획서.docx
+++ b/Documents/스테이지 3 기획서.docx
@@ -64,42 +64,21 @@
             <w:tcW w:w="1682" w:type="dxa"/>
             <w:vAlign w:val="center"/>
           </w:tcPr>
-          <w:p>
-            <w:r>
-              <w:rPr>
-                <w:rFonts w:hint="eastAsia"/>
-              </w:rPr>
-              <w:t>2026.03.30</w:t>
-            </w:r>
-          </w:p>
+          <w:p/>
         </w:tc>
         <w:tc>
           <w:tcPr>
             <w:tcW w:w="1134" w:type="dxa"/>
             <w:vAlign w:val="center"/>
           </w:tcPr>
-          <w:p>
-            <w:r>
-              <w:rPr>
-                <w:rFonts w:hint="eastAsia"/>
-              </w:rPr>
-              <w:t>3.5</w:t>
-            </w:r>
-          </w:p>
+          <w:p/>
         </w:tc>
         <w:tc>
           <w:tcPr>
             <w:tcW w:w="5760" w:type="dxa"/>
             <w:vAlign w:val="center"/>
           </w:tcPr>
-          <w:p>
-            <w:r>
-              <w:rPr>
-                <w:rFonts w:hint="eastAsia"/>
-              </w:rPr>
-              <w:t>암흑미로 바닥 레퍼런스</w:t>
-            </w:r>
-          </w:p>
+          <w:p/>
         </w:tc>
       </w:tr>
       <w:tr>
@@ -111,42 +90,21 @@
             <w:tcW w:w="1682" w:type="dxa"/>
             <w:vAlign w:val="center"/>
           </w:tcPr>
-          <w:p>
-            <w:r>
-              <w:rPr>
-                <w:rFonts w:hint="eastAsia"/>
-              </w:rPr>
-              <w:t>2026.04.01</w:t>
-            </w:r>
-          </w:p>
+          <w:p/>
         </w:tc>
         <w:tc>
           <w:tcPr>
             <w:tcW w:w="1134" w:type="dxa"/>
             <w:vAlign w:val="center"/>
           </w:tcPr>
-          <w:p>
-            <w:r>
-              <w:rPr>
-                <w:rFonts w:hint="eastAsia"/>
-              </w:rPr>
-              <w:t>3.3</w:t>
-            </w:r>
-          </w:p>
+          <w:p/>
         </w:tc>
         <w:tc>
           <w:tcPr>
             <w:tcW w:w="5760" w:type="dxa"/>
             <w:vAlign w:val="center"/>
           </w:tcPr>
-          <w:p>
-            <w:r>
-              <w:rPr>
-                <w:rFonts w:hint="eastAsia"/>
-              </w:rPr>
-              <w:t>유적 내부 바위 오브젝트 배치</w:t>
-            </w:r>
-          </w:p>
+          <w:p/>
         </w:tc>
       </w:tr>
       <w:tr>
@@ -158,42 +116,21 @@
             <w:tcW w:w="1682" w:type="dxa"/>
             <w:vAlign w:val="center"/>
           </w:tcPr>
-          <w:p>
-            <w:r>
-              <w:rPr>
-                <w:rFonts w:hint="eastAsia"/>
-              </w:rPr>
-              <w:t>2026.04.01</w:t>
-            </w:r>
-          </w:p>
+          <w:p/>
         </w:tc>
         <w:tc>
           <w:tcPr>
             <w:tcW w:w="1134" w:type="dxa"/>
             <w:vAlign w:val="center"/>
           </w:tcPr>
-          <w:p>
-            <w:r>
-              <w:rPr>
-                <w:rFonts w:hint="eastAsia"/>
-              </w:rPr>
-              <w:t>3.2</w:t>
-            </w:r>
-          </w:p>
+          <w:p/>
         </w:tc>
         <w:tc>
           <w:tcPr>
             <w:tcW w:w="5760" w:type="dxa"/>
             <w:vAlign w:val="center"/>
           </w:tcPr>
-          <w:p>
-            <w:r>
-              <w:rPr>
-                <w:rFonts w:hint="eastAsia"/>
-              </w:rPr>
-              <w:t>유적 입구 퍼즐 오브젝트(움직이는 기둥) 디자인 예시</w:t>
-            </w:r>
-          </w:p>
+          <w:p/>
         </w:tc>
       </w:tr>
       <w:tr>
@@ -205,42 +142,21 @@
             <w:tcW w:w="1682" w:type="dxa"/>
             <w:vAlign w:val="center"/>
           </w:tcPr>
-          <w:p>
-            <w:r>
-              <w:rPr>
-                <w:rFonts w:hint="eastAsia"/>
-              </w:rPr>
-              <w:t>2026.04.01</w:t>
-            </w:r>
-          </w:p>
+          <w:p/>
         </w:tc>
         <w:tc>
           <w:tcPr>
             <w:tcW w:w="1134" w:type="dxa"/>
             <w:vAlign w:val="center"/>
           </w:tcPr>
-          <w:p>
-            <w:r>
-              <w:rPr>
-                <w:rFonts w:hint="eastAsia"/>
-              </w:rPr>
-              <w:t>3.6</w:t>
-            </w:r>
-          </w:p>
+          <w:p/>
         </w:tc>
         <w:tc>
           <w:tcPr>
             <w:tcW w:w="5760" w:type="dxa"/>
             <w:vAlign w:val="center"/>
           </w:tcPr>
-          <w:p>
-            <w:r>
-              <w:rPr>
-                <w:rFonts w:hint="eastAsia"/>
-              </w:rPr>
-              <w:t>옮길 수 있는 바위 디자인 레퍼런스 추가</w:t>
-            </w:r>
-          </w:p>
+          <w:p/>
         </w:tc>
       </w:tr>
       <w:tr>
@@ -252,42 +168,21 @@
             <w:tcW w:w="1682" w:type="dxa"/>
             <w:vAlign w:val="center"/>
           </w:tcPr>
-          <w:p>
-            <w:r>
-              <w:rPr>
-                <w:rFonts w:hint="eastAsia"/>
-              </w:rPr>
-              <w:t>2026.04.01</w:t>
-            </w:r>
-          </w:p>
+          <w:p/>
         </w:tc>
         <w:tc>
           <w:tcPr>
             <w:tcW w:w="1134" w:type="dxa"/>
             <w:vAlign w:val="center"/>
           </w:tcPr>
-          <w:p>
-            <w:r>
-              <w:rPr>
-                <w:rFonts w:hint="eastAsia"/>
-              </w:rPr>
-              <w:t>3.4</w:t>
-            </w:r>
-          </w:p>
+          <w:p/>
         </w:tc>
         <w:tc>
           <w:tcPr>
             <w:tcW w:w="5760" w:type="dxa"/>
             <w:vAlign w:val="center"/>
           </w:tcPr>
-          <w:p>
-            <w:r>
-              <w:rPr>
-                <w:rFonts w:hint="eastAsia"/>
-              </w:rPr>
-              <w:t>유적 내부 바위 오브젝트 배치</w:t>
-            </w:r>
-          </w:p>
+          <w:p/>
         </w:tc>
       </w:tr>
     </w:tbl>
@@ -346,7 +241,7 @@
           <w:r>
             <w:fldChar w:fldCharType="separate"/>
           </w:r>
-          <w:hyperlink w:anchor="_Toc225526866" w:history="1">
+          <w:hyperlink w:anchor="_Toc225955283" w:history="1">
             <w:r>
               <w:rPr>
                 <w:rStyle w:val="ab"/>
@@ -386,7 +281,7 @@
                 <w:noProof/>
                 <w:webHidden/>
               </w:rPr>
-              <w:instrText xml:space="preserve"> PAGEREF _Toc225526866 \h </w:instrText>
+              <w:instrText xml:space="preserve"> PAGEREF _Toc225955283 \h </w:instrText>
             </w:r>
             <w:r>
               <w:rPr>
@@ -406,7 +301,7 @@
                 <w:noProof/>
                 <w:webHidden/>
               </w:rPr>
-              <w:t>2</w:t>
+              <w:t>1</w:t>
             </w:r>
             <w:r>
               <w:rPr>
@@ -427,7 +322,7 @@
               <w:noProof/>
             </w:rPr>
           </w:pPr>
-          <w:hyperlink w:anchor="_Toc225526867" w:history="1">
+          <w:hyperlink w:anchor="_Toc225955284" w:history="1">
             <w:r>
               <w:rPr>
                 <w:rStyle w:val="ab"/>
@@ -454,7 +349,7 @@
                 <w:noProof/>
                 <w:webHidden/>
               </w:rPr>
-              <w:instrText xml:space="preserve"> PAGEREF _Toc225526867 \h </w:instrText>
+              <w:instrText xml:space="preserve"> PAGEREF _Toc225955284 \h </w:instrText>
             </w:r>
             <w:r>
               <w:rPr>
@@ -496,7 +391,7 @@
               <w:noProof/>
             </w:rPr>
           </w:pPr>
-          <w:hyperlink w:anchor="_Toc225526868" w:history="1">
+          <w:hyperlink w:anchor="_Toc225955285" w:history="1">
             <w:r>
               <w:rPr>
                 <w:rStyle w:val="ab"/>
@@ -536,7 +431,7 @@
                 <w:noProof/>
                 <w:webHidden/>
               </w:rPr>
-              <w:instrText xml:space="preserve"> PAGEREF _Toc225526868 \h </w:instrText>
+              <w:instrText xml:space="preserve"> PAGEREF _Toc225955285 \h </w:instrText>
             </w:r>
             <w:r>
               <w:rPr>
@@ -578,7 +473,7 @@
               <w:noProof/>
             </w:rPr>
           </w:pPr>
-          <w:hyperlink w:anchor="_Toc225526869" w:history="1">
+          <w:hyperlink w:anchor="_Toc225955286" w:history="1">
             <w:r>
               <w:rPr>
                 <w:rStyle w:val="ab"/>
@@ -605,7 +500,7 @@
                 <w:noProof/>
                 <w:webHidden/>
               </w:rPr>
-              <w:instrText xml:space="preserve"> PAGEREF _Toc225526869 \h </w:instrText>
+              <w:instrText xml:space="preserve"> PAGEREF _Toc225955286 \h </w:instrText>
             </w:r>
             <w:r>
               <w:rPr>
@@ -625,7 +520,7 @@
                 <w:noProof/>
                 <w:webHidden/>
               </w:rPr>
-              <w:t>4</w:t>
+              <w:t>5</w:t>
             </w:r>
             <w:r>
               <w:rPr>
@@ -647,13 +542,13 @@
               <w:noProof/>
             </w:rPr>
           </w:pPr>
-          <w:hyperlink w:anchor="_Toc225526870" w:history="1">
+          <w:hyperlink w:anchor="_Toc225955287" w:history="1">
             <w:r>
               <w:rPr>
                 <w:rStyle w:val="ab"/>
                 <w:noProof/>
               </w:rPr>
-              <w:t>3.2 유적 입구</w:t>
+              <w:t>3.2 두번째 구역</w:t>
             </w:r>
             <w:r>
               <w:rPr>
@@ -674,7 +569,7 @@
                 <w:noProof/>
                 <w:webHidden/>
               </w:rPr>
-              <w:instrText xml:space="preserve"> PAGEREF _Toc225526870 \h </w:instrText>
+              <w:instrText xml:space="preserve"> PAGEREF _Toc225955287 \h </w:instrText>
             </w:r>
             <w:r>
               <w:rPr>
@@ -694,147 +589,7 @@
                 <w:noProof/>
                 <w:webHidden/>
               </w:rPr>
-              <w:t>5</w:t>
-            </w:r>
-            <w:r>
-              <w:rPr>
-                <w:noProof/>
-                <w:webHidden/>
-              </w:rPr>
-              <w:fldChar w:fldCharType="end"/>
-            </w:r>
-          </w:hyperlink>
-        </w:p>
-        <w:p>
-          <w:pPr>
-            <w:pStyle w:val="30"/>
-            <w:tabs>
-              <w:tab w:val="right" w:leader="dot" w:pos="9016"/>
-            </w:tabs>
-            <w:ind w:left="880"/>
-            <w:rPr>
-              <w:noProof/>
-            </w:rPr>
-          </w:pPr>
-          <w:hyperlink w:anchor="_Toc225526871" w:history="1">
-            <w:r>
-              <w:rPr>
-                <w:rStyle w:val="ab"/>
-                <w:b/>
-                <w:bCs/>
-                <w:noProof/>
-              </w:rPr>
-              <w:t>뱀</w:t>
-            </w:r>
-            <w:r>
-              <w:rPr>
-                <w:noProof/>
-                <w:webHidden/>
-              </w:rPr>
-              <w:tab/>
-            </w:r>
-            <w:r>
-              <w:rPr>
-                <w:noProof/>
-                <w:webHidden/>
-              </w:rPr>
-              <w:fldChar w:fldCharType="begin"/>
-            </w:r>
-            <w:r>
-              <w:rPr>
-                <w:noProof/>
-                <w:webHidden/>
-              </w:rPr>
-              <w:instrText xml:space="preserve"> PAGEREF _Toc225526871 \h </w:instrText>
-            </w:r>
-            <w:r>
-              <w:rPr>
-                <w:noProof/>
-                <w:webHidden/>
-              </w:rPr>
-            </w:r>
-            <w:r>
-              <w:rPr>
-                <w:noProof/>
-                <w:webHidden/>
-              </w:rPr>
-              <w:fldChar w:fldCharType="separate"/>
-            </w:r>
-            <w:r>
-              <w:rPr>
-                <w:noProof/>
-                <w:webHidden/>
-              </w:rPr>
               <w:t>6</w:t>
-            </w:r>
-            <w:r>
-              <w:rPr>
-                <w:noProof/>
-                <w:webHidden/>
-              </w:rPr>
-              <w:fldChar w:fldCharType="end"/>
-            </w:r>
-          </w:hyperlink>
-        </w:p>
-        <w:p>
-          <w:pPr>
-            <w:pStyle w:val="30"/>
-            <w:tabs>
-              <w:tab w:val="right" w:leader="dot" w:pos="9016"/>
-            </w:tabs>
-            <w:ind w:left="880"/>
-            <w:rPr>
-              <w:noProof/>
-            </w:rPr>
-          </w:pPr>
-          <w:hyperlink w:anchor="_Toc225526872" w:history="1">
-            <w:r>
-              <w:rPr>
-                <w:rStyle w:val="ab"/>
-                <w:noProof/>
-              </w:rPr>
-              <w:t>유적 입구 퍼즐 기믹</w:t>
-            </w:r>
-            <w:r>
-              <w:rPr>
-                <w:noProof/>
-                <w:webHidden/>
-              </w:rPr>
-              <w:tab/>
-            </w:r>
-            <w:r>
-              <w:rPr>
-                <w:noProof/>
-                <w:webHidden/>
-              </w:rPr>
-              <w:fldChar w:fldCharType="begin"/>
-            </w:r>
-            <w:r>
-              <w:rPr>
-                <w:noProof/>
-                <w:webHidden/>
-              </w:rPr>
-              <w:instrText xml:space="preserve"> PAGEREF _Toc225526872 \h </w:instrText>
-            </w:r>
-            <w:r>
-              <w:rPr>
-                <w:noProof/>
-                <w:webHidden/>
-              </w:rPr>
-            </w:r>
-            <w:r>
-              <w:rPr>
-                <w:noProof/>
-                <w:webHidden/>
-              </w:rPr>
-              <w:fldChar w:fldCharType="separate"/>
-            </w:r>
-            <w:r>
-              <w:rPr>
-                <w:noProof/>
-                <w:webHidden/>
-              </w:rPr>
-              <w:t>7</w:t>
             </w:r>
             <w:r>
               <w:rPr>
@@ -856,13 +611,13 @@
               <w:noProof/>
             </w:rPr>
           </w:pPr>
-          <w:hyperlink w:anchor="_Toc225526873" w:history="1">
+          <w:hyperlink w:anchor="_Toc225955288" w:history="1">
             <w:r>
               <w:rPr>
                 <w:rStyle w:val="ab"/>
                 <w:noProof/>
               </w:rPr>
-              <w:t>3.3 유적 내부</w:t>
+              <w:t>3.3 세번째 구역</w:t>
             </w:r>
             <w:r>
               <w:rPr>
@@ -883,7 +638,7 @@
                 <w:noProof/>
                 <w:webHidden/>
               </w:rPr>
-              <w:instrText xml:space="preserve"> PAGEREF _Toc225526873 \h </w:instrText>
+              <w:instrText xml:space="preserve"> PAGEREF _Toc225955288 \h </w:instrText>
             </w:r>
             <w:r>
               <w:rPr>
@@ -903,697 +658,7 @@
                 <w:noProof/>
                 <w:webHidden/>
               </w:rPr>
-              <w:t>10</w:t>
-            </w:r>
-            <w:r>
-              <w:rPr>
-                <w:noProof/>
-                <w:webHidden/>
-              </w:rPr>
-              <w:fldChar w:fldCharType="end"/>
-            </w:r>
-          </w:hyperlink>
-        </w:p>
-        <w:p>
-          <w:pPr>
-            <w:pStyle w:val="20"/>
-            <w:tabs>
-              <w:tab w:val="right" w:leader="dot" w:pos="9016"/>
-            </w:tabs>
-            <w:ind w:left="440"/>
-            <w:rPr>
-              <w:noProof/>
-            </w:rPr>
-          </w:pPr>
-          <w:hyperlink w:anchor="_Toc225526874" w:history="1">
-            <w:r>
-              <w:rPr>
-                <w:rStyle w:val="ab"/>
-                <w:noProof/>
-              </w:rPr>
-              <w:t>3.4 요정 첫 만남</w:t>
-            </w:r>
-            <w:r>
-              <w:rPr>
-                <w:noProof/>
-                <w:webHidden/>
-              </w:rPr>
-              <w:tab/>
-            </w:r>
-            <w:r>
-              <w:rPr>
-                <w:noProof/>
-                <w:webHidden/>
-              </w:rPr>
-              <w:fldChar w:fldCharType="begin"/>
-            </w:r>
-            <w:r>
-              <w:rPr>
-                <w:noProof/>
-                <w:webHidden/>
-              </w:rPr>
-              <w:instrText xml:space="preserve"> PAGEREF _Toc225526874 \h </w:instrText>
-            </w:r>
-            <w:r>
-              <w:rPr>
-                <w:noProof/>
-                <w:webHidden/>
-              </w:rPr>
-            </w:r>
-            <w:r>
-              <w:rPr>
-                <w:noProof/>
-                <w:webHidden/>
-              </w:rPr>
-              <w:fldChar w:fldCharType="separate"/>
-            </w:r>
-            <w:r>
-              <w:rPr>
-                <w:noProof/>
-                <w:webHidden/>
-              </w:rPr>
-              <w:t>11</w:t>
-            </w:r>
-            <w:r>
-              <w:rPr>
-                <w:noProof/>
-                <w:webHidden/>
-              </w:rPr>
-              <w:fldChar w:fldCharType="end"/>
-            </w:r>
-          </w:hyperlink>
-        </w:p>
-        <w:p>
-          <w:pPr>
-            <w:pStyle w:val="20"/>
-            <w:tabs>
-              <w:tab w:val="right" w:leader="dot" w:pos="9016"/>
-            </w:tabs>
-            <w:ind w:left="440"/>
-            <w:rPr>
-              <w:noProof/>
-            </w:rPr>
-          </w:pPr>
-          <w:hyperlink w:anchor="_Toc225526875" w:history="1">
-            <w:r>
-              <w:rPr>
-                <w:rStyle w:val="ab"/>
-                <w:noProof/>
-              </w:rPr>
-              <w:t>3.5 암흑 미로</w:t>
-            </w:r>
-            <w:r>
-              <w:rPr>
-                <w:noProof/>
-                <w:webHidden/>
-              </w:rPr>
-              <w:tab/>
-            </w:r>
-            <w:r>
-              <w:rPr>
-                <w:noProof/>
-                <w:webHidden/>
-              </w:rPr>
-              <w:fldChar w:fldCharType="begin"/>
-            </w:r>
-            <w:r>
-              <w:rPr>
-                <w:noProof/>
-                <w:webHidden/>
-              </w:rPr>
-              <w:instrText xml:space="preserve"> PAGEREF _Toc225526875 \h </w:instrText>
-            </w:r>
-            <w:r>
-              <w:rPr>
-                <w:noProof/>
-                <w:webHidden/>
-              </w:rPr>
-            </w:r>
-            <w:r>
-              <w:rPr>
-                <w:noProof/>
-                <w:webHidden/>
-              </w:rPr>
-              <w:fldChar w:fldCharType="separate"/>
-            </w:r>
-            <w:r>
-              <w:rPr>
-                <w:noProof/>
-                <w:webHidden/>
-              </w:rPr>
-              <w:t>14</w:t>
-            </w:r>
-            <w:r>
-              <w:rPr>
-                <w:noProof/>
-                <w:webHidden/>
-              </w:rPr>
-              <w:fldChar w:fldCharType="end"/>
-            </w:r>
-          </w:hyperlink>
-        </w:p>
-        <w:p>
-          <w:pPr>
-            <w:pStyle w:val="30"/>
-            <w:tabs>
-              <w:tab w:val="right" w:leader="dot" w:pos="9016"/>
-            </w:tabs>
-            <w:ind w:left="880"/>
-            <w:rPr>
-              <w:noProof/>
-            </w:rPr>
-          </w:pPr>
-          <w:hyperlink w:anchor="_Toc225526876" w:history="1">
-            <w:r>
-              <w:rPr>
-                <w:rStyle w:val="ab"/>
-                <w:noProof/>
-              </w:rPr>
-              <w:t>NPC 황금박쥐</w:t>
-            </w:r>
-            <w:r>
-              <w:rPr>
-                <w:noProof/>
-                <w:webHidden/>
-              </w:rPr>
-              <w:tab/>
-            </w:r>
-            <w:r>
-              <w:rPr>
-                <w:noProof/>
-                <w:webHidden/>
-              </w:rPr>
-              <w:fldChar w:fldCharType="begin"/>
-            </w:r>
-            <w:r>
-              <w:rPr>
-                <w:noProof/>
-                <w:webHidden/>
-              </w:rPr>
-              <w:instrText xml:space="preserve"> PAGEREF _Toc225526876 \h </w:instrText>
-            </w:r>
-            <w:r>
-              <w:rPr>
-                <w:noProof/>
-                <w:webHidden/>
-              </w:rPr>
-            </w:r>
-            <w:r>
-              <w:rPr>
-                <w:noProof/>
-                <w:webHidden/>
-              </w:rPr>
-              <w:fldChar w:fldCharType="separate"/>
-            </w:r>
-            <w:r>
-              <w:rPr>
-                <w:noProof/>
-                <w:webHidden/>
-              </w:rPr>
-              <w:t>16</w:t>
-            </w:r>
-            <w:r>
-              <w:rPr>
-                <w:noProof/>
-                <w:webHidden/>
-              </w:rPr>
-              <w:fldChar w:fldCharType="end"/>
-            </w:r>
-          </w:hyperlink>
-        </w:p>
-        <w:p>
-          <w:pPr>
-            <w:pStyle w:val="20"/>
-            <w:tabs>
-              <w:tab w:val="right" w:leader="dot" w:pos="9016"/>
-            </w:tabs>
-            <w:ind w:left="440"/>
-            <w:rPr>
-              <w:noProof/>
-            </w:rPr>
-          </w:pPr>
-          <w:hyperlink w:anchor="_Toc225526877" w:history="1">
-            <w:r>
-              <w:rPr>
-                <w:rStyle w:val="ab"/>
-                <w:noProof/>
-              </w:rPr>
-              <w:t>3.6 유적 기믹 구간</w:t>
-            </w:r>
-            <w:r>
-              <w:rPr>
-                <w:noProof/>
-                <w:webHidden/>
-              </w:rPr>
-              <w:tab/>
-            </w:r>
-            <w:r>
-              <w:rPr>
-                <w:noProof/>
-                <w:webHidden/>
-              </w:rPr>
-              <w:fldChar w:fldCharType="begin"/>
-            </w:r>
-            <w:r>
-              <w:rPr>
-                <w:noProof/>
-                <w:webHidden/>
-              </w:rPr>
-              <w:instrText xml:space="preserve"> PAGEREF _Toc225526877 \h </w:instrText>
-            </w:r>
-            <w:r>
-              <w:rPr>
-                <w:noProof/>
-                <w:webHidden/>
-              </w:rPr>
-            </w:r>
-            <w:r>
-              <w:rPr>
-                <w:noProof/>
-                <w:webHidden/>
-              </w:rPr>
-              <w:fldChar w:fldCharType="separate"/>
-            </w:r>
-            <w:r>
-              <w:rPr>
-                <w:noProof/>
-                <w:webHidden/>
-              </w:rPr>
-              <w:t>17</w:t>
-            </w:r>
-            <w:r>
-              <w:rPr>
-                <w:noProof/>
-                <w:webHidden/>
-              </w:rPr>
-              <w:fldChar w:fldCharType="end"/>
-            </w:r>
-          </w:hyperlink>
-        </w:p>
-        <w:p>
-          <w:pPr>
-            <w:pStyle w:val="30"/>
-            <w:tabs>
-              <w:tab w:val="right" w:leader="dot" w:pos="9016"/>
-            </w:tabs>
-            <w:ind w:left="880"/>
-            <w:rPr>
-              <w:noProof/>
-            </w:rPr>
-          </w:pPr>
-          <w:hyperlink w:anchor="_Toc225526878" w:history="1">
-            <w:r>
-              <w:rPr>
-                <w:rStyle w:val="ab"/>
-                <w:noProof/>
-              </w:rPr>
-              <w:t>기믹 설명</w:t>
-            </w:r>
-            <w:r>
-              <w:rPr>
-                <w:noProof/>
-                <w:webHidden/>
-              </w:rPr>
-              <w:tab/>
-            </w:r>
-            <w:r>
-              <w:rPr>
-                <w:noProof/>
-                <w:webHidden/>
-              </w:rPr>
-              <w:fldChar w:fldCharType="begin"/>
-            </w:r>
-            <w:r>
-              <w:rPr>
-                <w:noProof/>
-                <w:webHidden/>
-              </w:rPr>
-              <w:instrText xml:space="preserve"> PAGEREF _Toc225526878 \h </w:instrText>
-            </w:r>
-            <w:r>
-              <w:rPr>
-                <w:noProof/>
-                <w:webHidden/>
-              </w:rPr>
-            </w:r>
-            <w:r>
-              <w:rPr>
-                <w:noProof/>
-                <w:webHidden/>
-              </w:rPr>
-              <w:fldChar w:fldCharType="separate"/>
-            </w:r>
-            <w:r>
-              <w:rPr>
-                <w:noProof/>
-                <w:webHidden/>
-              </w:rPr>
-              <w:t>18</w:t>
-            </w:r>
-            <w:r>
-              <w:rPr>
-                <w:noProof/>
-                <w:webHidden/>
-              </w:rPr>
-              <w:fldChar w:fldCharType="end"/>
-            </w:r>
-          </w:hyperlink>
-        </w:p>
-        <w:p>
-          <w:pPr>
-            <w:pStyle w:val="20"/>
-            <w:tabs>
-              <w:tab w:val="right" w:leader="dot" w:pos="9016"/>
-            </w:tabs>
-            <w:ind w:left="440"/>
-            <w:rPr>
-              <w:noProof/>
-            </w:rPr>
-          </w:pPr>
-          <w:hyperlink w:anchor="_Toc225526879" w:history="1">
-            <w:r>
-              <w:rPr>
-                <w:rStyle w:val="ab"/>
-                <w:noProof/>
-              </w:rPr>
-              <w:t>3.7 두번째 캠프</w:t>
-            </w:r>
-            <w:r>
-              <w:rPr>
-                <w:noProof/>
-                <w:webHidden/>
-              </w:rPr>
-              <w:tab/>
-            </w:r>
-            <w:r>
-              <w:rPr>
-                <w:noProof/>
-                <w:webHidden/>
-              </w:rPr>
-              <w:fldChar w:fldCharType="begin"/>
-            </w:r>
-            <w:r>
-              <w:rPr>
-                <w:noProof/>
-                <w:webHidden/>
-              </w:rPr>
-              <w:instrText xml:space="preserve"> PAGEREF _Toc225526879 \h </w:instrText>
-            </w:r>
-            <w:r>
-              <w:rPr>
-                <w:noProof/>
-                <w:webHidden/>
-              </w:rPr>
-            </w:r>
-            <w:r>
-              <w:rPr>
-                <w:noProof/>
-                <w:webHidden/>
-              </w:rPr>
-              <w:fldChar w:fldCharType="separate"/>
-            </w:r>
-            <w:r>
-              <w:rPr>
-                <w:noProof/>
-                <w:webHidden/>
-              </w:rPr>
-              <w:t>21</w:t>
-            </w:r>
-            <w:r>
-              <w:rPr>
-                <w:noProof/>
-                <w:webHidden/>
-              </w:rPr>
-              <w:fldChar w:fldCharType="end"/>
-            </w:r>
-          </w:hyperlink>
-        </w:p>
-        <w:p>
-          <w:pPr>
-            <w:pStyle w:val="20"/>
-            <w:tabs>
-              <w:tab w:val="right" w:leader="dot" w:pos="9016"/>
-            </w:tabs>
-            <w:ind w:left="440"/>
-            <w:rPr>
-              <w:noProof/>
-            </w:rPr>
-          </w:pPr>
-          <w:hyperlink w:anchor="_Toc225526880" w:history="1">
-            <w:r>
-              <w:rPr>
-                <w:rStyle w:val="ab"/>
-                <w:noProof/>
-              </w:rPr>
-              <w:t>미니게임 (로로의 모험)</w:t>
-            </w:r>
-            <w:r>
-              <w:rPr>
-                <w:noProof/>
-                <w:webHidden/>
-              </w:rPr>
-              <w:tab/>
-            </w:r>
-            <w:r>
-              <w:rPr>
-                <w:noProof/>
-                <w:webHidden/>
-              </w:rPr>
-              <w:fldChar w:fldCharType="begin"/>
-            </w:r>
-            <w:r>
-              <w:rPr>
-                <w:noProof/>
-                <w:webHidden/>
-              </w:rPr>
-              <w:instrText xml:space="preserve"> PAGEREF _Toc225526880 \h </w:instrText>
-            </w:r>
-            <w:r>
-              <w:rPr>
-                <w:noProof/>
-                <w:webHidden/>
-              </w:rPr>
-            </w:r>
-            <w:r>
-              <w:rPr>
-                <w:noProof/>
-                <w:webHidden/>
-              </w:rPr>
-              <w:fldChar w:fldCharType="separate"/>
-            </w:r>
-            <w:r>
-              <w:rPr>
-                <w:noProof/>
-                <w:webHidden/>
-              </w:rPr>
-              <w:t>21</w:t>
-            </w:r>
-            <w:r>
-              <w:rPr>
-                <w:noProof/>
-                <w:webHidden/>
-              </w:rPr>
-              <w:fldChar w:fldCharType="end"/>
-            </w:r>
-          </w:hyperlink>
-        </w:p>
-        <w:p>
-          <w:pPr>
-            <w:pStyle w:val="30"/>
-            <w:tabs>
-              <w:tab w:val="right" w:leader="dot" w:pos="9016"/>
-            </w:tabs>
-            <w:ind w:left="880"/>
-            <w:rPr>
-              <w:noProof/>
-            </w:rPr>
-          </w:pPr>
-          <w:hyperlink w:anchor="_Toc225526881" w:history="1">
-            <w:r>
-              <w:rPr>
-                <w:rStyle w:val="ab"/>
-                <w:noProof/>
-              </w:rPr>
-              <w:t>미니게임 맵1</w:t>
-            </w:r>
-            <w:r>
-              <w:rPr>
-                <w:noProof/>
-                <w:webHidden/>
-              </w:rPr>
-              <w:tab/>
-            </w:r>
-            <w:r>
-              <w:rPr>
-                <w:noProof/>
-                <w:webHidden/>
-              </w:rPr>
-              <w:fldChar w:fldCharType="begin"/>
-            </w:r>
-            <w:r>
-              <w:rPr>
-                <w:noProof/>
-                <w:webHidden/>
-              </w:rPr>
-              <w:instrText xml:space="preserve"> PAGEREF _Toc225526881 \h </w:instrText>
-            </w:r>
-            <w:r>
-              <w:rPr>
-                <w:noProof/>
-                <w:webHidden/>
-              </w:rPr>
-            </w:r>
-            <w:r>
-              <w:rPr>
-                <w:noProof/>
-                <w:webHidden/>
-              </w:rPr>
-              <w:fldChar w:fldCharType="separate"/>
-            </w:r>
-            <w:r>
-              <w:rPr>
-                <w:noProof/>
-                <w:webHidden/>
-              </w:rPr>
-              <w:t>24</w:t>
-            </w:r>
-            <w:r>
-              <w:rPr>
-                <w:noProof/>
-                <w:webHidden/>
-              </w:rPr>
-              <w:fldChar w:fldCharType="end"/>
-            </w:r>
-          </w:hyperlink>
-        </w:p>
-        <w:p>
-          <w:pPr>
-            <w:pStyle w:val="30"/>
-            <w:tabs>
-              <w:tab w:val="right" w:leader="dot" w:pos="9016"/>
-            </w:tabs>
-            <w:ind w:left="880"/>
-            <w:rPr>
-              <w:noProof/>
-            </w:rPr>
-          </w:pPr>
-          <w:hyperlink w:anchor="_Toc225526882" w:history="1">
-            <w:r>
-              <w:rPr>
-                <w:rStyle w:val="ab"/>
-                <w:noProof/>
-              </w:rPr>
-              <w:t>미니게임 맵 2</w:t>
-            </w:r>
-            <w:r>
-              <w:rPr>
-                <w:noProof/>
-                <w:webHidden/>
-              </w:rPr>
-              <w:tab/>
-            </w:r>
-            <w:r>
-              <w:rPr>
-                <w:noProof/>
-                <w:webHidden/>
-              </w:rPr>
-              <w:fldChar w:fldCharType="begin"/>
-            </w:r>
-            <w:r>
-              <w:rPr>
-                <w:noProof/>
-                <w:webHidden/>
-              </w:rPr>
-              <w:instrText xml:space="preserve"> PAGEREF _Toc225526882 \h </w:instrText>
-            </w:r>
-            <w:r>
-              <w:rPr>
-                <w:noProof/>
-                <w:webHidden/>
-              </w:rPr>
-            </w:r>
-            <w:r>
-              <w:rPr>
-                <w:noProof/>
-                <w:webHidden/>
-              </w:rPr>
-              <w:fldChar w:fldCharType="separate"/>
-            </w:r>
-            <w:r>
-              <w:rPr>
-                <w:noProof/>
-                <w:webHidden/>
-              </w:rPr>
-              <w:t>25</w:t>
-            </w:r>
-            <w:r>
-              <w:rPr>
-                <w:noProof/>
-                <w:webHidden/>
-              </w:rPr>
-              <w:fldChar w:fldCharType="end"/>
-            </w:r>
-          </w:hyperlink>
-        </w:p>
-        <w:p>
-          <w:pPr>
-            <w:pStyle w:val="20"/>
-            <w:tabs>
-              <w:tab w:val="right" w:leader="dot" w:pos="9016"/>
-            </w:tabs>
-            <w:ind w:left="440"/>
-            <w:rPr>
-              <w:noProof/>
-            </w:rPr>
-          </w:pPr>
-          <w:hyperlink w:anchor="_Toc225526883" w:history="1">
-            <w:r>
-              <w:rPr>
-                <w:rStyle w:val="ab"/>
-                <w:noProof/>
-              </w:rPr>
-              <w:t>3.8 마지막 퍼즐</w:t>
-            </w:r>
-            <w:r>
-              <w:rPr>
-                <w:noProof/>
-                <w:webHidden/>
-              </w:rPr>
-              <w:tab/>
-            </w:r>
-            <w:r>
-              <w:rPr>
-                <w:noProof/>
-                <w:webHidden/>
-              </w:rPr>
-              <w:fldChar w:fldCharType="begin"/>
-            </w:r>
-            <w:r>
-              <w:rPr>
-                <w:noProof/>
-                <w:webHidden/>
-              </w:rPr>
-              <w:instrText xml:space="preserve"> PAGEREF _Toc225526883 \h </w:instrText>
-            </w:r>
-            <w:r>
-              <w:rPr>
-                <w:noProof/>
-                <w:webHidden/>
-              </w:rPr>
-            </w:r>
-            <w:r>
-              <w:rPr>
-                <w:noProof/>
-                <w:webHidden/>
-              </w:rPr>
-              <w:fldChar w:fldCharType="separate"/>
-            </w:r>
-            <w:r>
-              <w:rPr>
-                <w:noProof/>
-                <w:webHidden/>
-              </w:rPr>
-              <w:t>27</w:t>
+              <w:t>6</w:t>
             </w:r>
             <w:r>
               <w:rPr>
@@ -1630,7 +695,7 @@
           <w:numId w:val="6"/>
         </w:numPr>
       </w:pPr>
-      <w:bookmarkStart w:id="0" w:name="_Toc225526866"/>
+      <w:bookmarkStart w:id="0" w:name="_Toc225955283"/>
       <w:r>
         <w:rPr>
           <w:rFonts w:hint="eastAsia"/>
@@ -1735,28 +800,12 @@
             <w:tcW w:w="2642" w:type="dxa"/>
           </w:tcPr>
           <w:p>
-            <w:proofErr w:type="gramStart"/>
             <w:r>
               <w:rPr>
                 <w:rFonts w:hint="eastAsia"/>
               </w:rPr>
-              <w:t>W,S</w:t>
-            </w:r>
-            <w:proofErr w:type="gramEnd"/>
-            <w:r>
-              <w:rPr>
-                <w:rFonts w:hint="eastAsia"/>
-              </w:rPr>
-              <w:t>,</w:t>
-            </w:r>
-            <w:proofErr w:type="gramStart"/>
-            <w:r>
-              <w:rPr>
-                <w:rFonts w:hint="eastAsia"/>
-              </w:rPr>
-              <w:t>A,D</w:t>
-            </w:r>
-            <w:proofErr w:type="gramEnd"/>
+              <w:t>W,S,A,D</w:t>
+            </w:r>
           </w:p>
         </w:tc>
       </w:tr>
@@ -1881,21 +930,7 @@
               <w:rPr>
                 <w:rFonts w:hint="eastAsia"/>
               </w:rPr>
-              <w:t xml:space="preserve">(키 할당 없음, 점프 후 조건에 </w:t>
-            </w:r>
-            <w:proofErr w:type="gramStart"/>
-            <w:r>
-              <w:rPr>
-                <w:rFonts w:hint="eastAsia"/>
-              </w:rPr>
-              <w:t>걸맞는</w:t>
-            </w:r>
-            <w:proofErr w:type="gramEnd"/>
-            <w:r>
-              <w:rPr>
-                <w:rFonts w:hint="eastAsia"/>
-              </w:rPr>
-              <w:t xml:space="preserve"> 높이의 턱 위를 잡으면 자동으로 발동)</w:t>
+              <w:t>(키 할당 없음, 점프 후 조건에 걸맞는 높이의 턱 위를 잡으면 자동으로 발동)</w:t>
             </w:r>
           </w:p>
         </w:tc>
@@ -2033,6 +1068,7 @@
               <w:rPr>
                 <w:rFonts w:hint="eastAsia"/>
               </w:rPr>
+              <w:lastRenderedPageBreak/>
               <w:t>밧줄</w:t>
             </w:r>
             <w:r>
@@ -2225,6 +1261,11 @@
             <w:tcW w:w="2263" w:type="dxa"/>
           </w:tcPr>
           <w:p>
+            <w:pPr>
+              <w:rPr>
+                <w:rFonts w:hint="eastAsia"/>
+              </w:rPr>
+            </w:pPr>
             <w:proofErr w:type="spellStart"/>
             <w:r>
               <w:rPr>
@@ -2246,11 +1287,94 @@
             <w:tcW w:w="2642" w:type="dxa"/>
           </w:tcPr>
           <w:p>
-            <w:r>
+            <w:pPr>
               <w:rPr>
                 <w:rFonts w:hint="eastAsia"/>
               </w:rPr>
+            </w:pPr>
+            <w:r>
+              <w:rPr>
+                <w:rFonts w:hint="eastAsia"/>
+              </w:rPr>
               <w:t>Ctrl</w:t>
+            </w:r>
+          </w:p>
+        </w:tc>
+      </w:tr>
+      <w:tr>
+        <w:tc>
+          <w:tcPr>
+            <w:tcW w:w="2263" w:type="dxa"/>
+          </w:tcPr>
+          <w:p>
+            <w:r>
+              <w:rPr>
+                <w:rFonts w:hint="eastAsia"/>
+              </w:rPr>
+              <w:t>파트너 교대</w:t>
+            </w:r>
+          </w:p>
+        </w:tc>
+        <w:tc>
+          <w:tcPr>
+            <w:tcW w:w="4111" w:type="dxa"/>
+          </w:tcPr>
+          <w:p>
+            <w:r>
+              <w:rPr>
+                <w:rFonts w:hint="eastAsia"/>
+              </w:rPr>
+              <w:t>3.6 에서만 사용 가능하다.</w:t>
+            </w:r>
+          </w:p>
+          <w:p>
+            <w:pPr>
+              <w:rPr>
+                <w:rFonts w:hint="eastAsia"/>
+              </w:rPr>
+            </w:pPr>
+            <w:r>
+              <w:rPr>
+                <w:rFonts w:hint="eastAsia"/>
+              </w:rPr>
+              <w:t>다른 캐릭터</w:t>
+            </w:r>
+            <w:r>
+              <w:rPr>
+                <w:rFonts w:hint="eastAsia"/>
+              </w:rPr>
+              <w:t>로</w:t>
+            </w:r>
+            <w:r>
+              <w:rPr>
+                <w:rFonts w:hint="eastAsia"/>
+              </w:rPr>
+              <w:t xml:space="preserve"> 조작</w:t>
+            </w:r>
+            <w:r>
+              <w:rPr>
+                <w:rFonts w:hint="eastAsia"/>
+              </w:rPr>
+              <w:t>이 바뀐다.</w:t>
+            </w:r>
+            <w:r>
+              <w:rPr>
+                <w:rFonts w:hint="eastAsia"/>
+              </w:rPr>
+              <w:t xml:space="preserve"> </w:t>
+            </w:r>
+          </w:p>
+        </w:tc>
+        <w:tc>
+          <w:tcPr>
+            <w:tcW w:w="2642" w:type="dxa"/>
+          </w:tcPr>
+          <w:p>
+            <w:r>
+              <w:rPr>
+                <w:rFonts w:hint="eastAsia"/>
+              </w:rPr>
+              <w:t>C</w:t>
             </w:r>
           </w:p>
         </w:tc>
@@ -2303,7 +1427,7 @@
       <w:pPr>
         <w:pStyle w:val="1"/>
       </w:pPr>
-      <w:bookmarkStart w:id="1" w:name="_Toc225526867"/>
+      <w:bookmarkStart w:id="1" w:name="_Toc225955284"/>
       <w:r>
         <w:rPr>
           <w:rFonts w:hint="eastAsia"/>
@@ -2361,43 +1485,43 @@
         <w:rPr>
           <w:rFonts w:hint="eastAsia"/>
         </w:rPr>
+        <w:t>검은색 투명도 60%</w:t>
+      </w:r>
+    </w:p>
+    <w:p>
+      <w:r>
+        <w:rPr>
+          <w:rFonts w:hint="eastAsia"/>
+        </w:rPr>
+        <w:t>대사는 유저가 20초동안 아무런 조작을 하지 않을 시 자동으로 다음 대사로 이동</w:t>
+      </w:r>
+    </w:p>
+    <w:p>
+      <w:r>
+        <w:rPr>
+          <w:rFonts w:hint="eastAsia"/>
+        </w:rPr>
+        <w:t>유저가 스페이스</w:t>
+      </w:r>
+      <w:r>
+        <w:rPr>
+          <w:rFonts w:hint="eastAsia"/>
+        </w:rPr>
+        <w:t xml:space="preserve">를 </w:t>
+      </w:r>
+      <w:r>
+        <w:rPr>
+          <w:rFonts w:hint="eastAsia"/>
+        </w:rPr>
+        <w:t xml:space="preserve">누르면 대사 넘기기 가능 </w:t>
+      </w:r>
+    </w:p>
+    <w:p>
+      <w:r>
+        <w:rPr>
+          <w:noProof/>
+        </w:rPr>
         <w:lastRenderedPageBreak/>
-        <w:t>검은색 투명도 60%</w:t>
-      </w:r>
-    </w:p>
-    <w:p>
-      <w:r>
-        <w:rPr>
-          <w:rFonts w:hint="eastAsia"/>
-        </w:rPr>
-        <w:t>대사는 유저가 20초동안 아무런 조작을 하지 않을 시 자동으로 다음 대사로 이동</w:t>
-      </w:r>
-    </w:p>
-    <w:p>
-      <w:r>
-        <w:rPr>
-          <w:rFonts w:hint="eastAsia"/>
-        </w:rPr>
-        <w:t>유저가 스페이스</w:t>
-      </w:r>
-      <w:r>
-        <w:rPr>
-          <w:rFonts w:hint="eastAsia"/>
-        </w:rPr>
-        <w:t xml:space="preserve">를 </w:t>
-      </w:r>
-      <w:r>
-        <w:rPr>
-          <w:rFonts w:hint="eastAsia"/>
-        </w:rPr>
-        <w:t xml:space="preserve">누르면 대사 넘기기 가능 </w:t>
-      </w:r>
-    </w:p>
-    <w:p>
-      <w:r>
-        <w:rPr>
-          <w:noProof/>
-        </w:rPr>
         <w:drawing>
           <wp:anchor distT="0" distB="0" distL="114300" distR="114300" simplePos="0" relativeHeight="251668480" behindDoc="0" locked="0" layoutInCell="1" allowOverlap="1" wp14:anchorId="4903CDCD" wp14:editId="310A8C25">
             <wp:simplePos x="0" y="0"/>
@@ -2523,6 +1647,7 @@
         <w:rPr>
           <w:rFonts w:hint="eastAsia"/>
         </w:rPr>
+        <w:lastRenderedPageBreak/>
         <w:t>유저가 스페이스</w:t>
       </w:r>
       <w:r>
@@ -2544,7 +1669,6 @@
         <w:rPr>
           <w:noProof/>
         </w:rPr>
-        <w:lastRenderedPageBreak/>
         <w:drawing>
           <wp:anchor distT="0" distB="0" distL="114300" distR="114300" simplePos="0" relativeHeight="251670528" behindDoc="0" locked="0" layoutInCell="1" allowOverlap="1" wp14:anchorId="4B3B1C53" wp14:editId="27009B90">
             <wp:simplePos x="0" y="0"/>
@@ -2642,7 +1766,7 @@
           <w:numId w:val="4"/>
         </w:numPr>
       </w:pPr>
-      <w:bookmarkStart w:id="2" w:name="_Toc225526868"/>
+      <w:bookmarkStart w:id="2" w:name="_Toc225955285"/>
       <w:r>
         <w:rPr>
           <w:rFonts w:hint="eastAsia"/>
@@ -2658,7 +1782,6 @@
         </w:rPr>
         <w:t xml:space="preserve">STAGE </w:t>
       </w:r>
-      <w:proofErr w:type="gramStart"/>
       <w:r>
         <w:rPr>
           <w:rFonts w:hint="eastAsia"/>
@@ -2669,14 +1792,7 @@
         <w:rPr>
           <w:rFonts w:hint="eastAsia"/>
         </w:rPr>
-        <w:t xml:space="preserve"> :</w:t>
-      </w:r>
-      <w:proofErr w:type="gramEnd"/>
-      <w:r>
-        <w:rPr>
-          <w:rFonts w:hint="eastAsia"/>
-        </w:rPr>
-        <w:t xml:space="preserve"> </w:t>
+        <w:t xml:space="preserve"> : </w:t>
       </w:r>
       <w:r>
         <w:rPr>
@@ -2695,12 +1811,12 @@
       <w:pPr>
         <w:pStyle w:val="2"/>
       </w:pPr>
-      <w:bookmarkStart w:id="3" w:name="_Toc225526869"/>
     </w:p>
     <w:p>
       <w:pPr>
         <w:pStyle w:val="2"/>
       </w:pPr>
+      <w:bookmarkStart w:id="3" w:name="_Toc225955286"/>
       <w:r>
         <w:rPr>
           <w:rFonts w:hint="eastAsia"/>
@@ -2788,7 +1904,6 @@
         <w:rPr>
           <w:rFonts w:hint="eastAsia"/>
         </w:rPr>
-        <w:lastRenderedPageBreak/>
         <w:t>예시 이미지</w:t>
       </w:r>
     </w:p>
@@ -2887,11 +2002,19 @@
       <w:pPr>
         <w:pStyle w:val="2"/>
       </w:pPr>
-      <w:r>
-        <w:rPr>
-          <w:rFonts w:hint="eastAsia"/>
-        </w:rPr>
-        <w:t xml:space="preserve">3.2 두번째 구역 </w:t>
+      <w:bookmarkStart w:id="4" w:name="_Toc225955287"/>
+      <w:r>
+        <w:rPr>
+          <w:rFonts w:hint="eastAsia"/>
+        </w:rPr>
+        <w:t>3.2 두번째 구역</w:t>
+      </w:r>
+      <w:bookmarkEnd w:id="4"/>
+      <w:r>
+        <w:rPr>
+          <w:rFonts w:hint="eastAsia"/>
+        </w:rPr>
+        <w:t xml:space="preserve"> </w:t>
       </w:r>
     </w:p>
     <w:p>
@@ -2936,21 +2059,7 @@
         <w:rPr>
           <w:rFonts w:hint="eastAsia"/>
         </w:rPr>
-        <w:t xml:space="preserve">다리가 무너질 때 유저의 조작을 잠시 멈추고 다리가 뒤쪽부터 무너지는 부분을 카메라로 잠시 </w:t>
-      </w:r>
-      <w:proofErr w:type="gramStart"/>
-      <w:r>
-        <w:rPr>
-          <w:rFonts w:hint="eastAsia"/>
-        </w:rPr>
-        <w:t>클로즈업 해준다</w:t>
-      </w:r>
-      <w:proofErr w:type="gramEnd"/>
-      <w:r>
-        <w:rPr>
-          <w:rFonts w:hint="eastAsia"/>
-        </w:rPr>
-        <w:t xml:space="preserve">. </w:t>
+        <w:t xml:space="preserve">다리가 무너질 때 유저의 조작을 잠시 멈추고 다리가 뒤쪽부터 무너지는 부분을 카메라로 잠시 클로즈업 해준다. </w:t>
       </w:r>
     </w:p>
     <w:p>
@@ -2965,21 +2074,7 @@
         <w:rPr>
           <w:rFonts w:hint="eastAsia"/>
         </w:rPr>
-        <w:t xml:space="preserve">다리가 무너지는 </w:t>
-      </w:r>
-      <w:proofErr w:type="gramStart"/>
-      <w:r>
-        <w:rPr>
-          <w:rFonts w:hint="eastAsia"/>
-        </w:rPr>
-        <w:t>속도 :</w:t>
-      </w:r>
-      <w:proofErr w:type="gramEnd"/>
-      <w:r>
-        <w:rPr>
-          <w:rFonts w:hint="eastAsia"/>
-        </w:rPr>
-        <w:t xml:space="preserve"> 0.5 초당 한 개 </w:t>
+        <w:t xml:space="preserve">다리가 무너지는 속도 : 0.5 초당 한 개 </w:t>
       </w:r>
     </w:p>
     <w:p>
@@ -3023,21 +2118,7 @@
         <w:rPr>
           <w:rFonts w:hint="eastAsia"/>
         </w:rPr>
-        <w:t xml:space="preserve">만약 유저가 다리에서 떨어질 </w:t>
-      </w:r>
-      <w:proofErr w:type="gramStart"/>
-      <w:r>
-        <w:rPr>
-          <w:rFonts w:hint="eastAsia"/>
-        </w:rPr>
-        <w:t>시 :</w:t>
-      </w:r>
-      <w:proofErr w:type="gramEnd"/>
-      <w:r>
-        <w:rPr>
-          <w:rFonts w:hint="eastAsia"/>
-        </w:rPr>
-        <w:t xml:space="preserve"> 다리 상태를 원래대로 돌린 상태로 다리를 건너기 </w:t>
+        <w:t xml:space="preserve">만약 유저가 다리에서 떨어질 시 : 다리 상태를 원래대로 돌린 상태로 다리를 건너기 </w:t>
       </w:r>
       <w:r>
         <w:rPr>
@@ -3065,13 +2146,14 @@
       <w:pPr>
         <w:pStyle w:val="2"/>
       </w:pPr>
-      <w:r>
-        <w:rPr>
-          <w:rFonts w:hint="eastAsia"/>
-        </w:rPr>
-        <w:lastRenderedPageBreak/>
+      <w:bookmarkStart w:id="5" w:name="_Toc225955288"/>
+      <w:r>
+        <w:rPr>
+          <w:rFonts w:hint="eastAsia"/>
+        </w:rPr>
         <w:t>3.3 세번째 구역</w:t>
       </w:r>
+      <w:bookmarkEnd w:id="5"/>
     </w:p>
     <w:p>
       <w:r>
@@ -3104,11 +2186,6 @@
       </w:r>
     </w:p>
     <w:p>
-      <w:pPr>
-        <w:rPr>
-          <w:rFonts w:hint="eastAsia"/>
-        </w:rPr>
-      </w:pPr>
       <w:r>
         <w:rPr>
           <w:noProof/>
@@ -3148,6 +2225,876 @@
             </a:graphic>
           </wp:inline>
         </w:drawing>
+      </w:r>
+    </w:p>
+    <w:p>
+      <w:pPr>
+        <w:pStyle w:val="a6"/>
+        <w:numPr>
+          <w:ilvl w:val="0"/>
+          <w:numId w:val="15"/>
+        </w:numPr>
+      </w:pPr>
+      <w:r>
+        <w:rPr>
+          <w:rFonts w:hint="eastAsia"/>
+        </w:rPr>
+        <w:t>Reference 게임과 차이점 : 블록에 매달릴 수 없고 블록을 당길 때 지형이 없으면 당길 수 없거나, 캐릭터가 아래로 떨어짐</w:t>
+      </w:r>
+    </w:p>
+    <w:p/>
+    <w:p>
+      <w:r>
+        <w:rPr>
+          <w:rFonts w:hint="eastAsia"/>
+        </w:rPr>
+        <w:t xml:space="preserve">유적 내부 </w:t>
+      </w:r>
+    </w:p>
+    <w:p>
+      <w:pPr>
+        <w:pStyle w:val="a6"/>
+        <w:numPr>
+          <w:ilvl w:val="0"/>
+          <w:numId w:val="15"/>
+        </w:numPr>
+      </w:pPr>
+      <w:r>
+        <w:rPr>
+          <w:rFonts w:hint="eastAsia"/>
+        </w:rPr>
+        <w:t xml:space="preserve">점프 후 밧줄을 잡아 아래로 내려가야 한다. </w:t>
+      </w:r>
+    </w:p>
+    <w:p>
+      <w:pPr>
+        <w:pStyle w:val="a6"/>
+        <w:numPr>
+          <w:ilvl w:val="0"/>
+          <w:numId w:val="15"/>
+        </w:numPr>
+      </w:pPr>
+      <w:r>
+        <w:rPr>
+          <w:rFonts w:hint="eastAsia"/>
+        </w:rPr>
+        <w:t xml:space="preserve">정확한 타이밍에 밧줄을 잡지 못하거나, 아래로 내려간 후 정확한 위치에 뛰지 </w:t>
+      </w:r>
+      <w:r>
+        <w:rPr>
+          <w:rFonts w:hint="eastAsia"/>
+        </w:rPr>
+        <w:lastRenderedPageBreak/>
+        <w:t xml:space="preserve">못하면 라이프를 하나 잃고 다시 유적 입구부터 시작하게 된다. </w:t>
+      </w:r>
+    </w:p>
+    <w:p/>
+    <w:p>
+      <w:pPr>
+        <w:pStyle w:val="2"/>
+      </w:pPr>
+      <w:r>
+        <w:rPr>
+          <w:rFonts w:hint="eastAsia"/>
+        </w:rPr>
+        <w:t>3.4 첫 번째 캠프</w:t>
+      </w:r>
+    </w:p>
+    <w:p>
+      <w:r>
+        <w:rPr>
+          <w:rFonts w:hint="eastAsia"/>
+        </w:rPr>
+        <w:t xml:space="preserve">첫 번째 캠프에 도착하면 파트너를 만나게 된다. </w:t>
+      </w:r>
+    </w:p>
+    <w:p>
+      <w:r>
+        <w:rPr>
+          <w:rFonts w:hint="eastAsia"/>
+        </w:rPr>
+        <w:t xml:space="preserve">해당 지역 도착 시 이벤트 발생 </w:t>
+      </w:r>
+    </w:p>
+    <w:p/>
+    <w:p>
+      <w:pPr>
+        <w:pStyle w:val="2"/>
+      </w:pPr>
+      <w:r>
+        <w:rPr>
+          <w:rFonts w:hint="eastAsia"/>
+        </w:rPr>
+        <w:t xml:space="preserve">3.5 암흑 미로 </w:t>
+      </w:r>
+    </w:p>
+    <w:p>
+      <w:r>
+        <w:rPr>
+          <w:rFonts w:hint="eastAsia"/>
+        </w:rPr>
+        <w:t xml:space="preserve">- 2 Stage 보다 규모가 더 </w:t>
+      </w:r>
+      <w:proofErr w:type="spellStart"/>
+      <w:r>
+        <w:rPr>
+          <w:rFonts w:hint="eastAsia"/>
+        </w:rPr>
+        <w:t>복잡해졌다</w:t>
+      </w:r>
+      <w:proofErr w:type="spellEnd"/>
+      <w:r>
+        <w:rPr>
+          <w:rFonts w:hint="eastAsia"/>
+        </w:rPr>
+        <w:t xml:space="preserve">. </w:t>
+      </w:r>
+    </w:p>
+    <w:p>
+      <w:r>
+        <w:rPr>
+          <w:rFonts w:hint="eastAsia"/>
+        </w:rPr>
+        <w:t xml:space="preserve">- 파트너와 동행하며, 파트너와 대화할 경우 다음 대사가 뜬다. </w:t>
+      </w:r>
+    </w:p>
+    <w:p>
+      <w:r>
+        <w:rPr>
+          <w:rFonts w:hint="eastAsia"/>
+        </w:rPr>
+        <w:t xml:space="preserve">파트너 : 길을 잘못 들른 것 같아 우리 </w:t>
+      </w:r>
+      <w:proofErr w:type="spellStart"/>
+      <w:r>
+        <w:rPr>
+          <w:rFonts w:hint="eastAsia"/>
+        </w:rPr>
+        <w:t>왔던길로</w:t>
+      </w:r>
+      <w:proofErr w:type="spellEnd"/>
+      <w:r>
+        <w:rPr>
+          <w:rFonts w:hint="eastAsia"/>
+        </w:rPr>
+        <w:t xml:space="preserve"> 다시 나가지 </w:t>
+      </w:r>
+      <w:proofErr w:type="spellStart"/>
+      <w:r>
+        <w:rPr>
+          <w:rFonts w:hint="eastAsia"/>
+        </w:rPr>
+        <w:t>않을래</w:t>
+      </w:r>
+      <w:proofErr w:type="spellEnd"/>
+      <w:r>
+        <w:rPr>
+          <w:rFonts w:hint="eastAsia"/>
+        </w:rPr>
+        <w:t xml:space="preserve">? </w:t>
+      </w:r>
+    </w:p>
+    <w:p>
+      <w:r>
+        <w:rPr>
+          <w:noProof/>
+        </w:rPr>
+        <w:drawing>
+          <wp:anchor distT="0" distB="0" distL="114300" distR="114300" simplePos="0" relativeHeight="251676672" behindDoc="0" locked="0" layoutInCell="1" allowOverlap="1" wp14:anchorId="620BF497" wp14:editId="4624C4D9">
+            <wp:simplePos x="0" y="0"/>
+            <wp:positionH relativeFrom="margin">
+              <wp:posOffset>47343</wp:posOffset>
+            </wp:positionH>
+            <wp:positionV relativeFrom="paragraph">
+              <wp:posOffset>155990</wp:posOffset>
+            </wp:positionV>
+            <wp:extent cx="2748280" cy="1918970"/>
+            <wp:effectExtent l="0" t="0" r="0" b="5080"/>
+            <wp:wrapTopAndBottom/>
+            <wp:docPr id="257136505" name="그림 1"/>
+            <wp:cNvGraphicFramePr>
+              <a:graphicFrameLocks xmlns:a="http://schemas.openxmlformats.org/drawingml/2006/main" noChangeAspect="1"/>
+            </wp:cNvGraphicFramePr>
+            <a:graphic xmlns:a="http://schemas.openxmlformats.org/drawingml/2006/main">
+              <a:graphicData uri="http://schemas.openxmlformats.org/drawingml/2006/picture">
+                <pic:pic xmlns:pic="http://schemas.openxmlformats.org/drawingml/2006/picture">
+                  <pic:nvPicPr>
+                    <pic:cNvPr id="257136505" name=""/>
+                    <pic:cNvPicPr/>
+                  </pic:nvPicPr>
+                  <pic:blipFill>
+                    <a:blip r:embed="rId12" cstate="print">
+                      <a:extLst>
+                        <a:ext uri="{28A0092B-C50C-407E-A947-70E740481C1C}">
+                          <a14:useLocalDpi xmlns:a14="http://schemas.microsoft.com/office/drawing/2010/main" val="0"/>
+                        </a:ext>
+                      </a:extLst>
+                    </a:blip>
+                    <a:stretch>
+                      <a:fillRect/>
+                    </a:stretch>
+                  </pic:blipFill>
+                  <pic:spPr>
+                    <a:xfrm>
+                      <a:off x="0" y="0"/>
+                      <a:ext cx="2748280" cy="1918970"/>
+                    </a:xfrm>
+                    <a:prstGeom prst="rect">
+                      <a:avLst/>
+                    </a:prstGeom>
+                  </pic:spPr>
+                </pic:pic>
+              </a:graphicData>
+            </a:graphic>
+            <wp14:sizeRelH relativeFrom="margin">
+              <wp14:pctWidth>0</wp14:pctWidth>
+            </wp14:sizeRelH>
+            <wp14:sizeRelV relativeFrom="margin">
+              <wp14:pctHeight>0</wp14:pctHeight>
+            </wp14:sizeRelV>
+          </wp:anchor>
+        </w:drawing>
+      </w:r>
+      <w:r>
+        <w:rPr>
+          <w:rFonts w:hint="eastAsia"/>
+        </w:rPr>
+        <w:t xml:space="preserve"> </w:t>
+      </w:r>
+      <w:r>
+        <w:rPr>
+          <w:rFonts w:hint="eastAsia"/>
+        </w:rPr>
+        <w:t xml:space="preserve">유저는 수락 또는 거절을 할 수 있으며 해당 내용은 스테이지 2와 동일하다. </w:t>
+      </w:r>
+    </w:p>
+    <w:p/>
+    <w:p>
+      <w:r>
+        <w:rPr>
+          <w:rFonts w:hint="eastAsia"/>
+        </w:rPr>
+        <w:t xml:space="preserve">수락 : 미로의 시작 지점부터 다시 시작 </w:t>
+      </w:r>
+    </w:p>
+    <w:p>
+      <w:r>
+        <w:rPr>
+          <w:rFonts w:hint="eastAsia"/>
+        </w:rPr>
+        <w:t xml:space="preserve">거절 : 미로를 계속해서 진행, 말을 걸기 전으로 돌아간다. </w:t>
+      </w:r>
+    </w:p>
+    <w:p/>
+    <w:p>
+      <w:pPr>
+        <w:pStyle w:val="2"/>
+        <w:rPr>
+          <w:rFonts w:hint="eastAsia"/>
+        </w:rPr>
+      </w:pPr>
+      <w:r>
+        <w:rPr>
+          <w:rFonts w:hint="eastAsia"/>
+        </w:rPr>
+        <w:t xml:space="preserve">3.6 유적 </w:t>
+      </w:r>
+      <w:proofErr w:type="spellStart"/>
+      <w:r>
+        <w:rPr>
+          <w:rFonts w:hint="eastAsia"/>
+        </w:rPr>
+        <w:t>기믹</w:t>
+      </w:r>
+      <w:proofErr w:type="spellEnd"/>
+      <w:r>
+        <w:rPr>
+          <w:rFonts w:hint="eastAsia"/>
+        </w:rPr>
+        <w:t xml:space="preserve"> (파트너 교차 진행)</w:t>
+      </w:r>
+    </w:p>
+    <w:p>
+      <w:r>
+        <w:rPr>
+          <w:rFonts w:hint="eastAsia"/>
+        </w:rPr>
+        <w:t xml:space="preserve">- 파트너와 주인공을 </w:t>
+      </w:r>
+      <w:proofErr w:type="spellStart"/>
+      <w:r>
+        <w:rPr>
+          <w:rFonts w:hint="eastAsia"/>
+        </w:rPr>
+        <w:t>번갈아가며</w:t>
+      </w:r>
+      <w:proofErr w:type="spellEnd"/>
+      <w:r>
+        <w:rPr>
+          <w:rFonts w:hint="eastAsia"/>
+        </w:rPr>
+        <w:t xml:space="preserve"> 진행이 가능하다. </w:t>
+      </w:r>
+    </w:p>
+    <w:p>
+      <w:r>
+        <w:rPr>
+          <w:rFonts w:hint="eastAsia"/>
+        </w:rPr>
+        <w:t>- C키를 누르면 주인공과 파트너를 바꿀 수 있다.</w:t>
+      </w:r>
+    </w:p>
+    <w:p>
+      <w:r>
+        <w:rPr>
+          <w:rFonts w:hint="eastAsia"/>
+        </w:rPr>
+        <w:t xml:space="preserve">- 이 시스템을 이용해서 유적을 양쪽으로 각각 진행해서 나아가야 한다. </w:t>
+      </w:r>
+    </w:p>
+    <w:p>
+      <w:proofErr w:type="spellStart"/>
+      <w:r>
+        <w:rPr>
+          <w:rFonts w:hint="eastAsia"/>
+        </w:rPr>
+        <w:lastRenderedPageBreak/>
+        <w:t>기믹</w:t>
+      </w:r>
+      <w:proofErr w:type="spellEnd"/>
+      <w:r>
+        <w:rPr>
+          <w:rFonts w:hint="eastAsia"/>
+        </w:rPr>
+        <w:t xml:space="preserve"> 설명</w:t>
+      </w:r>
+    </w:p>
+    <w:p>
+      <w:r>
+        <w:rPr>
+          <w:noProof/>
+        </w:rPr>
+        <w:drawing>
+          <wp:inline distT="0" distB="0" distL="0" distR="0" wp14:anchorId="029D92B7" wp14:editId="235C1347">
+            <wp:extent cx="3206168" cy="1627949"/>
+            <wp:effectExtent l="0" t="0" r="0" b="0"/>
+            <wp:docPr id="1732599220" name="그림 1"/>
+            <wp:cNvGraphicFramePr>
+              <a:graphicFrameLocks xmlns:a="http://schemas.openxmlformats.org/drawingml/2006/main" noChangeAspect="1"/>
+            </wp:cNvGraphicFramePr>
+            <a:graphic xmlns:a="http://schemas.openxmlformats.org/drawingml/2006/main">
+              <a:graphicData uri="http://schemas.openxmlformats.org/drawingml/2006/picture">
+                <pic:pic xmlns:pic="http://schemas.openxmlformats.org/drawingml/2006/picture">
+                  <pic:nvPicPr>
+                    <pic:cNvPr id="1732599220" name=""/>
+                    <pic:cNvPicPr/>
+                  </pic:nvPicPr>
+                  <pic:blipFill>
+                    <a:blip r:embed="rId13"/>
+                    <a:stretch>
+                      <a:fillRect/>
+                    </a:stretch>
+                  </pic:blipFill>
+                  <pic:spPr>
+                    <a:xfrm>
+                      <a:off x="0" y="0"/>
+                      <a:ext cx="3215386" cy="1632629"/>
+                    </a:xfrm>
+                    <a:prstGeom prst="rect">
+                      <a:avLst/>
+                    </a:prstGeom>
+                  </pic:spPr>
+                </pic:pic>
+              </a:graphicData>
+            </a:graphic>
+          </wp:inline>
+        </w:drawing>
+      </w:r>
+      <w:r>
+        <w:rPr>
+          <w:rFonts w:hint="eastAsia"/>
+        </w:rPr>
+        <w:t xml:space="preserve"> </w:t>
+      </w:r>
+      <w:r>
+        <w:rPr>
+          <w:rFonts w:hint="eastAsia"/>
+        </w:rPr>
+        <w:t xml:space="preserve"> </w:t>
+      </w:r>
+    </w:p>
+    <w:p>
+      <w:r>
+        <w:rPr>
+          <w:rFonts w:hint="eastAsia"/>
+        </w:rPr>
+        <w:t xml:space="preserve">- 한 쪽 길로만 진행하면 진행이 안되며 막히게 된다. 반대편에서 파트너가 길을 </w:t>
+      </w:r>
+      <w:proofErr w:type="spellStart"/>
+      <w:r>
+        <w:rPr>
+          <w:rFonts w:hint="eastAsia"/>
+        </w:rPr>
+        <w:t>열어줘야하는</w:t>
+      </w:r>
+      <w:proofErr w:type="spellEnd"/>
+      <w:r>
+        <w:rPr>
+          <w:rFonts w:hint="eastAsia"/>
+        </w:rPr>
+        <w:t xml:space="preserve"> </w:t>
+      </w:r>
+      <w:proofErr w:type="spellStart"/>
+      <w:r>
+        <w:rPr>
+          <w:rFonts w:hint="eastAsia"/>
+        </w:rPr>
+        <w:t>기믹이</w:t>
+      </w:r>
+      <w:proofErr w:type="spellEnd"/>
+      <w:r>
+        <w:rPr>
+          <w:rFonts w:hint="eastAsia"/>
+        </w:rPr>
+        <w:t xml:space="preserve"> 교대로 계속 진행되는 구조이다. </w:t>
+      </w:r>
+    </w:p>
+    <w:p/>
+    <w:p>
+      <w:r>
+        <w:rPr>
+          <w:rFonts w:hint="eastAsia"/>
+        </w:rPr>
+        <w:t>미니게임 : 길 연결</w:t>
+      </w:r>
+    </w:p>
+    <w:p>
+      <w:pPr>
+        <w:pStyle w:val="a6"/>
+        <w:numPr>
+          <w:ilvl w:val="0"/>
+          <w:numId w:val="15"/>
+        </w:numPr>
+        <w:rPr>
+          <w:rFonts w:hint="eastAsia"/>
+        </w:rPr>
+      </w:pPr>
+      <w:r>
+        <w:rPr>
+          <w:rFonts w:hint="eastAsia"/>
+        </w:rPr>
+        <w:t xml:space="preserve">2D UI 진행 </w:t>
+      </w:r>
+    </w:p>
+    <w:p>
+      <w:pPr>
+        <w:pStyle w:val="a6"/>
+        <w:numPr>
+          <w:ilvl w:val="0"/>
+          <w:numId w:val="15"/>
+        </w:numPr>
+      </w:pPr>
+      <w:r>
+        <w:rPr>
+          <w:rFonts w:hint="eastAsia"/>
+        </w:rPr>
+        <w:t xml:space="preserve">원 9개가 있고, 이 원 9개에 있는 막대를 이어야 한다. </w:t>
+      </w:r>
+    </w:p>
+    <w:p>
+      <w:pPr>
+        <w:pStyle w:val="a6"/>
+        <w:numPr>
+          <w:ilvl w:val="0"/>
+          <w:numId w:val="15"/>
+        </w:numPr>
+      </w:pPr>
+      <w:r>
+        <w:rPr>
+          <w:rFonts w:hint="eastAsia"/>
+        </w:rPr>
+        <w:t xml:space="preserve">빨간 레버는 빨간 원만, 초록 레버는 초록 원만, 파란 레버는 파란 원만 조작이 가능하다. </w:t>
+      </w:r>
+    </w:p>
+    <w:p>
+      <w:pPr>
+        <w:pStyle w:val="a6"/>
+        <w:numPr>
+          <w:ilvl w:val="0"/>
+          <w:numId w:val="15"/>
+        </w:numPr>
+        <w:rPr>
+          <w:rFonts w:hint="eastAsia"/>
+        </w:rPr>
+      </w:pPr>
+      <w:r>
+        <w:rPr>
+          <w:noProof/>
+        </w:rPr>
+        <w:drawing>
+          <wp:anchor distT="0" distB="0" distL="114300" distR="114300" simplePos="0" relativeHeight="251677696" behindDoc="0" locked="0" layoutInCell="1" allowOverlap="1" wp14:anchorId="5A993B98" wp14:editId="58E974C2">
+            <wp:simplePos x="0" y="0"/>
+            <wp:positionH relativeFrom="column">
+              <wp:posOffset>517936</wp:posOffset>
+            </wp:positionH>
+            <wp:positionV relativeFrom="paragraph">
+              <wp:posOffset>339820</wp:posOffset>
+            </wp:positionV>
+            <wp:extent cx="2079120" cy="1173392"/>
+            <wp:effectExtent l="0" t="0" r="0" b="8255"/>
+            <wp:wrapTopAndBottom/>
+            <wp:docPr id="1719559024" name="그림 1"/>
+            <wp:cNvGraphicFramePr>
+              <a:graphicFrameLocks xmlns:a="http://schemas.openxmlformats.org/drawingml/2006/main" noChangeAspect="1"/>
+            </wp:cNvGraphicFramePr>
+            <a:graphic xmlns:a="http://schemas.openxmlformats.org/drawingml/2006/main">
+              <a:graphicData uri="http://schemas.openxmlformats.org/drawingml/2006/picture">
+                <pic:pic xmlns:pic="http://schemas.openxmlformats.org/drawingml/2006/picture">
+                  <pic:nvPicPr>
+                    <pic:cNvPr id="1719559024" name=""/>
+                    <pic:cNvPicPr/>
+                  </pic:nvPicPr>
+                  <pic:blipFill>
+                    <a:blip r:embed="rId14" cstate="print">
+                      <a:extLst>
+                        <a:ext uri="{28A0092B-C50C-407E-A947-70E740481C1C}">
+                          <a14:useLocalDpi xmlns:a14="http://schemas.microsoft.com/office/drawing/2010/main" val="0"/>
+                        </a:ext>
+                      </a:extLst>
+                    </a:blip>
+                    <a:stretch>
+                      <a:fillRect/>
+                    </a:stretch>
+                  </pic:blipFill>
+                  <pic:spPr>
+                    <a:xfrm>
+                      <a:off x="0" y="0"/>
+                      <a:ext cx="2079120" cy="1173392"/>
+                    </a:xfrm>
+                    <a:prstGeom prst="rect">
+                      <a:avLst/>
+                    </a:prstGeom>
+                  </pic:spPr>
+                </pic:pic>
+              </a:graphicData>
+            </a:graphic>
+          </wp:anchor>
+        </w:drawing>
+      </w:r>
+      <w:r>
+        <w:rPr>
+          <w:rFonts w:hint="eastAsia"/>
+        </w:rPr>
+        <w:t xml:space="preserve">클리어 조건 : Start 지점과 End 지점이 이어지게 레버를 돌려서 만들어야 한다. </w:t>
+      </w:r>
+    </w:p>
+    <w:p>
+      <w:pPr>
+        <w:pStyle w:val="a6"/>
+        <w:ind w:left="800"/>
+      </w:pPr>
+    </w:p>
+    <w:p>
+      <w:pPr>
+        <w:pStyle w:val="a6"/>
+        <w:ind w:left="800"/>
+      </w:pPr>
+      <w:r>
+        <w:rPr>
+          <w:rFonts w:hint="eastAsia"/>
+        </w:rPr>
+        <w:t>리셋 버튼 : 퍼즐을 처음 형태로 리셋 시킨다.</w:t>
+      </w:r>
+    </w:p>
+    <w:p>
+      <w:pPr>
+        <w:pStyle w:val="a6"/>
+        <w:ind w:left="800"/>
+      </w:pPr>
+      <w:r>
+        <w:rPr>
+          <w:rFonts w:hint="eastAsia"/>
+        </w:rPr>
+        <w:t xml:space="preserve">그만 두기 : 퍼즐을 그만두고 유적으로 돌아간다. </w:t>
+      </w:r>
+    </w:p>
+    <w:p>
+      <w:pPr>
+        <w:pStyle w:val="a6"/>
+        <w:ind w:left="800"/>
+      </w:pPr>
+    </w:p>
+    <w:p>
+      <w:pPr>
+        <w:pStyle w:val="a6"/>
+        <w:ind w:left="800"/>
+      </w:pPr>
+      <w:r>
+        <w:rPr>
+          <w:noProof/>
+        </w:rPr>
+        <w:drawing>
+          <wp:anchor distT="0" distB="0" distL="114300" distR="114300" simplePos="0" relativeHeight="251678720" behindDoc="0" locked="0" layoutInCell="1" allowOverlap="1" wp14:anchorId="01162FF9" wp14:editId="4E5CCB20">
+            <wp:simplePos x="0" y="0"/>
+            <wp:positionH relativeFrom="column">
+              <wp:posOffset>523240</wp:posOffset>
+            </wp:positionH>
+            <wp:positionV relativeFrom="paragraph">
+              <wp:posOffset>325755</wp:posOffset>
+            </wp:positionV>
+            <wp:extent cx="3505835" cy="1468755"/>
+            <wp:effectExtent l="0" t="0" r="0" b="0"/>
+            <wp:wrapTopAndBottom/>
+            <wp:docPr id="1449514373" name="그림 1"/>
+            <wp:cNvGraphicFramePr>
+              <a:graphicFrameLocks xmlns:a="http://schemas.openxmlformats.org/drawingml/2006/main" noChangeAspect="1"/>
+            </wp:cNvGraphicFramePr>
+            <a:graphic xmlns:a="http://schemas.openxmlformats.org/drawingml/2006/main">
+              <a:graphicData uri="http://schemas.openxmlformats.org/drawingml/2006/picture">
+                <pic:pic xmlns:pic="http://schemas.openxmlformats.org/drawingml/2006/picture">
+                  <pic:nvPicPr>
+                    <pic:cNvPr id="1449514373" name=""/>
+                    <pic:cNvPicPr/>
+                  </pic:nvPicPr>
+                  <pic:blipFill>
+                    <a:blip r:embed="rId15" cstate="print">
+                      <a:extLst>
+                        <a:ext uri="{28A0092B-C50C-407E-A947-70E740481C1C}">
+                          <a14:useLocalDpi xmlns:a14="http://schemas.microsoft.com/office/drawing/2010/main" val="0"/>
+                        </a:ext>
+                      </a:extLst>
+                    </a:blip>
+                    <a:stretch>
+                      <a:fillRect/>
+                    </a:stretch>
+                  </pic:blipFill>
+                  <pic:spPr>
+                    <a:xfrm>
+                      <a:off x="0" y="0"/>
+                      <a:ext cx="3505835" cy="1468755"/>
+                    </a:xfrm>
+                    <a:prstGeom prst="rect">
+                      <a:avLst/>
+                    </a:prstGeom>
+                  </pic:spPr>
+                </pic:pic>
+              </a:graphicData>
+            </a:graphic>
+            <wp14:sizeRelH relativeFrom="margin">
+              <wp14:pctWidth>0</wp14:pctWidth>
+            </wp14:sizeRelH>
+            <wp14:sizeRelV relativeFrom="margin">
+              <wp14:pctHeight>0</wp14:pctHeight>
+            </wp14:sizeRelV>
+          </wp:anchor>
+        </w:drawing>
+      </w:r>
+      <w:r>
+        <w:rPr>
+          <w:rFonts w:hint="eastAsia"/>
+        </w:rPr>
+        <w:t>퍼즐 예시</w:t>
+      </w:r>
+    </w:p>
+    <w:p>
+      <w:pPr>
+        <w:pStyle w:val="a6"/>
+        <w:ind w:left="800"/>
+        <w:rPr>
+          <w:rFonts w:hint="eastAsia"/>
+        </w:rPr>
+      </w:pPr>
+      <w:r>
+        <w:rPr>
+          <w:rFonts w:hint="eastAsia"/>
+        </w:rPr>
+        <w:lastRenderedPageBreak/>
+        <w:t xml:space="preserve">퍼즐을 풀면 다리가 내려간다. </w:t>
+      </w:r>
+    </w:p>
+    <w:p/>
+    <w:p>
+      <w:pPr>
+        <w:pStyle w:val="2"/>
+      </w:pPr>
+      <w:r>
+        <w:rPr>
+          <w:rFonts w:hint="eastAsia"/>
+        </w:rPr>
+        <w:t>3.7 두번째 캠프</w:t>
+      </w:r>
+    </w:p>
+    <w:p>
+      <w:r>
+        <w:rPr>
+          <w:rFonts w:hint="eastAsia"/>
+        </w:rPr>
+        <w:t xml:space="preserve">- 바이너리 랜드 </w:t>
+      </w:r>
+      <w:r>
+        <w:rPr>
+          <w:rFonts w:hint="eastAsia"/>
+        </w:rPr>
+        <w:t>미니게임 이전</w:t>
+      </w:r>
+      <w:r>
+        <w:rPr>
+          <w:rFonts w:hint="eastAsia"/>
+        </w:rPr>
+        <w:t xml:space="preserve"> 두 번째 </w:t>
+      </w:r>
+      <w:r>
+        <w:rPr>
+          <w:rFonts w:hint="eastAsia"/>
+        </w:rPr>
+        <w:t>캠프가 존재한다.</w:t>
+      </w:r>
+    </w:p>
+    <w:p/>
+    <w:p>
+      <w:pPr>
+        <w:pStyle w:val="3"/>
+      </w:pPr>
+      <w:r>
+        <w:rPr>
+          <w:rFonts w:hint="eastAsia"/>
+        </w:rPr>
+        <w:t>오브젝트 자물쇠</w:t>
+      </w:r>
+    </w:p>
+    <w:p/>
+    <w:p>
+      <w:pPr>
+        <w:pStyle w:val="2"/>
+      </w:pPr>
+      <w:r>
+        <w:rPr>
+          <w:rFonts w:hint="eastAsia"/>
+        </w:rPr>
+        <w:t xml:space="preserve">미니게임 : 바이너리 랜드 </w:t>
+      </w:r>
+    </w:p>
+    <w:p>
+      <w:r>
+        <w:rPr>
+          <w:rFonts w:hint="eastAsia"/>
+        </w:rPr>
+        <w:t xml:space="preserve">게임 규칙 </w:t>
+      </w:r>
+    </w:p>
+    <w:p>
+      <w:pPr>
+        <w:pStyle w:val="a6"/>
+        <w:numPr>
+          <w:ilvl w:val="0"/>
+          <w:numId w:val="15"/>
+        </w:numPr>
+      </w:pPr>
+      <w:r>
+        <w:rPr>
+          <w:rFonts w:hint="eastAsia"/>
+        </w:rPr>
+        <w:t xml:space="preserve">파트너와 플레이어를 동시에 조작해야 한다. </w:t>
+      </w:r>
+    </w:p>
+    <w:p>
+      <w:pPr>
+        <w:pStyle w:val="a6"/>
+        <w:numPr>
+          <w:ilvl w:val="0"/>
+          <w:numId w:val="15"/>
+        </w:numPr>
+      </w:pPr>
+      <w:r>
+        <w:rPr>
+          <w:rFonts w:hint="eastAsia"/>
+        </w:rPr>
+        <w:t xml:space="preserve">좌, 우 조작 시 파트너와 플레이어는 같은 속도로 서로 반대방향으로 이동하게 된다. </w:t>
+      </w:r>
+    </w:p>
+    <w:p>
+      <w:pPr>
+        <w:pStyle w:val="a6"/>
+        <w:numPr>
+          <w:ilvl w:val="0"/>
+          <w:numId w:val="15"/>
+        </w:numPr>
+      </w:pPr>
+      <w:r>
+        <w:rPr>
+          <w:rFonts w:hint="eastAsia"/>
+        </w:rPr>
+        <w:t xml:space="preserve">상, 하 조작 시 파트너와 플레이어는 같은 속도로 서로 같은 방향으로 이동하게 된다. </w:t>
+      </w:r>
+    </w:p>
+    <w:p>
+      <w:pPr>
+        <w:pStyle w:val="a6"/>
+        <w:numPr>
+          <w:ilvl w:val="0"/>
+          <w:numId w:val="15"/>
+        </w:numPr>
+      </w:pPr>
+      <w:r>
+        <w:rPr>
+          <w:rFonts w:hint="eastAsia"/>
+        </w:rPr>
+        <w:t xml:space="preserve">점프는 불가능 하다. </w:t>
+      </w:r>
+    </w:p>
+    <w:p>
+      <w:pPr>
+        <w:pStyle w:val="a6"/>
+        <w:numPr>
+          <w:ilvl w:val="0"/>
+          <w:numId w:val="15"/>
+        </w:numPr>
+      </w:pPr>
+      <w:r>
+        <w:rPr>
+          <w:rFonts w:hint="eastAsia"/>
+        </w:rPr>
+        <w:t xml:space="preserve">스프레이 사용 시 두 캐릭터가 보고 있는 방향으로 동시에 스프레이를 사용한다. </w:t>
+      </w:r>
+    </w:p>
+    <w:p>
+      <w:pPr>
+        <w:pStyle w:val="a6"/>
+        <w:numPr>
+          <w:ilvl w:val="0"/>
+          <w:numId w:val="15"/>
+        </w:numPr>
+      </w:pPr>
+      <w:r>
+        <w:rPr>
+          <w:rFonts w:hint="eastAsia"/>
+        </w:rPr>
+        <w:t xml:space="preserve">마지막 출구는 두 캐릭터가 동시에 도착해야 문이 열린다. </w:t>
+      </w:r>
+    </w:p>
+    <w:p>
+      <w:pPr>
+        <w:rPr>
+          <w:rFonts w:hint="eastAsia"/>
+        </w:rPr>
+      </w:pPr>
+      <w:r>
+        <w:rPr>
+          <w:rFonts w:hint="eastAsia"/>
+        </w:rPr>
+        <w:t>3.</w:t>
+      </w:r>
+      <w:r>
+        <w:rPr>
+          <w:rFonts w:hint="eastAsia"/>
+        </w:rPr>
+        <w:t>8</w:t>
+      </w:r>
+      <w:r>
+        <w:rPr>
+          <w:rFonts w:hint="eastAsia"/>
+        </w:rPr>
+        <w:t xml:space="preserve"> 마지막 퍼즐 </w:t>
       </w:r>
     </w:p>
     <w:sectPr>

--- a/Documents/스테이지 3 기획서.docx
+++ b/Documents/스테이지 3 기획서.docx
@@ -800,12 +800,28 @@
             <w:tcW w:w="2642" w:type="dxa"/>
           </w:tcPr>
           <w:p>
+            <w:proofErr w:type="gramStart"/>
             <w:r>
               <w:rPr>
                 <w:rFonts w:hint="eastAsia"/>
               </w:rPr>
-              <w:t>W,S,A,D</w:t>
-            </w:r>
+              <w:t>W,S</w:t>
+            </w:r>
+            <w:proofErr w:type="gramEnd"/>
+            <w:r>
+              <w:rPr>
+                <w:rFonts w:hint="eastAsia"/>
+              </w:rPr>
+              <w:t>,</w:t>
+            </w:r>
+            <w:proofErr w:type="gramStart"/>
+            <w:r>
+              <w:rPr>
+                <w:rFonts w:hint="eastAsia"/>
+              </w:rPr>
+              <w:t>A,D</w:t>
+            </w:r>
+            <w:proofErr w:type="gramEnd"/>
           </w:p>
         </w:tc>
       </w:tr>
@@ -930,7 +946,21 @@
               <w:rPr>
                 <w:rFonts w:hint="eastAsia"/>
               </w:rPr>
-              <w:t>(키 할당 없음, 점프 후 조건에 걸맞는 높이의 턱 위를 잡으면 자동으로 발동)</w:t>
+              <w:t xml:space="preserve">(키 할당 없음, 점프 후 조건에 </w:t>
+            </w:r>
+            <w:proofErr w:type="gramStart"/>
+            <w:r>
+              <w:rPr>
+                <w:rFonts w:hint="eastAsia"/>
+              </w:rPr>
+              <w:t>걸맞는</w:t>
+            </w:r>
+            <w:proofErr w:type="gramEnd"/>
+            <w:r>
+              <w:rPr>
+                <w:rFonts w:hint="eastAsia"/>
+              </w:rPr>
+              <w:t xml:space="preserve"> 높이의 턱 위를 잡으면 자동으로 발동)</w:t>
             </w:r>
           </w:p>
         </w:tc>
@@ -1261,11 +1291,6 @@
             <w:tcW w:w="2263" w:type="dxa"/>
           </w:tcPr>
           <w:p>
-            <w:pPr>
-              <w:rPr>
-                <w:rFonts w:hint="eastAsia"/>
-              </w:rPr>
-            </w:pPr>
             <w:proofErr w:type="spellStart"/>
             <w:r>
               <w:rPr>
@@ -1287,11 +1312,6 @@
             <w:tcW w:w="2642" w:type="dxa"/>
           </w:tcPr>
           <w:p>
-            <w:pPr>
-              <w:rPr>
-                <w:rFonts w:hint="eastAsia"/>
-              </w:rPr>
-            </w:pPr>
             <w:r>
               <w:rPr>
                 <w:rFonts w:hint="eastAsia"/>
@@ -1328,11 +1348,6 @@
             </w:r>
           </w:p>
           <w:p>
-            <w:pPr>
-              <w:rPr>
-                <w:rFonts w:hint="eastAsia"/>
-              </w:rPr>
-            </w:pPr>
             <w:r>
               <w:rPr>
                 <w:rFonts w:hint="eastAsia"/>
@@ -1782,6 +1797,7 @@
         </w:rPr>
         <w:t xml:space="preserve">STAGE </w:t>
       </w:r>
+      <w:proofErr w:type="gramStart"/>
       <w:r>
         <w:rPr>
           <w:rFonts w:hint="eastAsia"/>
@@ -1792,7 +1808,14 @@
         <w:rPr>
           <w:rFonts w:hint="eastAsia"/>
         </w:rPr>
-        <w:t xml:space="preserve"> : </w:t>
+        <w:t xml:space="preserve"> :</w:t>
+      </w:r>
+      <w:proofErr w:type="gramEnd"/>
+      <w:r>
+        <w:rPr>
+          <w:rFonts w:hint="eastAsia"/>
+        </w:rPr>
+        <w:t xml:space="preserve"> </w:t>
       </w:r>
       <w:r>
         <w:rPr>
@@ -1915,8 +1938,229 @@
         <w:t>왼쪽은 폭포, 나머지는 평범한 산길의 느낌</w:t>
       </w:r>
     </w:p>
+    <w:p>
+      <w:r>
+        <w:rPr>
+          <w:noProof/>
+        </w:rPr>
+        <w:drawing>
+          <wp:anchor distT="0" distB="0" distL="114300" distR="114300" simplePos="0" relativeHeight="251679744" behindDoc="0" locked="0" layoutInCell="1" allowOverlap="1" wp14:anchorId="048493A7" wp14:editId="55EDD5F8">
+            <wp:simplePos x="0" y="0"/>
+            <wp:positionH relativeFrom="column">
+              <wp:posOffset>0</wp:posOffset>
+            </wp:positionH>
+            <wp:positionV relativeFrom="paragraph">
+              <wp:posOffset>-635</wp:posOffset>
+            </wp:positionV>
+            <wp:extent cx="3823816" cy="2305050"/>
+            <wp:effectExtent l="0" t="0" r="5715" b="0"/>
+            <wp:wrapTopAndBottom/>
+            <wp:docPr id="1122497389" name="그림 1"/>
+            <wp:cNvGraphicFramePr>
+              <a:graphicFrameLocks xmlns:a="http://schemas.openxmlformats.org/drawingml/2006/main" noChangeAspect="1"/>
+            </wp:cNvGraphicFramePr>
+            <a:graphic xmlns:a="http://schemas.openxmlformats.org/drawingml/2006/main">
+              <a:graphicData uri="http://schemas.openxmlformats.org/drawingml/2006/picture">
+                <pic:pic xmlns:pic="http://schemas.openxmlformats.org/drawingml/2006/picture">
+                  <pic:nvPicPr>
+                    <pic:cNvPr id="1122497389" name=""/>
+                    <pic:cNvPicPr/>
+                  </pic:nvPicPr>
+                  <pic:blipFill>
+                    <a:blip r:embed="rId10" cstate="print">
+                      <a:extLst>
+                        <a:ext uri="{28A0092B-C50C-407E-A947-70E740481C1C}">
+                          <a14:useLocalDpi xmlns:a14="http://schemas.microsoft.com/office/drawing/2010/main" val="0"/>
+                        </a:ext>
+                      </a:extLst>
+                    </a:blip>
+                    <a:stretch>
+                      <a:fillRect/>
+                    </a:stretch>
+                  </pic:blipFill>
+                  <pic:spPr>
+                    <a:xfrm>
+                      <a:off x="0" y="0"/>
+                      <a:ext cx="3823816" cy="2305050"/>
+                    </a:xfrm>
+                    <a:prstGeom prst="rect">
+                      <a:avLst/>
+                    </a:prstGeom>
+                  </pic:spPr>
+                </pic:pic>
+              </a:graphicData>
+            </a:graphic>
+          </wp:anchor>
+        </w:drawing>
+      </w:r>
+    </w:p>
+    <w:p>
+      <w:r>
+        <w:rPr>
+          <w:rFonts w:hint="eastAsia"/>
+        </w:rPr>
+        <w:t>스테이지 1과 동일한 구성이지만 풀이 조금 더 많은 지형</w:t>
+      </w:r>
+    </w:p>
+    <w:p>
+      <w:r>
+        <w:rPr>
+          <w:rFonts w:hint="eastAsia"/>
+        </w:rPr>
+        <w:t xml:space="preserve">유저는 점프로 바위들을 </w:t>
+      </w:r>
+      <w:proofErr w:type="gramStart"/>
+      <w:r>
+        <w:rPr>
+          <w:rFonts w:hint="eastAsia"/>
+        </w:rPr>
+        <w:t>뛰어 올라간</w:t>
+      </w:r>
+      <w:proofErr w:type="gramEnd"/>
+      <w:r>
+        <w:rPr>
+          <w:rFonts w:hint="eastAsia"/>
+        </w:rPr>
+        <w:t xml:space="preserve"> 후, 밧줄을 타고 절벽을 올라가야 한다. </w:t>
+      </w:r>
+    </w:p>
+    <w:p>
+      <w:pPr>
+        <w:rPr>
+          <w:rFonts w:hint="eastAsia"/>
+        </w:rPr>
+      </w:pPr>
+    </w:p>
     <w:p/>
     <w:p>
+      <w:pPr>
+        <w:rPr>
+          <w:rFonts w:hint="eastAsia"/>
+          <w:color w:val="EE0000"/>
+        </w:rPr>
+      </w:pPr>
+      <w:r>
+        <w:rPr>
+          <w:rFonts w:hint="eastAsia"/>
+          <w:color w:val="EE0000"/>
+        </w:rPr>
+        <w:t xml:space="preserve">기획 </w:t>
+      </w:r>
+      <w:proofErr w:type="gramStart"/>
+      <w:r>
+        <w:rPr>
+          <w:rFonts w:hint="eastAsia"/>
+          <w:color w:val="EE0000"/>
+        </w:rPr>
+        <w:t>의도 :</w:t>
+      </w:r>
+      <w:proofErr w:type="gramEnd"/>
+      <w:r>
+        <w:rPr>
+          <w:rFonts w:hint="eastAsia"/>
+          <w:color w:val="EE0000"/>
+        </w:rPr>
+        <w:t xml:space="preserve"> 이번 유적은 험난한 산길과 바위에 있는 지형임을 유저에게 암시하기 위함</w:t>
+      </w:r>
+    </w:p>
+    <w:p/>
+    <w:p>
+      <w:r>
+        <w:rPr>
+          <w:rFonts w:hint="eastAsia"/>
+        </w:rPr>
+        <w:t>캐릭터</w:t>
+      </w:r>
+      <w:r>
+        <w:rPr>
+          <w:noProof/>
+        </w:rPr>
+        <w:drawing>
+          <wp:anchor distT="0" distB="0" distL="114300" distR="114300" simplePos="0" relativeHeight="251680768" behindDoc="0" locked="0" layoutInCell="1" allowOverlap="1" wp14:anchorId="113A2BB9" wp14:editId="6B9858BB">
+            <wp:simplePos x="0" y="0"/>
+            <wp:positionH relativeFrom="margin">
+              <wp:align>left</wp:align>
+            </wp:positionH>
+            <wp:positionV relativeFrom="paragraph">
+              <wp:posOffset>323850</wp:posOffset>
+            </wp:positionV>
+            <wp:extent cx="4022560" cy="2505075"/>
+            <wp:effectExtent l="0" t="0" r="0" b="0"/>
+            <wp:wrapTopAndBottom/>
+            <wp:docPr id="20876861" name="그림 1"/>
+            <wp:cNvGraphicFramePr>
+              <a:graphicFrameLocks xmlns:a="http://schemas.openxmlformats.org/drawingml/2006/main" noChangeAspect="1"/>
+            </wp:cNvGraphicFramePr>
+            <a:graphic xmlns:a="http://schemas.openxmlformats.org/drawingml/2006/main">
+              <a:graphicData uri="http://schemas.openxmlformats.org/drawingml/2006/picture">
+                <pic:pic xmlns:pic="http://schemas.openxmlformats.org/drawingml/2006/picture">
+                  <pic:nvPicPr>
+                    <pic:cNvPr id="20876861" name=""/>
+                    <pic:cNvPicPr/>
+                  </pic:nvPicPr>
+                  <pic:blipFill>
+                    <a:blip r:embed="rId11">
+                      <a:extLst>
+                        <a:ext uri="{28A0092B-C50C-407E-A947-70E740481C1C}">
+                          <a14:useLocalDpi xmlns:a14="http://schemas.microsoft.com/office/drawing/2010/main" val="0"/>
+                        </a:ext>
+                      </a:extLst>
+                    </a:blip>
+                    <a:stretch>
+                      <a:fillRect/>
+                    </a:stretch>
+                  </pic:blipFill>
+                  <pic:spPr>
+                    <a:xfrm>
+                      <a:off x="0" y="0"/>
+                      <a:ext cx="4022560" cy="2505075"/>
+                    </a:xfrm>
+                    <a:prstGeom prst="rect">
+                      <a:avLst/>
+                    </a:prstGeom>
+                  </pic:spPr>
+                </pic:pic>
+              </a:graphicData>
+            </a:graphic>
+          </wp:anchor>
+        </w:drawing>
+      </w:r>
+      <w:r>
+        <w:rPr>
+          <w:rFonts w:hint="eastAsia"/>
+        </w:rPr>
+        <w:t xml:space="preserve"> 키 2m 기준 약 4.5m 정도의 절벽 높이</w:t>
+      </w:r>
+    </w:p>
+    <w:p>
+      <w:r>
+        <w:rPr>
+          <w:rFonts w:hint="eastAsia"/>
+        </w:rPr>
+        <w:t>벽면은 바위의 질감</w:t>
+      </w:r>
+    </w:p>
+    <w:p>
+      <w:pPr>
+        <w:rPr>
+          <w:rFonts w:hint="eastAsia"/>
+        </w:rPr>
+      </w:pPr>
+      <w:r>
+        <w:rPr>
+          <w:rFonts w:hint="eastAsia"/>
+        </w:rPr>
+        <w:t>바닥은 무성한 풀</w:t>
+      </w:r>
+    </w:p>
+    <w:p>
+      <w:pPr>
+        <w:rPr>
+          <w:rFonts w:hint="eastAsia"/>
+        </w:rPr>
+      </w:pPr>
+    </w:p>
+    <w:p>
       <w:r>
         <w:rPr>
           <w:rFonts w:hint="eastAsia"/>
@@ -1930,9 +2174,9 @@
           <w:noProof/>
         </w:rPr>
         <w:drawing>
-          <wp:inline distT="0" distB="0" distL="0" distR="0" wp14:anchorId="0AB1CC62" wp14:editId="07EA6E6D">
-            <wp:extent cx="5731510" cy="2084705"/>
-            <wp:effectExtent l="0" t="0" r="2540" b="0"/>
+          <wp:inline distT="0" distB="0" distL="0" distR="0" wp14:anchorId="0AB1CC62" wp14:editId="3439F03C">
+            <wp:extent cx="3352800" cy="1219504"/>
+            <wp:effectExtent l="0" t="0" r="0" b="0"/>
             <wp:docPr id="1447148083" name="그림 1"/>
             <wp:cNvGraphicFramePr>
               <a:graphicFrameLocks xmlns:a="http://schemas.openxmlformats.org/drawingml/2006/main" noChangeAspect="1"/>
@@ -1945,7 +2189,7 @@
                     <pic:cNvPicPr/>
                   </pic:nvPicPr>
                   <pic:blipFill>
-                    <a:blip r:embed="rId10"/>
+                    <a:blip r:embed="rId12"/>
                     <a:stretch>
                       <a:fillRect/>
                     </a:stretch>
@@ -1953,7 +2197,7 @@
                   <pic:spPr>
                     <a:xfrm>
                       <a:off x="0" y="0"/>
-                      <a:ext cx="5731510" cy="2084705"/>
+                      <a:ext cx="3358262" cy="1221490"/>
                     </a:xfrm>
                     <a:prstGeom prst="rect">
                       <a:avLst/>
@@ -1978,7 +2222,13 @@
         <w:rPr>
           <w:rFonts w:hint="eastAsia"/>
         </w:rPr>
-        <w:t>자라있다거나</w:t>
+        <w:t>자라</w:t>
+      </w:r>
+      <w:r>
+        <w:rPr>
+          <w:rFonts w:hint="eastAsia"/>
+        </w:rPr>
+        <w:t>있는</w:t>
       </w:r>
       <w:proofErr w:type="spellEnd"/>
       <w:r>
@@ -2042,10 +2292,163 @@
       </w:pPr>
       <w:r>
         <w:rPr>
-          <w:rFonts w:hint="eastAsia"/>
-        </w:rPr>
-        <w:t xml:space="preserve">다리는 절반 정도 건너가면 유저가 건너온 지역부터 무너지기 시작한다. </w:t>
-      </w:r>
+          <w:noProof/>
+        </w:rPr>
+        <w:lastRenderedPageBreak/>
+        <w:drawing>
+          <wp:anchor distT="0" distB="0" distL="114300" distR="114300" simplePos="0" relativeHeight="251681792" behindDoc="0" locked="0" layoutInCell="1" allowOverlap="1" wp14:anchorId="01FBC5E5" wp14:editId="596BA7E0">
+            <wp:simplePos x="0" y="0"/>
+            <wp:positionH relativeFrom="column">
+              <wp:posOffset>504825</wp:posOffset>
+            </wp:positionH>
+            <wp:positionV relativeFrom="paragraph">
+              <wp:posOffset>0</wp:posOffset>
+            </wp:positionV>
+            <wp:extent cx="3952875" cy="2342120"/>
+            <wp:effectExtent l="0" t="0" r="0" b="1270"/>
+            <wp:wrapTopAndBottom/>
+            <wp:docPr id="818608305" name="그림 1"/>
+            <wp:cNvGraphicFramePr>
+              <a:graphicFrameLocks xmlns:a="http://schemas.openxmlformats.org/drawingml/2006/main" noChangeAspect="1"/>
+            </wp:cNvGraphicFramePr>
+            <a:graphic xmlns:a="http://schemas.openxmlformats.org/drawingml/2006/main">
+              <a:graphicData uri="http://schemas.openxmlformats.org/drawingml/2006/picture">
+                <pic:pic xmlns:pic="http://schemas.openxmlformats.org/drawingml/2006/picture">
+                  <pic:nvPicPr>
+                    <pic:cNvPr id="818608305" name=""/>
+                    <pic:cNvPicPr/>
+                  </pic:nvPicPr>
+                  <pic:blipFill>
+                    <a:blip r:embed="rId13" cstate="print">
+                      <a:extLst>
+                        <a:ext uri="{28A0092B-C50C-407E-A947-70E740481C1C}">
+                          <a14:useLocalDpi xmlns:a14="http://schemas.microsoft.com/office/drawing/2010/main" val="0"/>
+                        </a:ext>
+                      </a:extLst>
+                    </a:blip>
+                    <a:stretch>
+                      <a:fillRect/>
+                    </a:stretch>
+                  </pic:blipFill>
+                  <pic:spPr>
+                    <a:xfrm>
+                      <a:off x="0" y="0"/>
+                      <a:ext cx="3952875" cy="2342120"/>
+                    </a:xfrm>
+                    <a:prstGeom prst="rect">
+                      <a:avLst/>
+                    </a:prstGeom>
+                  </pic:spPr>
+                </pic:pic>
+              </a:graphicData>
+            </a:graphic>
+          </wp:anchor>
+        </w:drawing>
+      </w:r>
+    </w:p>
+    <w:p>
+      <w:pPr>
+        <w:pStyle w:val="a6"/>
+        <w:ind w:left="800"/>
+      </w:pPr>
+      <w:r>
+        <w:rPr>
+          <w:rFonts w:hint="eastAsia"/>
+        </w:rPr>
+        <w:t xml:space="preserve">지형 </w:t>
+      </w:r>
+      <w:proofErr w:type="spellStart"/>
+      <w:r>
+        <w:rPr>
+          <w:rFonts w:hint="eastAsia"/>
+        </w:rPr>
+        <w:t>정면샷</w:t>
+      </w:r>
+      <w:proofErr w:type="spellEnd"/>
+    </w:p>
+    <w:p>
+      <w:pPr>
+        <w:pStyle w:val="a6"/>
+        <w:ind w:left="800"/>
+      </w:pPr>
+    </w:p>
+    <w:p>
+      <w:pPr>
+        <w:pStyle w:val="a6"/>
+        <w:ind w:left="800"/>
+      </w:pPr>
+      <w:r>
+        <w:rPr>
+          <w:noProof/>
+        </w:rPr>
+        <w:drawing>
+          <wp:inline distT="0" distB="0" distL="0" distR="0" wp14:anchorId="69258309" wp14:editId="10BBB3F0">
+            <wp:extent cx="3810000" cy="2973370"/>
+            <wp:effectExtent l="0" t="0" r="0" b="0"/>
+            <wp:docPr id="1557971947" name="그림 1"/>
+            <wp:cNvGraphicFramePr>
+              <a:graphicFrameLocks xmlns:a="http://schemas.openxmlformats.org/drawingml/2006/main" noChangeAspect="1"/>
+            </wp:cNvGraphicFramePr>
+            <a:graphic xmlns:a="http://schemas.openxmlformats.org/drawingml/2006/main">
+              <a:graphicData uri="http://schemas.openxmlformats.org/drawingml/2006/picture">
+                <pic:pic xmlns:pic="http://schemas.openxmlformats.org/drawingml/2006/picture">
+                  <pic:nvPicPr>
+                    <pic:cNvPr id="1557971947" name=""/>
+                    <pic:cNvPicPr/>
+                  </pic:nvPicPr>
+                  <pic:blipFill>
+                    <a:blip r:embed="rId14"/>
+                    <a:stretch>
+                      <a:fillRect/>
+                    </a:stretch>
+                  </pic:blipFill>
+                  <pic:spPr>
+                    <a:xfrm>
+                      <a:off x="0" y="0"/>
+                      <a:ext cx="3814699" cy="2977037"/>
+                    </a:xfrm>
+                    <a:prstGeom prst="rect">
+                      <a:avLst/>
+                    </a:prstGeom>
+                  </pic:spPr>
+                </pic:pic>
+              </a:graphicData>
+            </a:graphic>
+          </wp:inline>
+        </w:drawing>
+      </w:r>
+    </w:p>
+    <w:p>
+      <w:pPr>
+        <w:pStyle w:val="a6"/>
+        <w:ind w:left="800"/>
+        <w:rPr>
+          <w:rFonts w:hint="eastAsia"/>
+        </w:rPr>
+      </w:pPr>
+      <w:r>
+        <w:rPr>
+          <w:rFonts w:hint="eastAsia"/>
+        </w:rPr>
+        <w:t xml:space="preserve">지형 </w:t>
+      </w:r>
+      <w:proofErr w:type="spellStart"/>
+      <w:r>
+        <w:rPr>
+          <w:rFonts w:hint="eastAsia"/>
+        </w:rPr>
+        <w:t>탑뷰</w:t>
+      </w:r>
+      <w:proofErr w:type="spellEnd"/>
+    </w:p>
+    <w:p>
+      <w:pPr>
+        <w:pStyle w:val="a6"/>
+        <w:ind w:left="800"/>
+        <w:rPr>
+          <w:rFonts w:hint="eastAsia"/>
+        </w:rPr>
+      </w:pPr>
     </w:p>
     <w:p>
       <w:pPr>
@@ -2059,7 +2462,7 @@
         <w:rPr>
           <w:rFonts w:hint="eastAsia"/>
         </w:rPr>
-        <w:t xml:space="preserve">다리가 무너질 때 유저의 조작을 잠시 멈추고 다리가 뒤쪽부터 무너지는 부분을 카메라로 잠시 클로즈업 해준다. </w:t>
+        <w:t xml:space="preserve">다리는 절반 정도 건너가면 유저가 건너온 지역부터 무너지기 시작한다. </w:t>
       </w:r>
     </w:p>
     <w:p>
@@ -2074,7 +2477,21 @@
         <w:rPr>
           <w:rFonts w:hint="eastAsia"/>
         </w:rPr>
-        <w:t xml:space="preserve">다리가 무너지는 속도 : 0.5 초당 한 개 </w:t>
+        <w:t xml:space="preserve">다리가 무너질 때 유저의 조작을 잠시 멈추고 다리가 뒤쪽부터 무너지는 부분을 카메라로 잠시 </w:t>
+      </w:r>
+      <w:proofErr w:type="gramStart"/>
+      <w:r>
+        <w:rPr>
+          <w:rFonts w:hint="eastAsia"/>
+        </w:rPr>
+        <w:t>클로즈업 해준다</w:t>
+      </w:r>
+      <w:proofErr w:type="gramEnd"/>
+      <w:r>
+        <w:rPr>
+          <w:rFonts w:hint="eastAsia"/>
+        </w:rPr>
+        <w:t xml:space="preserve">. </w:t>
       </w:r>
     </w:p>
     <w:p>
@@ -2089,21 +2506,21 @@
         <w:rPr>
           <w:rFonts w:hint="eastAsia"/>
         </w:rPr>
-        <w:t xml:space="preserve">뒤쪽부터 </w:t>
-      </w:r>
-      <w:proofErr w:type="spellStart"/>
-      <w:r>
-        <w:rPr>
-          <w:rFonts w:hint="eastAsia"/>
-        </w:rPr>
-        <w:t>네개가</w:t>
-      </w:r>
-      <w:proofErr w:type="spellEnd"/>
-      <w:r>
-        <w:rPr>
-          <w:rFonts w:hint="eastAsia"/>
-        </w:rPr>
-        <w:t xml:space="preserve"> 무너지고 나면 다시 플레이어를 향해 카메라가 이동하며 조작 권한을 돌려준다. </w:t>
+        <w:t xml:space="preserve">다리가 무너지는 </w:t>
+      </w:r>
+      <w:proofErr w:type="gramStart"/>
+      <w:r>
+        <w:rPr>
+          <w:rFonts w:hint="eastAsia"/>
+        </w:rPr>
+        <w:t>속도 :</w:t>
+      </w:r>
+      <w:proofErr w:type="gramEnd"/>
+      <w:r>
+        <w:rPr>
+          <w:rFonts w:hint="eastAsia"/>
+        </w:rPr>
+        <w:t xml:space="preserve"> 0.5 초당 한 개 </w:t>
       </w:r>
     </w:p>
     <w:p>
@@ -2118,7 +2535,50 @@
         <w:rPr>
           <w:rFonts w:hint="eastAsia"/>
         </w:rPr>
-        <w:t xml:space="preserve">만약 유저가 다리에서 떨어질 시 : 다리 상태를 원래대로 돌린 상태로 다리를 건너기 </w:t>
+        <w:t xml:space="preserve">뒤쪽부터 </w:t>
+      </w:r>
+      <w:proofErr w:type="spellStart"/>
+      <w:r>
+        <w:rPr>
+          <w:rFonts w:hint="eastAsia"/>
+        </w:rPr>
+        <w:t>네개가</w:t>
+      </w:r>
+      <w:proofErr w:type="spellEnd"/>
+      <w:r>
+        <w:rPr>
+          <w:rFonts w:hint="eastAsia"/>
+        </w:rPr>
+        <w:t xml:space="preserve"> 무너지고 나면 다시 플레이어를 향해 카메라가 이동하며 조작 권한을 돌려준다. </w:t>
+      </w:r>
+    </w:p>
+    <w:p>
+      <w:pPr>
+        <w:pStyle w:val="a6"/>
+        <w:numPr>
+          <w:ilvl w:val="0"/>
+          <w:numId w:val="15"/>
+        </w:numPr>
+      </w:pPr>
+      <w:r>
+        <w:rPr>
+          <w:rFonts w:hint="eastAsia"/>
+        </w:rPr>
+        <w:t xml:space="preserve">만약 유저가 다리에서 떨어질 </w:t>
+      </w:r>
+      <w:proofErr w:type="gramStart"/>
+      <w:r>
+        <w:rPr>
+          <w:rFonts w:hint="eastAsia"/>
+        </w:rPr>
+        <w:t>시 :</w:t>
+      </w:r>
+      <w:proofErr w:type="gramEnd"/>
+      <w:r>
+        <w:rPr>
+          <w:rFonts w:hint="eastAsia"/>
+        </w:rPr>
+        <w:t xml:space="preserve"> 다리 상태를 원래대로 돌린 상태로 다리를 건너기 </w:t>
       </w:r>
       <w:r>
         <w:rPr>
@@ -2206,7 +2666,7 @@
                     <pic:cNvPicPr/>
                   </pic:nvPicPr>
                   <pic:blipFill>
-                    <a:blip r:embed="rId11"/>
+                    <a:blip r:embed="rId15"/>
                     <a:stretch>
                       <a:fillRect/>
                     </a:stretch>
@@ -2239,7 +2699,21 @@
         <w:rPr>
           <w:rFonts w:hint="eastAsia"/>
         </w:rPr>
-        <w:t>Reference 게임과 차이점 : 블록에 매달릴 수 없고 블록을 당길 때 지형이 없으면 당길 수 없거나, 캐릭터가 아래로 떨어짐</w:t>
+        <w:t xml:space="preserve">Reference 게임과 </w:t>
+      </w:r>
+      <w:proofErr w:type="gramStart"/>
+      <w:r>
+        <w:rPr>
+          <w:rFonts w:hint="eastAsia"/>
+        </w:rPr>
+        <w:t>차이점 :</w:t>
+      </w:r>
+      <w:proofErr w:type="gramEnd"/>
+      <w:r>
+        <w:rPr>
+          <w:rFonts w:hint="eastAsia"/>
+        </w:rPr>
+        <w:t xml:space="preserve"> 블록에 매달릴 수 없고 블록을 당길 때 지형이 없으면 당길 수 없거나, 캐릭터가 아래로 떨어짐</w:t>
       </w:r>
     </w:p>
     <w:p/>
@@ -2278,127 +2752,129 @@
         <w:rPr>
           <w:rFonts w:hint="eastAsia"/>
         </w:rPr>
-        <w:t xml:space="preserve">정확한 타이밍에 밧줄을 잡지 못하거나, 아래로 내려간 후 정확한 위치에 뛰지 </w:t>
-      </w:r>
-      <w:r>
-        <w:rPr>
-          <w:rFonts w:hint="eastAsia"/>
+        <w:t xml:space="preserve">정확한 타이밍에 밧줄을 잡지 못하거나, 아래로 내려간 후 정확한 위치에 뛰지 못하면 라이프를 하나 잃고 다시 유적 입구부터 시작하게 된다. </w:t>
+      </w:r>
+    </w:p>
+    <w:p/>
+    <w:p>
+      <w:pPr>
+        <w:pStyle w:val="2"/>
+      </w:pPr>
+      <w:r>
+        <w:rPr>
+          <w:rFonts w:hint="eastAsia"/>
+        </w:rPr>
+        <w:t>3.4 첫 번째 캠프</w:t>
+      </w:r>
+    </w:p>
+    <w:p>
+      <w:r>
+        <w:rPr>
+          <w:rFonts w:hint="eastAsia"/>
+        </w:rPr>
+        <w:t xml:space="preserve">첫 번째 캠프에 도착하면 파트너를 만나게 된다. </w:t>
+      </w:r>
+    </w:p>
+    <w:p>
+      <w:r>
+        <w:rPr>
+          <w:rFonts w:hint="eastAsia"/>
+        </w:rPr>
+        <w:t xml:space="preserve">해당 지역 도착 시 이벤트 발생 </w:t>
+      </w:r>
+    </w:p>
+    <w:p/>
+    <w:p>
+      <w:pPr>
+        <w:pStyle w:val="2"/>
+      </w:pPr>
+      <w:r>
+        <w:rPr>
+          <w:rFonts w:hint="eastAsia"/>
+        </w:rPr>
+        <w:t xml:space="preserve">3.5 암흑 미로 </w:t>
+      </w:r>
+    </w:p>
+    <w:p>
+      <w:r>
+        <w:rPr>
+          <w:rFonts w:hint="eastAsia"/>
+        </w:rPr>
+        <w:t xml:space="preserve">- 2 Stage 보다 규모가 더 </w:t>
+      </w:r>
+      <w:proofErr w:type="spellStart"/>
+      <w:r>
+        <w:rPr>
+          <w:rFonts w:hint="eastAsia"/>
+        </w:rPr>
+        <w:t>복잡해졌다</w:t>
+      </w:r>
+      <w:proofErr w:type="spellEnd"/>
+      <w:r>
+        <w:rPr>
+          <w:rFonts w:hint="eastAsia"/>
+        </w:rPr>
+        <w:t xml:space="preserve">. </w:t>
+      </w:r>
+    </w:p>
+    <w:p>
+      <w:r>
+        <w:rPr>
+          <w:rFonts w:hint="eastAsia"/>
+        </w:rPr>
+        <w:t xml:space="preserve">- 파트너와 동행하며, 파트너와 대화할 경우 다음 대사가 뜬다. </w:t>
+      </w:r>
+    </w:p>
+    <w:p>
+      <w:proofErr w:type="gramStart"/>
+      <w:r>
+        <w:rPr>
+          <w:rFonts w:hint="eastAsia"/>
+        </w:rPr>
+        <w:t>파트너 :</w:t>
+      </w:r>
+      <w:proofErr w:type="gramEnd"/>
+      <w:r>
+        <w:rPr>
+          <w:rFonts w:hint="eastAsia"/>
+        </w:rPr>
+        <w:t xml:space="preserve"> 길을 잘못 들른 것 같아 우리 </w:t>
+      </w:r>
+      <w:proofErr w:type="spellStart"/>
+      <w:r>
+        <w:rPr>
+          <w:rFonts w:hint="eastAsia"/>
+        </w:rPr>
+        <w:t>왔던길로</w:t>
+      </w:r>
+      <w:proofErr w:type="spellEnd"/>
+      <w:r>
+        <w:rPr>
+          <w:rFonts w:hint="eastAsia"/>
+        </w:rPr>
+        <w:t xml:space="preserve"> 다시 나가지 </w:t>
+      </w:r>
+      <w:proofErr w:type="spellStart"/>
+      <w:r>
+        <w:rPr>
+          <w:rFonts w:hint="eastAsia"/>
+        </w:rPr>
+        <w:t>않을래</w:t>
+      </w:r>
+      <w:proofErr w:type="spellEnd"/>
+      <w:r>
+        <w:rPr>
+          <w:rFonts w:hint="eastAsia"/>
+        </w:rPr>
+        <w:t xml:space="preserve">? </w:t>
+      </w:r>
+    </w:p>
+    <w:p>
+      <w:r>
+        <w:rPr>
+          <w:noProof/>
         </w:rPr>
         <w:lastRenderedPageBreak/>
-        <w:t xml:space="preserve">못하면 라이프를 하나 잃고 다시 유적 입구부터 시작하게 된다. </w:t>
-      </w:r>
-    </w:p>
-    <w:p/>
-    <w:p>
-      <w:pPr>
-        <w:pStyle w:val="2"/>
-      </w:pPr>
-      <w:r>
-        <w:rPr>
-          <w:rFonts w:hint="eastAsia"/>
-        </w:rPr>
-        <w:t>3.4 첫 번째 캠프</w:t>
-      </w:r>
-    </w:p>
-    <w:p>
-      <w:r>
-        <w:rPr>
-          <w:rFonts w:hint="eastAsia"/>
-        </w:rPr>
-        <w:t xml:space="preserve">첫 번째 캠프에 도착하면 파트너를 만나게 된다. </w:t>
-      </w:r>
-    </w:p>
-    <w:p>
-      <w:r>
-        <w:rPr>
-          <w:rFonts w:hint="eastAsia"/>
-        </w:rPr>
-        <w:t xml:space="preserve">해당 지역 도착 시 이벤트 발생 </w:t>
-      </w:r>
-    </w:p>
-    <w:p/>
-    <w:p>
-      <w:pPr>
-        <w:pStyle w:val="2"/>
-      </w:pPr>
-      <w:r>
-        <w:rPr>
-          <w:rFonts w:hint="eastAsia"/>
-        </w:rPr>
-        <w:t xml:space="preserve">3.5 암흑 미로 </w:t>
-      </w:r>
-    </w:p>
-    <w:p>
-      <w:r>
-        <w:rPr>
-          <w:rFonts w:hint="eastAsia"/>
-        </w:rPr>
-        <w:t xml:space="preserve">- 2 Stage 보다 규모가 더 </w:t>
-      </w:r>
-      <w:proofErr w:type="spellStart"/>
-      <w:r>
-        <w:rPr>
-          <w:rFonts w:hint="eastAsia"/>
-        </w:rPr>
-        <w:t>복잡해졌다</w:t>
-      </w:r>
-      <w:proofErr w:type="spellEnd"/>
-      <w:r>
-        <w:rPr>
-          <w:rFonts w:hint="eastAsia"/>
-        </w:rPr>
-        <w:t xml:space="preserve">. </w:t>
-      </w:r>
-    </w:p>
-    <w:p>
-      <w:r>
-        <w:rPr>
-          <w:rFonts w:hint="eastAsia"/>
-        </w:rPr>
-        <w:t xml:space="preserve">- 파트너와 동행하며, 파트너와 대화할 경우 다음 대사가 뜬다. </w:t>
-      </w:r>
-    </w:p>
-    <w:p>
-      <w:r>
-        <w:rPr>
-          <w:rFonts w:hint="eastAsia"/>
-        </w:rPr>
-        <w:t xml:space="preserve">파트너 : 길을 잘못 들른 것 같아 우리 </w:t>
-      </w:r>
-      <w:proofErr w:type="spellStart"/>
-      <w:r>
-        <w:rPr>
-          <w:rFonts w:hint="eastAsia"/>
-        </w:rPr>
-        <w:t>왔던길로</w:t>
-      </w:r>
-      <w:proofErr w:type="spellEnd"/>
-      <w:r>
-        <w:rPr>
-          <w:rFonts w:hint="eastAsia"/>
-        </w:rPr>
-        <w:t xml:space="preserve"> 다시 나가지 </w:t>
-      </w:r>
-      <w:proofErr w:type="spellStart"/>
-      <w:r>
-        <w:rPr>
-          <w:rFonts w:hint="eastAsia"/>
-        </w:rPr>
-        <w:t>않을래</w:t>
-      </w:r>
-      <w:proofErr w:type="spellEnd"/>
-      <w:r>
-        <w:rPr>
-          <w:rFonts w:hint="eastAsia"/>
-        </w:rPr>
-        <w:t xml:space="preserve">? </w:t>
-      </w:r>
-    </w:p>
-    <w:p>
-      <w:r>
-        <w:rPr>
-          <w:noProof/>
-        </w:rPr>
         <w:drawing>
           <wp:anchor distT="0" distB="0" distL="114300" distR="114300" simplePos="0" relativeHeight="251676672" behindDoc="0" locked="0" layoutInCell="1" allowOverlap="1" wp14:anchorId="620BF497" wp14:editId="4624C4D9">
             <wp:simplePos x="0" y="0"/>
@@ -2423,7 +2899,7 @@
                     <pic:cNvPicPr/>
                   </pic:nvPicPr>
                   <pic:blipFill>
-                    <a:blip r:embed="rId12" cstate="print">
+                    <a:blip r:embed="rId16" cstate="print">
                       <a:extLst>
                         <a:ext uri="{28A0092B-C50C-407E-A947-70E740481C1C}">
                           <a14:useLocalDpi xmlns:a14="http://schemas.microsoft.com/office/drawing/2010/main" val="0"/>
@@ -2470,28 +2946,41 @@
     </w:p>
     <w:p/>
     <w:p>
-      <w:r>
-        <w:rPr>
-          <w:rFonts w:hint="eastAsia"/>
-        </w:rPr>
-        <w:t xml:space="preserve">수락 : 미로의 시작 지점부터 다시 시작 </w:t>
-      </w:r>
-    </w:p>
-    <w:p>
-      <w:r>
-        <w:rPr>
-          <w:rFonts w:hint="eastAsia"/>
-        </w:rPr>
-        <w:t xml:space="preserve">거절 : 미로를 계속해서 진행, 말을 걸기 전으로 돌아간다. </w:t>
+      <w:proofErr w:type="gramStart"/>
+      <w:r>
+        <w:rPr>
+          <w:rFonts w:hint="eastAsia"/>
+        </w:rPr>
+        <w:t>수락 :</w:t>
+      </w:r>
+      <w:proofErr w:type="gramEnd"/>
+      <w:r>
+        <w:rPr>
+          <w:rFonts w:hint="eastAsia"/>
+        </w:rPr>
+        <w:t xml:space="preserve"> 미로의 시작 지점부터 다시 시작 </w:t>
+      </w:r>
+    </w:p>
+    <w:p>
+      <w:proofErr w:type="gramStart"/>
+      <w:r>
+        <w:rPr>
+          <w:rFonts w:hint="eastAsia"/>
+        </w:rPr>
+        <w:t>거절 :</w:t>
+      </w:r>
+      <w:proofErr w:type="gramEnd"/>
+      <w:r>
+        <w:rPr>
+          <w:rFonts w:hint="eastAsia"/>
+        </w:rPr>
+        <w:t xml:space="preserve"> 미로를 계속해서 진행, 말을 걸기 전으로 돌아간다. </w:t>
       </w:r>
     </w:p>
     <w:p/>
     <w:p>
       <w:pPr>
         <w:pStyle w:val="2"/>
-        <w:rPr>
-          <w:rFonts w:hint="eastAsia"/>
-        </w:rPr>
       </w:pPr>
       <w:r>
         <w:rPr>
@@ -2558,7 +3047,6 @@
         <w:rPr>
           <w:rFonts w:hint="eastAsia"/>
         </w:rPr>
-        <w:lastRenderedPageBreak/>
         <w:t>기믹</w:t>
       </w:r>
       <w:proofErr w:type="spellEnd"/>
@@ -2590,7 +3078,7 @@
                     <pic:cNvPicPr/>
                   </pic:nvPicPr>
                   <pic:blipFill>
-                    <a:blip r:embed="rId13"/>
+                    <a:blip r:embed="rId17"/>
                     <a:stretch>
                       <a:fillRect/>
                     </a:stretch>
@@ -2661,11 +3149,19 @@
     </w:p>
     <w:p/>
     <w:p>
-      <w:r>
-        <w:rPr>
-          <w:rFonts w:hint="eastAsia"/>
-        </w:rPr>
-        <w:t>미니게임 : 길 연결</w:t>
+      <w:proofErr w:type="gramStart"/>
+      <w:r>
+        <w:rPr>
+          <w:rFonts w:hint="eastAsia"/>
+        </w:rPr>
+        <w:t>미니게임 :</w:t>
+      </w:r>
+      <w:proofErr w:type="gramEnd"/>
+      <w:r>
+        <w:rPr>
+          <w:rFonts w:hint="eastAsia"/>
+        </w:rPr>
+        <w:t xml:space="preserve"> 길 연결</w:t>
       </w:r>
     </w:p>
     <w:p>
@@ -2675,14 +3171,12 @@
           <w:ilvl w:val="0"/>
           <w:numId w:val="15"/>
         </w:numPr>
-        <w:rPr>
-          <w:rFonts w:hint="eastAsia"/>
-        </w:rPr>
-      </w:pPr>
-      <w:r>
-        <w:rPr>
-          <w:rFonts w:hint="eastAsia"/>
-        </w:rPr>
+      </w:pPr>
+      <w:r>
+        <w:rPr>
+          <w:rFonts w:hint="eastAsia"/>
+        </w:rPr>
+        <w:lastRenderedPageBreak/>
         <w:t xml:space="preserve">2D UI 진행 </w:t>
       </w:r>
     </w:p>
@@ -2723,9 +3217,6 @@
           <w:ilvl w:val="0"/>
           <w:numId w:val="15"/>
         </w:numPr>
-        <w:rPr>
-          <w:rFonts w:hint="eastAsia"/>
-        </w:rPr>
       </w:pPr>
       <w:r>
         <w:rPr>
@@ -2755,7 +3246,7 @@
                     <pic:cNvPicPr/>
                   </pic:nvPicPr>
                   <pic:blipFill>
-                    <a:blip r:embed="rId14" cstate="print">
+                    <a:blip r:embed="rId18" cstate="print">
                       <a:extLst>
                         <a:ext uri="{28A0092B-C50C-407E-A947-70E740481C1C}">
                           <a14:useLocalDpi xmlns:a14="http://schemas.microsoft.com/office/drawing/2010/main" val="0"/>
@@ -2785,7 +3276,21 @@
         <w:rPr>
           <w:rFonts w:hint="eastAsia"/>
         </w:rPr>
-        <w:t xml:space="preserve">클리어 조건 : Start 지점과 End 지점이 이어지게 레버를 돌려서 만들어야 한다. </w:t>
+        <w:t xml:space="preserve">클리어 </w:t>
+      </w:r>
+      <w:proofErr w:type="gramStart"/>
+      <w:r>
+        <w:rPr>
+          <w:rFonts w:hint="eastAsia"/>
+        </w:rPr>
+        <w:t>조건 :</w:t>
+      </w:r>
+      <w:proofErr w:type="gramEnd"/>
+      <w:r>
+        <w:rPr>
+          <w:rFonts w:hint="eastAsia"/>
+        </w:rPr>
+        <w:t xml:space="preserve"> Start 지점과 End 지점이 이어지게 레버를 돌려서 만들어야 한다. </w:t>
       </w:r>
     </w:p>
     <w:p>
@@ -2803,7 +3308,21 @@
         <w:rPr>
           <w:rFonts w:hint="eastAsia"/>
         </w:rPr>
-        <w:t>리셋 버튼 : 퍼즐을 처음 형태로 리셋 시킨다.</w:t>
+        <w:t xml:space="preserve">리셋 </w:t>
+      </w:r>
+      <w:proofErr w:type="gramStart"/>
+      <w:r>
+        <w:rPr>
+          <w:rFonts w:hint="eastAsia"/>
+        </w:rPr>
+        <w:t>버튼 :</w:t>
+      </w:r>
+      <w:proofErr w:type="gramEnd"/>
+      <w:r>
+        <w:rPr>
+          <w:rFonts w:hint="eastAsia"/>
+        </w:rPr>
+        <w:t xml:space="preserve"> 퍼즐을 처음 형태로 리셋 시킨다.</w:t>
       </w:r>
     </w:p>
     <w:p>
@@ -2815,7 +3334,21 @@
         <w:rPr>
           <w:rFonts w:hint="eastAsia"/>
         </w:rPr>
-        <w:t xml:space="preserve">그만 두기 : 퍼즐을 그만두고 유적으로 돌아간다. </w:t>
+        <w:t xml:space="preserve">그만 </w:t>
+      </w:r>
+      <w:proofErr w:type="gramStart"/>
+      <w:r>
+        <w:rPr>
+          <w:rFonts w:hint="eastAsia"/>
+        </w:rPr>
+        <w:t>두기 :</w:t>
+      </w:r>
+      <w:proofErr w:type="gramEnd"/>
+      <w:r>
+        <w:rPr>
+          <w:rFonts w:hint="eastAsia"/>
+        </w:rPr>
+        <w:t xml:space="preserve"> 퍼즐을 그만두고 유적으로 돌아간다. </w:t>
       </w:r>
     </w:p>
     <w:p>
@@ -2857,7 +3390,7 @@
                     <pic:cNvPicPr/>
                   </pic:nvPicPr>
                   <pic:blipFill>
-                    <a:blip r:embed="rId15" cstate="print">
+                    <a:blip r:embed="rId19" cstate="print">
                       <a:extLst>
                         <a:ext uri="{28A0092B-C50C-407E-A947-70E740481C1C}">
                           <a14:useLocalDpi xmlns:a14="http://schemas.microsoft.com/office/drawing/2010/main" val="0"/>
@@ -2900,15 +3433,11 @@
       <w:pPr>
         <w:pStyle w:val="a6"/>
         <w:ind w:left="800"/>
-        <w:rPr>
-          <w:rFonts w:hint="eastAsia"/>
-        </w:rPr>
-      </w:pPr>
-      <w:r>
-        <w:rPr>
-          <w:rFonts w:hint="eastAsia"/>
-        </w:rPr>
-        <w:lastRenderedPageBreak/>
+      </w:pPr>
+      <w:r>
+        <w:rPr>
+          <w:rFonts w:hint="eastAsia"/>
+        </w:rPr>
         <w:t xml:space="preserve">퍼즐을 풀면 다리가 내려간다. </w:t>
       </w:r>
     </w:p>
@@ -2967,11 +3496,19 @@
       <w:pPr>
         <w:pStyle w:val="2"/>
       </w:pPr>
-      <w:r>
-        <w:rPr>
-          <w:rFonts w:hint="eastAsia"/>
-        </w:rPr>
-        <w:t xml:space="preserve">미니게임 : 바이너리 랜드 </w:t>
+      <w:proofErr w:type="gramStart"/>
+      <w:r>
+        <w:rPr>
+          <w:rFonts w:hint="eastAsia"/>
+        </w:rPr>
+        <w:t>미니게임 :</w:t>
+      </w:r>
+      <w:proofErr w:type="gramEnd"/>
+      <w:r>
+        <w:rPr>
+          <w:rFonts w:hint="eastAsia"/>
+        </w:rPr>
+        <w:t xml:space="preserve"> 바이너리 랜드 </w:t>
       </w:r>
     </w:p>
     <w:p>
@@ -3009,6 +3546,7 @@
         <w:rPr>
           <w:rFonts w:hint="eastAsia"/>
         </w:rPr>
+        <w:lastRenderedPageBreak/>
         <w:t xml:space="preserve">좌, 우 조작 시 파트너와 플레이어는 같은 속도로 서로 반대방향으로 이동하게 된다. </w:t>
       </w:r>
     </w:p>
@@ -3073,11 +3611,6 @@
       </w:r>
     </w:p>
     <w:p>
-      <w:pPr>
-        <w:rPr>
-          <w:rFonts w:hint="eastAsia"/>
-        </w:rPr>
-      </w:pPr>
       <w:r>
         <w:rPr>
           <w:rFonts w:hint="eastAsia"/>

--- a/Documents/스테이지 3 기획서.docx
+++ b/Documents/스테이지 3 기획서.docx
@@ -800,28 +800,12 @@
             <w:tcW w:w="2642" w:type="dxa"/>
           </w:tcPr>
           <w:p>
-            <w:proofErr w:type="gramStart"/>
             <w:r>
               <w:rPr>
                 <w:rFonts w:hint="eastAsia"/>
               </w:rPr>
-              <w:t>W,S</w:t>
-            </w:r>
-            <w:proofErr w:type="gramEnd"/>
-            <w:r>
-              <w:rPr>
-                <w:rFonts w:hint="eastAsia"/>
-              </w:rPr>
-              <w:t>,</w:t>
-            </w:r>
-            <w:proofErr w:type="gramStart"/>
-            <w:r>
-              <w:rPr>
-                <w:rFonts w:hint="eastAsia"/>
-              </w:rPr>
-              <w:t>A,D</w:t>
-            </w:r>
-            <w:proofErr w:type="gramEnd"/>
+              <w:t>W,S,A,D</w:t>
+            </w:r>
           </w:p>
         </w:tc>
       </w:tr>
@@ -946,21 +930,7 @@
               <w:rPr>
                 <w:rFonts w:hint="eastAsia"/>
               </w:rPr>
-              <w:t xml:space="preserve">(키 할당 없음, 점프 후 조건에 </w:t>
-            </w:r>
-            <w:proofErr w:type="gramStart"/>
-            <w:r>
-              <w:rPr>
-                <w:rFonts w:hint="eastAsia"/>
-              </w:rPr>
-              <w:t>걸맞는</w:t>
-            </w:r>
-            <w:proofErr w:type="gramEnd"/>
-            <w:r>
-              <w:rPr>
-                <w:rFonts w:hint="eastAsia"/>
-              </w:rPr>
-              <w:t xml:space="preserve"> 높이의 턱 위를 잡으면 자동으로 발동)</w:t>
+              <w:t>(키 할당 없음, 점프 후 조건에 걸맞는 높이의 턱 위를 잡으면 자동으로 발동)</w:t>
             </w:r>
           </w:p>
         </w:tc>
@@ -1291,14 +1261,12 @@
             <w:tcW w:w="2263" w:type="dxa"/>
           </w:tcPr>
           <w:p>
-            <w:proofErr w:type="spellStart"/>
             <w:r>
               <w:rPr>
                 <w:rFonts w:hint="eastAsia"/>
               </w:rPr>
               <w:t>움크리기</w:t>
             </w:r>
-            <w:proofErr w:type="spellEnd"/>
           </w:p>
         </w:tc>
         <w:tc>
@@ -1462,21 +1430,7 @@
         <w:rPr>
           <w:rFonts w:hint="eastAsia"/>
         </w:rPr>
-        <w:t xml:space="preserve">대화 및 </w:t>
-      </w:r>
-      <w:proofErr w:type="spellStart"/>
-      <w:r>
-        <w:rPr>
-          <w:rFonts w:hint="eastAsia"/>
-        </w:rPr>
-        <w:t>대사창</w:t>
-      </w:r>
-      <w:proofErr w:type="spellEnd"/>
-      <w:r>
-        <w:rPr>
-          <w:rFonts w:hint="eastAsia"/>
-        </w:rPr>
-        <w:t xml:space="preserve"> </w:t>
+        <w:t xml:space="preserve">대화 및 대사창 </w:t>
       </w:r>
     </w:p>
     <w:p>
@@ -1797,7 +1751,6 @@
         </w:rPr>
         <w:t xml:space="preserve">STAGE </w:t>
       </w:r>
-      <w:proofErr w:type="gramStart"/>
       <w:r>
         <w:rPr>
           <w:rFonts w:hint="eastAsia"/>
@@ -1808,14 +1761,7 @@
         <w:rPr>
           <w:rFonts w:hint="eastAsia"/>
         </w:rPr>
-        <w:t xml:space="preserve"> :</w:t>
-      </w:r>
-      <w:proofErr w:type="gramEnd"/>
-      <w:r>
-        <w:rPr>
-          <w:rFonts w:hint="eastAsia"/>
-        </w:rPr>
-        <w:t xml:space="preserve"> </w:t>
+        <w:t xml:space="preserve"> : </w:t>
       </w:r>
       <w:r>
         <w:rPr>
@@ -2007,21 +1953,7 @@
         <w:rPr>
           <w:rFonts w:hint="eastAsia"/>
         </w:rPr>
-        <w:t xml:space="preserve">유저는 점프로 바위들을 </w:t>
-      </w:r>
-      <w:proofErr w:type="gramStart"/>
-      <w:r>
-        <w:rPr>
-          <w:rFonts w:hint="eastAsia"/>
-        </w:rPr>
-        <w:t>뛰어 올라간</w:t>
-      </w:r>
-      <w:proofErr w:type="gramEnd"/>
-      <w:r>
-        <w:rPr>
-          <w:rFonts w:hint="eastAsia"/>
-        </w:rPr>
-        <w:t xml:space="preserve"> 후, 밧줄을 타고 절벽을 올라가야 한다. </w:t>
+        <w:t xml:space="preserve">유저는 점프로 바위들을 뛰어 올라간 후, 밧줄을 타고 절벽을 올라가야 한다. </w:t>
       </w:r>
     </w:p>
     <w:p>
@@ -2044,23 +1976,7 @@
           <w:rFonts w:hint="eastAsia"/>
           <w:color w:val="EE0000"/>
         </w:rPr>
-        <w:t xml:space="preserve">기획 </w:t>
-      </w:r>
-      <w:proofErr w:type="gramStart"/>
-      <w:r>
-        <w:rPr>
-          <w:rFonts w:hint="eastAsia"/>
-          <w:color w:val="EE0000"/>
-        </w:rPr>
-        <w:t>의도 :</w:t>
-      </w:r>
-      <w:proofErr w:type="gramEnd"/>
-      <w:r>
-        <w:rPr>
-          <w:rFonts w:hint="eastAsia"/>
-          <w:color w:val="EE0000"/>
-        </w:rPr>
-        <w:t xml:space="preserve"> 이번 유적은 험난한 산길과 바위에 있는 지형임을 유저에게 암시하기 위함</w:t>
+        <w:t>기획 의도 : 이번 유적은 험난한 산길과 바위에 있는 지형임을 유저에게 암시하기 위함</w:t>
       </w:r>
     </w:p>
     <w:p/>
@@ -2215,14 +2131,7 @@
         <w:rPr>
           <w:rFonts w:hint="eastAsia"/>
         </w:rPr>
-        <w:t xml:space="preserve">Stage1이 잘 다듬어진 산 길의 느낌이었다면 Stage3은 사람의 손이 거의 닿지 않는 험준한 산길(풀이 무성하게 </w:t>
-      </w:r>
-      <w:proofErr w:type="spellStart"/>
-      <w:r>
-        <w:rPr>
-          <w:rFonts w:hint="eastAsia"/>
-        </w:rPr>
-        <w:t>자라</w:t>
+        <w:t>Stage1이 잘 다듬어진 산 길의 느낌이었다면 Stage3은 사람의 손이 거의 닿지 않는 험준한 산길(풀이 무성하게 자라</w:t>
       </w:r>
       <w:r>
         <w:rPr>
@@ -2230,7 +2139,6 @@
         </w:rPr>
         <w:t>있는</w:t>
       </w:r>
-      <w:proofErr w:type="spellEnd"/>
       <w:r>
         <w:rPr>
           <w:rFonts w:hint="eastAsia"/>
@@ -2296,7 +2204,7 @@
         </w:rPr>
         <w:lastRenderedPageBreak/>
         <w:drawing>
-          <wp:anchor distT="0" distB="0" distL="114300" distR="114300" simplePos="0" relativeHeight="251681792" behindDoc="0" locked="0" layoutInCell="1" allowOverlap="1" wp14:anchorId="01FBC5E5" wp14:editId="596BA7E0">
+          <wp:anchor distT="0" distB="0" distL="114300" distR="114300" simplePos="0" relativeHeight="251681792" behindDoc="0" locked="0" layoutInCell="1" allowOverlap="1" wp14:anchorId="01FBC5E5" wp14:editId="09E5B7DA">
             <wp:simplePos x="0" y="0"/>
             <wp:positionH relativeFrom="column">
               <wp:posOffset>504825</wp:posOffset>
@@ -2304,8 +2212,8 @@
             <wp:positionV relativeFrom="paragraph">
               <wp:posOffset>0</wp:posOffset>
             </wp:positionV>
-            <wp:extent cx="3952875" cy="2342120"/>
-            <wp:effectExtent l="0" t="0" r="0" b="1270"/>
+            <wp:extent cx="2941320" cy="1743075"/>
+            <wp:effectExtent l="0" t="0" r="0" b="9525"/>
             <wp:wrapTopAndBottom/>
             <wp:docPr id="818608305" name="그림 1"/>
             <wp:cNvGraphicFramePr>
@@ -2333,7 +2241,7 @@
                   <pic:spPr>
                     <a:xfrm>
                       <a:off x="0" y="0"/>
-                      <a:ext cx="3952875" cy="2342120"/>
+                      <a:ext cx="2941320" cy="1743075"/>
                     </a:xfrm>
                     <a:prstGeom prst="rect">
                       <a:avLst/>
@@ -2342,6 +2250,12 @@
                 </pic:pic>
               </a:graphicData>
             </a:graphic>
+            <wp14:sizeRelH relativeFrom="margin">
+              <wp14:pctWidth>0</wp14:pctWidth>
+            </wp14:sizeRelH>
+            <wp14:sizeRelV relativeFrom="margin">
+              <wp14:pctHeight>0</wp14:pctHeight>
+            </wp14:sizeRelV>
           </wp:anchor>
         </w:drawing>
       </w:r>
@@ -2355,16 +2269,8 @@
         <w:rPr>
           <w:rFonts w:hint="eastAsia"/>
         </w:rPr>
-        <w:t xml:space="preserve">지형 </w:t>
-      </w:r>
-      <w:proofErr w:type="spellStart"/>
-      <w:r>
-        <w:rPr>
-          <w:rFonts w:hint="eastAsia"/>
-        </w:rPr>
-        <w:t>정면샷</w:t>
-      </w:r>
-      <w:proofErr w:type="spellEnd"/>
+        <w:t>지형 정면샷</w:t>
+      </w:r>
     </w:p>
     <w:p>
       <w:pPr>
@@ -2382,10 +2288,10 @@
           <w:noProof/>
         </w:rPr>
         <w:drawing>
-          <wp:inline distT="0" distB="0" distL="0" distR="0" wp14:anchorId="69258309" wp14:editId="10BBB3F0">
-            <wp:extent cx="3810000" cy="2973370"/>
-            <wp:effectExtent l="0" t="0" r="0" b="0"/>
-            <wp:docPr id="1557971947" name="그림 1"/>
+          <wp:inline distT="0" distB="0" distL="0" distR="0" wp14:anchorId="2CACECD6" wp14:editId="3667E662">
+            <wp:extent cx="4090420" cy="2638425"/>
+            <wp:effectExtent l="0" t="0" r="5715" b="0"/>
+            <wp:docPr id="979450080" name="그림 1"/>
             <wp:cNvGraphicFramePr>
               <a:graphicFrameLocks xmlns:a="http://schemas.openxmlformats.org/drawingml/2006/main" noChangeAspect="1"/>
             </wp:cNvGraphicFramePr>
@@ -2393,7 +2299,7 @@
               <a:graphicData uri="http://schemas.openxmlformats.org/drawingml/2006/picture">
                 <pic:pic xmlns:pic="http://schemas.openxmlformats.org/drawingml/2006/picture">
                   <pic:nvPicPr>
-                    <pic:cNvPr id="1557971947" name=""/>
+                    <pic:cNvPr id="979450080" name=""/>
                     <pic:cNvPicPr/>
                   </pic:nvPicPr>
                   <pic:blipFill>
@@ -2405,7 +2311,7 @@
                   <pic:spPr>
                     <a:xfrm>
                       <a:off x="0" y="0"/>
-                      <a:ext cx="3814699" cy="2977037"/>
+                      <a:ext cx="4093267" cy="2640262"/>
                     </a:xfrm>
                     <a:prstGeom prst="rect">
                       <a:avLst/>
@@ -2430,25 +2336,37 @@
         <w:rPr>
           <w:rFonts w:hint="eastAsia"/>
         </w:rPr>
-        <w:t xml:space="preserve">지형 </w:t>
-      </w:r>
-      <w:proofErr w:type="spellStart"/>
-      <w:r>
-        <w:rPr>
-          <w:rFonts w:hint="eastAsia"/>
-        </w:rPr>
-        <w:t>탑뷰</w:t>
-      </w:r>
-      <w:proofErr w:type="spellEnd"/>
+        <w:t>지형 탑뷰</w:t>
+      </w:r>
+      <w:r>
+        <w:rPr>
+          <w:rFonts w:hint="eastAsia"/>
+        </w:rPr>
+        <w:t xml:space="preserve"> 및 뱀 몬스터 네마리 배치</w:t>
+      </w:r>
     </w:p>
     <w:p>
       <w:pPr>
         <w:pStyle w:val="a6"/>
         <w:ind w:left="800"/>
-        <w:rPr>
-          <w:rFonts w:hint="eastAsia"/>
-        </w:rPr>
-      </w:pPr>
+      </w:pPr>
+    </w:p>
+    <w:p>
+      <w:pPr>
+        <w:pStyle w:val="a6"/>
+        <w:ind w:left="800"/>
+        <w:rPr>
+          <w:rFonts w:hint="eastAsia"/>
+          <w:color w:val="EE0000"/>
+        </w:rPr>
+      </w:pPr>
+      <w:r>
+        <w:rPr>
+          <w:rFonts w:hint="eastAsia"/>
+          <w:color w:val="EE0000"/>
+        </w:rPr>
+        <w:t>몬스터 배치 위치 : 플레이어가 절벽에 올라오자 마자 뱀 몬스터를 조우하면 시야가 확보되지 않은 상태에서 일반적으로 공격당할 수 있다. 이를 방지하고자 뱀 몬스터를 해당 지형의 다리와 가까운 위치(최소 절반)에 배치한다.</w:t>
+      </w:r>
     </w:p>
     <w:p>
       <w:pPr>
@@ -2460,9 +2378,58 @@
       </w:pPr>
       <w:r>
         <w:rPr>
-          <w:rFonts w:hint="eastAsia"/>
-        </w:rPr>
-        <w:t xml:space="preserve">다리는 절반 정도 건너가면 유저가 건너온 지역부터 무너지기 시작한다. </w:t>
+          <w:noProof/>
+        </w:rPr>
+        <w:lastRenderedPageBreak/>
+        <w:drawing>
+          <wp:anchor distT="0" distB="0" distL="114300" distR="114300" simplePos="0" relativeHeight="251683840" behindDoc="0" locked="0" layoutInCell="1" allowOverlap="1" wp14:anchorId="1DAF35A9" wp14:editId="5A7FA40E">
+            <wp:simplePos x="0" y="0"/>
+            <wp:positionH relativeFrom="column">
+              <wp:posOffset>419100</wp:posOffset>
+            </wp:positionH>
+            <wp:positionV relativeFrom="paragraph">
+              <wp:posOffset>316230</wp:posOffset>
+            </wp:positionV>
+            <wp:extent cx="3057525" cy="2253615"/>
+            <wp:effectExtent l="0" t="0" r="0" b="0"/>
+            <wp:wrapTopAndBottom/>
+            <wp:docPr id="161534045" name="그림 1"/>
+            <wp:cNvGraphicFramePr>
+              <a:graphicFrameLocks xmlns:a="http://schemas.openxmlformats.org/drawingml/2006/main" noChangeAspect="1"/>
+            </wp:cNvGraphicFramePr>
+            <a:graphic xmlns:a="http://schemas.openxmlformats.org/drawingml/2006/main">
+              <a:graphicData uri="http://schemas.openxmlformats.org/drawingml/2006/picture">
+                <pic:pic xmlns:pic="http://schemas.openxmlformats.org/drawingml/2006/picture">
+                  <pic:nvPicPr>
+                    <pic:cNvPr id="161534045" name=""/>
+                    <pic:cNvPicPr/>
+                  </pic:nvPicPr>
+                  <pic:blipFill>
+                    <a:blip r:embed="rId15">
+                      <a:extLst>
+                        <a:ext uri="{28A0092B-C50C-407E-A947-70E740481C1C}">
+                          <a14:useLocalDpi xmlns:a14="http://schemas.microsoft.com/office/drawing/2010/main" val="0"/>
+                        </a:ext>
+                      </a:extLst>
+                    </a:blip>
+                    <a:stretch>
+                      <a:fillRect/>
+                    </a:stretch>
+                  </pic:blipFill>
+                  <pic:spPr>
+                    <a:xfrm>
+                      <a:off x="0" y="0"/>
+                      <a:ext cx="3057525" cy="2253615"/>
+                    </a:xfrm>
+                    <a:prstGeom prst="rect">
+                      <a:avLst/>
+                    </a:prstGeom>
+                  </pic:spPr>
+                </pic:pic>
+              </a:graphicData>
+            </a:graphic>
+          </wp:anchor>
+        </w:drawing>
       </w:r>
     </w:p>
     <w:p>
@@ -2473,26 +2440,130 @@
           <w:numId w:val="15"/>
         </w:numPr>
       </w:pPr>
-      <w:r>
-        <w:rPr>
-          <w:rFonts w:hint="eastAsia"/>
-        </w:rPr>
-        <w:t xml:space="preserve">다리가 무너질 때 유저의 조작을 잠시 멈추고 다리가 뒤쪽부터 무너지는 부분을 카메라로 잠시 </w:t>
-      </w:r>
-      <w:proofErr w:type="gramStart"/>
-      <w:r>
-        <w:rPr>
-          <w:rFonts w:hint="eastAsia"/>
-        </w:rPr>
-        <w:t>클로즈업 해준다</w:t>
-      </w:r>
-      <w:proofErr w:type="gramEnd"/>
-      <w:r>
-        <w:rPr>
-          <w:rFonts w:hint="eastAsia"/>
-        </w:rPr>
-        <w:t xml:space="preserve">. </w:t>
-      </w:r>
+    </w:p>
+    <w:p>
+      <w:pPr>
+        <w:pStyle w:val="a6"/>
+        <w:ind w:left="800"/>
+      </w:pPr>
+      <w:r>
+        <w:rPr>
+          <w:rFonts w:hint="eastAsia"/>
+        </w:rPr>
+        <w:t>다리는 건너는 배경으로 흐르는 물이 보인다.</w:t>
+      </w:r>
+    </w:p>
+    <w:p>
+      <w:pPr>
+        <w:pStyle w:val="a6"/>
+        <w:ind w:left="800"/>
+        <w:rPr>
+          <w:rFonts w:hint="eastAsia"/>
+        </w:rPr>
+      </w:pPr>
+      <w:r>
+        <w:rPr>
+          <w:rFonts w:hint="eastAsia"/>
+        </w:rPr>
+        <w:t xml:space="preserve">해당 지형은 큰 폭포가 있기 때문에 물은 굉장한 급류가 흘러 플레이어가 떨어지면 안되는 지형임을 인지할 수 있다. </w:t>
+      </w:r>
+    </w:p>
+    <w:p>
+      <w:pPr>
+        <w:rPr>
+          <w:rFonts w:hint="eastAsia"/>
+        </w:rPr>
+      </w:pPr>
+    </w:p>
+    <w:p>
+      <w:pPr>
+        <w:pStyle w:val="a6"/>
+        <w:ind w:left="800"/>
+      </w:pPr>
+      <w:r>
+        <w:rPr>
+          <w:noProof/>
+        </w:rPr>
+        <w:drawing>
+          <wp:anchor distT="0" distB="0" distL="114300" distR="114300" simplePos="0" relativeHeight="251682816" behindDoc="0" locked="0" layoutInCell="1" allowOverlap="1" wp14:anchorId="379B3273" wp14:editId="5A39C0A1">
+            <wp:simplePos x="0" y="0"/>
+            <wp:positionH relativeFrom="column">
+              <wp:posOffset>333375</wp:posOffset>
+            </wp:positionH>
+            <wp:positionV relativeFrom="paragraph">
+              <wp:posOffset>26035</wp:posOffset>
+            </wp:positionV>
+            <wp:extent cx="3332456" cy="2695575"/>
+            <wp:effectExtent l="0" t="0" r="1905" b="0"/>
+            <wp:wrapTopAndBottom/>
+            <wp:docPr id="598373254" name="그림 1"/>
+            <wp:cNvGraphicFramePr>
+              <a:graphicFrameLocks xmlns:a="http://schemas.openxmlformats.org/drawingml/2006/main" noChangeAspect="1"/>
+            </wp:cNvGraphicFramePr>
+            <a:graphic xmlns:a="http://schemas.openxmlformats.org/drawingml/2006/main">
+              <a:graphicData uri="http://schemas.openxmlformats.org/drawingml/2006/picture">
+                <pic:pic xmlns:pic="http://schemas.openxmlformats.org/drawingml/2006/picture">
+                  <pic:nvPicPr>
+                    <pic:cNvPr id="598373254" name=""/>
+                    <pic:cNvPicPr/>
+                  </pic:nvPicPr>
+                  <pic:blipFill>
+                    <a:blip r:embed="rId16">
+                      <a:extLst>
+                        <a:ext uri="{28A0092B-C50C-407E-A947-70E740481C1C}">
+                          <a14:useLocalDpi xmlns:a14="http://schemas.microsoft.com/office/drawing/2010/main" val="0"/>
+                        </a:ext>
+                      </a:extLst>
+                    </a:blip>
+                    <a:stretch>
+                      <a:fillRect/>
+                    </a:stretch>
+                  </pic:blipFill>
+                  <pic:spPr>
+                    <a:xfrm>
+                      <a:off x="0" y="0"/>
+                      <a:ext cx="3332456" cy="2695575"/>
+                    </a:xfrm>
+                    <a:prstGeom prst="rect">
+                      <a:avLst/>
+                    </a:prstGeom>
+                  </pic:spPr>
+                </pic:pic>
+              </a:graphicData>
+            </a:graphic>
+          </wp:anchor>
+        </w:drawing>
+      </w:r>
+      <w:r>
+        <w:rPr>
+          <w:rFonts w:hint="eastAsia"/>
+        </w:rPr>
+        <w:t>초안 다리 나무 개수 28 개</w:t>
+      </w:r>
+    </w:p>
+    <w:p>
+      <w:pPr>
+        <w:pStyle w:val="a6"/>
+        <w:ind w:left="800"/>
+        <w:rPr>
+          <w:rFonts w:hint="eastAsia"/>
+        </w:rPr>
+      </w:pPr>
+      <w:r>
+        <w:rPr>
+          <w:rFonts w:hint="eastAsia"/>
+        </w:rPr>
+        <w:t>그 중 14번째 다리에 플레이어가 도착 시 이벤트 트리거 발생</w:t>
+      </w:r>
+    </w:p>
+    <w:p>
+      <w:pPr>
+        <w:pStyle w:val="a6"/>
+        <w:ind w:left="800"/>
+        <w:rPr>
+          <w:rFonts w:hint="eastAsia"/>
+        </w:rPr>
+      </w:pPr>
     </w:p>
     <w:p>
       <w:pPr>
@@ -2506,21 +2577,7 @@
         <w:rPr>
           <w:rFonts w:hint="eastAsia"/>
         </w:rPr>
-        <w:t xml:space="preserve">다리가 무너지는 </w:t>
-      </w:r>
-      <w:proofErr w:type="gramStart"/>
-      <w:r>
-        <w:rPr>
-          <w:rFonts w:hint="eastAsia"/>
-        </w:rPr>
-        <w:t>속도 :</w:t>
-      </w:r>
-      <w:proofErr w:type="gramEnd"/>
-      <w:r>
-        <w:rPr>
-          <w:rFonts w:hint="eastAsia"/>
-        </w:rPr>
-        <w:t xml:space="preserve"> 0.5 초당 한 개 </w:t>
+        <w:t xml:space="preserve">다리는 절반 정도 건너가면 유저가 건너온 지역부터 무너지기 시작한다. </w:t>
       </w:r>
     </w:p>
     <w:p>
@@ -2535,22 +2592,67 @@
         <w:rPr>
           <w:rFonts w:hint="eastAsia"/>
         </w:rPr>
-        <w:t xml:space="preserve">뒤쪽부터 </w:t>
-      </w:r>
-      <w:proofErr w:type="spellStart"/>
-      <w:r>
-        <w:rPr>
-          <w:rFonts w:hint="eastAsia"/>
-        </w:rPr>
-        <w:t>네개가</w:t>
-      </w:r>
-      <w:proofErr w:type="spellEnd"/>
-      <w:r>
-        <w:rPr>
-          <w:rFonts w:hint="eastAsia"/>
-        </w:rPr>
-        <w:t xml:space="preserve"> 무너지고 나면 다시 플레이어를 향해 카메라가 이동하며 조작 권한을 돌려준다. </w:t>
-      </w:r>
+        <w:t xml:space="preserve">다리가 무너질 때 유저의 조작을 잠시 멈추고 다리가 뒤쪽부터 무너지는 부분을 카메라로 잠시 클로즈업 해준다. </w:t>
+      </w:r>
+    </w:p>
+    <w:p>
+      <w:pPr>
+        <w:pStyle w:val="a6"/>
+        <w:ind w:left="800"/>
+        <w:rPr>
+          <w:rFonts w:hint="eastAsia"/>
+        </w:rPr>
+      </w:pPr>
+      <w:r>
+        <w:rPr>
+          <w:noProof/>
+        </w:rPr>
+        <w:lastRenderedPageBreak/>
+        <w:drawing>
+          <wp:inline distT="0" distB="0" distL="0" distR="0" wp14:anchorId="1B3DCCC5" wp14:editId="2829F8DA">
+            <wp:extent cx="5731510" cy="2096135"/>
+            <wp:effectExtent l="0" t="0" r="2540" b="0"/>
+            <wp:docPr id="1622960935" name="그림 1"/>
+            <wp:cNvGraphicFramePr>
+              <a:graphicFrameLocks xmlns:a="http://schemas.openxmlformats.org/drawingml/2006/main" noChangeAspect="1"/>
+            </wp:cNvGraphicFramePr>
+            <a:graphic xmlns:a="http://schemas.openxmlformats.org/drawingml/2006/main">
+              <a:graphicData uri="http://schemas.openxmlformats.org/drawingml/2006/picture">
+                <pic:pic xmlns:pic="http://schemas.openxmlformats.org/drawingml/2006/picture">
+                  <pic:nvPicPr>
+                    <pic:cNvPr id="1622960935" name=""/>
+                    <pic:cNvPicPr/>
+                  </pic:nvPicPr>
+                  <pic:blipFill>
+                    <a:blip r:embed="rId17"/>
+                    <a:stretch>
+                      <a:fillRect/>
+                    </a:stretch>
+                  </pic:blipFill>
+                  <pic:spPr>
+                    <a:xfrm>
+                      <a:off x="0" y="0"/>
+                      <a:ext cx="5731510" cy="2096135"/>
+                    </a:xfrm>
+                    <a:prstGeom prst="rect">
+                      <a:avLst/>
+                    </a:prstGeom>
+                  </pic:spPr>
+                </pic:pic>
+              </a:graphicData>
+            </a:graphic>
+          </wp:inline>
+        </w:drawing>
+      </w:r>
+    </w:p>
+    <w:p>
+      <w:pPr>
+        <w:pStyle w:val="a6"/>
+        <w:ind w:left="800"/>
+        <w:rPr>
+          <w:rFonts w:hint="eastAsia"/>
+        </w:rPr>
+      </w:pPr>
     </w:p>
     <w:p>
       <w:pPr>
@@ -2564,41 +2666,43 @@
         <w:rPr>
           <w:rFonts w:hint="eastAsia"/>
         </w:rPr>
-        <w:t xml:space="preserve">만약 유저가 다리에서 떨어질 </w:t>
-      </w:r>
-      <w:proofErr w:type="gramStart"/>
-      <w:r>
-        <w:rPr>
-          <w:rFonts w:hint="eastAsia"/>
-        </w:rPr>
-        <w:t>시 :</w:t>
-      </w:r>
-      <w:proofErr w:type="gramEnd"/>
-      <w:r>
-        <w:rPr>
-          <w:rFonts w:hint="eastAsia"/>
-        </w:rPr>
-        <w:t xml:space="preserve"> 다리 상태를 원래대로 돌린 상태로 다리를 건너기 </w:t>
-      </w:r>
-      <w:r>
-        <w:rPr>
-          <w:rFonts w:hint="eastAsia"/>
-        </w:rPr>
-        <w:t xml:space="preserve">이전의 위치로 </w:t>
-      </w:r>
-      <w:proofErr w:type="spellStart"/>
-      <w:r>
-        <w:rPr>
-          <w:rFonts w:hint="eastAsia"/>
-        </w:rPr>
-        <w:t>리스폰시킨다</w:t>
-      </w:r>
-      <w:proofErr w:type="spellEnd"/>
-      <w:r>
-        <w:rPr>
-          <w:rFonts w:hint="eastAsia"/>
-        </w:rPr>
-        <w:t xml:space="preserve">. </w:t>
+        <w:t xml:space="preserve">다리가 무너지는 속도 : 0.5 초당 한 개 </w:t>
+      </w:r>
+    </w:p>
+    <w:p>
+      <w:pPr>
+        <w:pStyle w:val="a6"/>
+        <w:numPr>
+          <w:ilvl w:val="0"/>
+          <w:numId w:val="15"/>
+        </w:numPr>
+      </w:pPr>
+      <w:r>
+        <w:rPr>
+          <w:rFonts w:hint="eastAsia"/>
+        </w:rPr>
+        <w:t xml:space="preserve">뒤쪽부터 네개가 무너지고 나면 다시 플레이어를 향해 카메라가 이동하며 조작 권한을 돌려준다. </w:t>
+      </w:r>
+    </w:p>
+    <w:p>
+      <w:pPr>
+        <w:pStyle w:val="a6"/>
+        <w:numPr>
+          <w:ilvl w:val="0"/>
+          <w:numId w:val="15"/>
+        </w:numPr>
+      </w:pPr>
+      <w:r>
+        <w:rPr>
+          <w:rFonts w:hint="eastAsia"/>
+        </w:rPr>
+        <w:t xml:space="preserve">만약 유저가 다리에서 떨어질 시 : 다리 상태를 원래대로 돌린 상태로 다리를 건너기 </w:t>
+      </w:r>
+      <w:r>
+        <w:rPr>
+          <w:rFonts w:hint="eastAsia"/>
+        </w:rPr>
+        <w:t xml:space="preserve">이전의 위치로 리스폰시킨다. </w:t>
       </w:r>
     </w:p>
     <w:p/>
@@ -2620,21 +2724,7 @@
         <w:rPr>
           <w:rFonts w:hint="eastAsia"/>
         </w:rPr>
-        <w:t xml:space="preserve">- 블록을 옮겨서 계단을 만들어서 올라가야 하는 </w:t>
-      </w:r>
-      <w:proofErr w:type="spellStart"/>
-      <w:r>
-        <w:rPr>
-          <w:rFonts w:hint="eastAsia"/>
-        </w:rPr>
-        <w:t>기믹이</w:t>
-      </w:r>
-      <w:proofErr w:type="spellEnd"/>
-      <w:r>
-        <w:rPr>
-          <w:rFonts w:hint="eastAsia"/>
-        </w:rPr>
-        <w:t xml:space="preserve"> 존재한다. </w:t>
+        <w:t xml:space="preserve">- 블록을 옮겨서 계단을 만들어서 올라가야 하는 기믹이 존재한다. </w:t>
       </w:r>
     </w:p>
     <w:p>
@@ -2666,7 +2756,7 @@
                     <pic:cNvPicPr/>
                   </pic:nvPicPr>
                   <pic:blipFill>
-                    <a:blip r:embed="rId15"/>
+                    <a:blip r:embed="rId18"/>
                     <a:stretch>
                       <a:fillRect/>
                     </a:stretch>
@@ -2699,21 +2789,7 @@
         <w:rPr>
           <w:rFonts w:hint="eastAsia"/>
         </w:rPr>
-        <w:t xml:space="preserve">Reference 게임과 </w:t>
-      </w:r>
-      <w:proofErr w:type="gramStart"/>
-      <w:r>
-        <w:rPr>
-          <w:rFonts w:hint="eastAsia"/>
-        </w:rPr>
-        <w:t>차이점 :</w:t>
-      </w:r>
-      <w:proofErr w:type="gramEnd"/>
-      <w:r>
-        <w:rPr>
-          <w:rFonts w:hint="eastAsia"/>
-        </w:rPr>
-        <w:t xml:space="preserve"> 블록에 매달릴 수 없고 블록을 당길 때 지형이 없으면 당길 수 없거나, 캐릭터가 아래로 떨어짐</w:t>
+        <w:t>Reference 게임과 차이점 : 블록에 매달릴 수 없고 블록을 당길 때 지형이 없으면 당길 수 없거나, 캐릭터가 아래로 떨어짐</w:t>
       </w:r>
     </w:p>
     <w:p/>
@@ -2737,6 +2813,7 @@
         <w:rPr>
           <w:rFonts w:hint="eastAsia"/>
         </w:rPr>
+        <w:lastRenderedPageBreak/>
         <w:t xml:space="preserve">점프 후 밧줄을 잡아 아래로 내려가야 한다. </w:t>
       </w:r>
     </w:p>
@@ -2800,21 +2877,7 @@
         <w:rPr>
           <w:rFonts w:hint="eastAsia"/>
         </w:rPr>
-        <w:t xml:space="preserve">- 2 Stage 보다 규모가 더 </w:t>
-      </w:r>
-      <w:proofErr w:type="spellStart"/>
-      <w:r>
-        <w:rPr>
-          <w:rFonts w:hint="eastAsia"/>
-        </w:rPr>
-        <w:t>복잡해졌다</w:t>
-      </w:r>
-      <w:proofErr w:type="spellEnd"/>
-      <w:r>
-        <w:rPr>
-          <w:rFonts w:hint="eastAsia"/>
-        </w:rPr>
-        <w:t xml:space="preserve">. </w:t>
+        <w:t xml:space="preserve">- 2 Stage 보다 규모가 더 복잡해졌다. </w:t>
       </w:r>
     </w:p>
     <w:p>
@@ -2826,47 +2889,11 @@
       </w:r>
     </w:p>
     <w:p>
-      <w:proofErr w:type="gramStart"/>
-      <w:r>
-        <w:rPr>
-          <w:rFonts w:hint="eastAsia"/>
-        </w:rPr>
-        <w:t>파트너 :</w:t>
-      </w:r>
-      <w:proofErr w:type="gramEnd"/>
-      <w:r>
-        <w:rPr>
-          <w:rFonts w:hint="eastAsia"/>
-        </w:rPr>
-        <w:t xml:space="preserve"> 길을 잘못 들른 것 같아 우리 </w:t>
-      </w:r>
-      <w:proofErr w:type="spellStart"/>
-      <w:r>
-        <w:rPr>
-          <w:rFonts w:hint="eastAsia"/>
-        </w:rPr>
-        <w:t>왔던길로</w:t>
-      </w:r>
-      <w:proofErr w:type="spellEnd"/>
-      <w:r>
-        <w:rPr>
-          <w:rFonts w:hint="eastAsia"/>
-        </w:rPr>
-        <w:t xml:space="preserve"> 다시 나가지 </w:t>
-      </w:r>
-      <w:proofErr w:type="spellStart"/>
-      <w:r>
-        <w:rPr>
-          <w:rFonts w:hint="eastAsia"/>
-        </w:rPr>
-        <w:t>않을래</w:t>
-      </w:r>
-      <w:proofErr w:type="spellEnd"/>
-      <w:r>
-        <w:rPr>
-          <w:rFonts w:hint="eastAsia"/>
-        </w:rPr>
-        <w:t xml:space="preserve">? </w:t>
+      <w:r>
+        <w:rPr>
+          <w:rFonts w:hint="eastAsia"/>
+        </w:rPr>
+        <w:t xml:space="preserve">파트너 : 길을 잘못 들른 것 같아 우리 왔던길로 다시 나가지 않을래? </w:t>
       </w:r>
     </w:p>
     <w:p>
@@ -2874,7 +2901,6 @@
         <w:rPr>
           <w:noProof/>
         </w:rPr>
-        <w:lastRenderedPageBreak/>
         <w:drawing>
           <wp:anchor distT="0" distB="0" distL="114300" distR="114300" simplePos="0" relativeHeight="251676672" behindDoc="0" locked="0" layoutInCell="1" allowOverlap="1" wp14:anchorId="620BF497" wp14:editId="4624C4D9">
             <wp:simplePos x="0" y="0"/>
@@ -2899,7 +2925,7 @@
                     <pic:cNvPicPr/>
                   </pic:nvPicPr>
                   <pic:blipFill>
-                    <a:blip r:embed="rId16" cstate="print">
+                    <a:blip r:embed="rId19" cstate="print">
                       <a:extLst>
                         <a:ext uri="{28A0092B-C50C-407E-A947-70E740481C1C}">
                           <a14:useLocalDpi xmlns:a14="http://schemas.microsoft.com/office/drawing/2010/main" val="0"/>
@@ -2946,35 +2972,19 @@
     </w:p>
     <w:p/>
     <w:p>
-      <w:proofErr w:type="gramStart"/>
-      <w:r>
-        <w:rPr>
-          <w:rFonts w:hint="eastAsia"/>
-        </w:rPr>
-        <w:t>수락 :</w:t>
-      </w:r>
-      <w:proofErr w:type="gramEnd"/>
-      <w:r>
-        <w:rPr>
-          <w:rFonts w:hint="eastAsia"/>
-        </w:rPr>
-        <w:t xml:space="preserve"> 미로의 시작 지점부터 다시 시작 </w:t>
-      </w:r>
-    </w:p>
-    <w:p>
-      <w:proofErr w:type="gramStart"/>
-      <w:r>
-        <w:rPr>
-          <w:rFonts w:hint="eastAsia"/>
-        </w:rPr>
-        <w:t>거절 :</w:t>
-      </w:r>
-      <w:proofErr w:type="gramEnd"/>
-      <w:r>
-        <w:rPr>
-          <w:rFonts w:hint="eastAsia"/>
-        </w:rPr>
-        <w:t xml:space="preserve"> 미로를 계속해서 진행, 말을 걸기 전으로 돌아간다. </w:t>
+      <w:r>
+        <w:rPr>
+          <w:rFonts w:hint="eastAsia"/>
+        </w:rPr>
+        <w:t xml:space="preserve">수락 : 미로의 시작 지점부터 다시 시작 </w:t>
+      </w:r>
+    </w:p>
+    <w:p>
+      <w:r>
+        <w:rPr>
+          <w:rFonts w:hint="eastAsia"/>
+        </w:rPr>
+        <w:t xml:space="preserve">거절 : 미로를 계속해서 진행, 말을 걸기 전으로 돌아간다. </w:t>
       </w:r>
     </w:p>
     <w:p/>
@@ -2986,16 +2996,8 @@
         <w:rPr>
           <w:rFonts w:hint="eastAsia"/>
         </w:rPr>
-        <w:t xml:space="preserve">3.6 유적 </w:t>
-      </w:r>
-      <w:proofErr w:type="spellStart"/>
-      <w:r>
-        <w:rPr>
-          <w:rFonts w:hint="eastAsia"/>
-        </w:rPr>
-        <w:t>기믹</w:t>
-      </w:r>
-      <w:proofErr w:type="spellEnd"/>
+        <w:t>3.6 유적 기믹</w:t>
+      </w:r>
       <w:r>
         <w:rPr>
           <w:rFonts w:hint="eastAsia"/>
@@ -3008,21 +3010,7 @@
         <w:rPr>
           <w:rFonts w:hint="eastAsia"/>
         </w:rPr>
-        <w:t xml:space="preserve">- 파트너와 주인공을 </w:t>
-      </w:r>
-      <w:proofErr w:type="spellStart"/>
-      <w:r>
-        <w:rPr>
-          <w:rFonts w:hint="eastAsia"/>
-        </w:rPr>
-        <w:t>번갈아가며</w:t>
-      </w:r>
-      <w:proofErr w:type="spellEnd"/>
-      <w:r>
-        <w:rPr>
-          <w:rFonts w:hint="eastAsia"/>
-        </w:rPr>
-        <w:t xml:space="preserve"> 진행이 가능하다. </w:t>
+        <w:t xml:space="preserve">- 파트너와 주인공을 번갈아가며 진행이 가능하다. </w:t>
       </w:r>
     </w:p>
     <w:p>
@@ -3038,23 +3026,16 @@
         <w:rPr>
           <w:rFonts w:hint="eastAsia"/>
         </w:rPr>
+        <w:lastRenderedPageBreak/>
         <w:t xml:space="preserve">- 이 시스템을 이용해서 유적을 양쪽으로 각각 진행해서 나아가야 한다. </w:t>
       </w:r>
     </w:p>
     <w:p>
-      <w:proofErr w:type="spellStart"/>
-      <w:r>
-        <w:rPr>
-          <w:rFonts w:hint="eastAsia"/>
-        </w:rPr>
-        <w:t>기믹</w:t>
-      </w:r>
-      <w:proofErr w:type="spellEnd"/>
-      <w:r>
-        <w:rPr>
-          <w:rFonts w:hint="eastAsia"/>
-        </w:rPr>
-        <w:t xml:space="preserve"> 설명</w:t>
+      <w:r>
+        <w:rPr>
+          <w:rFonts w:hint="eastAsia"/>
+        </w:rPr>
+        <w:t>기믹 설명</w:t>
       </w:r>
     </w:p>
     <w:p>
@@ -3078,7 +3059,7 @@
                     <pic:cNvPicPr/>
                   </pic:nvPicPr>
                   <pic:blipFill>
-                    <a:blip r:embed="rId17"/>
+                    <a:blip r:embed="rId20"/>
                     <a:stretch>
                       <a:fillRect/>
                     </a:stretch>
@@ -3116,52 +3097,16 @@
         <w:rPr>
           <w:rFonts w:hint="eastAsia"/>
         </w:rPr>
-        <w:t xml:space="preserve">- 한 쪽 길로만 진행하면 진행이 안되며 막히게 된다. 반대편에서 파트너가 길을 </w:t>
-      </w:r>
-      <w:proofErr w:type="spellStart"/>
-      <w:r>
-        <w:rPr>
-          <w:rFonts w:hint="eastAsia"/>
-        </w:rPr>
-        <w:t>열어줘야하는</w:t>
-      </w:r>
-      <w:proofErr w:type="spellEnd"/>
-      <w:r>
-        <w:rPr>
-          <w:rFonts w:hint="eastAsia"/>
-        </w:rPr>
-        <w:t xml:space="preserve"> </w:t>
-      </w:r>
-      <w:proofErr w:type="spellStart"/>
-      <w:r>
-        <w:rPr>
-          <w:rFonts w:hint="eastAsia"/>
-        </w:rPr>
-        <w:t>기믹이</w:t>
-      </w:r>
-      <w:proofErr w:type="spellEnd"/>
-      <w:r>
-        <w:rPr>
-          <w:rFonts w:hint="eastAsia"/>
-        </w:rPr>
-        <w:t xml:space="preserve"> 교대로 계속 진행되는 구조이다. </w:t>
+        <w:t xml:space="preserve">- 한 쪽 길로만 진행하면 진행이 안되며 막히게 된다. 반대편에서 파트너가 길을 열어줘야하는 기믹이 교대로 계속 진행되는 구조이다. </w:t>
       </w:r>
     </w:p>
     <w:p/>
     <w:p>
-      <w:proofErr w:type="gramStart"/>
-      <w:r>
-        <w:rPr>
-          <w:rFonts w:hint="eastAsia"/>
-        </w:rPr>
-        <w:t>미니게임 :</w:t>
-      </w:r>
-      <w:proofErr w:type="gramEnd"/>
-      <w:r>
-        <w:rPr>
-          <w:rFonts w:hint="eastAsia"/>
-        </w:rPr>
-        <w:t xml:space="preserve"> 길 연결</w:t>
+      <w:r>
+        <w:rPr>
+          <w:rFonts w:hint="eastAsia"/>
+        </w:rPr>
+        <w:t>미니게임 : 길 연결</w:t>
       </w:r>
     </w:p>
     <w:p>
@@ -3176,7 +3121,6 @@
         <w:rPr>
           <w:rFonts w:hint="eastAsia"/>
         </w:rPr>
-        <w:lastRenderedPageBreak/>
         <w:t xml:space="preserve">2D UI 진행 </w:t>
       </w:r>
     </w:p>
@@ -3246,7 +3190,7 @@
                     <pic:cNvPicPr/>
                   </pic:nvPicPr>
                   <pic:blipFill>
-                    <a:blip r:embed="rId18" cstate="print">
+                    <a:blip r:embed="rId21" cstate="print">
                       <a:extLst>
                         <a:ext uri="{28A0092B-C50C-407E-A947-70E740481C1C}">
                           <a14:useLocalDpi xmlns:a14="http://schemas.microsoft.com/office/drawing/2010/main" val="0"/>
@@ -3276,21 +3220,7 @@
         <w:rPr>
           <w:rFonts w:hint="eastAsia"/>
         </w:rPr>
-        <w:t xml:space="preserve">클리어 </w:t>
-      </w:r>
-      <w:proofErr w:type="gramStart"/>
-      <w:r>
-        <w:rPr>
-          <w:rFonts w:hint="eastAsia"/>
-        </w:rPr>
-        <w:t>조건 :</w:t>
-      </w:r>
-      <w:proofErr w:type="gramEnd"/>
-      <w:r>
-        <w:rPr>
-          <w:rFonts w:hint="eastAsia"/>
-        </w:rPr>
-        <w:t xml:space="preserve"> Start 지점과 End 지점이 이어지게 레버를 돌려서 만들어야 한다. </w:t>
+        <w:t xml:space="preserve">클리어 조건 : Start 지점과 End 지점이 이어지게 레버를 돌려서 만들어야 한다. </w:t>
       </w:r>
     </w:p>
     <w:p>
@@ -3308,21 +3238,7 @@
         <w:rPr>
           <w:rFonts w:hint="eastAsia"/>
         </w:rPr>
-        <w:t xml:space="preserve">리셋 </w:t>
-      </w:r>
-      <w:proofErr w:type="gramStart"/>
-      <w:r>
-        <w:rPr>
-          <w:rFonts w:hint="eastAsia"/>
-        </w:rPr>
-        <w:t>버튼 :</w:t>
-      </w:r>
-      <w:proofErr w:type="gramEnd"/>
-      <w:r>
-        <w:rPr>
-          <w:rFonts w:hint="eastAsia"/>
-        </w:rPr>
-        <w:t xml:space="preserve"> 퍼즐을 처음 형태로 리셋 시킨다.</w:t>
+        <w:t>리셋 버튼 : 퍼즐을 처음 형태로 리셋 시킨다.</w:t>
       </w:r>
     </w:p>
     <w:p>
@@ -3334,21 +3250,7 @@
         <w:rPr>
           <w:rFonts w:hint="eastAsia"/>
         </w:rPr>
-        <w:t xml:space="preserve">그만 </w:t>
-      </w:r>
-      <w:proofErr w:type="gramStart"/>
-      <w:r>
-        <w:rPr>
-          <w:rFonts w:hint="eastAsia"/>
-        </w:rPr>
-        <w:t>두기 :</w:t>
-      </w:r>
-      <w:proofErr w:type="gramEnd"/>
-      <w:r>
-        <w:rPr>
-          <w:rFonts w:hint="eastAsia"/>
-        </w:rPr>
-        <w:t xml:space="preserve"> 퍼즐을 그만두고 유적으로 돌아간다. </w:t>
+        <w:t xml:space="preserve">그만 두기 : 퍼즐을 그만두고 유적으로 돌아간다. </w:t>
       </w:r>
     </w:p>
     <w:p>
@@ -3366,6 +3268,7 @@
         <w:rPr>
           <w:noProof/>
         </w:rPr>
+        <w:lastRenderedPageBreak/>
         <w:drawing>
           <wp:anchor distT="0" distB="0" distL="114300" distR="114300" simplePos="0" relativeHeight="251678720" behindDoc="0" locked="0" layoutInCell="1" allowOverlap="1" wp14:anchorId="01162FF9" wp14:editId="4E5CCB20">
             <wp:simplePos x="0" y="0"/>
@@ -3390,7 +3293,7 @@
                     <pic:cNvPicPr/>
                   </pic:nvPicPr>
                   <pic:blipFill>
-                    <a:blip r:embed="rId19" cstate="print">
+                    <a:blip r:embed="rId22" cstate="print">
                       <a:extLst>
                         <a:ext uri="{28A0092B-C50C-407E-A947-70E740481C1C}">
                           <a14:useLocalDpi xmlns:a14="http://schemas.microsoft.com/office/drawing/2010/main" val="0"/>
@@ -3496,19 +3399,11 @@
       <w:pPr>
         <w:pStyle w:val="2"/>
       </w:pPr>
-      <w:proofErr w:type="gramStart"/>
-      <w:r>
-        <w:rPr>
-          <w:rFonts w:hint="eastAsia"/>
-        </w:rPr>
-        <w:t>미니게임 :</w:t>
-      </w:r>
-      <w:proofErr w:type="gramEnd"/>
-      <w:r>
-        <w:rPr>
-          <w:rFonts w:hint="eastAsia"/>
-        </w:rPr>
-        <w:t xml:space="preserve"> 바이너리 랜드 </w:t>
+      <w:r>
+        <w:rPr>
+          <w:rFonts w:hint="eastAsia"/>
+        </w:rPr>
+        <w:t xml:space="preserve">미니게임 : 바이너리 랜드 </w:t>
       </w:r>
     </w:p>
     <w:p>
@@ -3546,7 +3441,6 @@
         <w:rPr>
           <w:rFonts w:hint="eastAsia"/>
         </w:rPr>
-        <w:lastRenderedPageBreak/>
         <w:t xml:space="preserve">좌, 우 조작 시 파트너와 플레이어는 같은 속도로 서로 반대방향으로 이동하게 된다. </w:t>
       </w:r>
     </w:p>

--- a/Documents/스테이지 3 기획서.docx
+++ b/Documents/스테이지 3 기획서.docx
@@ -800,12 +800,28 @@
             <w:tcW w:w="2642" w:type="dxa"/>
           </w:tcPr>
           <w:p>
+            <w:proofErr w:type="gramStart"/>
             <w:r>
               <w:rPr>
                 <w:rFonts w:hint="eastAsia"/>
               </w:rPr>
-              <w:t>W,S,A,D</w:t>
-            </w:r>
+              <w:t>W,S</w:t>
+            </w:r>
+            <w:proofErr w:type="gramEnd"/>
+            <w:r>
+              <w:rPr>
+                <w:rFonts w:hint="eastAsia"/>
+              </w:rPr>
+              <w:t>,</w:t>
+            </w:r>
+            <w:proofErr w:type="gramStart"/>
+            <w:r>
+              <w:rPr>
+                <w:rFonts w:hint="eastAsia"/>
+              </w:rPr>
+              <w:t>A,D</w:t>
+            </w:r>
+            <w:proofErr w:type="gramEnd"/>
           </w:p>
         </w:tc>
       </w:tr>
@@ -930,7 +946,21 @@
               <w:rPr>
                 <w:rFonts w:hint="eastAsia"/>
               </w:rPr>
-              <w:t>(키 할당 없음, 점프 후 조건에 걸맞는 높이의 턱 위를 잡으면 자동으로 발동)</w:t>
+              <w:t xml:space="preserve">(키 할당 없음, 점프 후 조건에 </w:t>
+            </w:r>
+            <w:proofErr w:type="gramStart"/>
+            <w:r>
+              <w:rPr>
+                <w:rFonts w:hint="eastAsia"/>
+              </w:rPr>
+              <w:t>걸맞는</w:t>
+            </w:r>
+            <w:proofErr w:type="gramEnd"/>
+            <w:r>
+              <w:rPr>
+                <w:rFonts w:hint="eastAsia"/>
+              </w:rPr>
+              <w:t xml:space="preserve"> 높이의 턱 위를 잡으면 자동으로 발동)</w:t>
             </w:r>
           </w:p>
         </w:tc>
@@ -1261,12 +1291,14 @@
             <w:tcW w:w="2263" w:type="dxa"/>
           </w:tcPr>
           <w:p>
+            <w:proofErr w:type="spellStart"/>
             <w:r>
               <w:rPr>
                 <w:rFonts w:hint="eastAsia"/>
               </w:rPr>
               <w:t>움크리기</w:t>
             </w:r>
+            <w:proofErr w:type="spellEnd"/>
           </w:p>
         </w:tc>
         <w:tc>
@@ -1430,7 +1462,21 @@
         <w:rPr>
           <w:rFonts w:hint="eastAsia"/>
         </w:rPr>
-        <w:t xml:space="preserve">대화 및 대사창 </w:t>
+        <w:t xml:space="preserve">대화 및 </w:t>
+      </w:r>
+      <w:proofErr w:type="spellStart"/>
+      <w:r>
+        <w:rPr>
+          <w:rFonts w:hint="eastAsia"/>
+        </w:rPr>
+        <w:t>대사창</w:t>
+      </w:r>
+      <w:proofErr w:type="spellEnd"/>
+      <w:r>
+        <w:rPr>
+          <w:rFonts w:hint="eastAsia"/>
+        </w:rPr>
+        <w:t xml:space="preserve"> </w:t>
       </w:r>
     </w:p>
     <w:p>
@@ -1751,6 +1797,7 @@
         </w:rPr>
         <w:t xml:space="preserve">STAGE </w:t>
       </w:r>
+      <w:proofErr w:type="gramStart"/>
       <w:r>
         <w:rPr>
           <w:rFonts w:hint="eastAsia"/>
@@ -1761,7 +1808,14 @@
         <w:rPr>
           <w:rFonts w:hint="eastAsia"/>
         </w:rPr>
-        <w:t xml:space="preserve"> : </w:t>
+        <w:t xml:space="preserve"> :</w:t>
+      </w:r>
+      <w:proofErr w:type="gramEnd"/>
+      <w:r>
+        <w:rPr>
+          <w:rFonts w:hint="eastAsia"/>
+        </w:rPr>
+        <w:t xml:space="preserve"> </w:t>
       </w:r>
       <w:r>
         <w:rPr>
@@ -1953,7 +2007,21 @@
         <w:rPr>
           <w:rFonts w:hint="eastAsia"/>
         </w:rPr>
-        <w:t xml:space="preserve">유저는 점프로 바위들을 뛰어 올라간 후, 밧줄을 타고 절벽을 올라가야 한다. </w:t>
+        <w:t xml:space="preserve">유저는 점프로 바위들을 </w:t>
+      </w:r>
+      <w:proofErr w:type="gramStart"/>
+      <w:r>
+        <w:rPr>
+          <w:rFonts w:hint="eastAsia"/>
+        </w:rPr>
+        <w:t>뛰어 올라간</w:t>
+      </w:r>
+      <w:proofErr w:type="gramEnd"/>
+      <w:r>
+        <w:rPr>
+          <w:rFonts w:hint="eastAsia"/>
+        </w:rPr>
+        <w:t xml:space="preserve"> 후, 밧줄을 타고 절벽을 올라가야 한다. </w:t>
       </w:r>
     </w:p>
     <w:p>
@@ -1976,7 +2044,23 @@
           <w:rFonts w:hint="eastAsia"/>
           <w:color w:val="EE0000"/>
         </w:rPr>
-        <w:t>기획 의도 : 이번 유적은 험난한 산길과 바위에 있는 지형임을 유저에게 암시하기 위함</w:t>
+        <w:t xml:space="preserve">기획 </w:t>
+      </w:r>
+      <w:proofErr w:type="gramStart"/>
+      <w:r>
+        <w:rPr>
+          <w:rFonts w:hint="eastAsia"/>
+          <w:color w:val="EE0000"/>
+        </w:rPr>
+        <w:t>의도 :</w:t>
+      </w:r>
+      <w:proofErr w:type="gramEnd"/>
+      <w:r>
+        <w:rPr>
+          <w:rFonts w:hint="eastAsia"/>
+          <w:color w:val="EE0000"/>
+        </w:rPr>
+        <w:t xml:space="preserve"> 이번 유적은 험난한 산길과 바위에 있는 지형임을 유저에게 암시하기 위함</w:t>
       </w:r>
     </w:p>
     <w:p/>
@@ -2131,7 +2215,14 @@
         <w:rPr>
           <w:rFonts w:hint="eastAsia"/>
         </w:rPr>
-        <w:t>Stage1이 잘 다듬어진 산 길의 느낌이었다면 Stage3은 사람의 손이 거의 닿지 않는 험준한 산길(풀이 무성하게 자라</w:t>
+        <w:t xml:space="preserve">Stage1이 잘 다듬어진 산 길의 느낌이었다면 Stage3은 사람의 손이 거의 닿지 않는 험준한 산길(풀이 무성하게 </w:t>
+      </w:r>
+      <w:proofErr w:type="spellStart"/>
+      <w:r>
+        <w:rPr>
+          <w:rFonts w:hint="eastAsia"/>
+        </w:rPr>
+        <w:t>자라</w:t>
       </w:r>
       <w:r>
         <w:rPr>
@@ -2139,6 +2230,7 @@
         </w:rPr>
         <w:t>있는</w:t>
       </w:r>
+      <w:proofErr w:type="spellEnd"/>
       <w:r>
         <w:rPr>
           <w:rFonts w:hint="eastAsia"/>
@@ -2269,8 +2361,16 @@
         <w:rPr>
           <w:rFonts w:hint="eastAsia"/>
         </w:rPr>
-        <w:t>지형 정면샷</w:t>
-      </w:r>
+        <w:t xml:space="preserve">지형 </w:t>
+      </w:r>
+      <w:proofErr w:type="spellStart"/>
+      <w:r>
+        <w:rPr>
+          <w:rFonts w:hint="eastAsia"/>
+        </w:rPr>
+        <w:t>정면샷</w:t>
+      </w:r>
+      <w:proofErr w:type="spellEnd"/>
     </w:p>
     <w:p>
       <w:pPr>
@@ -2336,13 +2436,35 @@
         <w:rPr>
           <w:rFonts w:hint="eastAsia"/>
         </w:rPr>
-        <w:t>지형 탑뷰</w:t>
-      </w:r>
-      <w:r>
-        <w:rPr>
-          <w:rFonts w:hint="eastAsia"/>
-        </w:rPr>
-        <w:t xml:space="preserve"> 및 뱀 몬스터 네마리 배치</w:t>
+        <w:t xml:space="preserve">지형 </w:t>
+      </w:r>
+      <w:proofErr w:type="spellStart"/>
+      <w:r>
+        <w:rPr>
+          <w:rFonts w:hint="eastAsia"/>
+        </w:rPr>
+        <w:t>탑뷰</w:t>
+      </w:r>
+      <w:proofErr w:type="spellEnd"/>
+      <w:r>
+        <w:rPr>
+          <w:rFonts w:hint="eastAsia"/>
+        </w:rPr>
+        <w:t xml:space="preserve"> 및 뱀 몬스터 </w:t>
+      </w:r>
+      <w:proofErr w:type="spellStart"/>
+      <w:r>
+        <w:rPr>
+          <w:rFonts w:hint="eastAsia"/>
+        </w:rPr>
+        <w:t>네마리</w:t>
+      </w:r>
+      <w:proofErr w:type="spellEnd"/>
+      <w:r>
+        <w:rPr>
+          <w:rFonts w:hint="eastAsia"/>
+        </w:rPr>
+        <w:t xml:space="preserve"> 배치</w:t>
       </w:r>
     </w:p>
     <w:p>
@@ -2365,7 +2487,23 @@
           <w:rFonts w:hint="eastAsia"/>
           <w:color w:val="EE0000"/>
         </w:rPr>
-        <w:t>몬스터 배치 위치 : 플레이어가 절벽에 올라오자 마자 뱀 몬스터를 조우하면 시야가 확보되지 않은 상태에서 일반적으로 공격당할 수 있다. 이를 방지하고자 뱀 몬스터를 해당 지형의 다리와 가까운 위치(최소 절반)에 배치한다.</w:t>
+        <w:t xml:space="preserve">몬스터 배치 </w:t>
+      </w:r>
+      <w:proofErr w:type="gramStart"/>
+      <w:r>
+        <w:rPr>
+          <w:rFonts w:hint="eastAsia"/>
+          <w:color w:val="EE0000"/>
+        </w:rPr>
+        <w:t>위치 :</w:t>
+      </w:r>
+      <w:proofErr w:type="gramEnd"/>
+      <w:r>
+        <w:rPr>
+          <w:rFonts w:hint="eastAsia"/>
+          <w:color w:val="EE0000"/>
+        </w:rPr>
+        <w:t xml:space="preserve"> 플레이어가 절벽에 올라오자 마자 뱀 몬스터를 조우하면 시야가 확보되지 않은 상태에서 일반적으로 공격당할 수 있다. 이를 방지하고자 뱀 몬스터를 해당 지형의 다리와 가까운 위치(최소 절반)에 배치한다.</w:t>
       </w:r>
     </w:p>
     <w:p>
@@ -2534,12 +2672,89 @@
           </wp:anchor>
         </w:drawing>
       </w:r>
-      <w:r>
-        <w:rPr>
-          <w:rFonts w:hint="eastAsia"/>
-        </w:rPr>
-        <w:t>초안 다리 나무 개수 28 개</w:t>
-      </w:r>
+      <w:proofErr w:type="gramStart"/>
+      <w:r>
+        <w:rPr>
+          <w:rFonts w:hint="eastAsia"/>
+        </w:rPr>
+        <w:t xml:space="preserve">초안 </w:t>
+      </w:r>
+      <w:r>
+        <w:rPr>
+          <w:rFonts w:hint="eastAsia"/>
+        </w:rPr>
+        <w:t>:</w:t>
+      </w:r>
+      <w:proofErr w:type="gramEnd"/>
+      <w:r>
+        <w:rPr>
+          <w:rFonts w:hint="eastAsia"/>
+        </w:rPr>
+        <w:t xml:space="preserve"> </w:t>
+      </w:r>
+      <w:r>
+        <w:rPr>
+          <w:rFonts w:hint="eastAsia"/>
+        </w:rPr>
+        <w:t>다리 나무 개수 28 개</w:t>
+      </w:r>
+      <w:r>
+        <w:br/>
+      </w:r>
+      <w:r>
+        <w:rPr>
+          <w:rFonts w:hint="eastAsia"/>
+        </w:rPr>
+        <w:t>다리 한 개 길이</w:t>
+      </w:r>
+      <w:r>
+        <w:rPr>
+          <w:rFonts w:hint="eastAsia"/>
+        </w:rPr>
+        <w:t xml:space="preserve"> 약</w:t>
+      </w:r>
+      <w:r>
+        <w:rPr>
+          <w:rFonts w:hint="eastAsia"/>
+        </w:rPr>
+        <w:t xml:space="preserve"> 1m</w:t>
+      </w:r>
+    </w:p>
+    <w:p>
+      <w:pPr>
+        <w:pStyle w:val="a6"/>
+        <w:ind w:left="800"/>
+        <w:rPr>
+          <w:rFonts w:hint="eastAsia"/>
+        </w:rPr>
+      </w:pPr>
+      <w:r>
+        <w:rPr>
+          <w:rFonts w:hint="eastAsia"/>
+        </w:rPr>
+        <w:t xml:space="preserve">다리 총 길이 </w:t>
+      </w:r>
+      <w:r>
+        <w:rPr>
+          <w:rFonts w:hint="eastAsia"/>
+        </w:rPr>
+        <w:t xml:space="preserve">약 </w:t>
+      </w:r>
+      <w:r>
+        <w:rPr>
+          <w:rFonts w:hint="eastAsia"/>
+        </w:rPr>
+        <w:t>28m</w:t>
+      </w:r>
+    </w:p>
+    <w:p>
+      <w:pPr>
+        <w:pStyle w:val="a6"/>
+        <w:ind w:left="800"/>
+        <w:rPr>
+          <w:rFonts w:hint="eastAsia"/>
+        </w:rPr>
+      </w:pPr>
     </w:p>
     <w:p>
       <w:pPr>
@@ -2592,7 +2807,28 @@
         <w:rPr>
           <w:rFonts w:hint="eastAsia"/>
         </w:rPr>
-        <w:t xml:space="preserve">다리가 무너질 때 유저의 조작을 잠시 멈추고 다리가 뒤쪽부터 무너지는 부분을 카메라로 잠시 클로즈업 해준다. </w:t>
+        <w:t xml:space="preserve">다리가 무너질 때 유저의 조작을 잠시 멈추고 다리가 뒤쪽부터 무너지는 부분을 </w:t>
+      </w:r>
+      <w:r>
+        <w:rPr>
+          <w:rFonts w:hint="eastAsia"/>
+        </w:rPr>
+        <w:lastRenderedPageBreak/>
+        <w:t xml:space="preserve">카메라로 잠시 </w:t>
+      </w:r>
+      <w:proofErr w:type="gramStart"/>
+      <w:r>
+        <w:rPr>
+          <w:rFonts w:hint="eastAsia"/>
+        </w:rPr>
+        <w:t>클로즈업 해준다</w:t>
+      </w:r>
+      <w:proofErr w:type="gramEnd"/>
+      <w:r>
+        <w:rPr>
+          <w:rFonts w:hint="eastAsia"/>
+        </w:rPr>
+        <w:t xml:space="preserve">. </w:t>
       </w:r>
     </w:p>
     <w:p>
@@ -2607,7 +2843,6 @@
         <w:rPr>
           <w:noProof/>
         </w:rPr>
-        <w:lastRenderedPageBreak/>
         <w:drawing>
           <wp:inline distT="0" distB="0" distL="0" distR="0" wp14:anchorId="1B3DCCC5" wp14:editId="2829F8DA">
             <wp:extent cx="5731510" cy="2096135"/>
@@ -2666,7 +2901,21 @@
         <w:rPr>
           <w:rFonts w:hint="eastAsia"/>
         </w:rPr>
-        <w:t xml:space="preserve">다리가 무너지는 속도 : 0.5 초당 한 개 </w:t>
+        <w:t xml:space="preserve">다리가 무너지는 </w:t>
+      </w:r>
+      <w:proofErr w:type="gramStart"/>
+      <w:r>
+        <w:rPr>
+          <w:rFonts w:hint="eastAsia"/>
+        </w:rPr>
+        <w:t>속도 :</w:t>
+      </w:r>
+      <w:proofErr w:type="gramEnd"/>
+      <w:r>
+        <w:rPr>
+          <w:rFonts w:hint="eastAsia"/>
+        </w:rPr>
+        <w:t xml:space="preserve"> 0.5 초당 한 개 </w:t>
       </w:r>
     </w:p>
     <w:p>
@@ -2681,7 +2930,19 @@
         <w:rPr>
           <w:rFonts w:hint="eastAsia"/>
         </w:rPr>
-        <w:t xml:space="preserve">뒤쪽부터 네개가 무너지고 나면 다시 플레이어를 향해 카메라가 이동하며 조작 권한을 돌려준다. </w:t>
+        <w:t>뒤쪽부터 네</w:t>
+      </w:r>
+      <w:r>
+        <w:rPr>
+          <w:rFonts w:hint="eastAsia"/>
+        </w:rPr>
+        <w:t xml:space="preserve"> </w:t>
+      </w:r>
+      <w:r>
+        <w:rPr>
+          <w:rFonts w:hint="eastAsia"/>
+        </w:rPr>
+        <w:t xml:space="preserve">개가 무너지고 나면 다시 플레이어를 향해 카메라가 이동하며 조작 권한을 돌려준다. </w:t>
       </w:r>
     </w:p>
     <w:p>
@@ -2696,13 +2957,56 @@
         <w:rPr>
           <w:rFonts w:hint="eastAsia"/>
         </w:rPr>
-        <w:t xml:space="preserve">만약 유저가 다리에서 떨어질 시 : 다리 상태를 원래대로 돌린 상태로 다리를 건너기 </w:t>
-      </w:r>
-      <w:r>
-        <w:rPr>
-          <w:rFonts w:hint="eastAsia"/>
-        </w:rPr>
-        <w:t xml:space="preserve">이전의 위치로 리스폰시킨다. </w:t>
+        <w:t>다리가 무너지면, 다리를 다 건너기 전까지 플레이어의 시점 전환이 불가능하다.</w:t>
+      </w:r>
+    </w:p>
+    <w:p>
+      <w:pPr>
+        <w:pStyle w:val="a6"/>
+        <w:numPr>
+          <w:ilvl w:val="0"/>
+          <w:numId w:val="15"/>
+        </w:numPr>
+      </w:pPr>
+      <w:r>
+        <w:rPr>
+          <w:rFonts w:hint="eastAsia"/>
+        </w:rPr>
+        <w:t xml:space="preserve">만약 유저가 다리에서 떨어질 </w:t>
+      </w:r>
+      <w:proofErr w:type="gramStart"/>
+      <w:r>
+        <w:rPr>
+          <w:rFonts w:hint="eastAsia"/>
+        </w:rPr>
+        <w:t>시 :</w:t>
+      </w:r>
+      <w:proofErr w:type="gramEnd"/>
+      <w:r>
+        <w:rPr>
+          <w:rFonts w:hint="eastAsia"/>
+        </w:rPr>
+        <w:t xml:space="preserve"> 다리 상태를 원래대로 돌린 상태로 다리를 건너기 </w:t>
+      </w:r>
+      <w:r>
+        <w:rPr>
+          <w:rFonts w:hint="eastAsia"/>
+        </w:rPr>
+        <w:t xml:space="preserve">이전의 위치로 </w:t>
+      </w:r>
+      <w:proofErr w:type="spellStart"/>
+      <w:r>
+        <w:rPr>
+          <w:rFonts w:hint="eastAsia"/>
+        </w:rPr>
+        <w:t>리스폰시킨다</w:t>
+      </w:r>
+      <w:proofErr w:type="spellEnd"/>
+      <w:r>
+        <w:rPr>
+          <w:rFonts w:hint="eastAsia"/>
+        </w:rPr>
+        <w:t xml:space="preserve">. </w:t>
       </w:r>
     </w:p>
     <w:p/>
@@ -2724,7 +3028,235 @@
         <w:rPr>
           <w:rFonts w:hint="eastAsia"/>
         </w:rPr>
-        <w:t xml:space="preserve">- 블록을 옮겨서 계단을 만들어서 올라가야 하는 기믹이 존재한다. </w:t>
+        <w:t xml:space="preserve">- 다리를 </w:t>
+      </w:r>
+      <w:proofErr w:type="gramStart"/>
+      <w:r>
+        <w:rPr>
+          <w:rFonts w:hint="eastAsia"/>
+        </w:rPr>
+        <w:t>건너 오면</w:t>
+      </w:r>
+      <w:proofErr w:type="gramEnd"/>
+      <w:r>
+        <w:rPr>
+          <w:rFonts w:hint="eastAsia"/>
+        </w:rPr>
+        <w:t xml:space="preserve"> 기둥에 숨어있던 뱀 몬스터가 기습 공격을 한다. </w:t>
+      </w:r>
+    </w:p>
+    <w:p>
+      <w:r>
+        <w:rPr>
+          <w:noProof/>
+        </w:rPr>
+        <w:drawing>
+          <wp:anchor distT="0" distB="0" distL="114300" distR="114300" simplePos="0" relativeHeight="251684864" behindDoc="0" locked="0" layoutInCell="1" allowOverlap="1" wp14:anchorId="77364490" wp14:editId="5EA9A100">
+            <wp:simplePos x="0" y="0"/>
+            <wp:positionH relativeFrom="column">
+              <wp:posOffset>0</wp:posOffset>
+            </wp:positionH>
+            <wp:positionV relativeFrom="paragraph">
+              <wp:posOffset>2540</wp:posOffset>
+            </wp:positionV>
+            <wp:extent cx="3648075" cy="2073413"/>
+            <wp:effectExtent l="0" t="0" r="0" b="3175"/>
+            <wp:wrapTopAndBottom/>
+            <wp:docPr id="1224141962" name="그림 1"/>
+            <wp:cNvGraphicFramePr>
+              <a:graphicFrameLocks xmlns:a="http://schemas.openxmlformats.org/drawingml/2006/main" noChangeAspect="1"/>
+            </wp:cNvGraphicFramePr>
+            <a:graphic xmlns:a="http://schemas.openxmlformats.org/drawingml/2006/main">
+              <a:graphicData uri="http://schemas.openxmlformats.org/drawingml/2006/picture">
+                <pic:pic xmlns:pic="http://schemas.openxmlformats.org/drawingml/2006/picture">
+                  <pic:nvPicPr>
+                    <pic:cNvPr id="1224141962" name=""/>
+                    <pic:cNvPicPr/>
+                  </pic:nvPicPr>
+                  <pic:blipFill>
+                    <a:blip r:embed="rId18" cstate="print">
+                      <a:extLst>
+                        <a:ext uri="{28A0092B-C50C-407E-A947-70E740481C1C}">
+                          <a14:useLocalDpi xmlns:a14="http://schemas.microsoft.com/office/drawing/2010/main" val="0"/>
+                        </a:ext>
+                      </a:extLst>
+                    </a:blip>
+                    <a:stretch>
+                      <a:fillRect/>
+                    </a:stretch>
+                  </pic:blipFill>
+                  <pic:spPr>
+                    <a:xfrm>
+                      <a:off x="0" y="0"/>
+                      <a:ext cx="3648075" cy="2073413"/>
+                    </a:xfrm>
+                    <a:prstGeom prst="rect">
+                      <a:avLst/>
+                    </a:prstGeom>
+                  </pic:spPr>
+                </pic:pic>
+              </a:graphicData>
+            </a:graphic>
+          </wp:anchor>
+        </w:drawing>
+      </w:r>
+    </w:p>
+    <w:p>
+      <w:r>
+        <w:rPr>
+          <w:rFonts w:hint="eastAsia"/>
+        </w:rPr>
+        <w:t xml:space="preserve">맵 정면 </w:t>
+      </w:r>
+    </w:p>
+    <w:p>
+      <w:r>
+        <w:rPr>
+          <w:noProof/>
+        </w:rPr>
+        <w:lastRenderedPageBreak/>
+        <w:drawing>
+          <wp:inline distT="0" distB="0" distL="0" distR="0" wp14:anchorId="06F621F4" wp14:editId="5DCCBDBE">
+            <wp:extent cx="4048125" cy="2624150"/>
+            <wp:effectExtent l="0" t="0" r="0" b="5080"/>
+            <wp:docPr id="1937383290" name="그림 1"/>
+            <wp:cNvGraphicFramePr>
+              <a:graphicFrameLocks xmlns:a="http://schemas.openxmlformats.org/drawingml/2006/main" noChangeAspect="1"/>
+            </wp:cNvGraphicFramePr>
+            <a:graphic xmlns:a="http://schemas.openxmlformats.org/drawingml/2006/main">
+              <a:graphicData uri="http://schemas.openxmlformats.org/drawingml/2006/picture">
+                <pic:pic xmlns:pic="http://schemas.openxmlformats.org/drawingml/2006/picture">
+                  <pic:nvPicPr>
+                    <pic:cNvPr id="1937383290" name=""/>
+                    <pic:cNvPicPr/>
+                  </pic:nvPicPr>
+                  <pic:blipFill>
+                    <a:blip r:embed="rId19"/>
+                    <a:stretch>
+                      <a:fillRect/>
+                    </a:stretch>
+                  </pic:blipFill>
+                  <pic:spPr>
+                    <a:xfrm>
+                      <a:off x="0" y="0"/>
+                      <a:ext cx="4055617" cy="2629007"/>
+                    </a:xfrm>
+                    <a:prstGeom prst="rect">
+                      <a:avLst/>
+                    </a:prstGeom>
+                  </pic:spPr>
+                </pic:pic>
+              </a:graphicData>
+            </a:graphic>
+          </wp:inline>
+        </w:drawing>
+      </w:r>
+    </w:p>
+    <w:p>
+      <w:r>
+        <w:rPr>
+          <w:rFonts w:hint="eastAsia"/>
+        </w:rPr>
+        <w:t xml:space="preserve">맵 </w:t>
+      </w:r>
+      <w:proofErr w:type="spellStart"/>
+      <w:r>
+        <w:rPr>
+          <w:rFonts w:hint="eastAsia"/>
+        </w:rPr>
+        <w:t>탑뷰</w:t>
+      </w:r>
+      <w:proofErr w:type="spellEnd"/>
+    </w:p>
+    <w:p>
+      <w:r>
+        <w:rPr>
+          <w:rFonts w:hint="eastAsia"/>
+        </w:rPr>
+        <w:t>기둥 뒤에 총 뱀이 세 마리가 존재한다.</w:t>
+      </w:r>
+    </w:p>
+    <w:p/>
+    <w:p>
+      <w:pPr>
+        <w:rPr>
+          <w:color w:val="EE0000"/>
+        </w:rPr>
+      </w:pPr>
+      <w:r>
+        <w:rPr>
+          <w:rFonts w:hint="eastAsia"/>
+          <w:color w:val="EE0000"/>
+        </w:rPr>
+        <w:t xml:space="preserve">기획 </w:t>
+      </w:r>
+      <w:proofErr w:type="gramStart"/>
+      <w:r>
+        <w:rPr>
+          <w:rFonts w:hint="eastAsia"/>
+          <w:color w:val="EE0000"/>
+        </w:rPr>
+        <w:t>의도 :</w:t>
+      </w:r>
+      <w:proofErr w:type="gramEnd"/>
+      <w:r>
+        <w:rPr>
+          <w:rFonts w:hint="eastAsia"/>
+          <w:color w:val="EE0000"/>
+        </w:rPr>
+        <w:t xml:space="preserve"> 모험을 </w:t>
+      </w:r>
+      <w:proofErr w:type="spellStart"/>
+      <w:r>
+        <w:rPr>
+          <w:rFonts w:hint="eastAsia"/>
+          <w:color w:val="EE0000"/>
+        </w:rPr>
+        <w:t>하다보면</w:t>
+      </w:r>
+      <w:proofErr w:type="spellEnd"/>
+      <w:r>
+        <w:rPr>
+          <w:rFonts w:hint="eastAsia"/>
+          <w:color w:val="EE0000"/>
+        </w:rPr>
+        <w:t xml:space="preserve"> 갑자기 위험한 동물들이 튀어나오기도 한다. 3 스테이지 정도에 유저의 순발력을 요구하는 레벨디자인을 넣는 것이 적절하다 판단하였다.</w:t>
+      </w:r>
+    </w:p>
+    <w:p>
+      <w:r>
+        <w:rPr>
+          <w:rFonts w:hint="eastAsia"/>
+        </w:rPr>
+        <w:t xml:space="preserve"> </w:t>
+      </w:r>
+    </w:p>
+    <w:p>
+      <w:r>
+        <w:rPr>
+          <w:rFonts w:hint="eastAsia"/>
+        </w:rPr>
+        <w:t>바로 앞에는</w:t>
+      </w:r>
+      <w:r>
+        <w:rPr>
+          <w:rFonts w:hint="eastAsia"/>
+        </w:rPr>
+        <w:t xml:space="preserve"> 블록을 옮겨서 계단을 만들어 올라가야 하는 </w:t>
+      </w:r>
+      <w:proofErr w:type="spellStart"/>
+      <w:r>
+        <w:rPr>
+          <w:rFonts w:hint="eastAsia"/>
+        </w:rPr>
+        <w:t>기믹이</w:t>
+      </w:r>
+      <w:proofErr w:type="spellEnd"/>
+      <w:r>
+        <w:rPr>
+          <w:rFonts w:hint="eastAsia"/>
+        </w:rPr>
+        <w:t xml:space="preserve"> 존재한다. </w:t>
       </w:r>
     </w:p>
     <w:p>
@@ -2741,9 +3273,17 @@
           <w:noProof/>
         </w:rPr>
         <w:drawing>
-          <wp:inline distT="0" distB="0" distL="0" distR="0" wp14:anchorId="6C7A5BA0" wp14:editId="10F9CF05">
+          <wp:anchor distT="0" distB="0" distL="114300" distR="114300" simplePos="0" relativeHeight="251686912" behindDoc="0" locked="0" layoutInCell="1" allowOverlap="1" wp14:anchorId="6C7A5BA0" wp14:editId="14F10D74">
+            <wp:simplePos x="0" y="0"/>
+            <wp:positionH relativeFrom="column">
+              <wp:posOffset>0</wp:posOffset>
+            </wp:positionH>
+            <wp:positionV relativeFrom="paragraph">
+              <wp:posOffset>3175</wp:posOffset>
+            </wp:positionV>
             <wp:extent cx="4376435" cy="2084774"/>
             <wp:effectExtent l="0" t="0" r="5080" b="0"/>
+            <wp:wrapTopAndBottom/>
             <wp:docPr id="1901511010" name="그림 1"/>
             <wp:cNvGraphicFramePr>
               <a:graphicFrameLocks xmlns:a="http://schemas.openxmlformats.org/drawingml/2006/main" noChangeAspect="1"/>
@@ -2756,7 +3296,13 @@
                     <pic:cNvPicPr/>
                   </pic:nvPicPr>
                   <pic:blipFill>
-                    <a:blip r:embed="rId18"/>
+                    <a:blip r:embed="rId20">
+                      <a:extLst>
+                        <a:ext uri="{28A0092B-C50C-407E-A947-70E740481C1C}">
+                          <a14:useLocalDpi xmlns:a14="http://schemas.microsoft.com/office/drawing/2010/main" val="0"/>
+                        </a:ext>
+                      </a:extLst>
+                    </a:blip>
                     <a:stretch>
                       <a:fillRect/>
                     </a:stretch>
@@ -2764,7 +3310,278 @@
                   <pic:spPr>
                     <a:xfrm>
                       <a:off x="0" y="0"/>
-                      <a:ext cx="4385691" cy="2089183"/>
+                      <a:ext cx="4376435" cy="2084774"/>
+                    </a:xfrm>
+                    <a:prstGeom prst="rect">
+                      <a:avLst/>
+                    </a:prstGeom>
+                  </pic:spPr>
+                </pic:pic>
+              </a:graphicData>
+            </a:graphic>
+          </wp:anchor>
+        </w:drawing>
+      </w:r>
+    </w:p>
+    <w:p>
+      <w:pPr>
+        <w:pStyle w:val="a6"/>
+        <w:numPr>
+          <w:ilvl w:val="0"/>
+          <w:numId w:val="15"/>
+        </w:numPr>
+      </w:pPr>
+      <w:r>
+        <w:rPr>
+          <w:rFonts w:hint="eastAsia"/>
+        </w:rPr>
+        <w:t xml:space="preserve">Reference 게임과 </w:t>
+      </w:r>
+      <w:proofErr w:type="gramStart"/>
+      <w:r>
+        <w:rPr>
+          <w:rFonts w:hint="eastAsia"/>
+        </w:rPr>
+        <w:t>차이점 :</w:t>
+      </w:r>
+      <w:proofErr w:type="gramEnd"/>
+      <w:r>
+        <w:rPr>
+          <w:rFonts w:hint="eastAsia"/>
+        </w:rPr>
+        <w:t xml:space="preserve"> 블록에 매달</w:t>
+      </w:r>
+      <w:r>
+        <w:rPr>
+          <w:rFonts w:hint="eastAsia"/>
+        </w:rPr>
+        <w:t>려 이동할</w:t>
+      </w:r>
+      <w:r>
+        <w:rPr>
+          <w:rFonts w:hint="eastAsia"/>
+        </w:rPr>
+        <w:t xml:space="preserve"> 수 없고 블록을 당길 때 지형이 없으면 당길 수 없거나, 캐릭터가 아래로 떨어짐</w:t>
+      </w:r>
+    </w:p>
+    <w:p>
+      <w:pPr>
+        <w:pStyle w:val="a6"/>
+        <w:ind w:left="800"/>
+        <w:rPr>
+          <w:rFonts w:hint="eastAsia"/>
+        </w:rPr>
+      </w:pPr>
+      <w:r>
+        <w:rPr>
+          <w:noProof/>
+        </w:rPr>
+        <w:lastRenderedPageBreak/>
+        <w:drawing>
+          <wp:anchor distT="0" distB="0" distL="114300" distR="114300" simplePos="0" relativeHeight="251694080" behindDoc="0" locked="0" layoutInCell="1" allowOverlap="1" wp14:anchorId="1FB4FB0F" wp14:editId="583DB6C2">
+            <wp:simplePos x="0" y="0"/>
+            <wp:positionH relativeFrom="column">
+              <wp:posOffset>504825</wp:posOffset>
+            </wp:positionH>
+            <wp:positionV relativeFrom="paragraph">
+              <wp:posOffset>2215515</wp:posOffset>
+            </wp:positionV>
+            <wp:extent cx="5731510" cy="2103755"/>
+            <wp:effectExtent l="0" t="0" r="2540" b="0"/>
+            <wp:wrapTopAndBottom/>
+            <wp:docPr id="458749717" name="그림 1"/>
+            <wp:cNvGraphicFramePr>
+              <a:graphicFrameLocks xmlns:a="http://schemas.openxmlformats.org/drawingml/2006/main" noChangeAspect="1"/>
+            </wp:cNvGraphicFramePr>
+            <a:graphic xmlns:a="http://schemas.openxmlformats.org/drawingml/2006/main">
+              <a:graphicData uri="http://schemas.openxmlformats.org/drawingml/2006/picture">
+                <pic:pic xmlns:pic="http://schemas.openxmlformats.org/drawingml/2006/picture">
+                  <pic:nvPicPr>
+                    <pic:cNvPr id="458749717" name=""/>
+                    <pic:cNvPicPr/>
+                  </pic:nvPicPr>
+                  <pic:blipFill>
+                    <a:blip r:embed="rId21">
+                      <a:extLst>
+                        <a:ext uri="{28A0092B-C50C-407E-A947-70E740481C1C}">
+                          <a14:useLocalDpi xmlns:a14="http://schemas.microsoft.com/office/drawing/2010/main" val="0"/>
+                        </a:ext>
+                      </a:extLst>
+                    </a:blip>
+                    <a:stretch>
+                      <a:fillRect/>
+                    </a:stretch>
+                  </pic:blipFill>
+                  <pic:spPr>
+                    <a:xfrm>
+                      <a:off x="0" y="0"/>
+                      <a:ext cx="5731510" cy="2103755"/>
+                    </a:xfrm>
+                    <a:prstGeom prst="rect">
+                      <a:avLst/>
+                    </a:prstGeom>
+                  </pic:spPr>
+                </pic:pic>
+              </a:graphicData>
+            </a:graphic>
+          </wp:anchor>
+        </w:drawing>
+      </w:r>
+      <w:r>
+        <w:rPr>
+          <w:noProof/>
+        </w:rPr>
+        <w:drawing>
+          <wp:anchor distT="0" distB="0" distL="114300" distR="114300" simplePos="0" relativeHeight="251691008" behindDoc="0" locked="0" layoutInCell="1" allowOverlap="1" wp14:anchorId="4AD70B81" wp14:editId="37DA0413">
+            <wp:simplePos x="0" y="0"/>
+            <wp:positionH relativeFrom="column">
+              <wp:posOffset>504825</wp:posOffset>
+            </wp:positionH>
+            <wp:positionV relativeFrom="paragraph">
+              <wp:posOffset>0</wp:posOffset>
+            </wp:positionV>
+            <wp:extent cx="5002904" cy="2219325"/>
+            <wp:effectExtent l="0" t="0" r="7620" b="0"/>
+            <wp:wrapTopAndBottom/>
+            <wp:docPr id="1385556266" name="그림 1"/>
+            <wp:cNvGraphicFramePr>
+              <a:graphicFrameLocks xmlns:a="http://schemas.openxmlformats.org/drawingml/2006/main" noChangeAspect="1"/>
+            </wp:cNvGraphicFramePr>
+            <a:graphic xmlns:a="http://schemas.openxmlformats.org/drawingml/2006/main">
+              <a:graphicData uri="http://schemas.openxmlformats.org/drawingml/2006/picture">
+                <pic:pic xmlns:pic="http://schemas.openxmlformats.org/drawingml/2006/picture">
+                  <pic:nvPicPr>
+                    <pic:cNvPr id="1385556266" name=""/>
+                    <pic:cNvPicPr/>
+                  </pic:nvPicPr>
+                  <pic:blipFill>
+                    <a:blip r:embed="rId22">
+                      <a:extLst>
+                        <a:ext uri="{28A0092B-C50C-407E-A947-70E740481C1C}">
+                          <a14:useLocalDpi xmlns:a14="http://schemas.microsoft.com/office/drawing/2010/main" val="0"/>
+                        </a:ext>
+                      </a:extLst>
+                    </a:blip>
+                    <a:stretch>
+                      <a:fillRect/>
+                    </a:stretch>
+                  </pic:blipFill>
+                  <pic:spPr>
+                    <a:xfrm>
+                      <a:off x="0" y="0"/>
+                      <a:ext cx="5002904" cy="2219325"/>
+                    </a:xfrm>
+                    <a:prstGeom prst="rect">
+                      <a:avLst/>
+                    </a:prstGeom>
+                  </pic:spPr>
+                </pic:pic>
+              </a:graphicData>
+            </a:graphic>
+          </wp:anchor>
+        </w:drawing>
+      </w:r>
+    </w:p>
+    <w:p>
+      <w:r>
+        <w:rPr>
+          <w:rFonts w:hint="eastAsia"/>
+        </w:rPr>
+        <w:t>유니티로 제작한 레벨 디자인은 다음과 같은 규칙으로 제작하였다.</w:t>
+      </w:r>
+    </w:p>
+    <w:p>
+      <w:pPr>
+        <w:rPr>
+          <w:rFonts w:hint="eastAsia"/>
+        </w:rPr>
+      </w:pPr>
+      <w:r>
+        <w:rPr>
+          <w:noProof/>
+        </w:rPr>
+        <w:drawing>
+          <wp:anchor distT="0" distB="0" distL="114300" distR="114300" simplePos="0" relativeHeight="251685888" behindDoc="0" locked="0" layoutInCell="1" allowOverlap="1" wp14:anchorId="62F89C98" wp14:editId="11B4A88A">
+            <wp:simplePos x="0" y="0"/>
+            <wp:positionH relativeFrom="column">
+              <wp:posOffset>0</wp:posOffset>
+            </wp:positionH>
+            <wp:positionV relativeFrom="paragraph">
+              <wp:posOffset>0</wp:posOffset>
+            </wp:positionV>
+            <wp:extent cx="2257425" cy="1738729"/>
+            <wp:effectExtent l="0" t="0" r="0" b="0"/>
+            <wp:wrapTopAndBottom/>
+            <wp:docPr id="38596977" name="그림 1"/>
+            <wp:cNvGraphicFramePr>
+              <a:graphicFrameLocks xmlns:a="http://schemas.openxmlformats.org/drawingml/2006/main" noChangeAspect="1"/>
+            </wp:cNvGraphicFramePr>
+            <a:graphic xmlns:a="http://schemas.openxmlformats.org/drawingml/2006/main">
+              <a:graphicData uri="http://schemas.openxmlformats.org/drawingml/2006/picture">
+                <pic:pic xmlns:pic="http://schemas.openxmlformats.org/drawingml/2006/picture">
+                  <pic:nvPicPr>
+                    <pic:cNvPr id="38596977" name=""/>
+                    <pic:cNvPicPr/>
+                  </pic:nvPicPr>
+                  <pic:blipFill>
+                    <a:blip r:embed="rId23">
+                      <a:extLst>
+                        <a:ext uri="{28A0092B-C50C-407E-A947-70E740481C1C}">
+                          <a14:useLocalDpi xmlns:a14="http://schemas.microsoft.com/office/drawing/2010/main" val="0"/>
+                        </a:ext>
+                      </a:extLst>
+                    </a:blip>
+                    <a:stretch>
+                      <a:fillRect/>
+                    </a:stretch>
+                  </pic:blipFill>
+                  <pic:spPr>
+                    <a:xfrm>
+                      <a:off x="0" y="0"/>
+                      <a:ext cx="2257425" cy="1738729"/>
+                    </a:xfrm>
+                    <a:prstGeom prst="rect">
+                      <a:avLst/>
+                    </a:prstGeom>
+                  </pic:spPr>
+                </pic:pic>
+              </a:graphicData>
+            </a:graphic>
+          </wp:anchor>
+        </w:drawing>
+      </w:r>
+    </w:p>
+    <w:p>
+      <w:r>
+        <w:rPr>
+          <w:noProof/>
+        </w:rPr>
+        <w:lastRenderedPageBreak/>
+        <w:drawing>
+          <wp:inline distT="0" distB="0" distL="0" distR="0" wp14:anchorId="35EF06AC" wp14:editId="780306BB">
+            <wp:extent cx="3095625" cy="2811770"/>
+            <wp:effectExtent l="0" t="0" r="0" b="8255"/>
+            <wp:docPr id="213076930" name="그림 1"/>
+            <wp:cNvGraphicFramePr>
+              <a:graphicFrameLocks xmlns:a="http://schemas.openxmlformats.org/drawingml/2006/main" noChangeAspect="1"/>
+            </wp:cNvGraphicFramePr>
+            <a:graphic xmlns:a="http://schemas.openxmlformats.org/drawingml/2006/main">
+              <a:graphicData uri="http://schemas.openxmlformats.org/drawingml/2006/picture">
+                <pic:pic xmlns:pic="http://schemas.openxmlformats.org/drawingml/2006/picture">
+                  <pic:nvPicPr>
+                    <pic:cNvPr id="213076930" name=""/>
+                    <pic:cNvPicPr/>
+                  </pic:nvPicPr>
+                  <pic:blipFill>
+                    <a:blip r:embed="rId24"/>
+                    <a:stretch>
+                      <a:fillRect/>
+                    </a:stretch>
+                  </pic:blipFill>
+                  <pic:spPr>
+                    <a:xfrm>
+                      <a:off x="0" y="0"/>
+                      <a:ext cx="3099847" cy="2815605"/>
                     </a:xfrm>
                     <a:prstGeom prst="rect">
                       <a:avLst/>
@@ -2778,6 +3595,269 @@
       </w:r>
     </w:p>
     <w:p>
+      <w:r>
+        <w:rPr>
+          <w:rFonts w:hint="eastAsia"/>
+        </w:rPr>
+        <w:t>블록의 크기는 플레이어 키의 절반 (약1m) 정도를 목표로 하여 플레이어가 점프 후 블록을 잡고 올라갈 수 있게 크기를 잡았다.</w:t>
+      </w:r>
+    </w:p>
+    <w:p>
+      <w:pPr>
+        <w:rPr>
+          <w:rFonts w:hint="eastAsia"/>
+        </w:rPr>
+      </w:pPr>
+    </w:p>
+    <w:p>
+      <w:pPr>
+        <w:pStyle w:val="3"/>
+      </w:pPr>
+      <w:r>
+        <w:rPr>
+          <w:rFonts w:hint="eastAsia"/>
+        </w:rPr>
+        <w:t xml:space="preserve">첫 번째 퍼즐 </w:t>
+      </w:r>
+    </w:p>
+    <w:p>
+      <w:r>
+        <w:rPr>
+          <w:noProof/>
+        </w:rPr>
+        <w:drawing>
+          <wp:inline distT="0" distB="0" distL="0" distR="0" wp14:anchorId="1AA456F1" wp14:editId="2C727E90">
+            <wp:extent cx="5731510" cy="2186305"/>
+            <wp:effectExtent l="0" t="0" r="2540" b="4445"/>
+            <wp:docPr id="745745132" name="그림 1"/>
+            <wp:cNvGraphicFramePr>
+              <a:graphicFrameLocks xmlns:a="http://schemas.openxmlformats.org/drawingml/2006/main" noChangeAspect="1"/>
+            </wp:cNvGraphicFramePr>
+            <a:graphic xmlns:a="http://schemas.openxmlformats.org/drawingml/2006/main">
+              <a:graphicData uri="http://schemas.openxmlformats.org/drawingml/2006/picture">
+                <pic:pic xmlns:pic="http://schemas.openxmlformats.org/drawingml/2006/picture">
+                  <pic:nvPicPr>
+                    <pic:cNvPr id="745745132" name=""/>
+                    <pic:cNvPicPr/>
+                  </pic:nvPicPr>
+                  <pic:blipFill>
+                    <a:blip r:embed="rId25"/>
+                    <a:stretch>
+                      <a:fillRect/>
+                    </a:stretch>
+                  </pic:blipFill>
+                  <pic:spPr>
+                    <a:xfrm>
+                      <a:off x="0" y="0"/>
+                      <a:ext cx="5731510" cy="2186305"/>
+                    </a:xfrm>
+                    <a:prstGeom prst="rect">
+                      <a:avLst/>
+                    </a:prstGeom>
+                  </pic:spPr>
+                </pic:pic>
+              </a:graphicData>
+            </a:graphic>
+          </wp:inline>
+        </w:drawing>
+      </w:r>
+    </w:p>
+    <w:p>
+      <w:pPr>
+        <w:rPr>
+          <w:rFonts w:hint="eastAsia"/>
+        </w:rPr>
+      </w:pPr>
+      <w:r>
+        <w:rPr>
+          <w:rFonts w:hint="eastAsia"/>
+        </w:rPr>
+        <w:t xml:space="preserve">초록색 블록은 옮길 수 없는 블록이며, 노란색 블록만 옮길 수 있다. </w:t>
+      </w:r>
+    </w:p>
+    <w:p/>
+    <w:p>
+      <w:r>
+        <w:rPr>
+          <w:rFonts w:hint="eastAsia"/>
+        </w:rPr>
+        <w:t>정답</w:t>
+      </w:r>
+    </w:p>
+    <w:p>
+      <w:r>
+        <w:rPr>
+          <w:noProof/>
+        </w:rPr>
+        <w:lastRenderedPageBreak/>
+        <w:drawing>
+          <wp:inline distT="0" distB="0" distL="0" distR="0" wp14:anchorId="19059BA7" wp14:editId="665CC51B">
+            <wp:extent cx="4848225" cy="2351599"/>
+            <wp:effectExtent l="0" t="0" r="0" b="0"/>
+            <wp:docPr id="573366059" name="그림 1"/>
+            <wp:cNvGraphicFramePr>
+              <a:graphicFrameLocks xmlns:a="http://schemas.openxmlformats.org/drawingml/2006/main" noChangeAspect="1"/>
+            </wp:cNvGraphicFramePr>
+            <a:graphic xmlns:a="http://schemas.openxmlformats.org/drawingml/2006/main">
+              <a:graphicData uri="http://schemas.openxmlformats.org/drawingml/2006/picture">
+                <pic:pic xmlns:pic="http://schemas.openxmlformats.org/drawingml/2006/picture">
+                  <pic:nvPicPr>
+                    <pic:cNvPr id="573366059" name=""/>
+                    <pic:cNvPicPr/>
+                  </pic:nvPicPr>
+                  <pic:blipFill>
+                    <a:blip r:embed="rId26"/>
+                    <a:stretch>
+                      <a:fillRect/>
+                    </a:stretch>
+                  </pic:blipFill>
+                  <pic:spPr>
+                    <a:xfrm>
+                      <a:off x="0" y="0"/>
+                      <a:ext cx="4855079" cy="2354923"/>
+                    </a:xfrm>
+                    <a:prstGeom prst="rect">
+                      <a:avLst/>
+                    </a:prstGeom>
+                  </pic:spPr>
+                </pic:pic>
+              </a:graphicData>
+            </a:graphic>
+          </wp:inline>
+        </w:drawing>
+      </w:r>
+    </w:p>
+    <w:p>
+      <w:pPr>
+        <w:rPr>
+          <w:color w:val="EE0000"/>
+        </w:rPr>
+      </w:pPr>
+      <w:r>
+        <w:rPr>
+          <w:rFonts w:hint="eastAsia"/>
+          <w:color w:val="EE0000"/>
+        </w:rPr>
+        <w:t xml:space="preserve">기획 </w:t>
+      </w:r>
+      <w:proofErr w:type="gramStart"/>
+      <w:r>
+        <w:rPr>
+          <w:rFonts w:hint="eastAsia"/>
+          <w:color w:val="EE0000"/>
+        </w:rPr>
+        <w:t>의도 :</w:t>
+      </w:r>
+      <w:proofErr w:type="gramEnd"/>
+      <w:r>
+        <w:rPr>
+          <w:rFonts w:hint="eastAsia"/>
+          <w:color w:val="EE0000"/>
+        </w:rPr>
+        <w:t xml:space="preserve"> 해당 규칙을 알려주는 튜토리얼이 없기 때문에, 유저가 스스로 파악해야 한다. 단 공간이 없으면 블록을 밀 수 없으며, 3층으로 쌓인 블록은 유저가 옮길 수 없는 </w:t>
+      </w:r>
+      <w:proofErr w:type="spellStart"/>
+      <w:r>
+        <w:rPr>
+          <w:rFonts w:hint="eastAsia"/>
+          <w:color w:val="EE0000"/>
+        </w:rPr>
+        <w:t>불록도</w:t>
+      </w:r>
+      <w:proofErr w:type="spellEnd"/>
+      <w:r>
+        <w:rPr>
+          <w:rFonts w:hint="eastAsia"/>
+          <w:color w:val="EE0000"/>
+        </w:rPr>
+        <w:t xml:space="preserve"> 존재한다. 따라서 유저는 3층으로 쌓인 블록만 양 옆으로 이동 가능하다. 유저가 할 수 있는 경우의 수를 제한을 둬서 이 </w:t>
+      </w:r>
+      <w:proofErr w:type="spellStart"/>
+      <w:r>
+        <w:rPr>
+          <w:rFonts w:hint="eastAsia"/>
+          <w:color w:val="EE0000"/>
+        </w:rPr>
+        <w:t>블록퍼즐의</w:t>
+      </w:r>
+      <w:proofErr w:type="spellEnd"/>
+      <w:r>
+        <w:rPr>
+          <w:rFonts w:hint="eastAsia"/>
+          <w:color w:val="EE0000"/>
+        </w:rPr>
+        <w:t xml:space="preserve"> 규칙을 자연스럽게 익히게 하였다. </w:t>
+      </w:r>
+    </w:p>
+    <w:p/>
+    <w:p>
+      <w:pPr>
+        <w:pStyle w:val="3"/>
+      </w:pPr>
+      <w:r>
+        <w:rPr>
+          <w:noProof/>
+        </w:rPr>
+        <w:lastRenderedPageBreak/>
+        <w:drawing>
+          <wp:anchor distT="0" distB="0" distL="114300" distR="114300" simplePos="0" relativeHeight="251687936" behindDoc="0" locked="0" layoutInCell="1" allowOverlap="1" wp14:anchorId="04E0C5F1" wp14:editId="7801A863">
+            <wp:simplePos x="0" y="0"/>
+            <wp:positionH relativeFrom="margin">
+              <wp:align>left</wp:align>
+            </wp:positionH>
+            <wp:positionV relativeFrom="paragraph">
+              <wp:posOffset>433070</wp:posOffset>
+            </wp:positionV>
+            <wp:extent cx="3455713" cy="4276725"/>
+            <wp:effectExtent l="0" t="0" r="0" b="0"/>
+            <wp:wrapTopAndBottom/>
+            <wp:docPr id="1615095037" name="그림 1"/>
+            <wp:cNvGraphicFramePr>
+              <a:graphicFrameLocks xmlns:a="http://schemas.openxmlformats.org/drawingml/2006/main" noChangeAspect="1"/>
+            </wp:cNvGraphicFramePr>
+            <a:graphic xmlns:a="http://schemas.openxmlformats.org/drawingml/2006/main">
+              <a:graphicData uri="http://schemas.openxmlformats.org/drawingml/2006/picture">
+                <pic:pic xmlns:pic="http://schemas.openxmlformats.org/drawingml/2006/picture">
+                  <pic:nvPicPr>
+                    <pic:cNvPr id="1615095037" name=""/>
+                    <pic:cNvPicPr/>
+                  </pic:nvPicPr>
+                  <pic:blipFill>
+                    <a:blip r:embed="rId27">
+                      <a:extLst>
+                        <a:ext uri="{28A0092B-C50C-407E-A947-70E740481C1C}">
+                          <a14:useLocalDpi xmlns:a14="http://schemas.microsoft.com/office/drawing/2010/main" val="0"/>
+                        </a:ext>
+                      </a:extLst>
+                    </a:blip>
+                    <a:stretch>
+                      <a:fillRect/>
+                    </a:stretch>
+                  </pic:blipFill>
+                  <pic:spPr>
+                    <a:xfrm>
+                      <a:off x="0" y="0"/>
+                      <a:ext cx="3455713" cy="4276725"/>
+                    </a:xfrm>
+                    <a:prstGeom prst="rect">
+                      <a:avLst/>
+                    </a:prstGeom>
+                  </pic:spPr>
+                </pic:pic>
+              </a:graphicData>
+            </a:graphic>
+          </wp:anchor>
+        </w:drawing>
+      </w:r>
+      <w:r>
+        <w:rPr>
+          <w:rFonts w:hint="eastAsia"/>
+        </w:rPr>
+        <w:t>두 번째 퍼즐</w:t>
+      </w:r>
+    </w:p>
+    <w:p/>
+    <w:p>
       <w:pPr>
         <w:pStyle w:val="a6"/>
         <w:numPr>
@@ -2789,16 +3869,7 @@
         <w:rPr>
           <w:rFonts w:hint="eastAsia"/>
         </w:rPr>
-        <w:t>Reference 게임과 차이점 : 블록에 매달릴 수 없고 블록을 당길 때 지형이 없으면 당길 수 없거나, 캐릭터가 아래로 떨어짐</w:t>
-      </w:r>
-    </w:p>
-    <w:p/>
-    <w:p>
-      <w:r>
-        <w:rPr>
-          <w:rFonts w:hint="eastAsia"/>
-        </w:rPr>
-        <w:t xml:space="preserve">유적 내부 </w:t>
+        <w:t xml:space="preserve">밧줄이 있는 움직이지 않는 블록의 위치까지 계단을 만들어 올라가야 한다. </w:t>
       </w:r>
     </w:p>
     <w:p>
@@ -2808,15 +3879,552 @@
           <w:ilvl w:val="0"/>
           <w:numId w:val="15"/>
         </w:numPr>
-      </w:pPr>
-      <w:r>
-        <w:rPr>
-          <w:rFonts w:hint="eastAsia"/>
+        <w:rPr>
+          <w:rFonts w:hint="eastAsia"/>
+        </w:rPr>
+      </w:pPr>
+      <w:r>
+        <w:rPr>
+          <w:rFonts w:hint="eastAsia"/>
+        </w:rPr>
+        <w:t xml:space="preserve">유저가 아래로 다시 내려갔다 오면 초기 상태로 </w:t>
+      </w:r>
+      <w:proofErr w:type="spellStart"/>
+      <w:r>
+        <w:rPr>
+          <w:rFonts w:hint="eastAsia"/>
+        </w:rPr>
+        <w:t>리셋되는</w:t>
+      </w:r>
+      <w:proofErr w:type="spellEnd"/>
+      <w:r>
+        <w:rPr>
+          <w:rFonts w:hint="eastAsia"/>
+        </w:rPr>
+        <w:t xml:space="preserve"> 시스템이다.</w:t>
+      </w:r>
+    </w:p>
+    <w:p>
+      <w:pPr>
+        <w:rPr>
+          <w:rFonts w:hint="eastAsia"/>
+        </w:rPr>
+      </w:pPr>
+      <w:r>
+        <w:rPr>
+          <w:noProof/>
+        </w:rPr>
+        <w:drawing>
+          <wp:anchor distT="0" distB="0" distL="114300" distR="114300" simplePos="0" relativeHeight="251688960" behindDoc="0" locked="0" layoutInCell="1" allowOverlap="1" wp14:anchorId="4E7063A3" wp14:editId="37D3DF6A">
+            <wp:simplePos x="0" y="0"/>
+            <wp:positionH relativeFrom="column">
+              <wp:posOffset>0</wp:posOffset>
+            </wp:positionH>
+            <wp:positionV relativeFrom="paragraph">
+              <wp:posOffset>-2540</wp:posOffset>
+            </wp:positionV>
+            <wp:extent cx="4000500" cy="2557820"/>
+            <wp:effectExtent l="0" t="0" r="0" b="0"/>
+            <wp:wrapTopAndBottom/>
+            <wp:docPr id="1463871105" name="그림 1"/>
+            <wp:cNvGraphicFramePr>
+              <a:graphicFrameLocks xmlns:a="http://schemas.openxmlformats.org/drawingml/2006/main" noChangeAspect="1"/>
+            </wp:cNvGraphicFramePr>
+            <a:graphic xmlns:a="http://schemas.openxmlformats.org/drawingml/2006/main">
+              <a:graphicData uri="http://schemas.openxmlformats.org/drawingml/2006/picture">
+                <pic:pic xmlns:pic="http://schemas.openxmlformats.org/drawingml/2006/picture">
+                  <pic:nvPicPr>
+                    <pic:cNvPr id="1463871105" name=""/>
+                    <pic:cNvPicPr/>
+                  </pic:nvPicPr>
+                  <pic:blipFill>
+                    <a:blip r:embed="rId28" cstate="print">
+                      <a:extLst>
+                        <a:ext uri="{28A0092B-C50C-407E-A947-70E740481C1C}">
+                          <a14:useLocalDpi xmlns:a14="http://schemas.microsoft.com/office/drawing/2010/main" val="0"/>
+                        </a:ext>
+                      </a:extLst>
+                    </a:blip>
+                    <a:stretch>
+                      <a:fillRect/>
+                    </a:stretch>
+                  </pic:blipFill>
+                  <pic:spPr>
+                    <a:xfrm>
+                      <a:off x="0" y="0"/>
+                      <a:ext cx="4000500" cy="2557820"/>
+                    </a:xfrm>
+                    <a:prstGeom prst="rect">
+                      <a:avLst/>
+                    </a:prstGeom>
+                  </pic:spPr>
+                </pic:pic>
+              </a:graphicData>
+            </a:graphic>
+          </wp:anchor>
+        </w:drawing>
+      </w:r>
+    </w:p>
+    <w:p>
+      <w:r>
+        <w:rPr>
+          <w:noProof/>
         </w:rPr>
         <w:lastRenderedPageBreak/>
-        <w:t xml:space="preserve">점프 후 밧줄을 잡아 아래로 내려가야 한다. </w:t>
-      </w:r>
-    </w:p>
+        <w:drawing>
+          <wp:anchor distT="0" distB="0" distL="114300" distR="114300" simplePos="0" relativeHeight="251689984" behindDoc="0" locked="0" layoutInCell="1" allowOverlap="1" wp14:anchorId="12798813" wp14:editId="7C8A3775">
+            <wp:simplePos x="0" y="0"/>
+            <wp:positionH relativeFrom="column">
+              <wp:posOffset>0</wp:posOffset>
+            </wp:positionH>
+            <wp:positionV relativeFrom="paragraph">
+              <wp:posOffset>0</wp:posOffset>
+            </wp:positionV>
+            <wp:extent cx="5731510" cy="2310130"/>
+            <wp:effectExtent l="0" t="0" r="2540" b="0"/>
+            <wp:wrapTopAndBottom/>
+            <wp:docPr id="1071178475" name="그림 1"/>
+            <wp:cNvGraphicFramePr>
+              <a:graphicFrameLocks xmlns:a="http://schemas.openxmlformats.org/drawingml/2006/main" noChangeAspect="1"/>
+            </wp:cNvGraphicFramePr>
+            <a:graphic xmlns:a="http://schemas.openxmlformats.org/drawingml/2006/main">
+              <a:graphicData uri="http://schemas.openxmlformats.org/drawingml/2006/picture">
+                <pic:pic xmlns:pic="http://schemas.openxmlformats.org/drawingml/2006/picture">
+                  <pic:nvPicPr>
+                    <pic:cNvPr id="1071178475" name=""/>
+                    <pic:cNvPicPr/>
+                  </pic:nvPicPr>
+                  <pic:blipFill>
+                    <a:blip r:embed="rId29">
+                      <a:extLst>
+                        <a:ext uri="{28A0092B-C50C-407E-A947-70E740481C1C}">
+                          <a14:useLocalDpi xmlns:a14="http://schemas.microsoft.com/office/drawing/2010/main" val="0"/>
+                        </a:ext>
+                      </a:extLst>
+                    </a:blip>
+                    <a:stretch>
+                      <a:fillRect/>
+                    </a:stretch>
+                  </pic:blipFill>
+                  <pic:spPr>
+                    <a:xfrm>
+                      <a:off x="0" y="0"/>
+                      <a:ext cx="5731510" cy="2310130"/>
+                    </a:xfrm>
+                    <a:prstGeom prst="rect">
+                      <a:avLst/>
+                    </a:prstGeom>
+                  </pic:spPr>
+                </pic:pic>
+              </a:graphicData>
+            </a:graphic>
+          </wp:anchor>
+        </w:drawing>
+      </w:r>
+    </w:p>
+    <w:p>
+      <w:pPr>
+        <w:rPr>
+          <w:rFonts w:hint="eastAsia"/>
+        </w:rPr>
+      </w:pPr>
+      <w:r>
+        <w:rPr>
+          <w:noProof/>
+        </w:rPr>
+        <w:drawing>
+          <wp:anchor distT="0" distB="0" distL="114300" distR="114300" simplePos="0" relativeHeight="251692032" behindDoc="0" locked="0" layoutInCell="1" allowOverlap="1" wp14:anchorId="2FDC364A" wp14:editId="56B3B996">
+            <wp:simplePos x="0" y="0"/>
+            <wp:positionH relativeFrom="column">
+              <wp:posOffset>85725</wp:posOffset>
+            </wp:positionH>
+            <wp:positionV relativeFrom="paragraph">
+              <wp:posOffset>476885</wp:posOffset>
+            </wp:positionV>
+            <wp:extent cx="2211705" cy="2181225"/>
+            <wp:effectExtent l="0" t="0" r="0" b="9525"/>
+            <wp:wrapTopAndBottom/>
+            <wp:docPr id="1448744254" name="그림 1"/>
+            <wp:cNvGraphicFramePr>
+              <a:graphicFrameLocks xmlns:a="http://schemas.openxmlformats.org/drawingml/2006/main" noChangeAspect="1"/>
+            </wp:cNvGraphicFramePr>
+            <a:graphic xmlns:a="http://schemas.openxmlformats.org/drawingml/2006/main">
+              <a:graphicData uri="http://schemas.openxmlformats.org/drawingml/2006/picture">
+                <pic:pic xmlns:pic="http://schemas.openxmlformats.org/drawingml/2006/picture">
+                  <pic:nvPicPr>
+                    <pic:cNvPr id="1448744254" name=""/>
+                    <pic:cNvPicPr/>
+                  </pic:nvPicPr>
+                  <pic:blipFill>
+                    <a:blip r:embed="rId30">
+                      <a:extLst>
+                        <a:ext uri="{28A0092B-C50C-407E-A947-70E740481C1C}">
+                          <a14:useLocalDpi xmlns:a14="http://schemas.microsoft.com/office/drawing/2010/main" val="0"/>
+                        </a:ext>
+                      </a:extLst>
+                    </a:blip>
+                    <a:stretch>
+                      <a:fillRect/>
+                    </a:stretch>
+                  </pic:blipFill>
+                  <pic:spPr>
+                    <a:xfrm>
+                      <a:off x="0" y="0"/>
+                      <a:ext cx="2211705" cy="2181225"/>
+                    </a:xfrm>
+                    <a:prstGeom prst="rect">
+                      <a:avLst/>
+                    </a:prstGeom>
+                  </pic:spPr>
+                </pic:pic>
+              </a:graphicData>
+            </a:graphic>
+            <wp14:sizeRelH relativeFrom="margin">
+              <wp14:pctWidth>0</wp14:pctWidth>
+            </wp14:sizeRelH>
+            <wp14:sizeRelV relativeFrom="margin">
+              <wp14:pctHeight>0</wp14:pctHeight>
+            </wp14:sizeRelV>
+          </wp:anchor>
+        </w:drawing>
+      </w:r>
+      <w:r>
+        <w:rPr>
+          <w:rFonts w:hint="eastAsia"/>
+        </w:rPr>
+        <w:t xml:space="preserve">퍼즐 정답 (기획자 의도) </w:t>
+      </w:r>
+    </w:p>
+    <w:p>
+      <w:pPr>
+        <w:pStyle w:val="a6"/>
+        <w:numPr>
+          <w:ilvl w:val="0"/>
+          <w:numId w:val="16"/>
+        </w:numPr>
+        <w:rPr>
+          <w:rFonts w:hint="eastAsia"/>
+        </w:rPr>
+      </w:pPr>
+      <w:r>
+        <w:rPr>
+          <w:rFonts w:hint="eastAsia"/>
+        </w:rPr>
+        <w:t>맨 아래 블록을 당겨 계단을 만든다. (모두 당길 필요는 없음)</w:t>
+      </w:r>
+      <w:r>
+        <w:rPr>
+          <w:noProof/>
+        </w:rPr>
+        <w:drawing>
+          <wp:anchor distT="0" distB="0" distL="114300" distR="114300" simplePos="0" relativeHeight="251693056" behindDoc="0" locked="0" layoutInCell="1" allowOverlap="1" wp14:anchorId="22B57DE9" wp14:editId="596A4AEF">
+            <wp:simplePos x="0" y="0"/>
+            <wp:positionH relativeFrom="margin">
+              <wp:posOffset>-114300</wp:posOffset>
+            </wp:positionH>
+            <wp:positionV relativeFrom="paragraph">
+              <wp:posOffset>2762250</wp:posOffset>
+            </wp:positionV>
+            <wp:extent cx="2581275" cy="2221230"/>
+            <wp:effectExtent l="0" t="0" r="9525" b="7620"/>
+            <wp:wrapTopAndBottom/>
+            <wp:docPr id="525797122" name="그림 1"/>
+            <wp:cNvGraphicFramePr>
+              <a:graphicFrameLocks xmlns:a="http://schemas.openxmlformats.org/drawingml/2006/main" noChangeAspect="1"/>
+            </wp:cNvGraphicFramePr>
+            <a:graphic xmlns:a="http://schemas.openxmlformats.org/drawingml/2006/main">
+              <a:graphicData uri="http://schemas.openxmlformats.org/drawingml/2006/picture">
+                <pic:pic xmlns:pic="http://schemas.openxmlformats.org/drawingml/2006/picture">
+                  <pic:nvPicPr>
+                    <pic:cNvPr id="525797122" name=""/>
+                    <pic:cNvPicPr/>
+                  </pic:nvPicPr>
+                  <pic:blipFill>
+                    <a:blip r:embed="rId31" cstate="print">
+                      <a:extLst>
+                        <a:ext uri="{28A0092B-C50C-407E-A947-70E740481C1C}">
+                          <a14:useLocalDpi xmlns:a14="http://schemas.microsoft.com/office/drawing/2010/main" val="0"/>
+                        </a:ext>
+                      </a:extLst>
+                    </a:blip>
+                    <a:stretch>
+                      <a:fillRect/>
+                    </a:stretch>
+                  </pic:blipFill>
+                  <pic:spPr>
+                    <a:xfrm>
+                      <a:off x="0" y="0"/>
+                      <a:ext cx="2581275" cy="2221230"/>
+                    </a:xfrm>
+                    <a:prstGeom prst="rect">
+                      <a:avLst/>
+                    </a:prstGeom>
+                  </pic:spPr>
+                </pic:pic>
+              </a:graphicData>
+            </a:graphic>
+            <wp14:sizeRelH relativeFrom="margin">
+              <wp14:pctWidth>0</wp14:pctWidth>
+            </wp14:sizeRelH>
+            <wp14:sizeRelV relativeFrom="margin">
+              <wp14:pctHeight>0</wp14:pctHeight>
+            </wp14:sizeRelV>
+          </wp:anchor>
+        </w:drawing>
+      </w:r>
+    </w:p>
+    <w:p>
+      <w:pPr>
+        <w:pStyle w:val="a6"/>
+        <w:numPr>
+          <w:ilvl w:val="0"/>
+          <w:numId w:val="16"/>
+        </w:numPr>
+      </w:pPr>
+      <w:r>
+        <w:rPr>
+          <w:rFonts w:hint="eastAsia"/>
+        </w:rPr>
+        <w:t>3층 왼쪽의 블록을 왼쪽으로 당긴 다음 내려갔다가 올라온다.</w:t>
+      </w:r>
+    </w:p>
+    <w:p/>
+    <w:p>
+      <w:pPr>
+        <w:pStyle w:val="a6"/>
+        <w:numPr>
+          <w:ilvl w:val="0"/>
+          <w:numId w:val="16"/>
+        </w:numPr>
+      </w:pPr>
+      <w:r>
+        <w:rPr>
+          <w:noProof/>
+        </w:rPr>
+        <w:lastRenderedPageBreak/>
+        <w:drawing>
+          <wp:anchor distT="0" distB="0" distL="114300" distR="114300" simplePos="0" relativeHeight="251696128" behindDoc="0" locked="0" layoutInCell="1" allowOverlap="1" wp14:anchorId="28BEA908" wp14:editId="4C6B73F9">
+            <wp:simplePos x="0" y="0"/>
+            <wp:positionH relativeFrom="column">
+              <wp:posOffset>85725</wp:posOffset>
+            </wp:positionH>
+            <wp:positionV relativeFrom="paragraph">
+              <wp:posOffset>2825115</wp:posOffset>
+            </wp:positionV>
+            <wp:extent cx="2322195" cy="2667000"/>
+            <wp:effectExtent l="0" t="0" r="1905" b="0"/>
+            <wp:wrapTopAndBottom/>
+            <wp:docPr id="659129636" name="그림 1"/>
+            <wp:cNvGraphicFramePr>
+              <a:graphicFrameLocks xmlns:a="http://schemas.openxmlformats.org/drawingml/2006/main" noChangeAspect="1"/>
+            </wp:cNvGraphicFramePr>
+            <a:graphic xmlns:a="http://schemas.openxmlformats.org/drawingml/2006/main">
+              <a:graphicData uri="http://schemas.openxmlformats.org/drawingml/2006/picture">
+                <pic:pic xmlns:pic="http://schemas.openxmlformats.org/drawingml/2006/picture">
+                  <pic:nvPicPr>
+                    <pic:cNvPr id="659129636" name=""/>
+                    <pic:cNvPicPr/>
+                  </pic:nvPicPr>
+                  <pic:blipFill>
+                    <a:blip r:embed="rId32">
+                      <a:extLst>
+                        <a:ext uri="{28A0092B-C50C-407E-A947-70E740481C1C}">
+                          <a14:useLocalDpi xmlns:a14="http://schemas.microsoft.com/office/drawing/2010/main" val="0"/>
+                        </a:ext>
+                      </a:extLst>
+                    </a:blip>
+                    <a:stretch>
+                      <a:fillRect/>
+                    </a:stretch>
+                  </pic:blipFill>
+                  <pic:spPr>
+                    <a:xfrm>
+                      <a:off x="0" y="0"/>
+                      <a:ext cx="2322195" cy="2667000"/>
+                    </a:xfrm>
+                    <a:prstGeom prst="rect">
+                      <a:avLst/>
+                    </a:prstGeom>
+                  </pic:spPr>
+                </pic:pic>
+              </a:graphicData>
+            </a:graphic>
+            <wp14:sizeRelH relativeFrom="margin">
+              <wp14:pctWidth>0</wp14:pctWidth>
+            </wp14:sizeRelH>
+            <wp14:sizeRelV relativeFrom="margin">
+              <wp14:pctHeight>0</wp14:pctHeight>
+            </wp14:sizeRelV>
+          </wp:anchor>
+        </w:drawing>
+      </w:r>
+      <w:r>
+        <w:rPr>
+          <w:noProof/>
+        </w:rPr>
+        <w:drawing>
+          <wp:anchor distT="0" distB="0" distL="114300" distR="114300" simplePos="0" relativeHeight="251695104" behindDoc="0" locked="0" layoutInCell="1" allowOverlap="1" wp14:anchorId="208B29FF" wp14:editId="4AA212D3">
+            <wp:simplePos x="0" y="0"/>
+            <wp:positionH relativeFrom="column">
+              <wp:posOffset>0</wp:posOffset>
+            </wp:positionH>
+            <wp:positionV relativeFrom="paragraph">
+              <wp:posOffset>0</wp:posOffset>
+            </wp:positionV>
+            <wp:extent cx="2409825" cy="2480825"/>
+            <wp:effectExtent l="0" t="0" r="0" b="0"/>
+            <wp:wrapTopAndBottom/>
+            <wp:docPr id="23246564" name="그림 1"/>
+            <wp:cNvGraphicFramePr>
+              <a:graphicFrameLocks xmlns:a="http://schemas.openxmlformats.org/drawingml/2006/main" noChangeAspect="1"/>
+            </wp:cNvGraphicFramePr>
+            <a:graphic xmlns:a="http://schemas.openxmlformats.org/drawingml/2006/main">
+              <a:graphicData uri="http://schemas.openxmlformats.org/drawingml/2006/picture">
+                <pic:pic xmlns:pic="http://schemas.openxmlformats.org/drawingml/2006/picture">
+                  <pic:nvPicPr>
+                    <pic:cNvPr id="23246564" name=""/>
+                    <pic:cNvPicPr/>
+                  </pic:nvPicPr>
+                  <pic:blipFill>
+                    <a:blip r:embed="rId33">
+                      <a:extLst>
+                        <a:ext uri="{28A0092B-C50C-407E-A947-70E740481C1C}">
+                          <a14:useLocalDpi xmlns:a14="http://schemas.microsoft.com/office/drawing/2010/main" val="0"/>
+                        </a:ext>
+                      </a:extLst>
+                    </a:blip>
+                    <a:stretch>
+                      <a:fillRect/>
+                    </a:stretch>
+                  </pic:blipFill>
+                  <pic:spPr>
+                    <a:xfrm>
+                      <a:off x="0" y="0"/>
+                      <a:ext cx="2409825" cy="2480825"/>
+                    </a:xfrm>
+                    <a:prstGeom prst="rect">
+                      <a:avLst/>
+                    </a:prstGeom>
+                  </pic:spPr>
+                </pic:pic>
+              </a:graphicData>
+            </a:graphic>
+          </wp:anchor>
+        </w:drawing>
+      </w:r>
+      <w:r>
+        <w:rPr>
+          <w:rFonts w:hint="eastAsia"/>
+        </w:rPr>
+        <w:t>4층의 블록을 오른쪽으로 민 후 3층으로 떨어진다.</w:t>
+      </w:r>
+    </w:p>
+    <w:p>
+      <w:pPr>
+        <w:pStyle w:val="a6"/>
+        <w:rPr>
+          <w:rFonts w:hint="eastAsia"/>
+        </w:rPr>
+      </w:pPr>
+      <w:r>
+        <w:rPr>
+          <w:rFonts w:hint="eastAsia"/>
+        </w:rPr>
+        <w:t>(계단 완성)</w:t>
+      </w:r>
+    </w:p>
+    <w:p>
+      <w:pPr>
+        <w:pStyle w:val="a6"/>
+        <w:numPr>
+          <w:ilvl w:val="0"/>
+          <w:numId w:val="16"/>
+        </w:numPr>
+      </w:pPr>
+      <w:r>
+        <w:rPr>
+          <w:rFonts w:hint="eastAsia"/>
+        </w:rPr>
+        <w:t>4층 블록 밑에 있는 블록을 앞으로 당기면 나선형 계단이 만들어진다.</w:t>
+      </w:r>
+    </w:p>
+    <w:p>
+      <w:pPr>
+        <w:rPr>
+          <w:rFonts w:hint="eastAsia"/>
+        </w:rPr>
+      </w:pPr>
+    </w:p>
+    <w:p/>
+    <w:p/>
+    <w:p/>
+    <w:p/>
+    <w:p/>
+    <w:p/>
+    <w:p>
+      <w:r>
+        <w:rPr>
+          <w:noProof/>
+        </w:rPr>
+        <w:lastRenderedPageBreak/>
+        <w:drawing>
+          <wp:anchor distT="0" distB="0" distL="114300" distR="114300" simplePos="0" relativeHeight="251697152" behindDoc="0" locked="0" layoutInCell="1" allowOverlap="1" wp14:anchorId="4DE899CC" wp14:editId="0B93BB92">
+            <wp:simplePos x="0" y="0"/>
+            <wp:positionH relativeFrom="column">
+              <wp:posOffset>314325</wp:posOffset>
+            </wp:positionH>
+            <wp:positionV relativeFrom="paragraph">
+              <wp:posOffset>410210</wp:posOffset>
+            </wp:positionV>
+            <wp:extent cx="3533775" cy="2715895"/>
+            <wp:effectExtent l="0" t="0" r="9525" b="8255"/>
+            <wp:wrapTopAndBottom/>
+            <wp:docPr id="302664253" name="그림 1"/>
+            <wp:cNvGraphicFramePr>
+              <a:graphicFrameLocks xmlns:a="http://schemas.openxmlformats.org/drawingml/2006/main" noChangeAspect="1"/>
+            </wp:cNvGraphicFramePr>
+            <a:graphic xmlns:a="http://schemas.openxmlformats.org/drawingml/2006/main">
+              <a:graphicData uri="http://schemas.openxmlformats.org/drawingml/2006/picture">
+                <pic:pic xmlns:pic="http://schemas.openxmlformats.org/drawingml/2006/picture">
+                  <pic:nvPicPr>
+                    <pic:cNvPr id="302664253" name=""/>
+                    <pic:cNvPicPr/>
+                  </pic:nvPicPr>
+                  <pic:blipFill>
+                    <a:blip r:embed="rId34">
+                      <a:extLst>
+                        <a:ext uri="{28A0092B-C50C-407E-A947-70E740481C1C}">
+                          <a14:useLocalDpi xmlns:a14="http://schemas.microsoft.com/office/drawing/2010/main" val="0"/>
+                        </a:ext>
+                      </a:extLst>
+                    </a:blip>
+                    <a:stretch>
+                      <a:fillRect/>
+                    </a:stretch>
+                  </pic:blipFill>
+                  <pic:spPr>
+                    <a:xfrm>
+                      <a:off x="0" y="0"/>
+                      <a:ext cx="3533775" cy="2715895"/>
+                    </a:xfrm>
+                    <a:prstGeom prst="rect">
+                      <a:avLst/>
+                    </a:prstGeom>
+                  </pic:spPr>
+                </pic:pic>
+              </a:graphicData>
+            </a:graphic>
+            <wp14:sizeRelH relativeFrom="margin">
+              <wp14:pctWidth>0</wp14:pctWidth>
+            </wp14:sizeRelH>
+            <wp14:sizeRelV relativeFrom="margin">
+              <wp14:pctHeight>0</wp14:pctHeight>
+            </wp14:sizeRelV>
+          </wp:anchor>
+        </w:drawing>
+      </w:r>
+    </w:p>
+    <w:p/>
     <w:p>
       <w:pPr>
         <w:pStyle w:val="a6"/>
@@ -2824,6 +4432,178 @@
           <w:ilvl w:val="0"/>
           <w:numId w:val="15"/>
         </w:numPr>
+        <w:rPr>
+          <w:rFonts w:hint="eastAsia"/>
+        </w:rPr>
+      </w:pPr>
+      <w:r>
+        <w:rPr>
+          <w:rFonts w:hint="eastAsia"/>
+        </w:rPr>
+        <w:t>해당 퍼즐을 풀어 절벽을 올라오면 바위로 뒤덮인 절벽의 유적으로 들어가는 입구가 보인다.</w:t>
+      </w:r>
+    </w:p>
+    <w:p>
+      <w:pPr>
+        <w:rPr>
+          <w:rFonts w:hint="eastAsia"/>
+        </w:rPr>
+      </w:pPr>
+    </w:p>
+    <w:p>
+      <w:r>
+        <w:rPr>
+          <w:rFonts w:hint="eastAsia"/>
+        </w:rPr>
+        <w:t xml:space="preserve">유적 내부 </w:t>
+      </w:r>
+    </w:p>
+    <w:p>
+      <w:pPr>
+        <w:pStyle w:val="a6"/>
+        <w:numPr>
+          <w:ilvl w:val="0"/>
+          <w:numId w:val="15"/>
+        </w:numPr>
+      </w:pPr>
+      <w:r>
+        <w:rPr>
+          <w:rFonts w:hint="eastAsia"/>
+        </w:rPr>
+        <w:t xml:space="preserve">점프 후 밧줄을 잡아 아래로 내려가야 한다. </w:t>
+      </w:r>
+    </w:p>
+    <w:p>
+      <w:pPr>
+        <w:pStyle w:val="a6"/>
+        <w:ind w:left="800"/>
+        <w:rPr>
+          <w:rFonts w:hint="eastAsia"/>
+        </w:rPr>
+      </w:pPr>
+      <w:r>
+        <w:rPr>
+          <w:noProof/>
+        </w:rPr>
+        <w:lastRenderedPageBreak/>
+        <w:drawing>
+          <wp:anchor distT="0" distB="0" distL="114300" distR="114300" simplePos="0" relativeHeight="251698176" behindDoc="0" locked="0" layoutInCell="1" allowOverlap="1" wp14:anchorId="0BCE807F" wp14:editId="5741E37D">
+            <wp:simplePos x="0" y="0"/>
+            <wp:positionH relativeFrom="column">
+              <wp:posOffset>504825</wp:posOffset>
+            </wp:positionH>
+            <wp:positionV relativeFrom="paragraph">
+              <wp:posOffset>-3175</wp:posOffset>
+            </wp:positionV>
+            <wp:extent cx="3073501" cy="2057400"/>
+            <wp:effectExtent l="0" t="0" r="0" b="0"/>
+            <wp:wrapTopAndBottom/>
+            <wp:docPr id="1713605396" name="그림 1"/>
+            <wp:cNvGraphicFramePr>
+              <a:graphicFrameLocks xmlns:a="http://schemas.openxmlformats.org/drawingml/2006/main" noChangeAspect="1"/>
+            </wp:cNvGraphicFramePr>
+            <a:graphic xmlns:a="http://schemas.openxmlformats.org/drawingml/2006/main">
+              <a:graphicData uri="http://schemas.openxmlformats.org/drawingml/2006/picture">
+                <pic:pic xmlns:pic="http://schemas.openxmlformats.org/drawingml/2006/picture">
+                  <pic:nvPicPr>
+                    <pic:cNvPr id="1713605396" name=""/>
+                    <pic:cNvPicPr/>
+                  </pic:nvPicPr>
+                  <pic:blipFill>
+                    <a:blip r:embed="rId35">
+                      <a:extLst>
+                        <a:ext uri="{28A0092B-C50C-407E-A947-70E740481C1C}">
+                          <a14:useLocalDpi xmlns:a14="http://schemas.microsoft.com/office/drawing/2010/main" val="0"/>
+                        </a:ext>
+                      </a:extLst>
+                    </a:blip>
+                    <a:stretch>
+                      <a:fillRect/>
+                    </a:stretch>
+                  </pic:blipFill>
+                  <pic:spPr>
+                    <a:xfrm>
+                      <a:off x="0" y="0"/>
+                      <a:ext cx="3073501" cy="2057400"/>
+                    </a:xfrm>
+                    <a:prstGeom prst="rect">
+                      <a:avLst/>
+                    </a:prstGeom>
+                  </pic:spPr>
+                </pic:pic>
+              </a:graphicData>
+            </a:graphic>
+          </wp:anchor>
+        </w:drawing>
+      </w:r>
+      <w:r>
+        <w:rPr>
+          <w:noProof/>
+        </w:rPr>
+        <w:t xml:space="preserve"> </w:t>
+      </w:r>
+      <w:r>
+        <w:rPr>
+          <w:noProof/>
+        </w:rPr>
+        <w:drawing>
+          <wp:anchor distT="0" distB="0" distL="114300" distR="114300" simplePos="0" relativeHeight="251699200" behindDoc="0" locked="0" layoutInCell="1" allowOverlap="1" wp14:anchorId="25643E40" wp14:editId="66B10AFD">
+            <wp:simplePos x="0" y="0"/>
+            <wp:positionH relativeFrom="column">
+              <wp:posOffset>581025</wp:posOffset>
+            </wp:positionH>
+            <wp:positionV relativeFrom="paragraph">
+              <wp:posOffset>2053590</wp:posOffset>
+            </wp:positionV>
+            <wp:extent cx="3246120" cy="4629150"/>
+            <wp:effectExtent l="0" t="0" r="0" b="0"/>
+            <wp:wrapTopAndBottom/>
+            <wp:docPr id="316184175" name="그림 1"/>
+            <wp:cNvGraphicFramePr>
+              <a:graphicFrameLocks xmlns:a="http://schemas.openxmlformats.org/drawingml/2006/main" noChangeAspect="1"/>
+            </wp:cNvGraphicFramePr>
+            <a:graphic xmlns:a="http://schemas.openxmlformats.org/drawingml/2006/main">
+              <a:graphicData uri="http://schemas.openxmlformats.org/drawingml/2006/picture">
+                <pic:pic xmlns:pic="http://schemas.openxmlformats.org/drawingml/2006/picture">
+                  <pic:nvPicPr>
+                    <pic:cNvPr id="316184175" name=""/>
+                    <pic:cNvPicPr/>
+                  </pic:nvPicPr>
+                  <pic:blipFill>
+                    <a:blip r:embed="rId36">
+                      <a:extLst>
+                        <a:ext uri="{28A0092B-C50C-407E-A947-70E740481C1C}">
+                          <a14:useLocalDpi xmlns:a14="http://schemas.microsoft.com/office/drawing/2010/main" val="0"/>
+                        </a:ext>
+                      </a:extLst>
+                    </a:blip>
+                    <a:stretch>
+                      <a:fillRect/>
+                    </a:stretch>
+                  </pic:blipFill>
+                  <pic:spPr>
+                    <a:xfrm>
+                      <a:off x="0" y="0"/>
+                      <a:ext cx="3246120" cy="4629150"/>
+                    </a:xfrm>
+                    <a:prstGeom prst="rect">
+                      <a:avLst/>
+                    </a:prstGeom>
+                  </pic:spPr>
+                </pic:pic>
+              </a:graphicData>
+            </a:graphic>
+          </wp:anchor>
+        </w:drawing>
+      </w:r>
+    </w:p>
+    <w:p>
+      <w:pPr>
+        <w:pStyle w:val="a6"/>
+        <w:numPr>
+          <w:ilvl w:val="0"/>
+          <w:numId w:val="15"/>
+        </w:numPr>
       </w:pPr>
       <w:r>
         <w:rPr>
@@ -2832,8 +4612,472 @@
         <w:t xml:space="preserve">정확한 타이밍에 밧줄을 잡지 못하거나, 아래로 내려간 후 정확한 위치에 뛰지 못하면 라이프를 하나 잃고 다시 유적 입구부터 시작하게 된다. </w:t>
       </w:r>
     </w:p>
+    <w:p>
+      <w:pPr>
+        <w:pStyle w:val="a6"/>
+        <w:rPr>
+          <w:rFonts w:hint="eastAsia"/>
+        </w:rPr>
+      </w:pPr>
+    </w:p>
+    <w:p>
+      <w:pPr>
+        <w:pStyle w:val="a6"/>
+        <w:numPr>
+          <w:ilvl w:val="0"/>
+          <w:numId w:val="15"/>
+        </w:numPr>
+      </w:pPr>
+      <w:r>
+        <w:rPr>
+          <w:rFonts w:hint="eastAsia"/>
+        </w:rPr>
+        <w:t xml:space="preserve">밧줄의 길이는 대략 50m이며 유저가 내려가야 하는 길이는 40m 정도이다. </w:t>
+      </w:r>
+    </w:p>
+    <w:p>
+      <w:pPr>
+        <w:pStyle w:val="a6"/>
+      </w:pPr>
+    </w:p>
+    <w:p>
+      <w:pPr>
+        <w:pStyle w:val="a6"/>
+      </w:pPr>
+    </w:p>
+    <w:p>
+      <w:pPr>
+        <w:pStyle w:val="a6"/>
+      </w:pPr>
+    </w:p>
+    <w:p>
+      <w:pPr>
+        <w:pStyle w:val="a6"/>
+      </w:pPr>
+      <w:r>
+        <w:rPr>
+          <w:noProof/>
+        </w:rPr>
+        <w:lastRenderedPageBreak/>
+        <w:drawing>
+          <wp:anchor distT="0" distB="0" distL="114300" distR="114300" simplePos="0" relativeHeight="251700224" behindDoc="0" locked="0" layoutInCell="1" allowOverlap="1" wp14:anchorId="633359EE" wp14:editId="68812A7E">
+            <wp:simplePos x="0" y="0"/>
+            <wp:positionH relativeFrom="column">
+              <wp:posOffset>476250</wp:posOffset>
+            </wp:positionH>
+            <wp:positionV relativeFrom="paragraph">
+              <wp:posOffset>368935</wp:posOffset>
+            </wp:positionV>
+            <wp:extent cx="4076700" cy="2573020"/>
+            <wp:effectExtent l="0" t="0" r="0" b="0"/>
+            <wp:wrapTopAndBottom/>
+            <wp:docPr id="136177957" name="그림 1"/>
+            <wp:cNvGraphicFramePr>
+              <a:graphicFrameLocks xmlns:a="http://schemas.openxmlformats.org/drawingml/2006/main" noChangeAspect="1"/>
+            </wp:cNvGraphicFramePr>
+            <a:graphic xmlns:a="http://schemas.openxmlformats.org/drawingml/2006/main">
+              <a:graphicData uri="http://schemas.openxmlformats.org/drawingml/2006/picture">
+                <pic:pic xmlns:pic="http://schemas.openxmlformats.org/drawingml/2006/picture">
+                  <pic:nvPicPr>
+                    <pic:cNvPr id="136177957" name=""/>
+                    <pic:cNvPicPr/>
+                  </pic:nvPicPr>
+                  <pic:blipFill>
+                    <a:blip r:embed="rId37">
+                      <a:extLst>
+                        <a:ext uri="{28A0092B-C50C-407E-A947-70E740481C1C}">
+                          <a14:useLocalDpi xmlns:a14="http://schemas.microsoft.com/office/drawing/2010/main" val="0"/>
+                        </a:ext>
+                      </a:extLst>
+                    </a:blip>
+                    <a:stretch>
+                      <a:fillRect/>
+                    </a:stretch>
+                  </pic:blipFill>
+                  <pic:spPr>
+                    <a:xfrm>
+                      <a:off x="0" y="0"/>
+                      <a:ext cx="4076700" cy="2573020"/>
+                    </a:xfrm>
+                    <a:prstGeom prst="rect">
+                      <a:avLst/>
+                    </a:prstGeom>
+                  </pic:spPr>
+                </pic:pic>
+              </a:graphicData>
+            </a:graphic>
+          </wp:anchor>
+        </w:drawing>
+      </w:r>
+    </w:p>
+    <w:p>
+      <w:pPr>
+        <w:pStyle w:val="a6"/>
+      </w:pPr>
+    </w:p>
+    <w:p>
+      <w:pPr>
+        <w:pStyle w:val="a6"/>
+        <w:numPr>
+          <w:ilvl w:val="0"/>
+          <w:numId w:val="15"/>
+        </w:numPr>
+        <w:rPr>
+          <w:rFonts w:hint="eastAsia"/>
+        </w:rPr>
+      </w:pPr>
+      <w:r>
+        <w:rPr>
+          <w:rFonts w:hint="eastAsia"/>
+        </w:rPr>
+        <w:t xml:space="preserve">유저는 저 사이 공간을 향해 밧줄에서 점프해 들어가야 한다. </w:t>
+      </w:r>
+    </w:p>
+    <w:p>
+      <w:pPr>
+        <w:pStyle w:val="a6"/>
+        <w:numPr>
+          <w:ilvl w:val="0"/>
+          <w:numId w:val="15"/>
+        </w:numPr>
+      </w:pPr>
+      <w:r>
+        <w:rPr>
+          <w:rFonts w:hint="eastAsia"/>
+        </w:rPr>
+        <w:t xml:space="preserve">유저가 아래로 향하지 않고 위로 올라가면 오브젝트를 발견할 수 있다. </w:t>
+      </w:r>
+    </w:p>
+    <w:p>
+      <w:pPr>
+        <w:rPr>
+          <w:rFonts w:hint="eastAsia"/>
+          <w:color w:val="EE0000"/>
+        </w:rPr>
+      </w:pPr>
+      <w:r>
+        <w:rPr>
+          <w:rFonts w:hint="eastAsia"/>
+          <w:color w:val="EE0000"/>
+        </w:rPr>
+        <w:t xml:space="preserve">레벨 디자인 </w:t>
+      </w:r>
+      <w:proofErr w:type="gramStart"/>
+      <w:r>
+        <w:rPr>
+          <w:rFonts w:hint="eastAsia"/>
+          <w:color w:val="EE0000"/>
+        </w:rPr>
+        <w:t>의도 :</w:t>
+      </w:r>
+      <w:proofErr w:type="gramEnd"/>
+      <w:r>
+        <w:rPr>
+          <w:rFonts w:hint="eastAsia"/>
+          <w:color w:val="EE0000"/>
+        </w:rPr>
+        <w:t xml:space="preserve"> 밧줄을 타고 내려가는 레벨 디자인은, 유저가 유적 깊은 곳으로 들어가는 것 같은 느낌을 받게 하기 위해서이다. </w:t>
+      </w:r>
+    </w:p>
+    <w:p>
+      <w:pPr>
+        <w:rPr>
+          <w:rFonts w:hint="eastAsia"/>
+        </w:rPr>
+      </w:pPr>
+    </w:p>
+    <w:p>
+      <w:pPr>
+        <w:pStyle w:val="2"/>
+      </w:pPr>
+      <w:r>
+        <w:rPr>
+          <w:rFonts w:hint="eastAsia"/>
+        </w:rPr>
+        <w:t>3.4 첫 번째 캠프</w:t>
+      </w:r>
+    </w:p>
+    <w:p>
+      <w:r>
+        <w:rPr>
+          <w:rFonts w:hint="eastAsia"/>
+        </w:rPr>
+        <w:t xml:space="preserve">첫 번째 캠프에 도착하면 파트너를 만나게 된다. </w:t>
+      </w:r>
+    </w:p>
+    <w:p>
+      <w:r>
+        <w:rPr>
+          <w:noProof/>
+        </w:rPr>
+        <w:drawing>
+          <wp:anchor distT="0" distB="0" distL="114300" distR="114300" simplePos="0" relativeHeight="251701248" behindDoc="0" locked="0" layoutInCell="1" allowOverlap="1" wp14:anchorId="5FB95DC9" wp14:editId="238C6803">
+            <wp:simplePos x="0" y="0"/>
+            <wp:positionH relativeFrom="margin">
+              <wp:align>left</wp:align>
+            </wp:positionH>
+            <wp:positionV relativeFrom="paragraph">
+              <wp:posOffset>438785</wp:posOffset>
+            </wp:positionV>
+            <wp:extent cx="4459162" cy="2857500"/>
+            <wp:effectExtent l="0" t="0" r="0" b="0"/>
+            <wp:wrapTopAndBottom/>
+            <wp:docPr id="221286812" name="그림 1"/>
+            <wp:cNvGraphicFramePr>
+              <a:graphicFrameLocks xmlns:a="http://schemas.openxmlformats.org/drawingml/2006/main" noChangeAspect="1"/>
+            </wp:cNvGraphicFramePr>
+            <a:graphic xmlns:a="http://schemas.openxmlformats.org/drawingml/2006/main">
+              <a:graphicData uri="http://schemas.openxmlformats.org/drawingml/2006/picture">
+                <pic:pic xmlns:pic="http://schemas.openxmlformats.org/drawingml/2006/picture">
+                  <pic:nvPicPr>
+                    <pic:cNvPr id="221286812" name=""/>
+                    <pic:cNvPicPr/>
+                  </pic:nvPicPr>
+                  <pic:blipFill>
+                    <a:blip r:embed="rId38">
+                      <a:extLst>
+                        <a:ext uri="{28A0092B-C50C-407E-A947-70E740481C1C}">
+                          <a14:useLocalDpi xmlns:a14="http://schemas.microsoft.com/office/drawing/2010/main" val="0"/>
+                        </a:ext>
+                      </a:extLst>
+                    </a:blip>
+                    <a:stretch>
+                      <a:fillRect/>
+                    </a:stretch>
+                  </pic:blipFill>
+                  <pic:spPr>
+                    <a:xfrm>
+                      <a:off x="0" y="0"/>
+                      <a:ext cx="4459162" cy="2857500"/>
+                    </a:xfrm>
+                    <a:prstGeom prst="rect">
+                      <a:avLst/>
+                    </a:prstGeom>
+                  </pic:spPr>
+                </pic:pic>
+              </a:graphicData>
+            </a:graphic>
+          </wp:anchor>
+        </w:drawing>
+      </w:r>
+      <w:r>
+        <w:rPr>
+          <w:rFonts w:hint="eastAsia"/>
+        </w:rPr>
+        <w:t xml:space="preserve">해당 지역 도착 시 이벤트 발생 </w:t>
+      </w:r>
+    </w:p>
     <w:p/>
     <w:p>
+      <w:proofErr w:type="gramStart"/>
+      <w:r>
+        <w:rPr>
+          <w:rFonts w:hint="eastAsia"/>
+        </w:rPr>
+        <w:t>파트너 :</w:t>
+      </w:r>
+      <w:proofErr w:type="gramEnd"/>
+      <w:r>
+        <w:rPr>
+          <w:rFonts w:hint="eastAsia"/>
+        </w:rPr>
+        <w:t xml:space="preserve"> </w:t>
+      </w:r>
+      <w:proofErr w:type="spellStart"/>
+      <w:r>
+        <w:rPr>
+          <w:rFonts w:hint="eastAsia"/>
+        </w:rPr>
+        <w:t>우왓</w:t>
+      </w:r>
+      <w:proofErr w:type="spellEnd"/>
+      <w:r>
+        <w:rPr>
+          <w:rFonts w:hint="eastAsia"/>
+        </w:rPr>
+        <w:t xml:space="preserve"> 깜짝이야</w:t>
+      </w:r>
+    </w:p>
+    <w:p>
+      <w:proofErr w:type="gramStart"/>
+      <w:r>
+        <w:rPr>
+          <w:rFonts w:hint="eastAsia"/>
+        </w:rPr>
+        <w:t>주인공 :</w:t>
+      </w:r>
+      <w:proofErr w:type="gramEnd"/>
+      <w:r>
+        <w:rPr>
+          <w:rFonts w:hint="eastAsia"/>
+        </w:rPr>
+        <w:t xml:space="preserve"> </w:t>
+      </w:r>
+      <w:proofErr w:type="gramStart"/>
+      <w:r>
+        <w:rPr>
+          <w:rFonts w:hint="eastAsia"/>
+        </w:rPr>
+        <w:t>어..</w:t>
+      </w:r>
+      <w:proofErr w:type="gramEnd"/>
+      <w:r>
+        <w:rPr>
+          <w:rFonts w:hint="eastAsia"/>
+        </w:rPr>
+        <w:t xml:space="preserve"> 놀라게 </w:t>
+      </w:r>
+      <w:proofErr w:type="spellStart"/>
+      <w:r>
+        <w:rPr>
+          <w:rFonts w:hint="eastAsia"/>
+        </w:rPr>
+        <w:t>한거면</w:t>
+      </w:r>
+      <w:proofErr w:type="spellEnd"/>
+      <w:r>
+        <w:rPr>
+          <w:rFonts w:hint="eastAsia"/>
+        </w:rPr>
+        <w:t xml:space="preserve"> 미안, 혹시 너 여기 유적을 조사하러 </w:t>
+      </w:r>
+      <w:proofErr w:type="spellStart"/>
+      <w:r>
+        <w:rPr>
+          <w:rFonts w:hint="eastAsia"/>
+        </w:rPr>
+        <w:t>온거니</w:t>
+      </w:r>
+      <w:proofErr w:type="spellEnd"/>
+      <w:r>
+        <w:rPr>
+          <w:rFonts w:hint="eastAsia"/>
+        </w:rPr>
+        <w:t>?</w:t>
+      </w:r>
+    </w:p>
+    <w:p>
+      <w:proofErr w:type="gramStart"/>
+      <w:r>
+        <w:rPr>
+          <w:rFonts w:hint="eastAsia"/>
+        </w:rPr>
+        <w:t>파트너 :</w:t>
+      </w:r>
+      <w:proofErr w:type="gramEnd"/>
+      <w:r>
+        <w:rPr>
+          <w:rFonts w:hint="eastAsia"/>
+        </w:rPr>
+        <w:t xml:space="preserve"> 맞아, 근데 이 앞이 너무 깜깜해서 더 이상 나갈 수 없어</w:t>
+      </w:r>
+    </w:p>
+    <w:p>
+      <w:pPr>
+        <w:rPr>
+          <w:rFonts w:hint="eastAsia"/>
+        </w:rPr>
+      </w:pPr>
+      <w:proofErr w:type="gramStart"/>
+      <w:r>
+        <w:rPr>
+          <w:rFonts w:hint="eastAsia"/>
+        </w:rPr>
+        <w:t>파트너 :</w:t>
+      </w:r>
+      <w:proofErr w:type="gramEnd"/>
+      <w:r>
+        <w:rPr>
+          <w:rFonts w:hint="eastAsia"/>
+        </w:rPr>
+        <w:t xml:space="preserve"> 내 랜턴 기름이 다 떨어졌거든</w:t>
+      </w:r>
+    </w:p>
+    <w:p>
+      <w:proofErr w:type="gramStart"/>
+      <w:r>
+        <w:rPr>
+          <w:rFonts w:hint="eastAsia"/>
+        </w:rPr>
+        <w:t>파트너 :</w:t>
+      </w:r>
+      <w:proofErr w:type="gramEnd"/>
+      <w:r>
+        <w:rPr>
+          <w:rFonts w:hint="eastAsia"/>
+        </w:rPr>
+        <w:t xml:space="preserve"> 근데, 너 랜턴에 기름이 충분해 </w:t>
+      </w:r>
+      <w:proofErr w:type="spellStart"/>
+      <w:r>
+        <w:rPr>
+          <w:rFonts w:hint="eastAsia"/>
+        </w:rPr>
+        <w:t>보인네</w:t>
+      </w:r>
+      <w:proofErr w:type="spellEnd"/>
+    </w:p>
+    <w:p>
+      <w:proofErr w:type="gramStart"/>
+      <w:r>
+        <w:rPr>
+          <w:rFonts w:hint="eastAsia"/>
+        </w:rPr>
+        <w:t>파트너 :</w:t>
+      </w:r>
+      <w:proofErr w:type="gramEnd"/>
+      <w:r>
+        <w:rPr>
+          <w:rFonts w:hint="eastAsia"/>
+        </w:rPr>
+        <w:t xml:space="preserve"> 잘됐다, 나랑 같이 다니지 </w:t>
+      </w:r>
+      <w:proofErr w:type="spellStart"/>
+      <w:r>
+        <w:rPr>
+          <w:rFonts w:hint="eastAsia"/>
+        </w:rPr>
+        <w:t>않을래</w:t>
+      </w:r>
+      <w:proofErr w:type="spellEnd"/>
+      <w:r>
+        <w:rPr>
+          <w:rFonts w:hint="eastAsia"/>
+        </w:rPr>
+        <w:t>?</w:t>
+      </w:r>
+    </w:p>
+    <w:p/>
+    <w:p>
+      <w:r>
+        <w:rPr>
+          <w:rFonts w:hint="eastAsia"/>
+        </w:rPr>
+        <w:t xml:space="preserve">이후 </w:t>
+      </w:r>
+      <w:proofErr w:type="spellStart"/>
+      <w:r>
+        <w:rPr>
+          <w:rFonts w:hint="eastAsia"/>
+        </w:rPr>
+        <w:t>파트너랑</w:t>
+      </w:r>
+      <w:proofErr w:type="spellEnd"/>
+      <w:r>
+        <w:rPr>
+          <w:rFonts w:hint="eastAsia"/>
+        </w:rPr>
+        <w:t xml:space="preserve"> 동행이 가능해진다. </w:t>
+      </w:r>
+    </w:p>
+    <w:p>
+      <w:pPr>
+        <w:rPr>
+          <w:rFonts w:hint="eastAsia"/>
+        </w:rPr>
+      </w:pPr>
+    </w:p>
+    <w:p>
       <w:pPr>
         <w:pStyle w:val="2"/>
       </w:pPr>
@@ -2841,34 +5085,6 @@
         <w:rPr>
           <w:rFonts w:hint="eastAsia"/>
         </w:rPr>
-        <w:t>3.4 첫 번째 캠프</w:t>
-      </w:r>
-    </w:p>
-    <w:p>
-      <w:r>
-        <w:rPr>
-          <w:rFonts w:hint="eastAsia"/>
-        </w:rPr>
-        <w:t xml:space="preserve">첫 번째 캠프에 도착하면 파트너를 만나게 된다. </w:t>
-      </w:r>
-    </w:p>
-    <w:p>
-      <w:r>
-        <w:rPr>
-          <w:rFonts w:hint="eastAsia"/>
-        </w:rPr>
-        <w:t xml:space="preserve">해당 지역 도착 시 이벤트 발생 </w:t>
-      </w:r>
-    </w:p>
-    <w:p/>
-    <w:p>
-      <w:pPr>
-        <w:pStyle w:val="2"/>
-      </w:pPr>
-      <w:r>
-        <w:rPr>
-          <w:rFonts w:hint="eastAsia"/>
-        </w:rPr>
         <w:t xml:space="preserve">3.5 암흑 미로 </w:t>
       </w:r>
     </w:p>
@@ -2877,7 +5093,21 @@
         <w:rPr>
           <w:rFonts w:hint="eastAsia"/>
         </w:rPr>
-        <w:t xml:space="preserve">- 2 Stage 보다 규모가 더 복잡해졌다. </w:t>
+        <w:t xml:space="preserve">- 2 Stage 보다 규모가 더 </w:t>
+      </w:r>
+      <w:proofErr w:type="spellStart"/>
+      <w:r>
+        <w:rPr>
+          <w:rFonts w:hint="eastAsia"/>
+        </w:rPr>
+        <w:t>복잡해졌다</w:t>
+      </w:r>
+      <w:proofErr w:type="spellEnd"/>
+      <w:r>
+        <w:rPr>
+          <w:rFonts w:hint="eastAsia"/>
+        </w:rPr>
+        <w:t xml:space="preserve">. </w:t>
       </w:r>
     </w:p>
     <w:p>
@@ -2889,11 +5119,47 @@
       </w:r>
     </w:p>
     <w:p>
-      <w:r>
-        <w:rPr>
-          <w:rFonts w:hint="eastAsia"/>
-        </w:rPr>
-        <w:t xml:space="preserve">파트너 : 길을 잘못 들른 것 같아 우리 왔던길로 다시 나가지 않을래? </w:t>
+      <w:proofErr w:type="gramStart"/>
+      <w:r>
+        <w:rPr>
+          <w:rFonts w:hint="eastAsia"/>
+        </w:rPr>
+        <w:t>파트너 :</w:t>
+      </w:r>
+      <w:proofErr w:type="gramEnd"/>
+      <w:r>
+        <w:rPr>
+          <w:rFonts w:hint="eastAsia"/>
+        </w:rPr>
+        <w:t xml:space="preserve"> 길을 잘못 들른 것 같아 우리 </w:t>
+      </w:r>
+      <w:proofErr w:type="spellStart"/>
+      <w:r>
+        <w:rPr>
+          <w:rFonts w:hint="eastAsia"/>
+        </w:rPr>
+        <w:t>왔던길로</w:t>
+      </w:r>
+      <w:proofErr w:type="spellEnd"/>
+      <w:r>
+        <w:rPr>
+          <w:rFonts w:hint="eastAsia"/>
+        </w:rPr>
+        <w:t xml:space="preserve"> 다시 나가지 </w:t>
+      </w:r>
+      <w:proofErr w:type="spellStart"/>
+      <w:r>
+        <w:rPr>
+          <w:rFonts w:hint="eastAsia"/>
+        </w:rPr>
+        <w:t>않을래</w:t>
+      </w:r>
+      <w:proofErr w:type="spellEnd"/>
+      <w:r>
+        <w:rPr>
+          <w:rFonts w:hint="eastAsia"/>
+        </w:rPr>
+        <w:t xml:space="preserve">? </w:t>
       </w:r>
     </w:p>
     <w:p>
@@ -2925,7 +5191,7 @@
                     <pic:cNvPicPr/>
                   </pic:nvPicPr>
                   <pic:blipFill>
-                    <a:blip r:embed="rId19" cstate="print">
+                    <a:blip r:embed="rId39" cstate="print">
                       <a:extLst>
                         <a:ext uri="{28A0092B-C50C-407E-A947-70E740481C1C}">
                           <a14:useLocalDpi xmlns:a14="http://schemas.microsoft.com/office/drawing/2010/main" val="0"/>
@@ -2972,19 +5238,35 @@
     </w:p>
     <w:p/>
     <w:p>
-      <w:r>
-        <w:rPr>
-          <w:rFonts w:hint="eastAsia"/>
-        </w:rPr>
-        <w:t xml:space="preserve">수락 : 미로의 시작 지점부터 다시 시작 </w:t>
-      </w:r>
-    </w:p>
-    <w:p>
-      <w:r>
-        <w:rPr>
-          <w:rFonts w:hint="eastAsia"/>
-        </w:rPr>
-        <w:t xml:space="preserve">거절 : 미로를 계속해서 진행, 말을 걸기 전으로 돌아간다. </w:t>
+      <w:proofErr w:type="gramStart"/>
+      <w:r>
+        <w:rPr>
+          <w:rFonts w:hint="eastAsia"/>
+        </w:rPr>
+        <w:t>수락 :</w:t>
+      </w:r>
+      <w:proofErr w:type="gramEnd"/>
+      <w:r>
+        <w:rPr>
+          <w:rFonts w:hint="eastAsia"/>
+        </w:rPr>
+        <w:t xml:space="preserve"> 미로의 시작 지점부터 다시 시작 </w:t>
+      </w:r>
+    </w:p>
+    <w:p>
+      <w:proofErr w:type="gramStart"/>
+      <w:r>
+        <w:rPr>
+          <w:rFonts w:hint="eastAsia"/>
+        </w:rPr>
+        <w:t>거절 :</w:t>
+      </w:r>
+      <w:proofErr w:type="gramEnd"/>
+      <w:r>
+        <w:rPr>
+          <w:rFonts w:hint="eastAsia"/>
+        </w:rPr>
+        <w:t xml:space="preserve"> 미로를 계속해서 진행, 말을 걸기 전으로 돌아간다. </w:t>
       </w:r>
     </w:p>
     <w:p/>
@@ -2996,8 +5278,17 @@
         <w:rPr>
           <w:rFonts w:hint="eastAsia"/>
         </w:rPr>
-        <w:t>3.6 유적 기믹</w:t>
-      </w:r>
+        <w:lastRenderedPageBreak/>
+        <w:t xml:space="preserve">3.6 유적 </w:t>
+      </w:r>
+      <w:proofErr w:type="spellStart"/>
+      <w:r>
+        <w:rPr>
+          <w:rFonts w:hint="eastAsia"/>
+        </w:rPr>
+        <w:t>기믹</w:t>
+      </w:r>
+      <w:proofErr w:type="spellEnd"/>
       <w:r>
         <w:rPr>
           <w:rFonts w:hint="eastAsia"/>
@@ -3010,7 +5301,21 @@
         <w:rPr>
           <w:rFonts w:hint="eastAsia"/>
         </w:rPr>
-        <w:t xml:space="preserve">- 파트너와 주인공을 번갈아가며 진행이 가능하다. </w:t>
+        <w:t xml:space="preserve">- 파트너와 주인공을 </w:t>
+      </w:r>
+      <w:proofErr w:type="spellStart"/>
+      <w:r>
+        <w:rPr>
+          <w:rFonts w:hint="eastAsia"/>
+        </w:rPr>
+        <w:t>번갈아가며</w:t>
+      </w:r>
+      <w:proofErr w:type="spellEnd"/>
+      <w:r>
+        <w:rPr>
+          <w:rFonts w:hint="eastAsia"/>
+        </w:rPr>
+        <w:t xml:space="preserve"> 진행이 가능하다. </w:t>
       </w:r>
     </w:p>
     <w:p>
@@ -3026,16 +5331,23 @@
         <w:rPr>
           <w:rFonts w:hint="eastAsia"/>
         </w:rPr>
-        <w:lastRenderedPageBreak/>
         <w:t xml:space="preserve">- 이 시스템을 이용해서 유적을 양쪽으로 각각 진행해서 나아가야 한다. </w:t>
       </w:r>
     </w:p>
     <w:p>
-      <w:r>
-        <w:rPr>
-          <w:rFonts w:hint="eastAsia"/>
-        </w:rPr>
-        <w:t>기믹 설명</w:t>
+      <w:proofErr w:type="spellStart"/>
+      <w:r>
+        <w:rPr>
+          <w:rFonts w:hint="eastAsia"/>
+        </w:rPr>
+        <w:t>기믹</w:t>
+      </w:r>
+      <w:proofErr w:type="spellEnd"/>
+      <w:r>
+        <w:rPr>
+          <w:rFonts w:hint="eastAsia"/>
+        </w:rPr>
+        <w:t xml:space="preserve"> 설명</w:t>
       </w:r>
     </w:p>
     <w:p>
@@ -3059,7 +5371,7 @@
                     <pic:cNvPicPr/>
                   </pic:nvPicPr>
                   <pic:blipFill>
-                    <a:blip r:embed="rId20"/>
+                    <a:blip r:embed="rId40"/>
                     <a:stretch>
                       <a:fillRect/>
                     </a:stretch>
@@ -3097,16 +5409,52 @@
         <w:rPr>
           <w:rFonts w:hint="eastAsia"/>
         </w:rPr>
-        <w:t xml:space="preserve">- 한 쪽 길로만 진행하면 진행이 안되며 막히게 된다. 반대편에서 파트너가 길을 열어줘야하는 기믹이 교대로 계속 진행되는 구조이다. </w:t>
+        <w:t xml:space="preserve">- 한 쪽 길로만 진행하면 진행이 안되며 막히게 된다. 반대편에서 파트너가 길을 </w:t>
+      </w:r>
+      <w:proofErr w:type="spellStart"/>
+      <w:r>
+        <w:rPr>
+          <w:rFonts w:hint="eastAsia"/>
+        </w:rPr>
+        <w:t>열어줘야하는</w:t>
+      </w:r>
+      <w:proofErr w:type="spellEnd"/>
+      <w:r>
+        <w:rPr>
+          <w:rFonts w:hint="eastAsia"/>
+        </w:rPr>
+        <w:t xml:space="preserve"> </w:t>
+      </w:r>
+      <w:proofErr w:type="spellStart"/>
+      <w:r>
+        <w:rPr>
+          <w:rFonts w:hint="eastAsia"/>
+        </w:rPr>
+        <w:t>기믹이</w:t>
+      </w:r>
+      <w:proofErr w:type="spellEnd"/>
+      <w:r>
+        <w:rPr>
+          <w:rFonts w:hint="eastAsia"/>
+        </w:rPr>
+        <w:t xml:space="preserve"> 교대로 계속 진행되는 구조이다. </w:t>
       </w:r>
     </w:p>
     <w:p/>
     <w:p>
-      <w:r>
-        <w:rPr>
-          <w:rFonts w:hint="eastAsia"/>
-        </w:rPr>
-        <w:t>미니게임 : 길 연결</w:t>
+      <w:proofErr w:type="gramStart"/>
+      <w:r>
+        <w:rPr>
+          <w:rFonts w:hint="eastAsia"/>
+        </w:rPr>
+        <w:t>미니게임 :</w:t>
+      </w:r>
+      <w:proofErr w:type="gramEnd"/>
+      <w:r>
+        <w:rPr>
+          <w:rFonts w:hint="eastAsia"/>
+        </w:rPr>
+        <w:t xml:space="preserve"> 길 연결</w:t>
       </w:r>
     </w:p>
     <w:p>
@@ -3190,7 +5538,7 @@
                     <pic:cNvPicPr/>
                   </pic:nvPicPr>
                   <pic:blipFill>
-                    <a:blip r:embed="rId21" cstate="print">
+                    <a:blip r:embed="rId41" cstate="print">
                       <a:extLst>
                         <a:ext uri="{28A0092B-C50C-407E-A947-70E740481C1C}">
                           <a14:useLocalDpi xmlns:a14="http://schemas.microsoft.com/office/drawing/2010/main" val="0"/>
@@ -3220,7 +5568,21 @@
         <w:rPr>
           <w:rFonts w:hint="eastAsia"/>
         </w:rPr>
-        <w:t xml:space="preserve">클리어 조건 : Start 지점과 End 지점이 이어지게 레버를 돌려서 만들어야 한다. </w:t>
+        <w:t xml:space="preserve">클리어 </w:t>
+      </w:r>
+      <w:proofErr w:type="gramStart"/>
+      <w:r>
+        <w:rPr>
+          <w:rFonts w:hint="eastAsia"/>
+        </w:rPr>
+        <w:t>조건 :</w:t>
+      </w:r>
+      <w:proofErr w:type="gramEnd"/>
+      <w:r>
+        <w:rPr>
+          <w:rFonts w:hint="eastAsia"/>
+        </w:rPr>
+        <w:t xml:space="preserve"> Start 지점과 End 지점이 이어지게 레버를 돌려서 만들어야 한다. </w:t>
       </w:r>
     </w:p>
     <w:p>
@@ -3238,7 +5600,21 @@
         <w:rPr>
           <w:rFonts w:hint="eastAsia"/>
         </w:rPr>
-        <w:t>리셋 버튼 : 퍼즐을 처음 형태로 리셋 시킨다.</w:t>
+        <w:t xml:space="preserve">리셋 </w:t>
+      </w:r>
+      <w:proofErr w:type="gramStart"/>
+      <w:r>
+        <w:rPr>
+          <w:rFonts w:hint="eastAsia"/>
+        </w:rPr>
+        <w:t>버튼 :</w:t>
+      </w:r>
+      <w:proofErr w:type="gramEnd"/>
+      <w:r>
+        <w:rPr>
+          <w:rFonts w:hint="eastAsia"/>
+        </w:rPr>
+        <w:t xml:space="preserve"> 퍼즐을 처음 형태로 리셋 시킨다.</w:t>
       </w:r>
     </w:p>
     <w:p>
@@ -3250,7 +5626,21 @@
         <w:rPr>
           <w:rFonts w:hint="eastAsia"/>
         </w:rPr>
-        <w:t xml:space="preserve">그만 두기 : 퍼즐을 그만두고 유적으로 돌아간다. </w:t>
+        <w:t xml:space="preserve">그만 </w:t>
+      </w:r>
+      <w:proofErr w:type="gramStart"/>
+      <w:r>
+        <w:rPr>
+          <w:rFonts w:hint="eastAsia"/>
+        </w:rPr>
+        <w:t>두기 :</w:t>
+      </w:r>
+      <w:proofErr w:type="gramEnd"/>
+      <w:r>
+        <w:rPr>
+          <w:rFonts w:hint="eastAsia"/>
+        </w:rPr>
+        <w:t xml:space="preserve"> 퍼즐을 그만두고 유적으로 돌아간다. </w:t>
       </w:r>
     </w:p>
     <w:p>
@@ -3293,7 +5683,7 @@
                     <pic:cNvPicPr/>
                   </pic:nvPicPr>
                   <pic:blipFill>
-                    <a:blip r:embed="rId22" cstate="print">
+                    <a:blip r:embed="rId42" cstate="print">
                       <a:extLst>
                         <a:ext uri="{28A0092B-C50C-407E-A947-70E740481C1C}">
                           <a14:useLocalDpi xmlns:a14="http://schemas.microsoft.com/office/drawing/2010/main" val="0"/>
@@ -3399,11 +5789,19 @@
       <w:pPr>
         <w:pStyle w:val="2"/>
       </w:pPr>
-      <w:r>
-        <w:rPr>
-          <w:rFonts w:hint="eastAsia"/>
-        </w:rPr>
-        <w:t xml:space="preserve">미니게임 : 바이너리 랜드 </w:t>
+      <w:proofErr w:type="gramStart"/>
+      <w:r>
+        <w:rPr>
+          <w:rFonts w:hint="eastAsia"/>
+        </w:rPr>
+        <w:t>미니게임 :</w:t>
+      </w:r>
+      <w:proofErr w:type="gramEnd"/>
+      <w:r>
+        <w:rPr>
+          <w:rFonts w:hint="eastAsia"/>
+        </w:rPr>
+        <w:t xml:space="preserve"> 바이너리 랜드 </w:t>
       </w:r>
     </w:p>
     <w:p>
@@ -4417,6 +6815,95 @@
     </w:lvl>
   </w:abstractNum>
   <w:abstractNum w:abstractNumId="8" w15:restartNumberingAfterBreak="0">
+    <w:nsid w:val="405123D4"/>
+    <w:multiLevelType w:val="hybridMultilevel"/>
+    <w:tmpl w:val="51300198"/>
+    <w:lvl w:ilvl="0" w:tplc="893E79CE">
+      <w:start w:val="1"/>
+      <w:numFmt w:val="decimal"/>
+      <w:lvlText w:val="%1."/>
+      <w:lvlJc w:val="left"/>
+      <w:pPr>
+        <w:ind w:left="800" w:hanging="360"/>
+      </w:pPr>
+      <w:rPr>
+        <w:rFonts w:hint="default"/>
+      </w:rPr>
+    </w:lvl>
+    <w:lvl w:ilvl="1" w:tplc="04090019" w:tentative="1">
+      <w:start w:val="1"/>
+      <w:numFmt w:val="upperLetter"/>
+      <w:lvlText w:val="%2."/>
+      <w:lvlJc w:val="left"/>
+      <w:pPr>
+        <w:ind w:left="1320" w:hanging="440"/>
+      </w:pPr>
+    </w:lvl>
+    <w:lvl w:ilvl="2" w:tplc="0409001B" w:tentative="1">
+      <w:start w:val="1"/>
+      <w:numFmt w:val="lowerRoman"/>
+      <w:lvlText w:val="%3."/>
+      <w:lvlJc w:val="right"/>
+      <w:pPr>
+        <w:ind w:left="1760" w:hanging="440"/>
+      </w:pPr>
+    </w:lvl>
+    <w:lvl w:ilvl="3" w:tplc="0409000F" w:tentative="1">
+      <w:start w:val="1"/>
+      <w:numFmt w:val="decimal"/>
+      <w:lvlText w:val="%4."/>
+      <w:lvlJc w:val="left"/>
+      <w:pPr>
+        <w:ind w:left="2200" w:hanging="440"/>
+      </w:pPr>
+    </w:lvl>
+    <w:lvl w:ilvl="4" w:tplc="04090019" w:tentative="1">
+      <w:start w:val="1"/>
+      <w:numFmt w:val="upperLetter"/>
+      <w:lvlText w:val="%5."/>
+      <w:lvlJc w:val="left"/>
+      <w:pPr>
+        <w:ind w:left="2640" w:hanging="440"/>
+      </w:pPr>
+    </w:lvl>
+    <w:lvl w:ilvl="5" w:tplc="0409001B" w:tentative="1">
+      <w:start w:val="1"/>
+      <w:numFmt w:val="lowerRoman"/>
+      <w:lvlText w:val="%6."/>
+      <w:lvlJc w:val="right"/>
+      <w:pPr>
+        <w:ind w:left="3080" w:hanging="440"/>
+      </w:pPr>
+    </w:lvl>
+    <w:lvl w:ilvl="6" w:tplc="0409000F" w:tentative="1">
+      <w:start w:val="1"/>
+      <w:numFmt w:val="decimal"/>
+      <w:lvlText w:val="%7."/>
+      <w:lvlJc w:val="left"/>
+      <w:pPr>
+        <w:ind w:left="3520" w:hanging="440"/>
+      </w:pPr>
+    </w:lvl>
+    <w:lvl w:ilvl="7" w:tplc="04090019" w:tentative="1">
+      <w:start w:val="1"/>
+      <w:numFmt w:val="upperLetter"/>
+      <w:lvlText w:val="%8."/>
+      <w:lvlJc w:val="left"/>
+      <w:pPr>
+        <w:ind w:left="3960" w:hanging="440"/>
+      </w:pPr>
+    </w:lvl>
+    <w:lvl w:ilvl="8" w:tplc="0409001B" w:tentative="1">
+      <w:start w:val="1"/>
+      <w:numFmt w:val="lowerRoman"/>
+      <w:lvlText w:val="%9."/>
+      <w:lvlJc w:val="right"/>
+      <w:pPr>
+        <w:ind w:left="4400" w:hanging="440"/>
+      </w:pPr>
+    </w:lvl>
+  </w:abstractNum>
+  <w:abstractNum w:abstractNumId="9" w15:restartNumberingAfterBreak="0">
     <w:nsid w:val="4145359F"/>
     <w:multiLevelType w:val="hybridMultilevel"/>
     <w:tmpl w:val="14742DB2"/>
@@ -4505,7 +6992,7 @@
       </w:pPr>
     </w:lvl>
   </w:abstractNum>
-  <w:abstractNum w:abstractNumId="9" w15:restartNumberingAfterBreak="0">
+  <w:abstractNum w:abstractNumId="10" w15:restartNumberingAfterBreak="0">
     <w:nsid w:val="44886644"/>
     <w:multiLevelType w:val="hybridMultilevel"/>
     <w:tmpl w:val="CF0EFB1C"/>
@@ -4594,7 +7081,7 @@
       </w:pPr>
     </w:lvl>
   </w:abstractNum>
-  <w:abstractNum w:abstractNumId="10" w15:restartNumberingAfterBreak="0">
+  <w:abstractNum w:abstractNumId="11" w15:restartNumberingAfterBreak="0">
     <w:nsid w:val="571473A6"/>
     <w:multiLevelType w:val="hybridMultilevel"/>
     <w:tmpl w:val="62DC236E"/>
@@ -4683,7 +7170,7 @@
       </w:pPr>
     </w:lvl>
   </w:abstractNum>
-  <w:abstractNum w:abstractNumId="11" w15:restartNumberingAfterBreak="0">
+  <w:abstractNum w:abstractNumId="12" w15:restartNumberingAfterBreak="0">
     <w:nsid w:val="5DF67A53"/>
     <w:multiLevelType w:val="hybridMultilevel"/>
     <w:tmpl w:val="8BD62BEE"/>
@@ -4795,7 +7282,7 @@
       </w:rPr>
     </w:lvl>
   </w:abstractNum>
-  <w:abstractNum w:abstractNumId="12" w15:restartNumberingAfterBreak="0">
+  <w:abstractNum w:abstractNumId="13" w15:restartNumberingAfterBreak="0">
     <w:nsid w:val="704D7B9F"/>
     <w:multiLevelType w:val="hybridMultilevel"/>
     <w:tmpl w:val="D5BC1B00"/>
@@ -4907,7 +7394,7 @@
       </w:rPr>
     </w:lvl>
   </w:abstractNum>
-  <w:abstractNum w:abstractNumId="13" w15:restartNumberingAfterBreak="0">
+  <w:abstractNum w:abstractNumId="14" w15:restartNumberingAfterBreak="0">
     <w:nsid w:val="714946CD"/>
     <w:multiLevelType w:val="multilevel"/>
     <w:tmpl w:val="E39ED8B2"/>
@@ -5028,7 +7515,7 @@
       </w:rPr>
     </w:lvl>
   </w:abstractNum>
-  <w:abstractNum w:abstractNumId="14" w15:restartNumberingAfterBreak="0">
+  <w:abstractNum w:abstractNumId="15" w15:restartNumberingAfterBreak="0">
     <w:nsid w:val="79091D65"/>
     <w:multiLevelType w:val="hybridMultilevel"/>
     <w:tmpl w:val="22580DBA"/>
@@ -5144,46 +7631,49 @@
     <w:abstractNumId w:val="4"/>
   </w:num>
   <w:num w:numId="2" w16cid:durableId="2126340639">
-    <w:abstractNumId w:val="9"/>
+    <w:abstractNumId w:val="10"/>
   </w:num>
   <w:num w:numId="3" w16cid:durableId="1573078533">
     <w:abstractNumId w:val="3"/>
   </w:num>
   <w:num w:numId="4" w16cid:durableId="607083311">
-    <w:abstractNumId w:val="13"/>
+    <w:abstractNumId w:val="14"/>
   </w:num>
   <w:num w:numId="5" w16cid:durableId="2137678609">
     <w:abstractNumId w:val="1"/>
   </w:num>
   <w:num w:numId="6" w16cid:durableId="174685959">
-    <w:abstractNumId w:val="10"/>
+    <w:abstractNumId w:val="11"/>
   </w:num>
   <w:num w:numId="7" w16cid:durableId="510488077">
     <w:abstractNumId w:val="5"/>
   </w:num>
   <w:num w:numId="8" w16cid:durableId="480736197">
-    <w:abstractNumId w:val="14"/>
+    <w:abstractNumId w:val="15"/>
   </w:num>
   <w:num w:numId="9" w16cid:durableId="390349675">
     <w:abstractNumId w:val="7"/>
   </w:num>
   <w:num w:numId="10" w16cid:durableId="274945471">
-    <w:abstractNumId w:val="11"/>
+    <w:abstractNumId w:val="12"/>
   </w:num>
   <w:num w:numId="11" w16cid:durableId="1648782426">
-    <w:abstractNumId w:val="12"/>
+    <w:abstractNumId w:val="13"/>
   </w:num>
   <w:num w:numId="12" w16cid:durableId="1310940088">
     <w:abstractNumId w:val="2"/>
   </w:num>
   <w:num w:numId="13" w16cid:durableId="1747146327">
-    <w:abstractNumId w:val="8"/>
+    <w:abstractNumId w:val="9"/>
   </w:num>
   <w:num w:numId="14" w16cid:durableId="2058431104">
     <w:abstractNumId w:val="6"/>
   </w:num>
   <w:num w:numId="15" w16cid:durableId="169877917">
     <w:abstractNumId w:val="0"/>
+  </w:num>
+  <w:num w:numId="16" w16cid:durableId="1146242757">
+    <w:abstractNumId w:val="8"/>
   </w:num>
 </w:numbering>
 </file>

--- a/Documents/스테이지 3 기획서.docx
+++ b/Documents/스테이지 3 기획서.docx
@@ -5088,27 +5088,215 @@
         <w:t xml:space="preserve">3.5 암흑 미로 </w:t>
       </w:r>
     </w:p>
-    <w:p>
-      <w:r>
-        <w:rPr>
-          <w:rFonts w:hint="eastAsia"/>
-        </w:rPr>
-        <w:t xml:space="preserve">- 2 Stage 보다 규모가 더 </w:t>
+    <w:p/>
+    <w:p>
+      <w:pPr>
+        <w:pStyle w:val="a6"/>
+        <w:numPr>
+          <w:ilvl w:val="0"/>
+          <w:numId w:val="15"/>
+        </w:numPr>
+      </w:pPr>
+      <w:r>
+        <w:rPr>
+          <w:noProof/>
+        </w:rPr>
+        <w:drawing>
+          <wp:anchor distT="0" distB="0" distL="114300" distR="114300" simplePos="0" relativeHeight="251702272" behindDoc="0" locked="0" layoutInCell="1" allowOverlap="1" wp14:anchorId="0DE0862B" wp14:editId="625ABB2D">
+            <wp:simplePos x="0" y="0"/>
+            <wp:positionH relativeFrom="column">
+              <wp:posOffset>0</wp:posOffset>
+            </wp:positionH>
+            <wp:positionV relativeFrom="paragraph">
+              <wp:posOffset>-3175</wp:posOffset>
+            </wp:positionV>
+            <wp:extent cx="4036786" cy="4238625"/>
+            <wp:effectExtent l="0" t="0" r="1905" b="0"/>
+            <wp:wrapTopAndBottom/>
+            <wp:docPr id="255316384" name="그림 1"/>
+            <wp:cNvGraphicFramePr>
+              <a:graphicFrameLocks xmlns:a="http://schemas.openxmlformats.org/drawingml/2006/main" noChangeAspect="1"/>
+            </wp:cNvGraphicFramePr>
+            <a:graphic xmlns:a="http://schemas.openxmlformats.org/drawingml/2006/main">
+              <a:graphicData uri="http://schemas.openxmlformats.org/drawingml/2006/picture">
+                <pic:pic xmlns:pic="http://schemas.openxmlformats.org/drawingml/2006/picture">
+                  <pic:nvPicPr>
+                    <pic:cNvPr id="255316384" name=""/>
+                    <pic:cNvPicPr/>
+                  </pic:nvPicPr>
+                  <pic:blipFill>
+                    <a:blip r:embed="rId39">
+                      <a:extLst>
+                        <a:ext uri="{28A0092B-C50C-407E-A947-70E740481C1C}">
+                          <a14:useLocalDpi xmlns:a14="http://schemas.microsoft.com/office/drawing/2010/main" val="0"/>
+                        </a:ext>
+                      </a:extLst>
+                    </a:blip>
+                    <a:stretch>
+                      <a:fillRect/>
+                    </a:stretch>
+                  </pic:blipFill>
+                  <pic:spPr>
+                    <a:xfrm>
+                      <a:off x="0" y="0"/>
+                      <a:ext cx="4036786" cy="4238625"/>
+                    </a:xfrm>
+                    <a:prstGeom prst="rect">
+                      <a:avLst/>
+                    </a:prstGeom>
+                  </pic:spPr>
+                </pic:pic>
+              </a:graphicData>
+            </a:graphic>
+          </wp:anchor>
+        </w:drawing>
+      </w:r>
+      <w:r>
+        <w:rPr>
+          <w:rFonts w:hint="eastAsia"/>
+        </w:rPr>
+        <w:t xml:space="preserve">Stage2와 마찬가지로 랜턴으로 일부 구간만 밝힌 채로 어두운 미로를 진행해야 </w:t>
+      </w:r>
+      <w:r>
+        <w:rPr>
+          <w:rFonts w:hint="eastAsia"/>
+        </w:rPr>
+        <w:lastRenderedPageBreak/>
+        <w:t>한다.</w:t>
+      </w:r>
+    </w:p>
+    <w:p>
+      <w:pPr>
+        <w:pStyle w:val="a6"/>
+        <w:numPr>
+          <w:ilvl w:val="0"/>
+          <w:numId w:val="15"/>
+        </w:numPr>
+      </w:pPr>
+      <w:r>
+        <w:rPr>
+          <w:noProof/>
+        </w:rPr>
+        <w:drawing>
+          <wp:inline distT="0" distB="0" distL="0" distR="0" wp14:anchorId="640EE9F8" wp14:editId="48F87AF1">
+            <wp:extent cx="3762375" cy="3989537"/>
+            <wp:effectExtent l="0" t="0" r="0" b="0"/>
+            <wp:docPr id="497636900" name="그림 1"/>
+            <wp:cNvGraphicFramePr>
+              <a:graphicFrameLocks xmlns:a="http://schemas.openxmlformats.org/drawingml/2006/main" noChangeAspect="1"/>
+            </wp:cNvGraphicFramePr>
+            <a:graphic xmlns:a="http://schemas.openxmlformats.org/drawingml/2006/main">
+              <a:graphicData uri="http://schemas.openxmlformats.org/drawingml/2006/picture">
+                <pic:pic xmlns:pic="http://schemas.openxmlformats.org/drawingml/2006/picture">
+                  <pic:nvPicPr>
+                    <pic:cNvPr id="497636900" name=""/>
+                    <pic:cNvPicPr/>
+                  </pic:nvPicPr>
+                  <pic:blipFill>
+                    <a:blip r:embed="rId40"/>
+                    <a:stretch>
+                      <a:fillRect/>
+                    </a:stretch>
+                  </pic:blipFill>
+                  <pic:spPr>
+                    <a:xfrm>
+                      <a:off x="0" y="0"/>
+                      <a:ext cx="3765440" cy="3992787"/>
+                    </a:xfrm>
+                    <a:prstGeom prst="rect">
+                      <a:avLst/>
+                    </a:prstGeom>
+                  </pic:spPr>
+                </pic:pic>
+              </a:graphicData>
+            </a:graphic>
+          </wp:inline>
+        </w:drawing>
+      </w:r>
+    </w:p>
+    <w:p>
+      <w:pPr>
+        <w:pStyle w:val="a6"/>
+        <w:numPr>
+          <w:ilvl w:val="0"/>
+          <w:numId w:val="15"/>
+        </w:numPr>
+      </w:pPr>
+      <w:r>
+        <w:rPr>
+          <w:rFonts w:hint="eastAsia"/>
+        </w:rPr>
+        <w:t>플레이어 위치와 랜턴이 비춰지는 범위</w:t>
+      </w:r>
+    </w:p>
+    <w:p>
+      <w:pPr>
+        <w:pStyle w:val="a6"/>
+        <w:ind w:left="800"/>
+        <w:rPr>
+          <w:rFonts w:hint="eastAsia"/>
+        </w:rPr>
+      </w:pPr>
+    </w:p>
+    <w:p>
+      <w:pPr>
+        <w:rPr>
+          <w:color w:val="EE0000"/>
+        </w:rPr>
+      </w:pPr>
+      <w:r>
+        <w:rPr>
+          <w:rFonts w:hint="eastAsia"/>
+          <w:color w:val="EE0000"/>
+        </w:rPr>
+        <w:t xml:space="preserve">NPC 위치 </w:t>
+      </w:r>
+      <w:proofErr w:type="gramStart"/>
+      <w:r>
+        <w:rPr>
+          <w:rFonts w:hint="eastAsia"/>
+          <w:color w:val="EE0000"/>
+        </w:rPr>
+        <w:t>의도 :</w:t>
+      </w:r>
+      <w:proofErr w:type="gramEnd"/>
+      <w:r>
+        <w:rPr>
+          <w:rFonts w:hint="eastAsia"/>
+          <w:color w:val="EE0000"/>
+        </w:rPr>
+        <w:t xml:space="preserve"> 유저가 미로 깊숙한 곳을 헤매다가 막다른 골목에 들어서게 되면 </w:t>
+      </w:r>
+      <w:r>
+        <w:rPr>
+          <w:rFonts w:hint="eastAsia"/>
+          <w:color w:val="EE0000"/>
+        </w:rPr>
+        <w:t xml:space="preserve">허무함과 실망감을 느낄 수 있다. 이를 방지하기 위해 막다른 길에 NPC를 배치하여 유저가 막다른 길이지만 게임의 요소를 찾아내어 실망감보다는 흥미 및 </w:t>
       </w:r>
       <w:proofErr w:type="spellStart"/>
       <w:r>
         <w:rPr>
           <w:rFonts w:hint="eastAsia"/>
-        </w:rPr>
-        <w:t>복잡해졌다</w:t>
+          <w:color w:val="EE0000"/>
+        </w:rPr>
+        <w:t>진엔딩</w:t>
       </w:r>
       <w:proofErr w:type="spellEnd"/>
       <w:r>
         <w:rPr>
           <w:rFonts w:hint="eastAsia"/>
-        </w:rPr>
-        <w:t xml:space="preserve">. </w:t>
-      </w:r>
+          <w:color w:val="EE0000"/>
+        </w:rPr>
+        <w:t xml:space="preserve"> 조건을 달성했다는 성취감을 주기 위해서이다. </w:t>
+      </w:r>
+    </w:p>
+    <w:p>
+      <w:pPr>
+        <w:rPr>
+          <w:rFonts w:hint="eastAsia"/>
+        </w:rPr>
+      </w:pPr>
     </w:p>
     <w:p>
       <w:r>
@@ -5145,7 +5333,19 @@
         <w:rPr>
           <w:rFonts w:hint="eastAsia"/>
         </w:rPr>
-        <w:t xml:space="preserve"> 다시 나가지 </w:t>
+        <w:t xml:space="preserve"> 다시 </w:t>
+      </w:r>
+      <w:r>
+        <w:rPr>
+          <w:rFonts w:hint="eastAsia"/>
+        </w:rPr>
+        <w:t>돌아</w:t>
+      </w:r>
+      <w:r>
+        <w:rPr>
+          <w:rFonts w:hint="eastAsia"/>
+        </w:rPr>
+        <w:t xml:space="preserve">가지 </w:t>
       </w:r>
       <w:proofErr w:type="spellStart"/>
       <w:r>
@@ -5167,6 +5367,7 @@
         <w:rPr>
           <w:noProof/>
         </w:rPr>
+        <w:lastRenderedPageBreak/>
         <w:drawing>
           <wp:anchor distT="0" distB="0" distL="114300" distR="114300" simplePos="0" relativeHeight="251676672" behindDoc="0" locked="0" layoutInCell="1" allowOverlap="1" wp14:anchorId="620BF497" wp14:editId="4624C4D9">
             <wp:simplePos x="0" y="0"/>
@@ -5191,7 +5392,7 @@
                     <pic:cNvPicPr/>
                   </pic:nvPicPr>
                   <pic:blipFill>
-                    <a:blip r:embed="rId39" cstate="print">
+                    <a:blip r:embed="rId41" cstate="print">
                       <a:extLst>
                         <a:ext uri="{28A0092B-C50C-407E-A947-70E740481C1C}">
                           <a14:useLocalDpi xmlns:a14="http://schemas.microsoft.com/office/drawing/2010/main" val="0"/>
@@ -5278,7 +5479,6 @@
         <w:rPr>
           <w:rFonts w:hint="eastAsia"/>
         </w:rPr>
-        <w:lastRenderedPageBreak/>
         <w:t xml:space="preserve">3.6 유적 </w:t>
       </w:r>
       <w:proofErr w:type="spellStart"/>
@@ -5371,7 +5571,7 @@
                     <pic:cNvPicPr/>
                   </pic:nvPicPr>
                   <pic:blipFill>
-                    <a:blip r:embed="rId40"/>
+                    <a:blip r:embed="rId42"/>
                     <a:stretch>
                       <a:fillRect/>
                     </a:stretch>
@@ -5469,6 +5669,7 @@
         <w:rPr>
           <w:rFonts w:hint="eastAsia"/>
         </w:rPr>
+        <w:lastRenderedPageBreak/>
         <w:t xml:space="preserve">2D UI 진행 </w:t>
       </w:r>
     </w:p>
@@ -5538,7 +5739,7 @@
                     <pic:cNvPicPr/>
                   </pic:nvPicPr>
                   <pic:blipFill>
-                    <a:blip r:embed="rId41" cstate="print">
+                    <a:blip r:embed="rId43" cstate="print">
                       <a:extLst>
                         <a:ext uri="{28A0092B-C50C-407E-A947-70E740481C1C}">
                           <a14:useLocalDpi xmlns:a14="http://schemas.microsoft.com/office/drawing/2010/main" val="0"/>
@@ -5658,7 +5859,6 @@
         <w:rPr>
           <w:noProof/>
         </w:rPr>
-        <w:lastRenderedPageBreak/>
         <w:drawing>
           <wp:anchor distT="0" distB="0" distL="114300" distR="114300" simplePos="0" relativeHeight="251678720" behindDoc="0" locked="0" layoutInCell="1" allowOverlap="1" wp14:anchorId="01162FF9" wp14:editId="4E5CCB20">
             <wp:simplePos x="0" y="0"/>
@@ -5683,7 +5883,7 @@
                     <pic:cNvPicPr/>
                   </pic:nvPicPr>
                   <pic:blipFill>
-                    <a:blip r:embed="rId42" cstate="print">
+                    <a:blip r:embed="rId44" cstate="print">
                       <a:extLst>
                         <a:ext uri="{28A0092B-C50C-407E-A947-70E740481C1C}">
                           <a14:useLocalDpi xmlns:a14="http://schemas.microsoft.com/office/drawing/2010/main" val="0"/>
@@ -5839,6 +6039,7 @@
         <w:rPr>
           <w:rFonts w:hint="eastAsia"/>
         </w:rPr>
+        <w:lastRenderedPageBreak/>
         <w:t xml:space="preserve">좌, 우 조작 시 파트너와 플레이어는 같은 속도로 서로 반대방향으로 이동하게 된다. </w:t>
       </w:r>
     </w:p>

--- a/Documents/스테이지 3 기획서.docx
+++ b/Documents/스테이지 3 기획서.docx
@@ -2024,18 +2024,11 @@
         <w:t xml:space="preserve"> 후, 밧줄을 타고 절벽을 올라가야 한다. </w:t>
       </w:r>
     </w:p>
-    <w:p>
-      <w:pPr>
-        <w:rPr>
-          <w:rFonts w:hint="eastAsia"/>
-        </w:rPr>
-      </w:pPr>
-    </w:p>
     <w:p/>
-    <w:p>
-      <w:pPr>
-        <w:rPr>
-          <w:rFonts w:hint="eastAsia"/>
+    <w:p/>
+    <w:p>
+      <w:pPr>
+        <w:rPr>
           <w:color w:val="EE0000"/>
         </w:rPr>
       </w:pPr>
@@ -2141,11 +2134,6 @@
       </w:r>
     </w:p>
     <w:p>
-      <w:pPr>
-        <w:rPr>
-          <w:rFonts w:hint="eastAsia"/>
-        </w:rPr>
-      </w:pPr>
       <w:r>
         <w:rPr>
           <w:rFonts w:hint="eastAsia"/>
@@ -2153,13 +2141,7 @@
         <w:t>바닥은 무성한 풀</w:t>
       </w:r>
     </w:p>
-    <w:p>
-      <w:pPr>
-        <w:rPr>
-          <w:rFonts w:hint="eastAsia"/>
-        </w:rPr>
-      </w:pPr>
-    </w:p>
+    <w:p/>
     <w:p>
       <w:r>
         <w:rPr>
@@ -2428,9 +2410,6 @@
       <w:pPr>
         <w:pStyle w:val="a6"/>
         <w:ind w:left="800"/>
-        <w:rPr>
-          <w:rFonts w:hint="eastAsia"/>
-        </w:rPr>
       </w:pPr>
       <w:r>
         <w:rPr>
@@ -2478,7 +2457,6 @@
         <w:pStyle w:val="a6"/>
         <w:ind w:left="800"/>
         <w:rPr>
-          <w:rFonts w:hint="eastAsia"/>
           <w:color w:val="EE0000"/>
         </w:rPr>
       </w:pPr>
@@ -2595,9 +2573,6 @@
       <w:pPr>
         <w:pStyle w:val="a6"/>
         <w:ind w:left="800"/>
-        <w:rPr>
-          <w:rFonts w:hint="eastAsia"/>
-        </w:rPr>
       </w:pPr>
       <w:r>
         <w:rPr>
@@ -2606,13 +2581,7 @@
         <w:t xml:space="preserve">해당 지형은 큰 폭포가 있기 때문에 물은 굉장한 급류가 흘러 플레이어가 떨어지면 안되는 지형임을 인지할 수 있다. </w:t>
       </w:r>
     </w:p>
-    <w:p>
-      <w:pPr>
-        <w:rPr>
-          <w:rFonts w:hint="eastAsia"/>
-        </w:rPr>
-      </w:pPr>
-    </w:p>
+    <w:p/>
     <w:p>
       <w:pPr>
         <w:pStyle w:val="a6"/>
@@ -2724,9 +2693,6 @@
       <w:pPr>
         <w:pStyle w:val="a6"/>
         <w:ind w:left="800"/>
-        <w:rPr>
-          <w:rFonts w:hint="eastAsia"/>
-        </w:rPr>
       </w:pPr>
       <w:r>
         <w:rPr>
@@ -2751,18 +2717,12 @@
       <w:pPr>
         <w:pStyle w:val="a6"/>
         <w:ind w:left="800"/>
-        <w:rPr>
-          <w:rFonts w:hint="eastAsia"/>
-        </w:rPr>
       </w:pPr>
     </w:p>
     <w:p>
       <w:pPr>
         <w:pStyle w:val="a6"/>
         <w:ind w:left="800"/>
-        <w:rPr>
-          <w:rFonts w:hint="eastAsia"/>
-        </w:rPr>
       </w:pPr>
       <w:r>
         <w:rPr>
@@ -2775,9 +2735,6 @@
       <w:pPr>
         <w:pStyle w:val="a6"/>
         <w:ind w:left="800"/>
-        <w:rPr>
-          <w:rFonts w:hint="eastAsia"/>
-        </w:rPr>
       </w:pPr>
     </w:p>
     <w:p>
@@ -2835,9 +2792,6 @@
       <w:pPr>
         <w:pStyle w:val="a6"/>
         <w:ind w:left="800"/>
-        <w:rPr>
-          <w:rFonts w:hint="eastAsia"/>
-        </w:rPr>
       </w:pPr>
       <w:r>
         <w:rPr>
@@ -2884,9 +2838,6 @@
       <w:pPr>
         <w:pStyle w:val="a6"/>
         <w:ind w:left="800"/>
-        <w:rPr>
-          <w:rFonts w:hint="eastAsia"/>
-        </w:rPr>
       </w:pPr>
     </w:p>
     <w:p>
@@ -3368,9 +3319,6 @@
       <w:pPr>
         <w:pStyle w:val="a6"/>
         <w:ind w:left="800"/>
-        <w:rPr>
-          <w:rFonts w:hint="eastAsia"/>
-        </w:rPr>
       </w:pPr>
       <w:r>
         <w:rPr>
@@ -3491,11 +3439,6 @@
       </w:r>
     </w:p>
     <w:p>
-      <w:pPr>
-        <w:rPr>
-          <w:rFonts w:hint="eastAsia"/>
-        </w:rPr>
-      </w:pPr>
       <w:r>
         <w:rPr>
           <w:noProof/>
@@ -3602,13 +3545,7 @@
         <w:t>블록의 크기는 플레이어 키의 절반 (약1m) 정도를 목표로 하여 플레이어가 점프 후 블록을 잡고 올라갈 수 있게 크기를 잡았다.</w:t>
       </w:r>
     </w:p>
-    <w:p>
-      <w:pPr>
-        <w:rPr>
-          <w:rFonts w:hint="eastAsia"/>
-        </w:rPr>
-      </w:pPr>
-    </w:p>
+    <w:p/>
     <w:p>
       <w:pPr>
         <w:pStyle w:val="3"/>
@@ -3663,11 +3600,6 @@
       </w:r>
     </w:p>
     <w:p>
-      <w:pPr>
-        <w:rPr>
-          <w:rFonts w:hint="eastAsia"/>
-        </w:rPr>
-      </w:pPr>
       <w:r>
         <w:rPr>
           <w:rFonts w:hint="eastAsia"/>
@@ -3879,9 +3811,6 @@
           <w:ilvl w:val="0"/>
           <w:numId w:val="15"/>
         </w:numPr>
-        <w:rPr>
-          <w:rFonts w:hint="eastAsia"/>
-        </w:rPr>
       </w:pPr>
       <w:r>
         <w:rPr>
@@ -3905,11 +3834,6 @@
       </w:r>
     </w:p>
     <w:p>
-      <w:pPr>
-        <w:rPr>
-          <w:rFonts w:hint="eastAsia"/>
-        </w:rPr>
-      </w:pPr>
       <w:r>
         <w:rPr>
           <w:noProof/>
@@ -4023,11 +3947,6 @@
       </w:r>
     </w:p>
     <w:p>
-      <w:pPr>
-        <w:rPr>
-          <w:rFonts w:hint="eastAsia"/>
-        </w:rPr>
-      </w:pPr>
       <w:r>
         <w:rPr>
           <w:noProof/>
@@ -4102,9 +4021,6 @@
           <w:ilvl w:val="0"/>
           <w:numId w:val="16"/>
         </w:numPr>
-        <w:rPr>
-          <w:rFonts w:hint="eastAsia"/>
-        </w:rPr>
       </w:pPr>
       <w:r>
         <w:rPr>
@@ -4322,9 +4238,6 @@
     <w:p>
       <w:pPr>
         <w:pStyle w:val="a6"/>
-        <w:rPr>
-          <w:rFonts w:hint="eastAsia"/>
-        </w:rPr>
       </w:pPr>
       <w:r>
         <w:rPr>
@@ -4348,13 +4261,7 @@
         <w:t>4층 블록 밑에 있는 블록을 앞으로 당기면 나선형 계단이 만들어진다.</w:t>
       </w:r>
     </w:p>
-    <w:p>
-      <w:pPr>
-        <w:rPr>
-          <w:rFonts w:hint="eastAsia"/>
-        </w:rPr>
-      </w:pPr>
-    </w:p>
+    <w:p/>
     <w:p/>
     <w:p/>
     <w:p/>
@@ -4432,9 +4339,6 @@
           <w:ilvl w:val="0"/>
           <w:numId w:val="15"/>
         </w:numPr>
-        <w:rPr>
-          <w:rFonts w:hint="eastAsia"/>
-        </w:rPr>
       </w:pPr>
       <w:r>
         <w:rPr>
@@ -4443,13 +4347,7 @@
         <w:t>해당 퍼즐을 풀어 절벽을 올라오면 바위로 뒤덮인 절벽의 유적으로 들어가는 입구가 보인다.</w:t>
       </w:r>
     </w:p>
-    <w:p>
-      <w:pPr>
-        <w:rPr>
-          <w:rFonts w:hint="eastAsia"/>
-        </w:rPr>
-      </w:pPr>
-    </w:p>
+    <w:p/>
     <w:p>
       <w:r>
         <w:rPr>
@@ -4477,9 +4375,6 @@
       <w:pPr>
         <w:pStyle w:val="a6"/>
         <w:ind w:left="800"/>
-        <w:rPr>
-          <w:rFonts w:hint="eastAsia"/>
-        </w:rPr>
       </w:pPr>
       <w:r>
         <w:rPr>
@@ -4615,9 +4510,6 @@
     <w:p>
       <w:pPr>
         <w:pStyle w:val="a6"/>
-        <w:rPr>
-          <w:rFonts w:hint="eastAsia"/>
-        </w:rPr>
       </w:pPr>
     </w:p>
     <w:p>
@@ -4722,9 +4614,6 @@
           <w:ilvl w:val="0"/>
           <w:numId w:val="15"/>
         </w:numPr>
-        <w:rPr>
-          <w:rFonts w:hint="eastAsia"/>
-        </w:rPr>
       </w:pPr>
       <w:r>
         <w:rPr>
@@ -4751,7 +4640,6 @@
     <w:p>
       <w:pPr>
         <w:rPr>
-          <w:rFonts w:hint="eastAsia"/>
           <w:color w:val="EE0000"/>
         </w:rPr>
       </w:pPr>
@@ -4779,13 +4667,7 @@
         <w:t xml:space="preserve"> 밧줄을 타고 내려가는 레벨 디자인은, 유저가 유적 깊은 곳으로 들어가는 것 같은 느낌을 받게 하기 위해서이다. </w:t>
       </w:r>
     </w:p>
-    <w:p>
-      <w:pPr>
-        <w:rPr>
-          <w:rFonts w:hint="eastAsia"/>
-        </w:rPr>
-      </w:pPr>
-    </w:p>
+    <w:p/>
     <w:p>
       <w:pPr>
         <w:pStyle w:val="2"/>
@@ -4973,11 +4855,6 @@
       </w:r>
     </w:p>
     <w:p>
-      <w:pPr>
-        <w:rPr>
-          <w:rFonts w:hint="eastAsia"/>
-        </w:rPr>
-      </w:pPr>
       <w:proofErr w:type="gramStart"/>
       <w:r>
         <w:rPr>
@@ -5070,13 +4947,7 @@
         <w:t xml:space="preserve"> 동행이 가능해진다. </w:t>
       </w:r>
     </w:p>
-    <w:p>
-      <w:pPr>
-        <w:rPr>
-          <w:rFonts w:hint="eastAsia"/>
-        </w:rPr>
-      </w:pPr>
-    </w:p>
+    <w:p/>
     <w:p>
       <w:pPr>
         <w:pStyle w:val="2"/>
@@ -5233,9 +5104,6 @@
       <w:pPr>
         <w:pStyle w:val="a6"/>
         <w:ind w:left="800"/>
-        <w:rPr>
-          <w:rFonts w:hint="eastAsia"/>
-        </w:rPr>
       </w:pPr>
     </w:p>
     <w:p>
@@ -5291,13 +5159,7 @@
         <w:t xml:space="preserve"> 조건을 달성했다는 성취감을 주기 위해서이다. </w:t>
       </w:r>
     </w:p>
-    <w:p>
-      <w:pPr>
-        <w:rPr>
-          <w:rFonts w:hint="eastAsia"/>
-        </w:rPr>
-      </w:pPr>
-    </w:p>
+    <w:p/>
     <w:p>
       <w:r>
         <w:rPr>
@@ -5642,19 +5504,46 @@
     </w:p>
     <w:p/>
     <w:p>
-      <w:proofErr w:type="gramStart"/>
-      <w:r>
-        <w:rPr>
-          <w:rFonts w:hint="eastAsia"/>
-        </w:rPr>
-        <w:t>미니게임 :</w:t>
-      </w:r>
-      <w:proofErr w:type="gramEnd"/>
-      <w:r>
-        <w:rPr>
-          <w:rFonts w:hint="eastAsia"/>
-        </w:rPr>
-        <w:t xml:space="preserve"> 길 연결</w:t>
+      <w:r>
+        <w:rPr>
+          <w:noProof/>
+        </w:rPr>
+        <w:lastRenderedPageBreak/>
+        <w:drawing>
+          <wp:inline distT="0" distB="0" distL="0" distR="0" wp14:anchorId="1099B3A9" wp14:editId="057EF1E5">
+            <wp:extent cx="4628218" cy="3457575"/>
+            <wp:effectExtent l="0" t="0" r="1270" b="0"/>
+            <wp:docPr id="285541654" name="그림 1"/>
+            <wp:cNvGraphicFramePr>
+              <a:graphicFrameLocks xmlns:a="http://schemas.openxmlformats.org/drawingml/2006/main" noChangeAspect="1"/>
+            </wp:cNvGraphicFramePr>
+            <a:graphic xmlns:a="http://schemas.openxmlformats.org/drawingml/2006/main">
+              <a:graphicData uri="http://schemas.openxmlformats.org/drawingml/2006/picture">
+                <pic:pic xmlns:pic="http://schemas.openxmlformats.org/drawingml/2006/picture">
+                  <pic:nvPicPr>
+                    <pic:cNvPr id="285541654" name=""/>
+                    <pic:cNvPicPr/>
+                  </pic:nvPicPr>
+                  <pic:blipFill>
+                    <a:blip r:embed="rId43"/>
+                    <a:stretch>
+                      <a:fillRect/>
+                    </a:stretch>
+                  </pic:blipFill>
+                  <pic:spPr>
+                    <a:xfrm>
+                      <a:off x="0" y="0"/>
+                      <a:ext cx="4632012" cy="3460410"/>
+                    </a:xfrm>
+                    <a:prstGeom prst="rect">
+                      <a:avLst/>
+                    </a:prstGeom>
+                  </pic:spPr>
+                </pic:pic>
+              </a:graphicData>
+            </a:graphic>
+          </wp:inline>
+        </w:drawing>
       </w:r>
     </w:p>
     <w:p>
@@ -5669,7 +5558,436 @@
         <w:rPr>
           <w:rFonts w:hint="eastAsia"/>
         </w:rPr>
+        <w:t xml:space="preserve">미로에서 </w:t>
+      </w:r>
+      <w:proofErr w:type="gramStart"/>
+      <w:r>
+        <w:rPr>
+          <w:rFonts w:hint="eastAsia"/>
+        </w:rPr>
+        <w:t>빠져 나오면</w:t>
+      </w:r>
+      <w:proofErr w:type="gramEnd"/>
+      <w:r>
+        <w:rPr>
+          <w:rFonts w:hint="eastAsia"/>
+        </w:rPr>
+        <w:t xml:space="preserve"> Trigger가 발동되게 된다.</w:t>
+      </w:r>
+    </w:p>
+    <w:p>
+      <w:pPr>
+        <w:pStyle w:val="a6"/>
+        <w:numPr>
+          <w:ilvl w:val="0"/>
+          <w:numId w:val="15"/>
+        </w:numPr>
+      </w:pPr>
+      <w:r>
+        <w:rPr>
+          <w:rFonts w:hint="eastAsia"/>
+        </w:rPr>
+        <w:t xml:space="preserve">유저가 모든 라이프를 잃고 캠프로 돌아가기 전까지 미로로 돌아갈 수 없다. </w:t>
+      </w:r>
+    </w:p>
+    <w:p>
+      <w:pPr>
+        <w:pStyle w:val="a6"/>
+        <w:ind w:left="800"/>
+      </w:pPr>
+    </w:p>
+    <w:p>
+      <w:pPr>
+        <w:pStyle w:val="a6"/>
+        <w:ind w:left="800"/>
+      </w:pPr>
+      <w:proofErr w:type="gramStart"/>
+      <w:r>
+        <w:rPr>
+          <w:rFonts w:hint="eastAsia"/>
+        </w:rPr>
+        <w:t>주인공 :</w:t>
+      </w:r>
+      <w:proofErr w:type="gramEnd"/>
+      <w:r>
+        <w:rPr>
+          <w:rFonts w:hint="eastAsia"/>
+        </w:rPr>
+        <w:t xml:space="preserve"> 갈림길이네</w:t>
+      </w:r>
+    </w:p>
+    <w:p>
+      <w:pPr>
+        <w:pStyle w:val="a6"/>
+        <w:ind w:left="800"/>
+      </w:pPr>
+      <w:proofErr w:type="gramStart"/>
+      <w:r>
+        <w:rPr>
+          <w:rFonts w:hint="eastAsia"/>
+        </w:rPr>
+        <w:t>파트너 :</w:t>
+      </w:r>
+      <w:proofErr w:type="gramEnd"/>
+      <w:r>
+        <w:rPr>
+          <w:rFonts w:hint="eastAsia"/>
+        </w:rPr>
+        <w:t xml:space="preserve"> 저쪽에 다리 </w:t>
+      </w:r>
+      <w:proofErr w:type="spellStart"/>
+      <w:r>
+        <w:rPr>
+          <w:rFonts w:hint="eastAsia"/>
+        </w:rPr>
+        <w:t>올라가있는거</w:t>
+      </w:r>
+      <w:proofErr w:type="spellEnd"/>
+      <w:r>
+        <w:rPr>
+          <w:rFonts w:hint="eastAsia"/>
+        </w:rPr>
+        <w:t xml:space="preserve"> 보이지?</w:t>
+      </w:r>
+    </w:p>
+    <w:p>
+      <w:pPr>
+        <w:pStyle w:val="a6"/>
+        <w:ind w:left="800"/>
+      </w:pPr>
+      <w:proofErr w:type="gramStart"/>
+      <w:r>
+        <w:rPr>
+          <w:rFonts w:hint="eastAsia"/>
+        </w:rPr>
+        <w:t>주인공 :</w:t>
+      </w:r>
+      <w:proofErr w:type="gramEnd"/>
+      <w:r>
+        <w:rPr>
+          <w:rFonts w:hint="eastAsia"/>
+        </w:rPr>
+        <w:t xml:space="preserve"> 그렇네</w:t>
+      </w:r>
+    </w:p>
+    <w:p>
+      <w:pPr>
+        <w:pStyle w:val="a6"/>
+        <w:ind w:left="800"/>
+      </w:pPr>
+      <w:proofErr w:type="gramStart"/>
+      <w:r>
+        <w:rPr>
+          <w:rFonts w:hint="eastAsia"/>
+        </w:rPr>
+        <w:t>파트너 :</w:t>
+      </w:r>
+      <w:proofErr w:type="gramEnd"/>
+      <w:r>
+        <w:rPr>
+          <w:rFonts w:hint="eastAsia"/>
+        </w:rPr>
+        <w:t xml:space="preserve"> 저 다리를 내릴 수 있는 장치가 </w:t>
+      </w:r>
+      <w:proofErr w:type="spellStart"/>
+      <w:r>
+        <w:rPr>
+          <w:rFonts w:hint="eastAsia"/>
+        </w:rPr>
+        <w:t>어딘가에</w:t>
+      </w:r>
+      <w:proofErr w:type="spellEnd"/>
+      <w:r>
+        <w:rPr>
+          <w:rFonts w:hint="eastAsia"/>
+        </w:rPr>
+        <w:t xml:space="preserve"> </w:t>
+      </w:r>
+      <w:proofErr w:type="spellStart"/>
+      <w:proofErr w:type="gramStart"/>
+      <w:r>
+        <w:rPr>
+          <w:rFonts w:hint="eastAsia"/>
+        </w:rPr>
+        <w:t>있을거야</w:t>
+      </w:r>
+      <w:proofErr w:type="spellEnd"/>
+      <w:proofErr w:type="gramEnd"/>
+      <w:r>
+        <w:rPr>
+          <w:rFonts w:hint="eastAsia"/>
+        </w:rPr>
+        <w:t xml:space="preserve">, 흩어져서 찾아보지 </w:t>
+      </w:r>
+      <w:proofErr w:type="spellStart"/>
+      <w:r>
+        <w:rPr>
+          <w:rFonts w:hint="eastAsia"/>
+        </w:rPr>
+        <w:t>않을래</w:t>
+      </w:r>
+      <w:proofErr w:type="spellEnd"/>
+      <w:r>
+        <w:rPr>
+          <w:rFonts w:hint="eastAsia"/>
+        </w:rPr>
+        <w:t xml:space="preserve">? </w:t>
+      </w:r>
+    </w:p>
+    <w:p>
+      <w:pPr>
+        <w:pStyle w:val="a6"/>
+        <w:ind w:left="800"/>
+      </w:pPr>
+    </w:p>
+    <w:p>
+      <w:pPr>
+        <w:pStyle w:val="a6"/>
+        <w:ind w:left="800"/>
+      </w:pPr>
+    </w:p>
+    <w:p>
+      <w:pPr>
+        <w:pStyle w:val="a6"/>
+        <w:ind w:left="800"/>
+      </w:pPr>
+      <w:r>
+        <w:rPr>
+          <w:noProof/>
+        </w:rPr>
+        <mc:AlternateContent>
+          <mc:Choice Requires="wps">
+            <w:drawing>
+              <wp:anchor distT="0" distB="0" distL="114300" distR="114300" simplePos="0" relativeHeight="251703296" behindDoc="0" locked="0" layoutInCell="1" allowOverlap="1" wp14:anchorId="1C57B90B" wp14:editId="0BCF8B05">
+                <wp:simplePos x="0" y="0"/>
+                <wp:positionH relativeFrom="column">
+                  <wp:posOffset>466725</wp:posOffset>
+                </wp:positionH>
+                <wp:positionV relativeFrom="paragraph">
+                  <wp:posOffset>459740</wp:posOffset>
+                </wp:positionV>
+                <wp:extent cx="5410200" cy="1190625"/>
+                <wp:effectExtent l="0" t="0" r="19050" b="28575"/>
+                <wp:wrapTopAndBottom/>
+                <wp:docPr id="1722297422" name="직사각형 1"/>
+                <wp:cNvGraphicFramePr/>
+                <a:graphic xmlns:a="http://schemas.openxmlformats.org/drawingml/2006/main">
+                  <a:graphicData uri="http://schemas.microsoft.com/office/word/2010/wordprocessingShape">
+                    <wps:wsp>
+                      <wps:cNvSpPr/>
+                      <wps:spPr>
+                        <a:xfrm>
+                          <a:off x="0" y="0"/>
+                          <a:ext cx="5410200" cy="1190625"/>
+                        </a:xfrm>
+                        <a:prstGeom prst="rect">
+                          <a:avLst/>
+                        </a:prstGeom>
+                        <a:noFill/>
+                        <a:ln>
+                          <a:solidFill>
+                            <a:schemeClr val="tx1"/>
+                          </a:solidFill>
+                        </a:ln>
+                      </wps:spPr>
+                      <wps:style>
+                        <a:lnRef idx="2">
+                          <a:schemeClr val="accent1">
+                            <a:shade val="15000"/>
+                          </a:schemeClr>
+                        </a:lnRef>
+                        <a:fillRef idx="1">
+                          <a:schemeClr val="accent1"/>
+                        </a:fillRef>
+                        <a:effectRef idx="0">
+                          <a:schemeClr val="accent1"/>
+                        </a:effectRef>
+                        <a:fontRef idx="minor">
+                          <a:schemeClr val="lt1"/>
+                        </a:fontRef>
+                      </wps:style>
+                      <wps:txbx>
+                        <w:txbxContent>
+                          <w:p>
+                            <w:pPr>
+                              <w:jc w:val="both"/>
+                              <w:rPr>
+                                <w:color w:val="000000" w:themeColor="text1"/>
+                              </w:rPr>
+                            </w:pPr>
+                            <w:r>
+                              <w:rPr>
+                                <w:rFonts w:hint="eastAsia"/>
+                                <w:color w:val="000000" w:themeColor="text1"/>
+                              </w:rPr>
+                              <w:t>파트너 변경</w:t>
+                            </w:r>
+                          </w:p>
+                          <w:p>
+                            <w:pPr>
+                              <w:jc w:val="both"/>
+                              <w:rPr>
+                                <w:color w:val="000000" w:themeColor="text1"/>
+                              </w:rPr>
+                            </w:pPr>
+                            <w:r>
+                              <w:rPr>
+                                <w:rFonts w:hint="eastAsia"/>
+                                <w:color w:val="000000" w:themeColor="text1"/>
+                              </w:rPr>
+                              <w:t>C키를 눌러서 조작할 수 있는 캐릭터를 바꿀 수 있습니다.</w:t>
+                            </w:r>
+                          </w:p>
+                          <w:p>
+                            <w:pPr>
+                              <w:jc w:val="both"/>
+                              <w:rPr>
+                                <w:rFonts w:hint="eastAsia"/>
+                                <w:color w:val="000000" w:themeColor="text1"/>
+                              </w:rPr>
+                            </w:pPr>
+                            <w:r>
+                              <w:rPr>
+                                <w:rFonts w:hint="eastAsia"/>
+                                <w:color w:val="000000" w:themeColor="text1"/>
+                              </w:rPr>
+                              <w:t xml:space="preserve"> 단 조작하지 않는 캐릭터는 그대로 멈추게 됩니다.</w:t>
+                            </w:r>
+                          </w:p>
+                        </w:txbxContent>
+                      </wps:txbx>
+                      <wps:bodyPr rot="0" spcFirstLastPara="0" vertOverflow="overflow" horzOverflow="overflow" vert="horz" wrap="square" lIns="91440" tIns="45720" rIns="91440" bIns="45720" numCol="1" spcCol="0" rtlCol="0" fromWordArt="0" anchor="ctr" anchorCtr="0" forceAA="0" compatLnSpc="1">
+                        <a:prstTxWarp prst="textNoShape">
+                          <a:avLst/>
+                        </a:prstTxWarp>
+                        <a:noAutofit/>
+                      </wps:bodyPr>
+                    </wps:wsp>
+                  </a:graphicData>
+                </a:graphic>
+                <wp14:sizeRelV relativeFrom="margin">
+                  <wp14:pctHeight>0</wp14:pctHeight>
+                </wp14:sizeRelV>
+              </wp:anchor>
+            </w:drawing>
+          </mc:Choice>
+          <mc:Fallback>
+            <w:pict>
+              <v:rect w14:anchorId="1C57B90B" id="직사각형 1" o:spid="_x0000_s1026" style="position:absolute;left:0;text-align:left;margin-left:36.75pt;margin-top:36.2pt;width:426pt;height:93.75pt;z-index:251703296;visibility:visible;mso-wrap-style:square;mso-height-percent:0;mso-wrap-distance-left:9pt;mso-wrap-distance-top:0;mso-wrap-distance-right:9pt;mso-wrap-distance-bottom:0;mso-position-horizontal:absolute;mso-position-horizontal-relative:text;mso-position-vertical:absolute;mso-position-vertical-relative:text;mso-height-percent:0;mso-height-relative:margin;v-text-anchor:middle" o:gfxdata="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" filled="f" strokecolor="black [3213]" strokeweight="1pt">
+                <v:textbox>
+                  <w:txbxContent>
+                    <w:p>
+                      <w:pPr>
+                        <w:jc w:val="both"/>
+                        <w:rPr>
+                          <w:color w:val="000000" w:themeColor="text1"/>
+                        </w:rPr>
+                      </w:pPr>
+                      <w:r>
+                        <w:rPr>
+                          <w:rFonts w:hint="eastAsia"/>
+                          <w:color w:val="000000" w:themeColor="text1"/>
+                        </w:rPr>
+                        <w:t>파트너 변경</w:t>
+                      </w:r>
+                    </w:p>
+                    <w:p>
+                      <w:pPr>
+                        <w:jc w:val="both"/>
+                        <w:rPr>
+                          <w:color w:val="000000" w:themeColor="text1"/>
+                        </w:rPr>
+                      </w:pPr>
+                      <w:r>
+                        <w:rPr>
+                          <w:rFonts w:hint="eastAsia"/>
+                          <w:color w:val="000000" w:themeColor="text1"/>
+                        </w:rPr>
+                        <w:t>C키를 눌러서 조작할 수 있는 캐릭터를 바꿀 수 있습니다.</w:t>
+                      </w:r>
+                    </w:p>
+                    <w:p>
+                      <w:pPr>
+                        <w:jc w:val="both"/>
+                        <w:rPr>
+                          <w:rFonts w:hint="eastAsia"/>
+                          <w:color w:val="000000" w:themeColor="text1"/>
+                        </w:rPr>
+                      </w:pPr>
+                      <w:r>
+                        <w:rPr>
+                          <w:rFonts w:hint="eastAsia"/>
+                          <w:color w:val="000000" w:themeColor="text1"/>
+                        </w:rPr>
+                        <w:t xml:space="preserve"> 단 조작하지 않는 캐릭터는 그대로 멈추게 됩니다.</w:t>
+                      </w:r>
+                    </w:p>
+                  </w:txbxContent>
+                </v:textbox>
+                <w10:wrap type="topAndBottom"/>
+              </v:rect>
+            </w:pict>
+          </mc:Fallback>
+        </mc:AlternateContent>
+      </w:r>
+      <w:r>
+        <w:rPr>
+          <w:rFonts w:hint="eastAsia"/>
+        </w:rPr>
+        <w:t>대사가 끝나면</w:t>
+      </w:r>
+      <w:r>
+        <w:rPr>
+          <w:rFonts w:hint="eastAsia"/>
+        </w:rPr>
+        <w:t xml:space="preserve"> 튜토리얼이 발생한다. </w:t>
+      </w:r>
+    </w:p>
+    <w:p>
+      <w:pPr>
+        <w:pStyle w:val="a6"/>
+        <w:ind w:left="800"/>
+      </w:pPr>
+    </w:p>
+    <w:p>
+      <w:pPr>
+        <w:pStyle w:val="a6"/>
+        <w:ind w:left="800"/>
+        <w:rPr>
+          <w:rFonts w:hint="eastAsia"/>
+        </w:rPr>
+      </w:pPr>
+    </w:p>
+    <w:p/>
+    <w:p>
+      <w:proofErr w:type="gramStart"/>
+      <w:r>
+        <w:rPr>
+          <w:rFonts w:hint="eastAsia"/>
+        </w:rPr>
         <w:lastRenderedPageBreak/>
+        <w:t>미니게임 :</w:t>
+      </w:r>
+      <w:proofErr w:type="gramEnd"/>
+      <w:r>
+        <w:rPr>
+          <w:rFonts w:hint="eastAsia"/>
+        </w:rPr>
+        <w:t xml:space="preserve"> 길 연결</w:t>
+      </w:r>
+    </w:p>
+    <w:p>
+      <w:pPr>
+        <w:pStyle w:val="a6"/>
+        <w:numPr>
+          <w:ilvl w:val="0"/>
+          <w:numId w:val="15"/>
+        </w:numPr>
+      </w:pPr>
+      <w:r>
+        <w:rPr>
+          <w:rFonts w:hint="eastAsia"/>
+        </w:rPr>
         <w:t xml:space="preserve">2D UI 진행 </w:t>
       </w:r>
     </w:p>
@@ -5739,7 +6057,7 @@
                     <pic:cNvPicPr/>
                   </pic:nvPicPr>
                   <pic:blipFill>
-                    <a:blip r:embed="rId43" cstate="print">
+                    <a:blip r:embed="rId44" cstate="print">
                       <a:extLst>
                         <a:ext uri="{28A0092B-C50C-407E-A947-70E740481C1C}">
                           <a14:useLocalDpi xmlns:a14="http://schemas.microsoft.com/office/drawing/2010/main" val="0"/>
@@ -5883,7 +6201,7 @@
                     <pic:cNvPicPr/>
                   </pic:nvPicPr>
                   <pic:blipFill>
-                    <a:blip r:embed="rId44" cstate="print">
+                    <a:blip r:embed="rId45" cstate="print">
                       <a:extLst>
                         <a:ext uri="{28A0092B-C50C-407E-A947-70E740481C1C}">
                           <a14:useLocalDpi xmlns:a14="http://schemas.microsoft.com/office/drawing/2010/main" val="0"/>
@@ -6024,6 +6342,7 @@
         <w:rPr>
           <w:rFonts w:hint="eastAsia"/>
         </w:rPr>
+        <w:lastRenderedPageBreak/>
         <w:t xml:space="preserve">파트너와 플레이어를 동시에 조작해야 한다. </w:t>
       </w:r>
     </w:p>
@@ -6039,7 +6358,6 @@
         <w:rPr>
           <w:rFonts w:hint="eastAsia"/>
         </w:rPr>
-        <w:lastRenderedPageBreak/>
         <w:t xml:space="preserve">좌, 우 조작 시 파트너와 플레이어는 같은 속도로 서로 반대방향으로 이동하게 된다. </w:t>
       </w:r>
     </w:p>

--- a/Documents/스테이지 3 기획서.docx
+++ b/Documents/스테이지 3 기획서.docx
@@ -800,28 +800,12 @@
             <w:tcW w:w="2642" w:type="dxa"/>
           </w:tcPr>
           <w:p>
-            <w:proofErr w:type="gramStart"/>
             <w:r>
               <w:rPr>
                 <w:rFonts w:hint="eastAsia"/>
               </w:rPr>
-              <w:t>W,S</w:t>
-            </w:r>
-            <w:proofErr w:type="gramEnd"/>
-            <w:r>
-              <w:rPr>
-                <w:rFonts w:hint="eastAsia"/>
-              </w:rPr>
-              <w:t>,</w:t>
-            </w:r>
-            <w:proofErr w:type="gramStart"/>
-            <w:r>
-              <w:rPr>
-                <w:rFonts w:hint="eastAsia"/>
-              </w:rPr>
-              <w:t>A,D</w:t>
-            </w:r>
-            <w:proofErr w:type="gramEnd"/>
+              <w:t>W,S,A,D</w:t>
+            </w:r>
           </w:p>
         </w:tc>
       </w:tr>
@@ -946,21 +930,7 @@
               <w:rPr>
                 <w:rFonts w:hint="eastAsia"/>
               </w:rPr>
-              <w:t xml:space="preserve">(키 할당 없음, 점프 후 조건에 </w:t>
-            </w:r>
-            <w:proofErr w:type="gramStart"/>
-            <w:r>
-              <w:rPr>
-                <w:rFonts w:hint="eastAsia"/>
-              </w:rPr>
-              <w:t>걸맞는</w:t>
-            </w:r>
-            <w:proofErr w:type="gramEnd"/>
-            <w:r>
-              <w:rPr>
-                <w:rFonts w:hint="eastAsia"/>
-              </w:rPr>
-              <w:t xml:space="preserve"> 높이의 턱 위를 잡으면 자동으로 발동)</w:t>
+              <w:t>(키 할당 없음, 점프 후 조건에 걸맞는 높이의 턱 위를 잡으면 자동으로 발동)</w:t>
             </w:r>
           </w:p>
         </w:tc>
@@ -1797,7 +1767,6 @@
         </w:rPr>
         <w:t xml:space="preserve">STAGE </w:t>
       </w:r>
-      <w:proofErr w:type="gramStart"/>
       <w:r>
         <w:rPr>
           <w:rFonts w:hint="eastAsia"/>
@@ -1808,14 +1777,7 @@
         <w:rPr>
           <w:rFonts w:hint="eastAsia"/>
         </w:rPr>
-        <w:t xml:space="preserve"> :</w:t>
-      </w:r>
-      <w:proofErr w:type="gramEnd"/>
-      <w:r>
-        <w:rPr>
-          <w:rFonts w:hint="eastAsia"/>
-        </w:rPr>
-        <w:t xml:space="preserve"> </w:t>
+        <w:t xml:space="preserve"> : </w:t>
       </w:r>
       <w:r>
         <w:rPr>
@@ -2007,21 +1969,7 @@
         <w:rPr>
           <w:rFonts w:hint="eastAsia"/>
         </w:rPr>
-        <w:t xml:space="preserve">유저는 점프로 바위들을 </w:t>
-      </w:r>
-      <w:proofErr w:type="gramStart"/>
-      <w:r>
-        <w:rPr>
-          <w:rFonts w:hint="eastAsia"/>
-        </w:rPr>
-        <w:t>뛰어 올라간</w:t>
-      </w:r>
-      <w:proofErr w:type="gramEnd"/>
-      <w:r>
-        <w:rPr>
-          <w:rFonts w:hint="eastAsia"/>
-        </w:rPr>
-        <w:t xml:space="preserve"> 후, 밧줄을 타고 절벽을 올라가야 한다. </w:t>
+        <w:t xml:space="preserve">유저는 점프로 바위들을 뛰어 올라간 후, 밧줄을 타고 절벽을 올라가야 한다. </w:t>
       </w:r>
     </w:p>
     <w:p/>
@@ -2037,23 +1985,7 @@
           <w:rFonts w:hint="eastAsia"/>
           <w:color w:val="EE0000"/>
         </w:rPr>
-        <w:t xml:space="preserve">기획 </w:t>
-      </w:r>
-      <w:proofErr w:type="gramStart"/>
-      <w:r>
-        <w:rPr>
-          <w:rFonts w:hint="eastAsia"/>
-          <w:color w:val="EE0000"/>
-        </w:rPr>
-        <w:t>의도 :</w:t>
-      </w:r>
-      <w:proofErr w:type="gramEnd"/>
-      <w:r>
-        <w:rPr>
-          <w:rFonts w:hint="eastAsia"/>
-          <w:color w:val="EE0000"/>
-        </w:rPr>
-        <w:t xml:space="preserve"> 이번 유적은 험난한 산길과 바위에 있는 지형임을 유저에게 암시하기 위함</w:t>
+        <w:t>기획 의도 : 이번 유적은 험난한 산길과 바위에 있는 지형임을 유저에게 암시하기 위함</w:t>
       </w:r>
     </w:p>
     <w:p/>
@@ -2465,23 +2397,7 @@
           <w:rFonts w:hint="eastAsia"/>
           <w:color w:val="EE0000"/>
         </w:rPr>
-        <w:t xml:space="preserve">몬스터 배치 </w:t>
-      </w:r>
-      <w:proofErr w:type="gramStart"/>
-      <w:r>
-        <w:rPr>
-          <w:rFonts w:hint="eastAsia"/>
-          <w:color w:val="EE0000"/>
-        </w:rPr>
-        <w:t>위치 :</w:t>
-      </w:r>
-      <w:proofErr w:type="gramEnd"/>
-      <w:r>
-        <w:rPr>
-          <w:rFonts w:hint="eastAsia"/>
-          <w:color w:val="EE0000"/>
-        </w:rPr>
-        <w:t xml:space="preserve"> 플레이어가 절벽에 올라오자 마자 뱀 몬스터를 조우하면 시야가 확보되지 않은 상태에서 일반적으로 공격당할 수 있다. 이를 방지하고자 뱀 몬스터를 해당 지형의 다리와 가까운 위치(최소 절반)에 배치한다.</w:t>
+        <w:t>몬스터 배치 위치 : 플레이어가 절벽에 올라오자 마자 뱀 몬스터를 조우하면 시야가 확보되지 않은 상태에서 일반적으로 공격당할 수 있다. 이를 방지하고자 뱀 몬스터를 해당 지형의 다리와 가까운 위치(최소 절반)에 배치한다.</w:t>
       </w:r>
     </w:p>
     <w:p>
@@ -2641,7 +2557,6 @@
           </wp:anchor>
         </w:drawing>
       </w:r>
-      <w:proofErr w:type="gramStart"/>
       <w:r>
         <w:rPr>
           <w:rFonts w:hint="eastAsia"/>
@@ -2652,14 +2567,7 @@
         <w:rPr>
           <w:rFonts w:hint="eastAsia"/>
         </w:rPr>
-        <w:t>:</w:t>
-      </w:r>
-      <w:proofErr w:type="gramEnd"/>
-      <w:r>
-        <w:rPr>
-          <w:rFonts w:hint="eastAsia"/>
-        </w:rPr>
-        <w:t xml:space="preserve"> </w:t>
+        <w:t xml:space="preserve">: </w:t>
       </w:r>
       <w:r>
         <w:rPr>
@@ -2771,21 +2679,7 @@
           <w:rFonts w:hint="eastAsia"/>
         </w:rPr>
         <w:lastRenderedPageBreak/>
-        <w:t xml:space="preserve">카메라로 잠시 </w:t>
-      </w:r>
-      <w:proofErr w:type="gramStart"/>
-      <w:r>
-        <w:rPr>
-          <w:rFonts w:hint="eastAsia"/>
-        </w:rPr>
-        <w:t>클로즈업 해준다</w:t>
-      </w:r>
-      <w:proofErr w:type="gramEnd"/>
-      <w:r>
-        <w:rPr>
-          <w:rFonts w:hint="eastAsia"/>
-        </w:rPr>
-        <w:t xml:space="preserve">. </w:t>
+        <w:t xml:space="preserve">카메라로 잠시 클로즈업 해준다. </w:t>
       </w:r>
     </w:p>
     <w:p>
@@ -2852,21 +2746,7 @@
         <w:rPr>
           <w:rFonts w:hint="eastAsia"/>
         </w:rPr>
-        <w:t xml:space="preserve">다리가 무너지는 </w:t>
-      </w:r>
-      <w:proofErr w:type="gramStart"/>
-      <w:r>
-        <w:rPr>
-          <w:rFonts w:hint="eastAsia"/>
-        </w:rPr>
-        <w:t>속도 :</w:t>
-      </w:r>
-      <w:proofErr w:type="gramEnd"/>
-      <w:r>
-        <w:rPr>
-          <w:rFonts w:hint="eastAsia"/>
-        </w:rPr>
-        <w:t xml:space="preserve"> 0.5 초당 한 개 </w:t>
+        <w:t xml:space="preserve">다리가 무너지는 속도 : 0.5 초당 한 개 </w:t>
       </w:r>
     </w:p>
     <w:p>
@@ -2923,21 +2803,7 @@
         <w:rPr>
           <w:rFonts w:hint="eastAsia"/>
         </w:rPr>
-        <w:t xml:space="preserve">만약 유저가 다리에서 떨어질 </w:t>
-      </w:r>
-      <w:proofErr w:type="gramStart"/>
-      <w:r>
-        <w:rPr>
-          <w:rFonts w:hint="eastAsia"/>
-        </w:rPr>
-        <w:t>시 :</w:t>
-      </w:r>
-      <w:proofErr w:type="gramEnd"/>
-      <w:r>
-        <w:rPr>
-          <w:rFonts w:hint="eastAsia"/>
-        </w:rPr>
-        <w:t xml:space="preserve"> 다리 상태를 원래대로 돌린 상태로 다리를 건너기 </w:t>
+        <w:t xml:space="preserve">만약 유저가 다리에서 떨어질 시 : 다리 상태를 원래대로 돌린 상태로 다리를 건너기 </w:t>
       </w:r>
       <w:r>
         <w:rPr>
@@ -2979,21 +2845,7 @@
         <w:rPr>
           <w:rFonts w:hint="eastAsia"/>
         </w:rPr>
-        <w:t xml:space="preserve">- 다리를 </w:t>
-      </w:r>
-      <w:proofErr w:type="gramStart"/>
-      <w:r>
-        <w:rPr>
-          <w:rFonts w:hint="eastAsia"/>
-        </w:rPr>
-        <w:t>건너 오면</w:t>
-      </w:r>
-      <w:proofErr w:type="gramEnd"/>
-      <w:r>
-        <w:rPr>
-          <w:rFonts w:hint="eastAsia"/>
-        </w:rPr>
-        <w:t xml:space="preserve"> 기둥에 숨어있던 뱀 몬스터가 기습 공격을 한다. </w:t>
+        <w:t xml:space="preserve">- 다리를 건너 오면 기둥에 숨어있던 뱀 몬스터가 기습 공격을 한다. </w:t>
       </w:r>
     </w:p>
     <w:p>
@@ -3139,23 +2991,7 @@
           <w:rFonts w:hint="eastAsia"/>
           <w:color w:val="EE0000"/>
         </w:rPr>
-        <w:t xml:space="preserve">기획 </w:t>
-      </w:r>
-      <w:proofErr w:type="gramStart"/>
-      <w:r>
-        <w:rPr>
-          <w:rFonts w:hint="eastAsia"/>
-          <w:color w:val="EE0000"/>
-        </w:rPr>
-        <w:t>의도 :</w:t>
-      </w:r>
-      <w:proofErr w:type="gramEnd"/>
-      <w:r>
-        <w:rPr>
-          <w:rFonts w:hint="eastAsia"/>
-          <w:color w:val="EE0000"/>
-        </w:rPr>
-        <w:t xml:space="preserve"> 모험을 </w:t>
+        <w:t xml:space="preserve">기획 의도 : 모험을 </w:t>
       </w:r>
       <w:proofErr w:type="spellStart"/>
       <w:r>
@@ -3286,21 +3122,7 @@
         <w:rPr>
           <w:rFonts w:hint="eastAsia"/>
         </w:rPr>
-        <w:t xml:space="preserve">Reference 게임과 </w:t>
-      </w:r>
-      <w:proofErr w:type="gramStart"/>
-      <w:r>
-        <w:rPr>
-          <w:rFonts w:hint="eastAsia"/>
-        </w:rPr>
-        <w:t>차이점 :</w:t>
-      </w:r>
-      <w:proofErr w:type="gramEnd"/>
-      <w:r>
-        <w:rPr>
-          <w:rFonts w:hint="eastAsia"/>
-        </w:rPr>
-        <w:t xml:space="preserve"> 블록에 매달</w:t>
+        <w:t>Reference 게임과 차이점 : 블록에 매달</w:t>
       </w:r>
       <w:r>
         <w:rPr>
@@ -3670,23 +3492,7 @@
           <w:rFonts w:hint="eastAsia"/>
           <w:color w:val="EE0000"/>
         </w:rPr>
-        <w:t xml:space="preserve">기획 </w:t>
-      </w:r>
-      <w:proofErr w:type="gramStart"/>
-      <w:r>
-        <w:rPr>
-          <w:rFonts w:hint="eastAsia"/>
-          <w:color w:val="EE0000"/>
-        </w:rPr>
-        <w:t>의도 :</w:t>
-      </w:r>
-      <w:proofErr w:type="gramEnd"/>
-      <w:r>
-        <w:rPr>
-          <w:rFonts w:hint="eastAsia"/>
-          <w:color w:val="EE0000"/>
-        </w:rPr>
-        <w:t xml:space="preserve"> 해당 규칙을 알려주는 튜토리얼이 없기 때문에, 유저가 스스로 파악해야 한다. 단 공간이 없으면 블록을 밀 수 없으며, 3층으로 쌓인 블록은 유저가 옮길 수 없는 </w:t>
+        <w:t xml:space="preserve">기획 의도 : 해당 규칙을 알려주는 튜토리얼이 없기 때문에, 유저가 스스로 파악해야 한다. 단 공간이 없으면 블록을 밀 수 없으며, 3층으로 쌓인 블록은 유저가 옮길 수 없는 </w:t>
       </w:r>
       <w:proofErr w:type="spellStart"/>
       <w:r>
@@ -4648,23 +4454,7 @@
           <w:rFonts w:hint="eastAsia"/>
           <w:color w:val="EE0000"/>
         </w:rPr>
-        <w:t xml:space="preserve">레벨 디자인 </w:t>
-      </w:r>
-      <w:proofErr w:type="gramStart"/>
-      <w:r>
-        <w:rPr>
-          <w:rFonts w:hint="eastAsia"/>
-          <w:color w:val="EE0000"/>
-        </w:rPr>
-        <w:t>의도 :</w:t>
-      </w:r>
-      <w:proofErr w:type="gramEnd"/>
-      <w:r>
-        <w:rPr>
-          <w:rFonts w:hint="eastAsia"/>
-          <w:color w:val="EE0000"/>
-        </w:rPr>
-        <w:t xml:space="preserve"> 밧줄을 타고 내려가는 레벨 디자인은, 유저가 유적 깊은 곳으로 들어가는 것 같은 느낌을 받게 하기 위해서이다. </w:t>
+        <w:t xml:space="preserve">레벨 디자인 의도 : 밧줄을 타고 내려가는 레벨 디자인은, 유저가 유적 깊은 곳으로 들어가는 것 같은 느낌을 받게 하기 위해서이다. </w:t>
       </w:r>
     </w:p>
     <w:p/>
@@ -4751,19 +4541,11 @@
     </w:p>
     <w:p/>
     <w:p>
-      <w:proofErr w:type="gramStart"/>
-      <w:r>
-        <w:rPr>
-          <w:rFonts w:hint="eastAsia"/>
-        </w:rPr>
-        <w:t>파트너 :</w:t>
-      </w:r>
-      <w:proofErr w:type="gramEnd"/>
-      <w:r>
-        <w:rPr>
-          <w:rFonts w:hint="eastAsia"/>
-        </w:rPr>
-        <w:t xml:space="preserve"> </w:t>
+      <w:r>
+        <w:rPr>
+          <w:rFonts w:hint="eastAsia"/>
+        </w:rPr>
+        <w:t xml:space="preserve">파트너 : </w:t>
       </w:r>
       <w:proofErr w:type="spellStart"/>
       <w:r>
@@ -4781,33 +4563,11 @@
       </w:r>
     </w:p>
     <w:p>
-      <w:proofErr w:type="gramStart"/>
-      <w:r>
-        <w:rPr>
-          <w:rFonts w:hint="eastAsia"/>
-        </w:rPr>
-        <w:t>주인공 :</w:t>
-      </w:r>
-      <w:proofErr w:type="gramEnd"/>
-      <w:r>
-        <w:rPr>
-          <w:rFonts w:hint="eastAsia"/>
-        </w:rPr>
-        <w:t xml:space="preserve"> </w:t>
-      </w:r>
-      <w:proofErr w:type="gramStart"/>
-      <w:r>
-        <w:rPr>
-          <w:rFonts w:hint="eastAsia"/>
-        </w:rPr>
-        <w:t>어..</w:t>
-      </w:r>
-      <w:proofErr w:type="gramEnd"/>
-      <w:r>
-        <w:rPr>
-          <w:rFonts w:hint="eastAsia"/>
-        </w:rPr>
-        <w:t xml:space="preserve"> 놀라게 </w:t>
+      <w:r>
+        <w:rPr>
+          <w:rFonts w:hint="eastAsia"/>
+        </w:rPr>
+        <w:t xml:space="preserve">주인공 : 어.. 놀라게 </w:t>
       </w:r>
       <w:proofErr w:type="spellStart"/>
       <w:r>
@@ -4839,51 +4599,27 @@
       </w:r>
     </w:p>
     <w:p>
-      <w:proofErr w:type="gramStart"/>
-      <w:r>
-        <w:rPr>
-          <w:rFonts w:hint="eastAsia"/>
-        </w:rPr>
-        <w:t>파트너 :</w:t>
-      </w:r>
-      <w:proofErr w:type="gramEnd"/>
-      <w:r>
-        <w:rPr>
-          <w:rFonts w:hint="eastAsia"/>
-        </w:rPr>
-        <w:t xml:space="preserve"> 맞아, 근데 이 앞이 너무 깜깜해서 더 이상 나갈 수 없어</w:t>
-      </w:r>
-    </w:p>
-    <w:p>
-      <w:proofErr w:type="gramStart"/>
-      <w:r>
-        <w:rPr>
-          <w:rFonts w:hint="eastAsia"/>
-        </w:rPr>
-        <w:t>파트너 :</w:t>
-      </w:r>
-      <w:proofErr w:type="gramEnd"/>
-      <w:r>
-        <w:rPr>
-          <w:rFonts w:hint="eastAsia"/>
-        </w:rPr>
-        <w:t xml:space="preserve"> 내 랜턴 기름이 다 떨어졌거든</w:t>
-      </w:r>
-    </w:p>
-    <w:p>
-      <w:proofErr w:type="gramStart"/>
-      <w:r>
-        <w:rPr>
-          <w:rFonts w:hint="eastAsia"/>
-        </w:rPr>
-        <w:t>파트너 :</w:t>
-      </w:r>
-      <w:proofErr w:type="gramEnd"/>
-      <w:r>
-        <w:rPr>
-          <w:rFonts w:hint="eastAsia"/>
-        </w:rPr>
-        <w:t xml:space="preserve"> 근데, 너 랜턴에 기름이 충분해 </w:t>
+      <w:r>
+        <w:rPr>
+          <w:rFonts w:hint="eastAsia"/>
+        </w:rPr>
+        <w:t>파트너 : 맞아, 근데 이 앞이 너무 깜깜해서 더 이상 나갈 수 없어</w:t>
+      </w:r>
+    </w:p>
+    <w:p>
+      <w:r>
+        <w:rPr>
+          <w:rFonts w:hint="eastAsia"/>
+        </w:rPr>
+        <w:t>파트너 : 내 랜턴 기름이 다 떨어졌거든</w:t>
+      </w:r>
+    </w:p>
+    <w:p>
+      <w:r>
+        <w:rPr>
+          <w:rFonts w:hint="eastAsia"/>
+        </w:rPr>
+        <w:t xml:space="preserve">파트너 : 근데, 너 랜턴에 기름이 충분해 </w:t>
       </w:r>
       <w:proofErr w:type="spellStart"/>
       <w:r>
@@ -4895,19 +4631,11 @@
       <w:proofErr w:type="spellEnd"/>
     </w:p>
     <w:p>
-      <w:proofErr w:type="gramStart"/>
-      <w:r>
-        <w:rPr>
-          <w:rFonts w:hint="eastAsia"/>
-        </w:rPr>
-        <w:t>파트너 :</w:t>
-      </w:r>
-      <w:proofErr w:type="gramEnd"/>
-      <w:r>
-        <w:rPr>
-          <w:rFonts w:hint="eastAsia"/>
-        </w:rPr>
-        <w:t xml:space="preserve"> 잘됐다, 나랑 같이 다니지 </w:t>
+      <w:r>
+        <w:rPr>
+          <w:rFonts w:hint="eastAsia"/>
+        </w:rPr>
+        <w:t xml:space="preserve">파트너 : 잘됐다, 나랑 같이 다니지 </w:t>
       </w:r>
       <w:proofErr w:type="spellStart"/>
       <w:r>
@@ -5117,45 +4845,29 @@
           <w:rFonts w:hint="eastAsia"/>
           <w:color w:val="EE0000"/>
         </w:rPr>
-        <w:t xml:space="preserve">NPC 위치 </w:t>
-      </w:r>
-      <w:proofErr w:type="gramStart"/>
+        <w:t xml:space="preserve">NPC 위치 의도 : 유저가 미로 깊숙한 곳을 헤매다가 막다른 골목에 들어서게 되면 </w:t>
+      </w:r>
       <w:r>
         <w:rPr>
           <w:rFonts w:hint="eastAsia"/>
           <w:color w:val="EE0000"/>
         </w:rPr>
-        <w:t>의도 :</w:t>
-      </w:r>
-      <w:proofErr w:type="gramEnd"/>
+        <w:t xml:space="preserve">허무함과 실망감을 느낄 수 있다. 이를 방지하기 위해 막다른 길에 NPC를 배치하여 유저가 막다른 길이지만 게임의 요소를 찾아내어 실망감보다는 흥미 및 </w:t>
+      </w:r>
+      <w:proofErr w:type="spellStart"/>
       <w:r>
         <w:rPr>
           <w:rFonts w:hint="eastAsia"/>
           <w:color w:val="EE0000"/>
         </w:rPr>
-        <w:t xml:space="preserve"> 유저가 미로 깊숙한 곳을 헤매다가 막다른 골목에 들어서게 되면 </w:t>
-      </w:r>
+        <w:t>진엔딩</w:t>
+      </w:r>
+      <w:proofErr w:type="spellEnd"/>
       <w:r>
         <w:rPr>
           <w:rFonts w:hint="eastAsia"/>
           <w:color w:val="EE0000"/>
         </w:rPr>
-        <w:t xml:space="preserve">허무함과 실망감을 느낄 수 있다. 이를 방지하기 위해 막다른 길에 NPC를 배치하여 유저가 막다른 길이지만 게임의 요소를 찾아내어 실망감보다는 흥미 및 </w:t>
-      </w:r>
-      <w:proofErr w:type="spellStart"/>
-      <w:r>
-        <w:rPr>
-          <w:rFonts w:hint="eastAsia"/>
-          <w:color w:val="EE0000"/>
-        </w:rPr>
-        <w:t>진엔딩</w:t>
-      </w:r>
-      <w:proofErr w:type="spellEnd"/>
-      <w:r>
-        <w:rPr>
-          <w:rFonts w:hint="eastAsia"/>
-          <w:color w:val="EE0000"/>
-        </w:rPr>
         <w:t xml:space="preserve"> 조건을 달성했다는 성취감을 주기 위해서이다. </w:t>
       </w:r>
     </w:p>
@@ -5169,19 +4881,11 @@
       </w:r>
     </w:p>
     <w:p>
-      <w:proofErr w:type="gramStart"/>
-      <w:r>
-        <w:rPr>
-          <w:rFonts w:hint="eastAsia"/>
-        </w:rPr>
-        <w:t>파트너 :</w:t>
-      </w:r>
-      <w:proofErr w:type="gramEnd"/>
-      <w:r>
-        <w:rPr>
-          <w:rFonts w:hint="eastAsia"/>
-        </w:rPr>
-        <w:t xml:space="preserve"> 길을 잘못 들른 것 같아 우리 </w:t>
+      <w:r>
+        <w:rPr>
+          <w:rFonts w:hint="eastAsia"/>
+        </w:rPr>
+        <w:t xml:space="preserve">파트너 : 길을 잘못 들른 것 같아 우리 </w:t>
       </w:r>
       <w:proofErr w:type="spellStart"/>
       <w:r>
@@ -5301,35 +5005,19 @@
     </w:p>
     <w:p/>
     <w:p>
-      <w:proofErr w:type="gramStart"/>
-      <w:r>
-        <w:rPr>
-          <w:rFonts w:hint="eastAsia"/>
-        </w:rPr>
-        <w:t>수락 :</w:t>
-      </w:r>
-      <w:proofErr w:type="gramEnd"/>
-      <w:r>
-        <w:rPr>
-          <w:rFonts w:hint="eastAsia"/>
-        </w:rPr>
-        <w:t xml:space="preserve"> 미로의 시작 지점부터 다시 시작 </w:t>
-      </w:r>
-    </w:p>
-    <w:p>
-      <w:proofErr w:type="gramStart"/>
-      <w:r>
-        <w:rPr>
-          <w:rFonts w:hint="eastAsia"/>
-        </w:rPr>
-        <w:t>거절 :</w:t>
-      </w:r>
-      <w:proofErr w:type="gramEnd"/>
-      <w:r>
-        <w:rPr>
-          <w:rFonts w:hint="eastAsia"/>
-        </w:rPr>
-        <w:t xml:space="preserve"> 미로를 계속해서 진행, 말을 걸기 전으로 돌아간다. </w:t>
+      <w:r>
+        <w:rPr>
+          <w:rFonts w:hint="eastAsia"/>
+        </w:rPr>
+        <w:t xml:space="preserve">수락 : 미로의 시작 지점부터 다시 시작 </w:t>
+      </w:r>
+    </w:p>
+    <w:p>
+      <w:r>
+        <w:rPr>
+          <w:rFonts w:hint="eastAsia"/>
+        </w:rPr>
+        <w:t xml:space="preserve">거절 : 미로를 계속해서 진행, 말을 걸기 전으로 돌아간다. </w:t>
       </w:r>
     </w:p>
     <w:p/>
@@ -5558,21 +5246,7 @@
         <w:rPr>
           <w:rFonts w:hint="eastAsia"/>
         </w:rPr>
-        <w:t xml:space="preserve">미로에서 </w:t>
-      </w:r>
-      <w:proofErr w:type="gramStart"/>
-      <w:r>
-        <w:rPr>
-          <w:rFonts w:hint="eastAsia"/>
-        </w:rPr>
-        <w:t>빠져 나오면</w:t>
-      </w:r>
-      <w:proofErr w:type="gramEnd"/>
-      <w:r>
-        <w:rPr>
-          <w:rFonts w:hint="eastAsia"/>
-        </w:rPr>
-        <w:t xml:space="preserve"> Trigger가 발동되게 된다.</w:t>
+        <w:t>미로에서 빠져 나오면 Trigger가 발동되게 된다.</w:t>
       </w:r>
     </w:p>
     <w:p>
@@ -5601,19 +5275,11 @@
         <w:pStyle w:val="a6"/>
         <w:ind w:left="800"/>
       </w:pPr>
-      <w:proofErr w:type="gramStart"/>
-      <w:r>
-        <w:rPr>
-          <w:rFonts w:hint="eastAsia"/>
-        </w:rPr>
-        <w:t>주인공 :</w:t>
-      </w:r>
-      <w:proofErr w:type="gramEnd"/>
-      <w:r>
-        <w:rPr>
-          <w:rFonts w:hint="eastAsia"/>
-        </w:rPr>
-        <w:t xml:space="preserve"> 갈림길이네</w:t>
+      <w:r>
+        <w:rPr>
+          <w:rFonts w:hint="eastAsia"/>
+        </w:rPr>
+        <w:t>주인공 : 갈림길이네</w:t>
       </w:r>
     </w:p>
     <w:p>
@@ -5621,19 +5287,11 @@
         <w:pStyle w:val="a6"/>
         <w:ind w:left="800"/>
       </w:pPr>
-      <w:proofErr w:type="gramStart"/>
-      <w:r>
-        <w:rPr>
-          <w:rFonts w:hint="eastAsia"/>
-        </w:rPr>
-        <w:t>파트너 :</w:t>
-      </w:r>
-      <w:proofErr w:type="gramEnd"/>
-      <w:r>
-        <w:rPr>
-          <w:rFonts w:hint="eastAsia"/>
-        </w:rPr>
-        <w:t xml:space="preserve"> 저쪽에 다리 </w:t>
+      <w:r>
+        <w:rPr>
+          <w:rFonts w:hint="eastAsia"/>
+        </w:rPr>
+        <w:t xml:space="preserve">파트너 : 저쪽에 다리 </w:t>
       </w:r>
       <w:proofErr w:type="spellStart"/>
       <w:r>
@@ -5655,19 +5313,11 @@
         <w:pStyle w:val="a6"/>
         <w:ind w:left="800"/>
       </w:pPr>
-      <w:proofErr w:type="gramStart"/>
-      <w:r>
-        <w:rPr>
-          <w:rFonts w:hint="eastAsia"/>
-        </w:rPr>
-        <w:t>주인공 :</w:t>
-      </w:r>
-      <w:proofErr w:type="gramEnd"/>
-      <w:r>
-        <w:rPr>
-          <w:rFonts w:hint="eastAsia"/>
-        </w:rPr>
-        <w:t xml:space="preserve"> 그렇네</w:t>
+      <w:r>
+        <w:rPr>
+          <w:rFonts w:hint="eastAsia"/>
+        </w:rPr>
+        <w:t>주인공 : 그렇네</w:t>
       </w:r>
     </w:p>
     <w:p>
@@ -5675,19 +5325,11 @@
         <w:pStyle w:val="a6"/>
         <w:ind w:left="800"/>
       </w:pPr>
-      <w:proofErr w:type="gramStart"/>
-      <w:r>
-        <w:rPr>
-          <w:rFonts w:hint="eastAsia"/>
-        </w:rPr>
-        <w:t>파트너 :</w:t>
-      </w:r>
-      <w:proofErr w:type="gramEnd"/>
-      <w:r>
-        <w:rPr>
-          <w:rFonts w:hint="eastAsia"/>
-        </w:rPr>
-        <w:t xml:space="preserve"> 저 다리를 내릴 수 있는 장치가 </w:t>
+      <w:r>
+        <w:rPr>
+          <w:rFonts w:hint="eastAsia"/>
+        </w:rPr>
+        <w:t xml:space="preserve">파트너 : 저 다리를 내릴 수 있는 장치가 </w:t>
       </w:r>
       <w:proofErr w:type="spellStart"/>
       <w:r>
@@ -5704,7 +5346,6 @@
         <w:t xml:space="preserve"> </w:t>
       </w:r>
       <w:proofErr w:type="spellStart"/>
-      <w:proofErr w:type="gramStart"/>
       <w:r>
         <w:rPr>
           <w:rFonts w:hint="eastAsia"/>
@@ -5712,7 +5353,6 @@
         <w:t>있을거야</w:t>
       </w:r>
       <w:proofErr w:type="spellEnd"/>
-      <w:proofErr w:type="gramEnd"/>
       <w:r>
         <w:rPr>
           <w:rFonts w:hint="eastAsia"/>
@@ -5842,7 +5482,6 @@
                             <w:pPr>
                               <w:jc w:val="both"/>
                               <w:rPr>
-                                <w:rFonts w:hint="eastAsia"/>
                                 <w:color w:val="000000" w:themeColor="text1"/>
                               </w:rPr>
                             </w:pPr>
@@ -5910,7 +5549,6 @@
                       <w:pPr>
                         <w:jc w:val="both"/>
                         <w:rPr>
-                          <w:rFonts w:hint="eastAsia"/>
                           <w:color w:val="000000" w:themeColor="text1"/>
                         </w:rPr>
                       </w:pPr>
@@ -5953,27 +5591,189 @@
       <w:pPr>
         <w:pStyle w:val="a6"/>
         <w:ind w:left="800"/>
-        <w:rPr>
-          <w:rFonts w:hint="eastAsia"/>
-        </w:rPr>
-      </w:pPr>
-    </w:p>
-    <w:p/>
-    <w:p>
-      <w:proofErr w:type="gramStart"/>
-      <w:r>
-        <w:rPr>
-          <w:rFonts w:hint="eastAsia"/>
+      </w:pPr>
+    </w:p>
+    <w:p>
+      <w:r>
+        <w:rPr>
+          <w:rFonts w:hint="eastAsia"/>
+        </w:rPr>
+        <w:t xml:space="preserve">전체 </w:t>
+      </w:r>
+      <w:proofErr w:type="spellStart"/>
+      <w:r>
+        <w:rPr>
+          <w:rFonts w:hint="eastAsia"/>
+        </w:rPr>
+        <w:t>기믹</w:t>
+      </w:r>
+      <w:proofErr w:type="spellEnd"/>
+      <w:r>
+        <w:rPr>
+          <w:rFonts w:hint="eastAsia"/>
+        </w:rPr>
+        <w:t xml:space="preserve"> 설명 </w:t>
+      </w:r>
+    </w:p>
+    <w:p>
+      <w:r>
+        <w:rPr>
+          <w:noProof/>
         </w:rPr>
         <w:lastRenderedPageBreak/>
-        <w:t>미니게임 :</w:t>
-      </w:r>
-      <w:proofErr w:type="gramEnd"/>
-      <w:r>
-        <w:rPr>
-          <w:rFonts w:hint="eastAsia"/>
-        </w:rPr>
-        <w:t xml:space="preserve"> 길 연결</w:t>
+        <w:drawing>
+          <wp:anchor distT="0" distB="0" distL="114300" distR="114300" simplePos="0" relativeHeight="251704320" behindDoc="0" locked="0" layoutInCell="1" allowOverlap="1" wp14:anchorId="06A1D214" wp14:editId="4BC8EE35">
+            <wp:simplePos x="0" y="0"/>
+            <wp:positionH relativeFrom="column">
+              <wp:posOffset>0</wp:posOffset>
+            </wp:positionH>
+            <wp:positionV relativeFrom="paragraph">
+              <wp:posOffset>0</wp:posOffset>
+            </wp:positionV>
+            <wp:extent cx="5731510" cy="3942080"/>
+            <wp:effectExtent l="0" t="0" r="2540" b="1270"/>
+            <wp:wrapTopAndBottom/>
+            <wp:docPr id="138461942" name="그림 1"/>
+            <wp:cNvGraphicFramePr>
+              <a:graphicFrameLocks xmlns:a="http://schemas.openxmlformats.org/drawingml/2006/main" noChangeAspect="1"/>
+            </wp:cNvGraphicFramePr>
+            <a:graphic xmlns:a="http://schemas.openxmlformats.org/drawingml/2006/main">
+              <a:graphicData uri="http://schemas.openxmlformats.org/drawingml/2006/picture">
+                <pic:pic xmlns:pic="http://schemas.openxmlformats.org/drawingml/2006/picture">
+                  <pic:nvPicPr>
+                    <pic:cNvPr id="138461942" name=""/>
+                    <pic:cNvPicPr/>
+                  </pic:nvPicPr>
+                  <pic:blipFill>
+                    <a:blip r:embed="rId44">
+                      <a:extLst>
+                        <a:ext uri="{28A0092B-C50C-407E-A947-70E740481C1C}">
+                          <a14:useLocalDpi xmlns:a14="http://schemas.microsoft.com/office/drawing/2010/main" val="0"/>
+                        </a:ext>
+                      </a:extLst>
+                    </a:blip>
+                    <a:stretch>
+                      <a:fillRect/>
+                    </a:stretch>
+                  </pic:blipFill>
+                  <pic:spPr>
+                    <a:xfrm>
+                      <a:off x="0" y="0"/>
+                      <a:ext cx="5731510" cy="3942080"/>
+                    </a:xfrm>
+                    <a:prstGeom prst="rect">
+                      <a:avLst/>
+                    </a:prstGeom>
+                  </pic:spPr>
+                </pic:pic>
+              </a:graphicData>
+            </a:graphic>
+          </wp:anchor>
+        </w:drawing>
+      </w:r>
+    </w:p>
+    <w:p>
+      <w:pPr>
+        <w:pStyle w:val="a6"/>
+        <w:numPr>
+          <w:ilvl w:val="0"/>
+          <w:numId w:val="15"/>
+        </w:numPr>
+      </w:pPr>
+      <w:r>
+        <w:rPr>
+          <w:rFonts w:hint="eastAsia"/>
+        </w:rPr>
+        <w:t xml:space="preserve">파트너와 교대를 안하고 진행할 수 있긴 하지만, 그럴 경우 </w:t>
+      </w:r>
+      <w:proofErr w:type="spellStart"/>
+      <w:r>
+        <w:rPr>
+          <w:rFonts w:hint="eastAsia"/>
+        </w:rPr>
+        <w:t>맵을</w:t>
+      </w:r>
+      <w:proofErr w:type="spellEnd"/>
+      <w:r>
+        <w:rPr>
+          <w:rFonts w:hint="eastAsia"/>
+        </w:rPr>
+        <w:t xml:space="preserve"> 꽤 많이 </w:t>
+      </w:r>
+      <w:proofErr w:type="spellStart"/>
+      <w:r>
+        <w:rPr>
+          <w:rFonts w:hint="eastAsia"/>
+        </w:rPr>
+        <w:t>왔다갔다</w:t>
+      </w:r>
+      <w:proofErr w:type="spellEnd"/>
+      <w:r>
+        <w:rPr>
+          <w:rFonts w:hint="eastAsia"/>
+        </w:rPr>
+        <w:t xml:space="preserve"> </w:t>
+      </w:r>
+      <w:proofErr w:type="spellStart"/>
+      <w:r>
+        <w:rPr>
+          <w:rFonts w:hint="eastAsia"/>
+        </w:rPr>
+        <w:t>해야한다</w:t>
+      </w:r>
+      <w:proofErr w:type="spellEnd"/>
+      <w:r>
+        <w:rPr>
+          <w:rFonts w:hint="eastAsia"/>
+        </w:rPr>
+        <w:t xml:space="preserve">. </w:t>
+      </w:r>
+    </w:p>
+    <w:p>
+      <w:pPr>
+        <w:pStyle w:val="a6"/>
+        <w:numPr>
+          <w:ilvl w:val="0"/>
+          <w:numId w:val="15"/>
+        </w:numPr>
+        <w:rPr>
+          <w:rFonts w:hint="eastAsia"/>
+        </w:rPr>
+      </w:pPr>
+      <w:r>
+        <w:rPr>
+          <w:rFonts w:hint="eastAsia"/>
+        </w:rPr>
+        <w:t xml:space="preserve">마지막 밧줄 내려주는 구간에서 아래층의 캐릭터가 밧줄을 타고 올라가면 둘이 다시 </w:t>
+      </w:r>
+      <w:proofErr w:type="spellStart"/>
+      <w:r>
+        <w:rPr>
+          <w:rFonts w:hint="eastAsia"/>
+        </w:rPr>
+        <w:t>만나게되고</w:t>
+      </w:r>
+      <w:proofErr w:type="spellEnd"/>
+      <w:r>
+        <w:rPr>
+          <w:rFonts w:hint="eastAsia"/>
+        </w:rPr>
+        <w:t xml:space="preserve">, 만나기 이전 구간으로 돌아갈 수 없다. (뒤로 진행 불가) </w:t>
+      </w:r>
+    </w:p>
+    <w:p>
+      <w:pPr>
+        <w:rPr>
+          <w:rFonts w:hint="eastAsia"/>
+        </w:rPr>
+      </w:pPr>
+    </w:p>
+    <w:p>
+      <w:r>
+        <w:rPr>
+          <w:rFonts w:hint="eastAsia"/>
+        </w:rPr>
+        <w:t>미니게임 : 길 연결</w:t>
       </w:r>
     </w:p>
     <w:p>
@@ -6057,7 +5857,7 @@
                     <pic:cNvPicPr/>
                   </pic:nvPicPr>
                   <pic:blipFill>
-                    <a:blip r:embed="rId44" cstate="print">
+                    <a:blip r:embed="rId45" cstate="print">
                       <a:extLst>
                         <a:ext uri="{28A0092B-C50C-407E-A947-70E740481C1C}">
                           <a14:useLocalDpi xmlns:a14="http://schemas.microsoft.com/office/drawing/2010/main" val="0"/>
@@ -6087,21 +5887,7 @@
         <w:rPr>
           <w:rFonts w:hint="eastAsia"/>
         </w:rPr>
-        <w:t xml:space="preserve">클리어 </w:t>
-      </w:r>
-      <w:proofErr w:type="gramStart"/>
-      <w:r>
-        <w:rPr>
-          <w:rFonts w:hint="eastAsia"/>
-        </w:rPr>
-        <w:t>조건 :</w:t>
-      </w:r>
-      <w:proofErr w:type="gramEnd"/>
-      <w:r>
-        <w:rPr>
-          <w:rFonts w:hint="eastAsia"/>
-        </w:rPr>
-        <w:t xml:space="preserve"> Start 지점과 End 지점이 이어지게 레버를 돌려서 만들어야 한다. </w:t>
+        <w:t xml:space="preserve">클리어 조건 : Start 지점과 End 지점이 이어지게 레버를 돌려서 만들어야 한다. </w:t>
       </w:r>
     </w:p>
     <w:p>
@@ -6119,21 +5905,7 @@
         <w:rPr>
           <w:rFonts w:hint="eastAsia"/>
         </w:rPr>
-        <w:t xml:space="preserve">리셋 </w:t>
-      </w:r>
-      <w:proofErr w:type="gramStart"/>
-      <w:r>
-        <w:rPr>
-          <w:rFonts w:hint="eastAsia"/>
-        </w:rPr>
-        <w:t>버튼 :</w:t>
-      </w:r>
-      <w:proofErr w:type="gramEnd"/>
-      <w:r>
-        <w:rPr>
-          <w:rFonts w:hint="eastAsia"/>
-        </w:rPr>
-        <w:t xml:space="preserve"> 퍼즐을 처음 형태로 리셋 시킨다.</w:t>
+        <w:t>리셋 버튼 : 퍼즐을 처음 형태로 리셋 시킨다.</w:t>
       </w:r>
     </w:p>
     <w:p>
@@ -6145,21 +5917,7 @@
         <w:rPr>
           <w:rFonts w:hint="eastAsia"/>
         </w:rPr>
-        <w:t xml:space="preserve">그만 </w:t>
-      </w:r>
-      <w:proofErr w:type="gramStart"/>
-      <w:r>
-        <w:rPr>
-          <w:rFonts w:hint="eastAsia"/>
-        </w:rPr>
-        <w:t>두기 :</w:t>
-      </w:r>
-      <w:proofErr w:type="gramEnd"/>
-      <w:r>
-        <w:rPr>
-          <w:rFonts w:hint="eastAsia"/>
-        </w:rPr>
-        <w:t xml:space="preserve"> 퍼즐을 그만두고 유적으로 돌아간다. </w:t>
+        <w:t xml:space="preserve">그만 두기 : 퍼즐을 그만두고 유적으로 돌아간다. </w:t>
       </w:r>
     </w:p>
     <w:p>
@@ -6201,7 +5959,7 @@
                     <pic:cNvPicPr/>
                   </pic:nvPicPr>
                   <pic:blipFill>
-                    <a:blip r:embed="rId45" cstate="print">
+                    <a:blip r:embed="rId46" cstate="print">
                       <a:extLst>
                         <a:ext uri="{28A0092B-C50C-407E-A947-70E740481C1C}">
                           <a14:useLocalDpi xmlns:a14="http://schemas.microsoft.com/office/drawing/2010/main" val="0"/>
@@ -6307,19 +6065,11 @@
       <w:pPr>
         <w:pStyle w:val="2"/>
       </w:pPr>
-      <w:proofErr w:type="gramStart"/>
-      <w:r>
-        <w:rPr>
-          <w:rFonts w:hint="eastAsia"/>
-        </w:rPr>
-        <w:t>미니게임 :</w:t>
-      </w:r>
-      <w:proofErr w:type="gramEnd"/>
-      <w:r>
-        <w:rPr>
-          <w:rFonts w:hint="eastAsia"/>
-        </w:rPr>
-        <w:t xml:space="preserve"> 바이너리 랜드 </w:t>
+      <w:r>
+        <w:rPr>
+          <w:rFonts w:hint="eastAsia"/>
+        </w:rPr>
+        <w:t xml:space="preserve">미니게임 : 바이너리 랜드 </w:t>
       </w:r>
     </w:p>
     <w:p>
@@ -6342,7 +6092,6 @@
         <w:rPr>
           <w:rFonts w:hint="eastAsia"/>
         </w:rPr>
-        <w:lastRenderedPageBreak/>
         <w:t xml:space="preserve">파트너와 플레이어를 동시에 조작해야 한다. </w:t>
       </w:r>
     </w:p>
